--- a/ADG/15장/15장_실습문제_추가서술형_정답.docx
+++ b/ADG/15장/15장_실습문제_추가서술형_정답.docx
@@ -7,7 +7,7 @@
         <w:pStyle w:val="Heading1"/>
       </w:pPr>
       <w:r>
-        <w:t>제9장  Active Data Guard ① — 추가 실습문제 정답(모범답안 및 채점포인트)</w:t>
+        <w:t xml:space="preserve">제15장  V$ 뷰 기반 모니터링과 문제 해결 — 추가 실습문제 정답 및 해설</w:t>
       </w:r>
     </w:p>
     <w:p>
@@ -16,7 +16,7 @@
           <w:rFonts w:ascii="맑은 고딕" w:hAnsi="맑은 고딕" w:eastAsia="맑은 고딕"/>
           <w:sz w:val="21"/>
         </w:rPr>
-        <w:t>총 20문항 (서술형 8 · 문제해결형 6 · 진단절차형 6)의 모범답안과 채점 포인트다. 인용한 수치와 오류 번호는 모두 실습 환경에서 캡처한 실측이다.</w:t>
+        <w:t xml:space="preserve">서술형·문제해결형·진단절차형 20문항의 모범 답안이다. 모든 수치와 오류 번호는 실습 환경의 실측값이다.</w:t>
       </w:r>
     </w:p>
     <w:p>
@@ -24,7 +24,7 @@
         <w:pStyle w:val="Heading2"/>
       </w:pPr>
       <w:r>
-        <w:t>[유형] 서술형 — 모범답안</w:t>
+        <w:t xml:space="preserve">[유형] 서술형 — 모범 답안</w:t>
       </w:r>
     </w:p>
     <w:p>
@@ -34,7 +34,7 @@
           <w:b/>
           <w:sz w:val="21"/>
         </w:rPr>
-        <w:t>[추가-01] 두 표식과 라이선스</w:t>
+        <w:t xml:space="preserve">[추가-01] 리두가 흐르는가를 판정하는 다섯 줄</w:t>
       </w:r>
     </w:p>
     <w:p>
@@ -43,7 +43,7 @@
           <w:rFonts w:ascii="맑은 고딕" w:hAnsi="맑은 고딕" w:eastAsia="맑은 고딕"/>
           <w:sz w:val="21"/>
         </w:rPr>
-        <w:t>모범답안:</w:t>
+        <w:t xml:space="preserve">모범답안:</w:t>
       </w:r>
     </w:p>
     <w:p>
@@ -52,7 +52,7 @@
           <w:rFonts w:ascii="맑은 고딕" w:hAnsi="맑은 고딕" w:eastAsia="맑은 고딕"/>
           <w:sz w:val="21"/>
         </w:rPr>
-        <w:t>표식은 둘이다. **`V$DATABASE.OPEN_MODE`가 `READ ONLY WITH APPLY`**이고 **`V$ARCHIVE_DEST_STATUS.RECOVERY_MODE`가 `MANAGED REAL TIME APPLY`**인 것이다. 앞의 것은 "조회할 수 있고 동시에 적용 중"이라는 뜻이고, 뒤의 것은 그 적용이 실시간이라는 뜻이다. 7장에서 확인했듯 두 번째 값은 목적지 `STATUS`가 `VALID`일 때만 의미가 있으므로 두 열을 함께 조회한다.</w:t>
+        <w:t xml:space="preserve">**① [Primary] `V$LOG`** — `STATUS='CURRENT'`인 그룹이 정확히 하나인가. 실측 2번 그룹, `SEQUENCE#` 74.</w:t>
       </w:r>
     </w:p>
     <w:p>
@@ -61,7 +61,7 @@
           <w:rFonts w:ascii="맑은 고딕" w:hAnsi="맑은 고딕" w:eastAsia="맑은 고딕"/>
           <w:sz w:val="21"/>
         </w:rPr>
-        <w:t>기능 사용 통계는 `CDB_FEATURE_USAGE_STATISTICS`의 CON_ID 3에서 "Active Data Guard - Real-Time Query on Physical Standby"와 "Data Guard" 두 항목으로 나타난다. `DBA_` 뷰에서는 `no rows selected`인데, CDB$ROOT에서 조회하면 현재 컨테이너만 보기 때문이다.</w:t>
+        <w:t xml:space="preserve">**② [Primary] `V$LOG`** — `ACTIVE`이면서 `ARCHIVED=NO`인 그룹이 쌓이지 않았는가. 쌓이면 아카이버가 밀리는 것이며 결국 로그 전환이 멈춘다. 정상은 `CURRENT`만 `ARCHIVED=NO`다.</w:t>
       </w:r>
     </w:p>
     <w:p>
@@ -70,7 +70,7 @@
           <w:rFonts w:ascii="맑은 고딕" w:hAnsi="맑은 고딕" w:eastAsia="맑은 고딕"/>
           <w:sz w:val="21"/>
         </w:rPr>
-        <w:t>**라이선스 판단 근거로 삼기 어려운 이유**는 실측값이 말해 준다. ADG로 조회하고 있는 중에도 `DETECTED_USAGES`가 0이었다. 이 통계는 주기적으로 수집되며 Standby에서는 갱신 자체가 제한적이다. 값이 0이라고 해서 쓰지 않은 것이 아니다.</w:t>
+        <w:t xml:space="preserve">**③ [Standby] `V$STANDBY_LOG`** — `ACTIVE`가 정확히 하나인가. 실측 4번 그룹. 2개 이상이면 앞의 것이 아카이브되지 않았고, 0개면 리두가 오지 않는다.</w:t>
       </w:r>
     </w:p>
     <w:p>
@@ -79,7 +79,7 @@
           <w:rFonts w:ascii="맑은 고딕" w:hAnsi="맑은 고딕" w:eastAsia="맑은 고딕"/>
           <w:sz w:val="21"/>
         </w:rPr>
-        <w:t>실제 사용 여부는 `OPEN_MODE`로 판단하는 편이 정확하다. **Standby를 MOUNTED로만 두면 ADG 옵션이 필요 없고, `READ ONLY`로 열어 적용을 계속하는 순간 옵션의 영역이 된다.** 라이선스가 없는 환경에서는 Standby를 열지 않도록 절차서에 명시해야 한다.</w:t>
+        <w:t xml:space="preserve">**④ [Standby] 그 그룹의 `SEQUENCE#`** — ①과 같은가. 실측 둘 다 74였다. 같으면 지금 만들어지는 리두를 실시간으로 받고 있다.</w:t>
       </w:r>
     </w:p>
     <w:p>
@@ -88,7 +88,34 @@
           <w:rFonts w:ascii="맑은 고딕" w:hAnsi="맑은 고딕" w:eastAsia="맑은 고딕"/>
           <w:sz w:val="21"/>
         </w:rPr>
-        <w:t>채점 포인트: ① 두 표식 / ② RECOVERY_MODE는 STATUS와 함께 / ③ CDB_ 뷰 CON_ID 3 / ④ DETECTED_USAGES 0이 근거가 못 되는 이유 / ⑤ MOUNTED와 READ ONLY의 라이선스 경계</w:t>
+        <w:t xml:space="preserve">**⑤ [양쪽] `V$LOGFILE`** — `STATUS IS NOT NULL`인 행이 있는가. 정상은 0행이며 `INVALID`·`STALE`·`DELETED`가 보이면 파일 이상이다.</w:t>
+      </w:r>
+    </w:p>
+    <w:p>
+      <w:r>
+        <w:rPr>
+          <w:rFonts w:ascii="맑은 고딕" w:hAnsi="맑은 고딕" w:eastAsia="맑은 고딕"/>
+          <w:sz w:val="21"/>
+        </w:rPr>
+        <w:t xml:space="preserve">**`SHOW` 한 줄보다 나은 점** — 손은 더 가지만 각 줄이 무엇을 뜻하는지 알고 보므로 문제가 생기면 어디를 볼지 바로 안다. 특히 ③·④는 전송이 끊겨도 0으로 남는 지연과 달리 끊김을 바로 드러낸다. 반대로 Broker의 요약은 판정 시차가 있고(15.4.8) 원인을 말해 주지 않는다.</w:t>
+      </w:r>
+    </w:p>
+    <w:p>
+      <w:r>
+        <w:rPr>
+          <w:rFonts w:ascii="맑은 고딕" w:hAnsi="맑은 고딕" w:eastAsia="맑은 고딕"/>
+          <w:sz w:val="21"/>
+        </w:rPr>
+        <w:t xml:space="preserve">**주의** — ③을 Primary에서 실행하면 오류 없이 전부 `UNASSIGNED`가 나온다. 단계마다 어느 쪽에서 조회하는지를 지켜야 한다.</w:t>
+      </w:r>
+    </w:p>
+    <w:p>
+      <w:r>
+        <w:rPr>
+          <w:rFonts w:ascii="맑은 고딕" w:hAnsi="맑은 고딕" w:eastAsia="맑은 고딕"/>
+          <w:sz w:val="21"/>
+        </w:rPr>
+        <w:t xml:space="preserve">채점 포인트: ① 다섯 단계와 조회 위치 / ② 각 기댓값 / ③ 실측 시퀀스 74 인용 / ④ 지연과 대비한 장점 / ⑤ 조회 위치를 바꾸면 생기는 오판 언급</w:t>
       </w:r>
     </w:p>
     <w:p>
@@ -98,7 +125,7 @@
           <w:b/>
           <w:sz w:val="21"/>
         </w:rPr>
-        <w:t>[추가-02] 읽기 일관성의 근거와 검증</w:t>
+        <w:t xml:space="preserve">[추가-02] 두 아카이브 목적지 뷰</w:t>
       </w:r>
     </w:p>
     <w:p>
@@ -107,7 +134,7 @@
           <w:rFonts w:ascii="맑은 고딕" w:hAnsi="맑은 고딕" w:eastAsia="맑은 고딕"/>
           <w:sz w:val="21"/>
         </w:rPr>
-        <w:t>모범답안:</w:t>
+        <w:t xml:space="preserve">모범답안:</w:t>
       </w:r>
     </w:p>
     <w:p>
@@ -116,7 +143,7 @@
           <w:rFonts w:ascii="맑은 고딕" w:hAnsi="맑은 고딕" w:eastAsia="맑은 고딕"/>
           <w:sz w:val="21"/>
         </w:rPr>
-        <w:t>리두는 **커밋 전에도 전송되고 적용된다.** 그러므로 Standby의 데이터 블록에는 커밋되지 않은 변경이 이미 반영되어 있을 수 있다. 그럼에도 조회 결과가 깨끗한 것은 **UNDO 정보 역시 함께 적용되기 때문**이다. 조회 시점의 SCN을 기준으로 커밋되지 않은 변경은 UNDO로 되돌려 읽는다. Primary에서와 같은 읽기 일관성 규칙이다.</w:t>
+        <w:t xml:space="preserve">**정의** — `V$ARCHIVE_DEST`는 "설정이 어떻게 되어 있는가", `V$ARCHIVE_DEST_STATUS`는 "지금 어떤 상태인가"에 답한다.</w:t>
       </w:r>
     </w:p>
     <w:p>
@@ -125,7 +152,7 @@
           <w:rFonts w:ascii="맑은 고딕" w:hAnsi="맑은 고딕" w:eastAsia="맑은 고딕"/>
           <w:sz w:val="21"/>
         </w:rPr>
-        <w:t>**올바른 검증 방법**은 미커밋 상태를 실제로 유지하는 것이다. 세션이 끝나면 커밋되거나 롤백되므로, 하나의 세션 안에서 `INSERT` → 대기 → (다른 곳에서 확인) → 종료를 처리해야 한다.</w:t>
+        <w:t xml:space="preserve">**구별법** — 둘 다 `STATUS` 열이 있어 혼동하기 쉽다. 고유한 열로 구별한다. `RECOVERY_MODE`·`DATABASE_MODE`·`APPLIED_SEQ#`가 있으면 `_STATUS`, `VALID_NOW`·`VALID_TYPE`·`VALID_ROLE`·`BINDING`이 있으면 `V$ARCHIVE_DEST`다.</w:t>
       </w:r>
     </w:p>
     <w:p>
@@ -134,7 +161,7 @@
           <w:rFonts w:ascii="맑은 고딕" w:hAnsi="맑은 고딕" w:eastAsia="맑은 고딕"/>
           <w:sz w:val="21"/>
         </w:rPr>
-        <w:t>실측 절차는 이렇다. Primary에서 백그라운드 세션이 `INSERT` 후 `DBMS_SESSION.SLEEP(40)`으로 40초를 기다리고 `ROLLBACK`으로 끝나게 했다. 그 사이 Standby에서 조회하니 커밋된 1건만 보였고, 백그라운드 세션이 롤백으로 끝난 뒤에도 결과가 같았다.</w:t>
+        <w:t xml:space="preserve">**같은 목적지의 다른 표현** — 1번 목적지를 `V$ARCHIVE_DEST`는 `DESTINATION=USE_DB_RECOVERY_FILE_DEST`로, `_STATUS`는 빈칸으로 보여 줬다. `_STATUS`의 `TYPE`은 `LOCAL`, `RECOVERY_MODE`는 `IDLE`이었다. 로컬에는 적용 개념이 없기 때문이다. 원격 2번은 `PHYSICAL`, `MANAGED REAL TIME APPLY`였다.</w:t>
       </w:r>
     </w:p>
     <w:p>
@@ -143,7 +170,7 @@
           <w:rFonts w:ascii="맑은 고딕" w:hAnsi="맑은 고딕" w:eastAsia="맑은 고딕"/>
           <w:sz w:val="21"/>
         </w:rPr>
-        <w:t>Primary의 다른 세션에서 조회해도 같은 결과였다는 점도 확인해 두면 좋다. **Standby가 특별한 것이 아니라 원래 그런 규칙**이라는 것을 보여 주기 때문이다.</w:t>
+        <w:t xml:space="preserve">**상황별 선택**</w:t>
       </w:r>
     </w:p>
     <w:p>
@@ -152,7 +179,43 @@
           <w:rFonts w:ascii="맑은 고딕" w:hAnsi="맑은 고딕" w:eastAsia="맑은 고딕"/>
           <w:sz w:val="21"/>
         </w:rPr>
-        <w:t>채점 포인트: ① 리두는 커밋 전에도 적용된다 / ② UNDO가 함께 적용되어 일관성 유지 / ③ 세션을 살려 두어야 한다는 설계 / ④ DBMS_SESSION.SLEEP 활용 / ⑤ Primary 다른 세션과 결과가 같다는 확인</w:t>
+        <w:t xml:space="preserve">**①** 설정이 의도대로인가, 어떤 로그 종류·역할에 유효한가 → `V$ARCHIVE_DEST`</w:t>
+      </w:r>
+    </w:p>
+    <w:p>
+      <w:r>
+        <w:rPr>
+          <w:rFonts w:ascii="맑은 고딕" w:hAnsi="맑은 고딕" w:eastAsia="맑은 고딕"/>
+          <w:sz w:val="21"/>
+        </w:rPr>
+        <w:t xml:space="preserve">**②** 지금 오류가 있는가, 실시간 적용 중인가 → `V$ARCHIVE_DEST_STATUS`</w:t>
+      </w:r>
+    </w:p>
+    <w:p>
+      <w:r>
+        <w:rPr>
+          <w:rFonts w:ascii="맑은 고딕" w:hAnsi="맑은 고딕" w:eastAsia="맑은 고딕"/>
+          <w:sz w:val="21"/>
+        </w:rPr>
+        <w:t xml:space="preserve">**③** 왜 안 되는가 → 양쪽 다 `ERROR` 열에 같은 값</w:t>
+      </w:r>
+    </w:p>
+    <w:p>
+      <w:r>
+        <w:rPr>
+          <w:rFonts w:ascii="맑은 고딕" w:hAnsi="맑은 고딕" w:eastAsia="맑은 고딕"/>
+          <w:sz w:val="21"/>
+        </w:rPr>
+        <w:t xml:space="preserve">**기준선** — 정상일 때 두 뷰 모두 `STATUS=VALID`이고 `ERROR`가 비어 있다.</w:t>
+      </w:r>
+    </w:p>
+    <w:p>
+      <w:r>
+        <w:rPr>
+          <w:rFonts w:ascii="맑은 고딕" w:hAnsi="맑은 고딕" w:eastAsia="맑은 고딕"/>
+          <w:sz w:val="21"/>
+        </w:rPr>
+        <w:t xml:space="preserve">채점 포인트: ① 두 질문의 정의 / ② 고유 열로 구별 / ③ 1번 목적지 표현 차이 실측 / ④ 상황별 선택 / ⑤ 기준선 제시</w:t>
       </w:r>
     </w:p>
     <w:p>
@@ -162,7 +225,7 @@
           <w:b/>
           <w:sz w:val="21"/>
         </w:rPr>
-        <w:t>[추가-03] 측정의 함정</w:t>
+        <w:t xml:space="preserve">[추가-03] 두 지연이 0이었던 이유</w:t>
       </w:r>
     </w:p>
     <w:p>
@@ -171,7 +234,7 @@
           <w:rFonts w:ascii="맑은 고딕" w:hAnsi="맑은 고딕" w:eastAsia="맑은 고딕"/>
           <w:sz w:val="21"/>
         </w:rPr>
-        <w:t>모범답안:</w:t>
+        <w:t xml:space="preserve">모범답안:</w:t>
       </w:r>
     </w:p>
     <w:p>
@@ -180,7 +243,7 @@
           <w:rFonts w:ascii="맑은 고딕" w:hAnsi="맑은 고딕" w:eastAsia="맑은 고딕"/>
           <w:sz w:val="21"/>
         </w:rPr>
-        <w:t>처음 측정은 `INSERT` 후 커밋하지 않고 세션을 끝냈다. 그리고 Standby에서 조회하니 그 행이 보였다. 이 결과만 보면 "Standby는 미커밋 데이터도 보여 준다"는 결론에 이른다.</w:t>
+        <w:t xml:space="preserve">**이유** — 두 지연은 Standby가 아는 마지막 지점을 기준으로 계산된다. 리두가 오지 않으면 그 기준점이 갱신되지 않으므로 밀린 것이 없다고 계산된다. **오지 않으니 늦지도 않는다.** 14장에서 `LogShipping=OFF`로 껐을 때와 같은 성질이 실제 장애에서도 그대로 나타났다.</w:t>
       </w:r>
     </w:p>
     <w:p>
@@ -189,7 +252,7 @@
           <w:rFonts w:ascii="맑은 고딕" w:hAnsi="맑은 고딕" w:eastAsia="맑은 고딕"/>
           <w:sz w:val="21"/>
         </w:rPr>
-        <w:t>원인은 Data Guard가 아니라 **SQL*Plus**였다. **SQL*Plus는 정상 종료(`EXIT`) 시 암묵적으로 커밋한다.** 스크립트가 `INSERT` 후 `EXIT`로 끝나면 그 시점에 커밋된 것이다. 비정상 종료에서는 롤백한다.</w:t>
+        <w:t xml:space="preserve">**잡아낸 지표** — 프로세스와 SRL은 즉시 변했다.</w:t>
       </w:r>
     </w:p>
     <w:p>
@@ -198,7 +261,7 @@
           <w:rFonts w:ascii="맑은 고딕" w:hAnsi="맑은 고딕" w:eastAsia="맑은 고딕"/>
           <w:sz w:val="21"/>
         </w:rPr>
-        <w:t>즉 "커밋하지 않았다"고 생각했지만 실제로는 커밋되어 있었다. 측정이 잘못됐지 제품이 이상한 것이 아니었다.</w:t>
+        <w:t xml:space="preserve">**①** MRP0의 `STATUS`가 `APPLYING_LOG` → `WAIT_FOR_LOG`, `SEQUENCE#` 75를 기다리며 Primary보다 뒤짐.</w:t>
       </w:r>
     </w:p>
     <w:p>
@@ -207,7 +270,7 @@
           <w:rFonts w:ascii="맑은 고딕" w:hAnsi="맑은 고딕" w:eastAsia="맑은 고딕"/>
           <w:sz w:val="21"/>
         </w:rPr>
-        <w:t>**일반 원칙 세 가지를 끌어낼 수 있다.**</w:t>
+        <w:t xml:space="preserve">**②** `CLIENT_PROCESS=LGWR`인 RFS가 사라지고 `RFS IDLE 0`만 남음. 연결이 끊긴 직접 증거다.</w:t>
       </w:r>
     </w:p>
     <w:p>
@@ -216,7 +279,7 @@
           <w:rFonts w:ascii="맑은 고딕" w:hAnsi="맑은 고딕" w:eastAsia="맑은 고딕"/>
           <w:sz w:val="21"/>
         </w:rPr>
-        <w:t>첫째, **도구가 세션을 닫으면서 무엇을 하는지 알아야 한다.** 커밋·롤백·잠금 해제 같은 동작이 조용히 일어난다.</w:t>
+        <w:t xml:space="preserve">**③** `V$STANDBY_LOG`의 `ACTIVE`가 1개 → 0개.</w:t>
       </w:r>
     </w:p>
     <w:p>
@@ -225,7 +288,7 @@
           <w:rFonts w:ascii="맑은 고딕" w:hAnsi="맑은 고딕" w:eastAsia="맑은 고딕"/>
           <w:sz w:val="21"/>
         </w:rPr>
-        <w:t>둘째, **상태를 유지해야 하는 시험은 그 상태를 만든 세션 안에서 처리한다.** 세션 경계를 넘으면 통제할 수 없는 일이 생긴다.</w:t>
+        <w:t xml:space="preserve">**④** Broker의 `Average Apply Rate: 0 Byte/s`가 유일한 숫자 신호였다.</w:t>
       </w:r>
     </w:p>
     <w:p>
@@ -234,7 +297,7 @@
           <w:rFonts w:ascii="맑은 고딕" w:hAnsi="맑은 고딕" w:eastAsia="맑은 고딕"/>
           <w:sz w:val="21"/>
         </w:rPr>
-        <w:t>셋째, **예상과 다른 결과가 나오면 "제품이 이상하다"보다 "내 측정이 이상하다"를 먼저 의심한다.** 실무에서 "운영에서는 되는데 테스트에서는 안 된다"는 보고의 상당수가 테스트 방법의 차이에서 나온다.</w:t>
+        <w:t xml:space="preserve">**감시에의 함의** — 지연만 임계값과 비교하는 감시는 이 상황을 절대 잡지 못한다. 15.7의 점검표가 `SRL_ACTIVE`·MRP0·두 `SEQUENCE#`를 주 지표로, 지연을 보조 지표로 둔 이유다.</w:t>
       </w:r>
     </w:p>
     <w:p>
@@ -243,7 +306,7 @@
           <w:rFonts w:ascii="맑은 고딕" w:hAnsi="맑은 고딕" w:eastAsia="맑은 고딕"/>
           <w:sz w:val="21"/>
         </w:rPr>
-        <w:t>채점 포인트: ① 잘못된 결과와 그 해석 / ② SQL*Plus의 암묵적 커밋 / ③ 비정상 종료는 롤백 / ④ 세션 안에서 처리해야 한다는 설계 원칙 / ⑤ 측정을 먼저 의심하라는 태도</w:t>
+        <w:t xml:space="preserve">채점 포인트: ① 기준점이 갱신되지 않는다는 설명 / ② 14장 사례와의 연결 / ③ 프로세스·SRL 변화 실측 / ④ 감시 설계로의 연결</w:t>
       </w:r>
     </w:p>
     <w:p>
@@ -253,7 +316,7 @@
           <w:b/>
           <w:sz w:val="21"/>
         </w:rPr>
-        <w:t>[추가-04] 경계를 가르는 기준</w:t>
+        <w:t xml:space="preserve">[추가-04] 장애인가 설정인가</w:t>
       </w:r>
     </w:p>
     <w:p>
@@ -262,7 +325,7 @@
           <w:rFonts w:ascii="맑은 고딕" w:hAnsi="맑은 고딕" w:eastAsia="맑은 고딕"/>
           <w:sz w:val="21"/>
         </w:rPr>
-        <w:t>모범답안:</w:t>
+        <w:t xml:space="preserve">모범답안:</w:t>
       </w:r>
     </w:p>
     <w:p>
@@ -271,7 +334,7 @@
           <w:rFonts w:ascii="맑은 고딕" w:hAnsi="맑은 고딕" w:eastAsia="맑은 고딕"/>
           <w:sz w:val="21"/>
         </w:rPr>
-        <w:t>기준은 하나다. **영구 데이터 파일이나 딕셔너리를 바꾸는가.**</w:t>
+        <w:t xml:space="preserve">**두 값** — `LOG_ARCHIVE_DEST_STATE_2` 파라미터와 `V$ARCHIVE_DEST`의 `STATUS`.</w:t>
       </w:r>
     </w:p>
     <w:p>
@@ -280,7 +343,7 @@
           <w:rFonts w:ascii="맑은 고딕" w:hAnsi="맑은 고딕" w:eastAsia="맑은 고딕"/>
           <w:sz w:val="21"/>
         </w:rPr>
-        <w:t>**되는 것.** ① 정렬·해시 조인 — 임시 세그먼트에서 끝난다. 실측에서 7만 행 정렬에 TEMP 3MB씩 쓰였다. ② GTT에 대한 `INSERT` — 데이터가 임시 테이블스페이스에 있다. ③ `EXPLAIN PLAN` — `PLAN_TABLE`이 GTT다. 실측에서 33행이 들어갔다. ④ 시퀀스 `NEXTVAL` — 메모리의 별도 범위를 쓴다(값이 뛴다). ⑤ `V$` 뷰 조회 — 메모리 구조를 읽을 뿐이다.</w:t>
+        <w:t xml:space="preserve">**① `ENABLE` + `VALID`** — 정상.</w:t>
       </w:r>
     </w:p>
     <w:p>
@@ -289,7 +352,7 @@
           <w:rFonts w:ascii="맑은 고딕" w:hAnsi="맑은 고딕" w:eastAsia="맑은 고딕"/>
           <w:sz w:val="21"/>
         </w:rPr>
-        <w:t>**안 되는 것.** ⑥ 일반 테이블 DML — 데이터 블록·UNDO·리두를 모두 만든다. ORA-16000. ⑦ DDL — 위에 딕셔너리 변경까지 더해진다. ORA-16000. ⑧ 통계 수집 — 딕셔너리를 바꾼다. 스택 안쪽에 ORA-16000이 있다. ⑨ AWR 스냅샷 — AWR 테이블을 쓴다. 전용 오류 ORA-13516.</w:t>
+        <w:t xml:space="preserve">**② `ENABLE` + `ERROR`** — 장애다. `ERROR` 열을 읽는다. 15.4에서 리스너를 내렸을 때 파라미터는 `ENABLE` 그대로였고 `STATUS=ERROR`, `ERROR=ORA-12541: TNS:no listener`였다. 실습 07에서 구성을 제거한 뒤에는 같은 조합에 `ORA-16057`이 나왔다.</w:t>
       </w:r>
     </w:p>
     <w:p>
@@ -298,7 +361,7 @@
           <w:rFonts w:ascii="맑은 고딕" w:hAnsi="맑은 고딕" w:eastAsia="맑은 고딕"/>
           <w:sz w:val="21"/>
         </w:rPr>
-        <w:t>이 기준의 가치는 **새로운 상황도 판단할 수 있다**는 것이다. 표를 외우는 대신 "이 작업이 영구 파일이나 딕셔너리를 바꾸는가"를 물으면 된다.</w:t>
+        <w:t xml:space="preserve">**③ `RESET` + `DEFERRED`** — Broker가 껐다. 14장에서 `LogShipping=OFF`로 껐을 때의 값이다.</w:t>
       </w:r>
     </w:p>
     <w:p>
@@ -307,7 +370,7 @@
           <w:rFonts w:ascii="맑은 고딕" w:hAnsi="맑은 고딕" w:eastAsia="맑은 고딕"/>
           <w:sz w:val="21"/>
         </w:rPr>
-        <w:t>한 문장으로 요약하면 **"보는 것은 되고 남기는 것은 안 된다."** 진단은 할 수 있지만 그 결과를 데이터베이스에 저장할 수는 없다.</w:t>
+        <w:t xml:space="preserve">**④ `DEFER` + `DEFERRED`** — 사람이 SQL로 껐다. 7장에서 목적지를 껐다 켤 때의 값이다.</w:t>
       </w:r>
     </w:p>
     <w:p>
@@ -316,7 +379,16 @@
           <w:rFonts w:ascii="맑은 고딕" w:hAnsi="맑은 고딕" w:eastAsia="맑은 고딕"/>
           <w:sz w:val="21"/>
         </w:rPr>
-        <w:t>채점 포인트: ① 기준 진술 / ② 되는 것 다섯 가지 이상 / ③ 안 되는 것과 오류 번호 / ④ 기준의 확장 가능성 / ⑤ 한 문장 요약</w:t>
+        <w:t xml:space="preserve">**실무 의미** — 경보가 울렸을 때 가장 먼저 확인할 두 값이다. ②면 원인을 찾아 고치고, ③·④면 누가 왜 껐는지 확인한다. 특히 ③은 Broker 화면에서 `SUCCESS`로 보일 수 있다(14장).</w:t>
+      </w:r>
+    </w:p>
+    <w:p>
+      <w:r>
+        <w:rPr>
+          <w:rFonts w:ascii="맑은 고딕" w:hAnsi="맑은 고딕" w:eastAsia="맑은 고딕"/>
+          <w:sz w:val="21"/>
+        </w:rPr>
+        <w:t xml:space="preserve">채점 포인트: ① 두 값 / ② 네 조합 / ③ 각 조합의 실측 연결(15·14·7장) / ④ 같은 조합 안에서도 ERROR 열로 원인이 갈린다는 점</w:t>
       </w:r>
     </w:p>
     <w:p>
@@ -326,7 +398,7 @@
           <w:b/>
           <w:sz w:val="21"/>
         </w:rPr>
-        <w:t>[추가-05] 시퀀스의 동작</w:t>
+        <w:t xml:space="preserve">[추가-05] 층을 내려가는 진단</w:t>
       </w:r>
     </w:p>
     <w:p>
@@ -335,7 +407,7 @@
           <w:rFonts w:ascii="맑은 고딕" w:hAnsi="맑은 고딕" w:eastAsia="맑은 고딕"/>
           <w:sz w:val="21"/>
         </w:rPr>
-        <w:t>모범답안:</w:t>
+        <w:t xml:space="preserve">모범답안:</w:t>
       </w:r>
     </w:p>
     <w:p>
@@ -344,7 +416,7 @@
           <w:rFonts w:ascii="맑은 고딕" w:hAnsi="맑은 고딕" w:eastAsia="맑은 고딕"/>
           <w:sz w:val="21"/>
         </w:rPr>
-        <w:t>실측에서 Primary가 `NEXTVAL`로 1을 받은 시퀀스를 Standby에서 조회하니 **21**이 나왔다.</w:t>
+        <w:t xml:space="preserve">**① `SHOW CONFIGURATION`** — `WARNING`, `ORA-16857: member disconnected from redo source for longer than specified threshold`. 문제가 있다.</w:t>
       </w:r>
     </w:p>
     <w:p>
@@ -353,7 +425,7 @@
           <w:rFonts w:ascii="맑은 고딕" w:hAnsi="맑은 고딕" w:eastAsia="맑은 고딕"/>
           <w:sz w:val="21"/>
         </w:rPr>
-        <w:t>이유는 딕셔너리를 쓸 수 없다는 제약에서 나온다. 시퀀스는 값을 주려면 어딘가에 "여기까지 썼다"를 기록해야 하는데, Standby는 딕셔너리를 갱신할 수 없다. 그래서 오라클은 **Primary가 쓰지 않을 범위를 통째로 떼어 메모리에서만 관리하는** 방식을 쓴다. 값이 크게 건너뛴 것이 그 결과다.</w:t>
+        <w:t xml:space="preserve">**② `VALIDATE DATABASE`** — `Ready for Switchover: No`. 전환할 수 없다.</w:t>
       </w:r>
     </w:p>
     <w:p>
@@ -362,7 +434,7 @@
           <w:rFonts w:ascii="맑은 고딕" w:hAnsi="맑은 고딕" w:eastAsia="맑은 고딕"/>
           <w:sz w:val="21"/>
         </w:rPr>
-        <w:t>**실무적 함의는 분명하다. Standby에서 얻은 시퀀스 값은 Primary와 연속되지 않는다.** 채번을 두 노드에서 나눠 하면 값에 큰 구멍이 생긴다.</w:t>
+        <w:t xml:space="preserve">**③ `V$ARCHIVE_DEST`** — `STATUS=ERROR`, `ERROR=ORA-12541: TNS:no listener`. 왜 그런지.</w:t>
       </w:r>
     </w:p>
     <w:p>
@@ -371,7 +443,7 @@
           <w:rFonts w:ascii="맑은 고딕" w:hAnsi="맑은 고딕" w:eastAsia="맑은 고딕"/>
           <w:sz w:val="21"/>
         </w:rPr>
-        <w:t>그러므로 순번의 연속성이 업무 요건이라면 Standby에서 시퀀스를 쓰지 않도록 해야 한다. 예를 들어 전표 번호나 영수증 번호처럼 연속성이 감사 요건인 경우다.</w:t>
+        <w:t xml:space="preserve">**④ 알림 로그** — 접속 문자열 전체(HOST·PORT·SERVICE_NAME), `ARC1 (PID:2482)`, 트레이스 파일 이름, `archiver continuing`. 어디를 고칠지.</w:t>
       </w:r>
     </w:p>
     <w:p>
@@ -380,7 +452,7 @@
           <w:rFonts w:ascii="맑은 고딕" w:hAnsi="맑은 고딕" w:eastAsia="맑은 고딕"/>
           <w:sz w:val="21"/>
         </w:rPr>
-        <w:t>반대로 단순히 유일한 값이 필요할 뿐이라면 문제가 없다. 값이 뛰어도 중복되지는 않기 때문이다. **연속성이 요건인가 유일성이 요건인가**를 구분하는 것이 판단의 출발점이다.</w:t>
+        <w:t xml:space="preserve">**명제의 의미** — 위층은 빨리 알려 주고 아래층은 정확히 알려 준다. 감시는 위층으로 하고 진단은 아래층으로 내려가며 한다. tnsnames의 오타처럼 설정이 원인이라면 ④의 접속 문자열에서야 드러난다.</w:t>
       </w:r>
     </w:p>
     <w:p>
@@ -389,7 +461,7 @@
           <w:rFonts w:ascii="맑은 고딕" w:hAnsi="맑은 고딕" w:eastAsia="맑은 고딕"/>
           <w:sz w:val="21"/>
         </w:rPr>
-        <w:t>읽기 분산을 설계할 때 이 항목을 별도로 점검해야 한다. 조회처럼 보이는 코드 안에 시퀀스 호출이 숨어 있는 경우가 흔하기 때문이다.</w:t>
+        <w:t xml:space="preserve">**트레이스(4층)** — 오류 번호가 분명하면 2층에서 끝난다. **"오류는 없는데 느리다"** 같은 경우에 `LOG_ARCHIVE_TRACE`로 전송 과정 자체를 추적한다. 알림 로그가 트레이스 파일 이름을 알려 주므로 3층이 4층으로 가는 길이 된다.</w:t>
       </w:r>
     </w:p>
     <w:p>
@@ -398,7 +470,16 @@
           <w:rFonts w:ascii="맑은 고딕" w:hAnsi="맑은 고딕" w:eastAsia="맑은 고딕"/>
           <w:sz w:val="21"/>
         </w:rPr>
-        <w:t>채점 포인트: ① 실측값 1 → 21 / ② 딕셔너리를 못 쓰는 제약 / ③ 별도 범위를 메모리에서 관리 / ④ 연속성 요건일 때의 결론 / ⑤ 연속성과 유일성의 구분</w:t>
+        <w:t xml:space="preserve">**역방향 주의** — 회복은 아래층이 먼저다. 재개 직후 Broker가 `ORA-16778`로 `ERROR`를 보여 줄 때 SQL 뷰는 이미 `VALID`였다.</w:t>
+      </w:r>
+    </w:p>
+    <w:p>
+      <w:r>
+        <w:rPr>
+          <w:rFonts w:ascii="맑은 고딕" w:hAnsi="맑은 고딕" w:eastAsia="맑은 고딕"/>
+          <w:sz w:val="21"/>
+        </w:rPr>
+        <w:t xml:space="preserve">채점 포인트: ① 네 층의 실측 출력 / ② 각 층이 답하는 질문 / ③ 감시와 진단의 역할 분담 / ④ 트레이스를 쓰는 조건 / ⑤ 회복 시 판정 시차</w:t>
       </w:r>
     </w:p>
     <w:p>
@@ -408,7 +489,7 @@
           <w:b/>
           <w:sz w:val="21"/>
         </w:rPr>
-        <w:t>[추가-06] DML 리다이렉션</w:t>
+        <w:t xml:space="preserve">[추가-06] APPLIED와 APPLIED_SEQ#</w:t>
       </w:r>
     </w:p>
     <w:p>
@@ -417,7 +498,7 @@
           <w:rFonts w:ascii="맑은 고딕" w:hAnsi="맑은 고딕" w:eastAsia="맑은 고딕"/>
           <w:sz w:val="21"/>
         </w:rPr>
-        <w:t>모범답안:</w:t>
+        <w:t xml:space="preserve">모범답안:</w:t>
       </w:r>
     </w:p>
     <w:p>
@@ -426,7 +507,7 @@
           <w:rFonts w:ascii="맑은 고딕" w:hAnsi="맑은 고딕" w:eastAsia="맑은 고딕"/>
           <w:sz w:val="21"/>
         </w:rPr>
-        <w:t>**동작 방식.** Standby 세션에서 실행한 DML을 Standby가 Primary로 넘겨 실행시키고 결과를 받아 돌려준다. Standby는 **Primary로 새 연결을 만들어** 현재 세션의 사용자로 인증한 뒤 문장을 실행한다. 커밋 후 그 변경은 리두를 통해 Standby로 돌아온다.</w:t>
+        <w:t xml:space="preserve">**`APPLIED`의 오판** — Primary에서 조건 없이 조회하면 같은 시퀀스가 두 줄씩 나오고 하나는 `YES`, 하나는 `NO`다(실측 70~73번). "절반이 적용되지 않았다"고 읽게 된다.</w:t>
       </w:r>
     </w:p>
     <w:p>
@@ -435,7 +516,7 @@
           <w:rFonts w:ascii="맑은 고딕" w:hAnsi="맑은 고딕" w:eastAsia="맑은 고딕"/>
           <w:sz w:val="21"/>
         </w:rPr>
-        <w:t>실측에서 일반 PDB 사용자로 `INSERT`·`UPDATE`·`DELETE`가 모두 성공했고, 같은 행이 Primary에서도 조회되었다. 영향받은 행 수도 정확히 돌려주었다.</w:t>
+        <w:t xml:space="preserve">**원인과 사용법** — `dest_id=1`은 Primary 자신의 로컬 아카이브이므로 영원히 `NO`다. 실제 적용 여부는 `dest_id=2`만 의미가 있다. **`WHERE dest_id=2`가 필수다.** 부수적으로 두 행의 `COMPLETION_TIME` 차이(70번 19:55:38 대 19:56:30, 약 52초)가 전송 시간이므로 평소 값을 기준선으로 삼는다.</w:t>
       </w:r>
     </w:p>
     <w:p>
@@ -444,7 +525,7 @@
           <w:rFonts w:ascii="맑은 고딕" w:hAnsi="맑은 고딕" w:eastAsia="맑은 고딕"/>
           <w:sz w:val="21"/>
         </w:rPr>
-        <w:t>**적합한 용도**는 조회 위주 세션에서 발생하는 **간헐적이고 작은 갱신**이다. 마지막 접속 시각 기록, 조회 이력 한 줄 남기기, 사용자 설정 저장 같은 것이다. 이런 한두 문장 때문에 접속을 나누는 것이 번거롭기 때문에 리다이렉션이 그 간격을 메운다.</w:t>
+        <w:t xml:space="preserve">**`APPLIED_SEQ#`의 오판** — Standby의 1번 목적지에서 `APPLIED_SEQ#=0`, `ARCHIVED_SEQ#=73`이었다. 적용이 멈춘 것처럼 보인다.</w:t>
       </w:r>
     </w:p>
     <w:p>
@@ -453,7 +534,7 @@
           <w:rFonts w:ascii="맑은 고딕" w:hAnsi="맑은 고딕" w:eastAsia="맑은 고딕"/>
           <w:sz w:val="21"/>
         </w:rPr>
-        <w:t>**피해야 할 용도**는 두 가지다. 첫째, **대량 DML**이다. 문장 하나가 두 번의 네트워크 왕복을 만들므로 수십만 행을 갱신하는 배치를 리다이렉션으로 돌리면 Standby가 중계기 노릇을 하며 지연만 늘어난다. 그런 작업은 처음부터 Primary에 접속해 실행한다. 둘째, **긴 트랜잭션**이다. 리다이렉트된 DML의 트랜잭션은 Primary에 존재하므로, Standby 세션이 문제를 겪는 동안 Primary에 잠금이 남을 수 있다.</w:t>
+        <w:t xml:space="preserve">**원인과 대체 지표** — `RECOVERY_MODE=MANAGED REAL TIME APPLY`다. 실시간 적용은 아카이브 파일이 아니라 SRL에서 직접 읽으므로 "몇 번 아카이브까지 적용했는가"가 채워지지 않는다. 같은 시각 MRP0은 74번을 적용 중으로 아카이브보다 앞서 있었다. 감시에는 `apply lag`, MRP0의 `SEQUENCE#`, `V$STANDBY_LOG`의 `ACTIVE` 그룹을 쓴다. 이 값을 지표로 쓰면 9장 이후 상시 경보가 뜬다.</w:t>
       </w:r>
     </w:p>
     <w:p>
@@ -462,16 +543,7 @@
           <w:rFonts w:ascii="맑은 고딕" w:hAnsi="맑은 고딕" w:eastAsia="맑은 고딕"/>
           <w:sz w:val="21"/>
         </w:rPr>
-        <w:t>켜는 방법은 시스템 수준과 세션 수준이 있는데 **세션 수준을 권한다.** 시스템 수준으로 켜면 의도하지 않은 DML까지 Primary로 넘어가므로 통제가 어렵다.</w:t>
-      </w:r>
-    </w:p>
-    <w:p>
-      <w:r>
-        <w:rPr>
-          <w:rFonts w:ascii="맑은 고딕" w:hAnsi="맑은 고딕" w:eastAsia="맑은 고딕"/>
-          <w:sz w:val="21"/>
-        </w:rPr>
-        <w:t>채점 포인트: ① 동작 방식(새 연결·재인증) / ② 실측 결과 / ③ 적합한 용도 / ④ 대량 DML과 긴 트랜잭션을 피하는 이유 / ⑤ 세션 수준 권장</w:t>
+        <w:t xml:space="preserve">채점 포인트: ① 두 오판의 실측 / ② dest_id=1의 의미 / ③ 실시간 적용과 SRL의 관계 / ④ 대체 지표 / ⑤ 전송 시간 기준선</w:t>
       </w:r>
     </w:p>
     <w:p>
@@ -481,7 +553,7 @@
           <w:b/>
           <w:sz w:val="21"/>
         </w:rPr>
-        <w:t>[추가-07] 두 장치의 성격 차이</w:t>
+        <w:t xml:space="preserve">[추가-07] 역할별 점검 스크립트</w:t>
       </w:r>
     </w:p>
     <w:p>
@@ -490,7 +562,7 @@
           <w:rFonts w:ascii="맑은 고딕" w:hAnsi="맑은 고딕" w:eastAsia="맑은 고딕"/>
           <w:sz w:val="21"/>
         </w:rPr>
-        <w:t>모범답안:</w:t>
+        <w:t xml:space="preserve">모범답안:</w:t>
       </w:r>
     </w:p>
     <w:p>
@@ -499,7 +571,7 @@
           <w:rFonts w:ascii="맑은 고딕" w:hAnsi="맑은 고딕" w:eastAsia="맑은 고딕"/>
           <w:sz w:val="21"/>
         </w:rPr>
-        <w:t>**`STANDBY_MAX_DATA_DELAY`는 거부한다.** 세션이 허용할 지연을 초 단위로 정하고, 초과하면 `ORA-03172`로 조회를 실패시킨다. 빠르게 실패하므로 애플리케이션이 다른 길을 갈 수 있다.</w:t>
+        <w:t xml:space="preserve">**실측** — chicago에서 `V$DATAGUARD_STATS`는 `no rows selected`, `SELECT count(*) FROM v$standby_log WHERE status='ACTIVE'`는 0이었다.</w:t>
       </w:r>
     </w:p>
     <w:p>
@@ -508,7 +580,7 @@
           <w:rFonts w:ascii="맑은 고딕" w:hAnsi="맑은 고딕" w:eastAsia="맑은 고딕"/>
           <w:sz w:val="21"/>
         </w:rPr>
-        <w:t>**`ALTER SESSION SYNC WITH PRIMARY`는 기다린다.** 조회 전에 Standby가 Primary를 따라잡을 때까지 대기한다. 조금 느려도 최신 데이터를 주려 한다.</w:t>
+        <w:t xml:space="preserve">**왜 정상인가** — 지연은 받는 쪽의 개념이라 Primary에는 행이 없다. Primary의 SRL은 전환 후를 위해 만들어 둔 것이라 전부 `UNASSIGNED`다.</w:t>
       </w:r>
     </w:p>
     <w:p>
@@ -517,7 +589,7 @@
           <w:rFonts w:ascii="맑은 고딕" w:hAnsi="맑은 고딕" w:eastAsia="맑은 고딕"/>
           <w:sz w:val="21"/>
         </w:rPr>
-        <w:t>**적합한 상황이 다르다.** 전자는 실패를 감지해 Primary로 재시도할 수 있는 애플리케이션에 맞고, 후자는 지연을 감수하고서라도 최신 데이터가 필요한 조회에 맞는다. 한도를 두지 않는 기본 상태는 신선도가 중요하지 않은 보고서·집계에 맞는다.</w:t>
+        <w:t xml:space="preserve">**오판** — 스크립트는 빈 결과를 조회 실패로, 0을 "심각"으로 판정한다. 같은 스크립트를 양쪽에 돌리면 Primary에서 상시 오경보가 뜨고 결국 아무도 보지 않게 된다.</w:t>
       </w:r>
     </w:p>
     <w:p>
@@ -526,7 +598,7 @@
           <w:rFonts w:ascii="맑은 고딕" w:hAnsi="맑은 고딕" w:eastAsia="맑은 고딕"/>
           <w:sz w:val="21"/>
         </w:rPr>
-        <w:t>실습 환경에서는 **후자를 쓸 수 없다.** `ORA-03173`으로 거부되는데, 이 명령은 동기 전송 구성에서만 성립하기 때문이다. MAXIMUM PERFORMANCE(ASYNC)에서는 리두가 모두 도착했다는 보장이 없어 오라클이 시도 자체를 거부한다.</w:t>
+        <w:t xml:space="preserve">**오류가 나지 않는 잘못이 더 위험한 이유** — 오류는 즉시 눈에 띄어 고치게 되지만, 성공한 조회의 잘못된 해석은 그대로 운영에 남는다. 그 결과 경보 체계 전체의 신뢰가 무너진다.</w:t>
       </w:r>
     </w:p>
     <w:p>
@@ -535,7 +607,7 @@
           <w:rFonts w:ascii="맑은 고딕" w:hAnsi="맑은 고딕" w:eastAsia="맑은 고딕"/>
           <w:sz w:val="21"/>
         </w:rPr>
-        <w:t>실무적으로는 전자가 다루기 쉽다. 오류가 나면 재시도하면 되기 때문이다. `try { standby } catch (ORA-03172) { primary }` 구조가 되며, **Standby가 정상일 때는 부하를 나누고 뒤처졌을 때만 Primary로 간다**는 이점이 있다.</w:t>
+        <w:t xml:space="preserve">**Logical Standby** — 역할이 바뀌자 MRP0이 사라지고 `V$DATAGUARD_STATS`도 no rows였다. 점검표의 보조 지표가 통째로 사라진 것이다. `V$LOGSTDBY_STATE`와 `DBA_LOGSTDBY_PROGRESS`로 대신해야 한다.</w:t>
       </w:r>
     </w:p>
     <w:p>
@@ -544,7 +616,7 @@
           <w:rFonts w:ascii="맑은 고딕" w:hAnsi="맑은 고딕" w:eastAsia="맑은 고딕"/>
           <w:sz w:val="21"/>
         </w:rPr>
-        <w:t>값은 정상 상태의 지연을 관찰해 정한다. 실측에서 정상 상태의 `apply lag`은 0초였고 히스토그램의 대부분이 0초 구간이었으므로, 5초나 10초로 잡으면 평상시에는 거의 걸리지 않는다.</w:t>
+        <w:t xml:space="preserve">**조치** — `V$DATABASE.DATABASE_ROLE`로 역할을 먼저 판정하고 PRIMARY / PHYSICAL STANDBY / LOGICAL STANDBY별 묶음을 실행한다. 빈 결과와 오류도 구별해 처리한다.</w:t>
       </w:r>
     </w:p>
     <w:p>
@@ -553,7 +625,7 @@
           <w:rFonts w:ascii="맑은 고딕" w:hAnsi="맑은 고딕" w:eastAsia="맑은 고딕"/>
           <w:sz w:val="21"/>
         </w:rPr>
-        <w:t>채점 포인트: ① 거부 대 대기 / ② 각각의 적합한 상황 / ③ ORA-03173과 그 이유 / ④ 재시도 구조 / ⑤ 값을 정하는 근거</w:t>
+        <w:t xml:space="preserve">채점 포인트: ① Primary에서의 두 실측 / ② 정상인 이유 / ③ 오경보의 결과 / ④ 오류 없는 잘못의 위험 논증 / ⑤ Logical 사례와 역할 분기</w:t>
       </w:r>
     </w:p>
     <w:p>
@@ -563,7 +635,7 @@
           <w:b/>
           <w:sz w:val="21"/>
         </w:rPr>
-        <w:t>[추가-08] 보호 모드가 결정한 것</w:t>
+        <w:t xml:space="preserve">[추가-08] 건너뛰기와 원인 제거</w:t>
       </w:r>
     </w:p>
     <w:p>
@@ -572,7 +644,7 @@
           <w:rFonts w:ascii="맑은 고딕" w:hAnsi="맑은 고딕" w:eastAsia="맑은 고딕"/>
           <w:sz w:val="21"/>
         </w:rPr>
-        <w:t>모범답안:</w:t>
+        <w:t xml:space="preserve">모범답안:</w:t>
       </w:r>
     </w:p>
     <w:p>
@@ -581,7 +653,7 @@
           <w:rFonts w:ascii="맑은 고딕" w:hAnsi="맑은 고딕" w:eastAsia="맑은 고딕"/>
           <w:sz w:val="21"/>
         </w:rPr>
-        <w:t>이 장에서 보호 모드가 결정한 것은 둘이다. **`ALTER SESSION SYNC WITH PRIMARY`의 사용 가능 여부**와 **`STANDBY_MAX_DATA_DELAY=0`의 사용 가능 여부**다. 둘 다 동기 전송을 전제하며, ASYNC 구성에서는 각각 `ORA-03173`과 `ORA-03172`로 막힌다.</w:t>
+        <w:t xml:space="preserve">**사례** — Standby에서 SYS로 `lg15.tx`의 `id=5`를 지우고 Primary에서 그 행을 `UPDATE`했다. `STATE=SQL APPLY NOT ON`, `DBA_LOGSTDBY_EVENTS`에 `ORA-26787: The row with key ("ID") = (5) does not exist in table LG15.TX`. XID는 7.1.704.</w:t>
       </w:r>
     </w:p>
     <w:p>
@@ -590,7 +662,7 @@
           <w:rFonts w:ascii="맑은 고딕" w:hAnsi="맑은 고딕" w:eastAsia="맑은 고딕"/>
           <w:sz w:val="21"/>
         </w:rPr>
-        <w:t>8장의 사고에서는 다른 것을 결정했다. CURRENT 리두 파일이 삭제된 뒤 Standby의 SRL을 가져와 적용했을 때 필요 SCN이 2513532에서 2513652로 전진했지만 완전 복구에는 이르지 못했다. **ASYNC라 Primary가 쓰고 아직 보내지 못한 리두 꼬리가 있었기 때문**이다. 즉 보호 모드가 **복구 가능성**을 결정했다.</w:t>
+        <w:t xml:space="preserve">**건너뛰기의 거부** — PDB에서 호출하자 `ORA-65040: operation not allowed from within a pluggable database`. 이 패키지는 CDB$ROOT에서 불러야 한다. 루트에서 적용을 STOP한 뒤 호출하자 `ORA-16104: Invalid Logical Standby parameter`. 적용이 완전히 내려가 건너뛸 트랜잭션을 등록할 대상이 없었다.</w:t>
       </w:r>
     </w:p>
     <w:p>
@@ -599,7 +671,7 @@
           <w:rFonts w:ascii="맑은 고딕" w:hAnsi="맑은 고딕" w:eastAsia="맑은 고딕"/>
           <w:sz w:val="21"/>
         </w:rPr>
-        <w:t>두 사례를 합치면 보호 모드의 의미가 분명해진다. 2장에서는 "성능과 보호의 교환"으로 설명했고, 주로 평상시 성능과 Primary 정지 위험의 교환으로 다뤘다. 그러나 실제로는 **여러 기능의 전제 조건**이다.</w:t>
+        <w:t xml:space="preserve">**원인 제거** — 원인이 분명했으므로 없어진 행을 `(5,'seed',...)`로 되돌려 넣고 `START LOGICAL STANDBY APPLY IMMEDIATE`. 20초 뒤 `APPLYING`, `id=5`의 `tag`는 `boom`이었다.</w:t>
       </w:r>
     </w:p>
     <w:p>
@@ -608,7 +680,7 @@
           <w:rFonts w:ascii="맑은 고딕" w:hAnsi="맑은 고딕" w:eastAsia="맑은 고딕"/>
           <w:sz w:val="21"/>
         </w:rPr>
-        <w:t>정리하면 보호 모드는 다음을 함께 결정한다. ① 평상시 커밋 응답 시간, ② Standby 장애 시 Primary가 멈추는지, ③ 사고 시 복구 가능성(8장), ④ 조회 신선도 보장 장치의 사용 가능 여부(9장).</w:t>
+        <w:t xml:space="preserve">**비교** — 건너뛰면 그 트랜잭션의 변경은 영원히 반영되지 않아 해당 행이 `seed`로 남고 Primary와 어긋난다. 원인을 없애면 밀린 `UPDATE`가 정상 적용되어 Primary와 같아진다. **목적은 패키지를 쓰는 것이 아니라 적용을 되살리는 것**이다.</w:t>
       </w:r>
     </w:p>
     <w:p>
@@ -617,7 +689,7 @@
           <w:rFonts w:ascii="맑은 고딕" w:hAnsi="맑은 고딕" w:eastAsia="맑은 고딕"/>
           <w:sz w:val="21"/>
         </w:rPr>
-        <w:t>그러므로 보호 모드 선택은 성능 문제가 아니라 **얼마만큼의 손실과 제약을 감수할 것인가**의 문제다. RPO를 정하는 결정이며, 그 결정이 예상보다 넓은 범위에 영향을 미친다.</w:t>
+        <w:t xml:space="preserve">**건너뛰기가 맞는 경우** — 원인을 되돌릴 수 없거나 그 변경이 Standby에서 의미가 없는 경우(예: 복제 대상이 아닌 객체)다. 그때도 어긋남을 기록해 둔다.</w:t>
       </w:r>
     </w:p>
     <w:p>
@@ -626,7 +698,7 @@
           <w:rFonts w:ascii="맑은 고딕" w:hAnsi="맑은 고딕" w:eastAsia="맑은 고딕"/>
           <w:sz w:val="21"/>
         </w:rPr>
-        <w:t>채점 포인트: ① 9장에서 결정한 두 가지 / ② 8장의 복구 가능성 / ③ 2장 설명과의 연결 / ④ 네 가지 영향 정리 / ⑤ RPO 결정이라는 관점</w:t>
+        <w:t xml:space="preserve">채점 포인트: ① 원인 오류 실측 / ② ORA-65040과 ORA-16104의 이유 / ③ 원인 제거 절차와 결과 / ④ 두 방식의 데이터 정합성 비교 / ⑤ 건너뛰기가 맞는 경우</w:t>
       </w:r>
     </w:p>
     <w:p>
@@ -634,7 +706,7 @@
         <w:pStyle w:val="Heading2"/>
       </w:pPr>
       <w:r>
-        <w:t>[유형] 문제해결형 — 모범답안</w:t>
+        <w:t xml:space="preserve">[유형] 문제해결형 — 모범 답안</w:t>
       </w:r>
     </w:p>
     <w:p>
@@ -644,7 +716,7 @@
           <w:b/>
           <w:sz w:val="21"/>
         </w:rPr>
-        <w:t>[추가-09] no rows selected</w:t>
+        <w:t xml:space="preserve">[추가-09] 리스너를 올렸는데 오류가 그대로다</w:t>
       </w:r>
     </w:p>
     <w:p>
@@ -653,7 +725,7 @@
           <w:rFonts w:ascii="맑은 고딕" w:hAnsi="맑은 고딕" w:eastAsia="맑은 고딕"/>
           <w:sz w:val="21"/>
         </w:rPr>
-        <w:t>모범답안:</w:t>
+        <w:t xml:space="preserve">모범답안:</w:t>
       </w:r>
     </w:p>
     <w:p>
@@ -662,7 +734,7 @@
           <w:rFonts w:ascii="맑은 고딕" w:hAnsi="맑은 고딕" w:eastAsia="맑은 고딕"/>
           <w:sz w:val="21"/>
         </w:rPr>
-        <w:t>**원인.** `DBA_FEATURE_USAGE_STATISTICS`는 현재 컨테이너만 보여 준다. `SYS`로 접속하면 CDB$ROOT이므로 루트 컨테이너의 통계만 조회된다. ADG 관련 항목은 다른 컨테이너에 있다.</w:t>
+        <w:t xml:space="preserve">**판정** — 대개 다른 원인이 아니라 `ReopenSecs` 대기다. 실측에서 리스너 기동 후 70·120·170·220초까지 `ORA-12541` 그대로였고 270초 뒤 `VALID`가 됐다. 13장 실측 `ReopenSecs`가 300이었다.</w:t>
       </w:r>
     </w:p>
     <w:p>
@@ -671,7 +743,7 @@
           <w:rFonts w:ascii="맑은 고딕" w:hAnsi="맑은 고딕" w:eastAsia="맑은 고딕"/>
           <w:sz w:val="21"/>
         </w:rPr>
-        <w:t>**조치.** `CDB_FEATURE_USAGE_STATISTICS`로 조회한다.</w:t>
+        <w:t xml:space="preserve">**확인할 것**</w:t>
       </w:r>
     </w:p>
     <w:p>
@@ -680,7 +752,7 @@
           <w:rFonts w:ascii="맑은 고딕" w:hAnsi="맑은 고딕" w:eastAsia="맑은 고딕"/>
           <w:sz w:val="21"/>
         </w:rPr>
-        <w:t>`SELECT con_id, name, detected_usages FROM cdb_feature_usage_statistics WHERE lower(name) LIKE '%guard%' ORDER BY con_id, name;`</w:t>
+        <w:t xml:space="preserve">**①** Standby 리스너가 실제로 서비스를 등록했는가 — `lsnrctl status`에 `boston`과 `boston_DGMGRL`이 보이는가.</w:t>
       </w:r>
     </w:p>
     <w:p>
@@ -689,7 +761,7 @@
           <w:rFonts w:ascii="맑은 고딕" w:hAnsi="맑은 고딕" w:eastAsia="맑은 고딕"/>
           <w:sz w:val="21"/>
         </w:rPr>
-        <w:t>**재확인.** 실측에서 CON_ID 3에 두 항목이 나왔다. "Active Data Guard - Real-Time Query on Physical Standby"와 "Data Guard"다. 1장에서 확인한 것과 같은 결과다.</w:t>
+        <w:t xml:space="preserve">**②** Primary에서 `tnsping boston` 또는 접속 시험이 되는가. 되면 네트워크는 회복된 것이다.</w:t>
       </w:r>
     </w:p>
     <w:p>
@@ -698,7 +770,7 @@
           <w:rFonts w:ascii="맑은 고딕" w:hAnsi="맑은 고딕" w:eastAsia="맑은 고딕"/>
           <w:sz w:val="21"/>
         </w:rPr>
-        <w:t>**결과값의 해석이 더 중요하다.** 두 항목 모두 `DETECTED_USAGES`가 0이었다. 지금 이 순간 ADG로 조회하고 있는데도 0이다. 이 통계는 주기적으로 수집되며 Standby에서는 갱신이 제한적이기 때문이다.</w:t>
+        <w:t xml:space="preserve">**③** 목적지의 `ReopenSecs`(Broker 속성) 또는 `LOG_ARCHIVE_DEST_2`의 `REOPEN` 값.</w:t>
       </w:r>
     </w:p>
     <w:p>
@@ -707,7 +779,7 @@
           <w:rFonts w:ascii="맑은 고딕" w:hAnsi="맑은 고딕" w:eastAsia="맑은 고딕"/>
           <w:sz w:val="21"/>
         </w:rPr>
-        <w:t>따라서 **이 값을 라이선스 판단 근거로 삼으면 안 된다.** 0이라고 해서 쓰지 않은 것이 아니다. 실제 사용 여부는 `V$DATABASE.OPEN_MODE`가 `READ ONLY WITH APPLY`인지로 판단한다.</w:t>
+        <w:t xml:space="preserve">**조치**</w:t>
       </w:r>
     </w:p>
     <w:p>
@@ -716,7 +788,34 @@
           <w:rFonts w:ascii="맑은 고딕" w:hAnsi="맑은 고딕" w:eastAsia="맑은 고딕"/>
           <w:sz w:val="21"/>
         </w:rPr>
-        <w:t>채점 포인트: ① DBA_ 뷰의 컨테이너 범위 / ② CDB_ 뷰 조치 / ③ CON_ID 3 실측 / ④ DETECTED_USAGES 0의 해석 / ⑤ OPEN_MODE로 판단</w:t>
+        <w:t xml:space="preserve">**Broker 환경** — `edit database 'boston' set property 'LogShipping'='OFF'` 후 `'ON'`. 파라미터를 SQL로 바꾸지 않는다(13장).</w:t>
+      </w:r>
+    </w:p>
+    <w:p>
+      <w:r>
+        <w:rPr>
+          <w:rFonts w:ascii="맑은 고딕" w:hAnsi="맑은 고딕" w:eastAsia="맑은 고딕"/>
+          <w:sz w:val="21"/>
+        </w:rPr>
+        <w:t xml:space="preserve">**비Broker 환경** — `ALTER SYSTEM SET log_archive_dest_state_2=DEFER` 후 `ENABLE`. 실습 07에서 구성을 제거한 뒤에 쓴 방법이다.</w:t>
+      </w:r>
+    </w:p>
+    <w:p>
+      <w:r>
+        <w:rPr>
+          <w:rFonts w:ascii="맑은 고딕" w:hAnsi="맑은 고딕" w:eastAsia="맑은 고딕"/>
+          <w:sz w:val="21"/>
+        </w:rPr>
+        <w:t xml:space="preserve">**재확인** — `V$ARCHIVE_DEST`의 `STATUS=VALID`, `ERROR` 빈칸. Standby의 `ACTIVE` SRL 1개와 시퀀스 일치. 끊겨 있던 시간을 기록한다.</w:t>
+      </w:r>
+    </w:p>
+    <w:p>
+      <w:r>
+        <w:rPr>
+          <w:rFonts w:ascii="맑은 고딕" w:hAnsi="맑은 고딕" w:eastAsia="맑은 고딕"/>
+          <w:sz w:val="21"/>
+        </w:rPr>
+        <w:t xml:space="preserve">채점 포인트: ① ReopenSecs 판정과 실측 / ② 회복 여부 확인 항목 / ③ 환경별 재촉 방법 / ④ Broker 환경 SQL 금지 / ⑤ 재확인 지표</w:t>
       </w:r>
     </w:p>
     <w:p>
@@ -726,7 +825,7 @@
           <w:b/>
           <w:sz w:val="21"/>
         </w:rPr>
-        <w:t>[추가-10] ORA-16000 분류</w:t>
+        <w:t xml:space="preserve">[추가-10] 재개 직후의 ERROR</w:t>
       </w:r>
     </w:p>
     <w:p>
@@ -735,7 +834,7 @@
           <w:rFonts w:ascii="맑은 고딕" w:hAnsi="맑은 고딕" w:eastAsia="맑은 고딕"/>
           <w:sz w:val="21"/>
         </w:rPr>
-        <w:t>모범답안:</w:t>
+        <w:t xml:space="preserve">모범답안:</w:t>
       </w:r>
     </w:p>
     <w:p>
@@ -744,7 +843,7 @@
           <w:rFonts w:ascii="맑은 고딕" w:hAnsi="맑은 고딕" w:eastAsia="맑은 고딕"/>
           <w:sz w:val="21"/>
         </w:rPr>
-        <w:t>**원인 분류.** ORA-16000은 "읽기 전용이라 못 한다"는 뜻이며, 이 장에서 세 가지 경우에 나왔다.</w:t>
+        <w:t xml:space="preserve">**실측** — 리스너 복구 후 `chicago - Error: ORA-16778: redo transport error for one or more members`, `boston - Warning: ORA-16857`, `Configuration Status: ERROR (status updated 58 seconds ago)`. 잠시 후 `SUCCESS (status updated 32 seconds ago)`.</w:t>
       </w:r>
     </w:p>
     <w:p>
@@ -753,7 +852,7 @@
           <w:rFonts w:ascii="맑은 고딕" w:hAnsi="맑은 고딕" w:eastAsia="맑은 고딕"/>
           <w:sz w:val="21"/>
         </w:rPr>
-        <w:t>① **일반 DML을 리다이렉션 없이 실행** — 가장 흔하다. ② **DDL 실행** — 리다이렉션을 켜도 대상이 아니라 같은 오류가 난다. ③ **딕셔너리를 바꾸는 패키지 호출** — `DBMS_STATS` 등. 이 경우 긴 스택 안쪽에 ORA-16000이 들어 있다.</w:t>
+        <w:t xml:space="preserve">**판단 근거** — Broker 상태는 주기적으로 다시 계산되며 그 출력은 문제가 있던 구간을 반영한 것이다. **판정 시차**다.</w:t>
       </w:r>
     </w:p>
     <w:p>
@@ -762,7 +861,7 @@
           <w:rFonts w:ascii="맑은 고딕" w:hAnsi="맑은 고딕" w:eastAsia="맑은 고딕"/>
           <w:sz w:val="21"/>
         </w:rPr>
-        <w:t>구분하는 방법은 문장의 종류를 보는 것이다. DML인지 DDL인지, 아니면 패키지 호출인지에 따라 해결 경로가 달라진다.</w:t>
+        <w:t xml:space="preserve">**확인 순서**</w:t>
       </w:r>
     </w:p>
     <w:p>
@@ -771,7 +870,7 @@
           <w:rFonts w:ascii="맑은 고딕" w:hAnsi="맑은 고딕" w:eastAsia="맑은 고딕"/>
           <w:sz w:val="21"/>
         </w:rPr>
-        <w:t>**해결 경로 세 가지.**</w:t>
+        <w:t xml:space="preserve">**①** `status updated NN seconds ago`를 읽어 판정 시점이 조치 전인지 본다.</w:t>
       </w:r>
     </w:p>
     <w:p>
@@ -780,7 +879,7 @@
           <w:rFonts w:ascii="맑은 고딕" w:hAnsi="맑은 고딕" w:eastAsia="맑은 고딕"/>
           <w:sz w:val="21"/>
         </w:rPr>
-        <w:t>**㉠ Primary에 접속해 실행한다.** 가장 확실하며 DDL과 관리 작업은 이 길밖에 없다.</w:t>
+        <w:t xml:space="preserve">**②** 아래층을 본다. `V$ARCHIVE_DEST`의 2번이 `VALID`이고 `ERROR`가 비었으면 전송은 이미 재개됐다. 실측에서도 SQL 뷰가 먼저 `VALID`였다.</w:t>
       </w:r>
     </w:p>
     <w:p>
@@ -789,7 +888,7 @@
           <w:rFonts w:ascii="맑은 고딕" w:hAnsi="맑은 고딕" w:eastAsia="맑은 고딕"/>
           <w:sz w:val="21"/>
         </w:rPr>
-        <w:t>**㉡ DML 리다이렉션을 쓴다.** DML에만 해당한다. `ALTER SESSION ENABLE ADG_REDIRECT_DML`을 켜고 일반 사용자로 실행한다. 간헐적이고 작은 갱신에 적합하다.</w:t>
+        <w:t xml:space="preserve">**③** Standby의 `V$STANDBY_LOG`에서 `ACTIVE` 1개, MRP0 `APPLYING_LOG`와 시퀀스 일치.</w:t>
       </w:r>
     </w:p>
     <w:p>
@@ -798,7 +897,7 @@
           <w:rFonts w:ascii="맑은 고딕" w:hAnsi="맑은 고딕" w:eastAsia="맑은 고딕"/>
           <w:sz w:val="21"/>
         </w:rPr>
-        <w:t>**㉢ 작업 자체를 바꾼다.** 일반 테이블을 임시 저장소로 쓰고 있다면 GTT로 바꾼다. GTT DML은 Standby에서 허용되므로 조회를 그대로 옮길 수 있다.</w:t>
+        <w:t xml:space="preserve">**④** 한 주기를 기다려 `SHOW CONFIGURATION`을 다시 본다.</w:t>
       </w:r>
     </w:p>
     <w:p>
@@ -807,7 +906,7 @@
           <w:rFonts w:ascii="맑은 고딕" w:hAnsi="맑은 고딕" w:eastAsia="맑은 고딕"/>
           <w:sz w:val="21"/>
         </w:rPr>
-        <w:t>**재확인.** ㉡을 택했다면 리다이렉트한 행이 Primary에서도 조회되는지 확인한다. ㉢을 택했다면 Standby에서 GTT `INSERT`가 성공하는지 확인한다.</w:t>
+        <w:t xml:space="preserve">**하지 말 것** — 이 시점에 구성을 제거하거나 인스턴스를 재기동하는 등 추가 조치를 하면 정상화되던 것을 다시 흔든다. 16장의 `ORA-16786`·`ORA-16854`도 같은 성질이다.</w:t>
       </w:r>
     </w:p>
     <w:p>
@@ -816,7 +915,7 @@
           <w:rFonts w:ascii="맑은 고딕" w:hAnsi="맑은 고딕" w:eastAsia="맑은 고딕"/>
           <w:sz w:val="21"/>
         </w:rPr>
-        <w:t>채점 포인트: ① 세 가지 발생 경우 / ② 문장 종류로 구분 / ③ 세 해결 경로 / ④ 각 경로의 적용 범위 / ⑤ 재확인 방법</w:t>
+        <w:t xml:space="preserve">채점 포인트: ① 판정 시차 개념 / ② status updated 확인 / ③ 아래층 교차 확인 / ④ 기다린 뒤 재확인 / ⑤ 불필요한 조치의 위험</w:t>
       </w:r>
     </w:p>
     <w:p>
@@ -826,7 +925,7 @@
           <w:b/>
           <w:sz w:val="21"/>
         </w:rPr>
-        <w:t>[추가-11] ORA-16397</w:t>
+        <w:t xml:space="preserve">[추가-11] 절반이 적용되지 않았다는 보고</w:t>
       </w:r>
     </w:p>
     <w:p>
@@ -835,7 +934,7 @@
           <w:rFonts w:ascii="맑은 고딕" w:hAnsi="맑은 고딕" w:eastAsia="맑은 고딕"/>
           <w:sz w:val="21"/>
         </w:rPr>
-        <w:t>모범답안:</w:t>
+        <w:t xml:space="preserve">모범답안:</w:t>
       </w:r>
     </w:p>
     <w:p>
@@ -844,7 +943,7 @@
           <w:rFonts w:ascii="맑은 고딕" w:hAnsi="맑은 고딕" w:eastAsia="맑은 고딕"/>
           <w:sz w:val="21"/>
         </w:rPr>
-        <w:t>**점검 순서.**</w:t>
+        <w:t xml:space="preserve">**검증** — 조건 없이 조회하면 시퀀스마다 `dest_id=1`(로컬)과 `dest_id=2`(Standby) 두 행이 나온다. 로컬 행은 Primary 자신이 적용할 일이 없으므로 영원히 `NO`다. 보고는 오판이다.</w:t>
       </w:r>
     </w:p>
     <w:p>
@@ -853,870 +952,7 @@
           <w:rFonts w:ascii="맑은 고딕" w:hAnsi="맑은 고딕" w:eastAsia="맑은 고딕"/>
           <w:sz w:val="21"/>
         </w:rPr>
-        <w:t>① **문장이 DML인가.** DDL이면 대상이 아니다. 다만 이 경우 오류는 ORA-16000이므로 ORA-16397을 만났다면 이미 통과한 단계다.</w:t>
-      </w:r>
-    </w:p>
-    <w:p>
-      <w:r>
-        <w:rPr>
-          <w:rFonts w:ascii="맑은 고딕" w:hAnsi="맑은 고딕" w:eastAsia="맑은 고딕"/>
-          <w:sz w:val="21"/>
-        </w:rPr>
-        <w:t>② **리다이렉션이 켜져 있는가.** 켜지지 않았다면 ORA-16000이다. 역시 통과한 단계다.</w:t>
-      </w:r>
-    </w:p>
-    <w:p>
-      <w:r>
-        <w:rPr>
-          <w:rFonts w:ascii="맑은 고딕" w:hAnsi="맑은 고딕" w:eastAsia="맑은 고딕"/>
-          <w:sz w:val="21"/>
-        </w:rPr>
-        <w:t>③ **접속 계정이 `SYS`가 아닌가.** `SHOW USER`로 확인한다. **가장 흔한 원인이다.**</w:t>
-      </w:r>
-    </w:p>
-    <w:p>
-      <w:r>
-        <w:rPr>
-          <w:rFonts w:ascii="맑은 고딕" w:hAnsi="맑은 고딕" w:eastAsia="맑은 고딕"/>
-          <w:sz w:val="21"/>
-        </w:rPr>
-        <w:t>④ **Standby가 Primary에 닿는가.** Standby에서 `tnsping &lt;primary&gt;`로 확인한다. 리다이렉션은 Standby가 Primary로 새 연결을 만드는 것이므로 그 경로가 막혀 있으면 실패한다.</w:t>
-      </w:r>
-    </w:p>
-    <w:p>
-      <w:r>
-        <w:rPr>
-          <w:rFonts w:ascii="맑은 고딕" w:hAnsi="맑은 고딕" w:eastAsia="맑은 고딕"/>
-          <w:sz w:val="21"/>
-        </w:rPr>
-        <w:t>⑤ **대상 객체가 Primary에 있는가.** 실행은 Primary에서 일어나므로 그쪽 기준으로 객체가 존재해야 한다.</w:t>
-      </w:r>
-    </w:p>
-    <w:p>
-      <w:r>
-        <w:rPr>
-          <w:rFonts w:ascii="맑은 고딕" w:hAnsi="맑은 고딕" w:eastAsia="맑은 고딕"/>
-          <w:sz w:val="21"/>
-        </w:rPr>
-        <w:t>**가장 흔한 원인은 ③, `SYS`로 시험한 경우다.** 리다이렉션은 현재 세션의 사용자로 Primary에 재인증하는데 SYSDBA 접속은 이 경로로 인증되지 않는다.</w:t>
-      </w:r>
-    </w:p>
-    <w:p>
-      <w:r>
-        <w:rPr>
-          <w:rFonts w:ascii="맑은 고딕" w:hAnsi="맑은 고딕" w:eastAsia="맑은 고딕"/>
-          <w:sz w:val="21"/>
-        </w:rPr>
-        <w:t>**놓치기 쉬운 이유가 두 가지다.** 첫째, 관리자가 기능을 시험할 때 자연스럽게 `SYS`를 쓴다. 둘째, **오류 메시지가 원인을 알려 주지 않는다.** "리다이렉션이 실패했다"고만 말할 뿐 왜인지는 말하지 않는다.</w:t>
-      </w:r>
-    </w:p>
-    <w:p>
-      <w:r>
-        <w:rPr>
-          <w:rFonts w:ascii="맑은 고딕" w:hAnsi="맑은 고딕" w:eastAsia="맑은 고딕"/>
-          <w:sz w:val="21"/>
-        </w:rPr>
-        <w:t>실습에서도 처음에 `SYS`로 시도해 이 오류를 만났고, 일반 사용자로 바꾸자 바로 동작했다. **기능 검증은 실제 애플리케이션이 쓰는 계정과 같은 종류로 해야 한다.**</w:t>
-      </w:r>
-    </w:p>
-    <w:p>
-      <w:r>
-        <w:rPr>
-          <w:rFonts w:ascii="맑은 고딕" w:hAnsi="맑은 고딕" w:eastAsia="맑은 고딕"/>
-          <w:sz w:val="21"/>
-        </w:rPr>
-        <w:t>채점 포인트: ① 다섯 단계 점검 / ② ORA-16000과의 경계 / ③ SYS가 가장 흔한 원인 / ④ 놓치기 쉬운 두 이유 / ⑤ 검증 계정에 대한 교훈</w:t>
-      </w:r>
-    </w:p>
-    <w:p>
-      <w:r>
-        <w:rPr>
-          <w:rFonts w:ascii="맑은 고딕" w:hAnsi="맑은 고딕" w:eastAsia="맑은 고딕"/>
-          <w:b/>
-          <w:sz w:val="21"/>
-        </w:rPr>
-        <w:t>[추가-12] ORA-03174</w:t>
-      </w:r>
-    </w:p>
-    <w:p>
-      <w:r>
-        <w:rPr>
-          <w:rFonts w:ascii="맑은 고딕" w:hAnsi="맑은 고딕" w:eastAsia="맑은 고딕"/>
-          <w:sz w:val="21"/>
-        </w:rPr>
-        <w:t>모범답안:</w:t>
-      </w:r>
-    </w:p>
-    <w:p>
-      <w:r>
-        <w:rPr>
-          <w:rFonts w:ascii="맑은 고딕" w:hAnsi="맑은 고딕" w:eastAsia="맑은 고딕"/>
-          <w:sz w:val="21"/>
-        </w:rPr>
-        <w:t>**원인.** `STANDBY_MAX_DATA_DELAY`는 `SYS` 세션에 적용되지 않는다. 메시지 자체가 `does not apply to SYS users`로 명확하다.</w:t>
-      </w:r>
-    </w:p>
-    <w:p>
-      <w:r>
-        <w:rPr>
-          <w:rFonts w:ascii="맑은 고딕" w:hAnsi="맑은 고딕" w:eastAsia="맑은 고딕"/>
-          <w:sz w:val="21"/>
-        </w:rPr>
-        <w:t>이유는 관리 편의로 보인다. 관리자가 진단 조회를 하는데 지연 한도 때문에 막히면 곤란하다. **Standby가 뒤처져 있을 때야말로 관리자가 조회해야 하는 상황**이므로 예외로 둔 것이다.</w:t>
-      </w:r>
-    </w:p>
-    <w:p>
-      <w:r>
-        <w:rPr>
-          <w:rFonts w:ascii="맑은 고딕" w:hAnsi="맑은 고딕" w:eastAsia="맑은 고딕"/>
-          <w:sz w:val="21"/>
-        </w:rPr>
-        <w:t>주목할 점은 **오류가 났지만 그 뒤의 조회는 정상 수행된다**는 것이다. 설정만 거부되고 세션은 그대로 쓸 수 있다. 그래서 "오류가 났으니 세션이 못 쓰게 됐다"고 오해하지 않아야 한다.</w:t>
-      </w:r>
-    </w:p>
-    <w:p>
-      <w:r>
-        <w:rPr>
-          <w:rFonts w:ascii="맑은 고딕" w:hAnsi="맑은 고딕" w:eastAsia="맑은 고딕"/>
-          <w:sz w:val="21"/>
-        </w:rPr>
-        <w:t>**조치.** 일반 사용자로 접속해 시험한다. 실측에서 PDB 사용자로 접속하자 `Session altered.`가 나오고 한도가 정상 적용됐다.</w:t>
-      </w:r>
-    </w:p>
-    <w:p>
-      <w:r>
-        <w:rPr>
-          <w:rFonts w:ascii="맑은 고딕" w:hAnsi="맑은 고딕" w:eastAsia="맑은 고딕"/>
-          <w:sz w:val="21"/>
-        </w:rPr>
-        <w:t>**같은 성격의 문제가 이 장에 또 있다.** DML 리다이렉션이 `SYS`로 `ORA-16397`을 낸 경우다. 둘 다 일반 사용자로 바꾸자 바로 동작했다.</w:t>
-      </w:r>
-    </w:p>
-    <w:p>
-      <w:r>
-        <w:rPr>
-          <w:rFonts w:ascii="맑은 고딕" w:hAnsi="맑은 고딕" w:eastAsia="맑은 고딕"/>
-          <w:sz w:val="21"/>
-        </w:rPr>
-        <w:t>여기서 일반화할 수 있다. **ADG의 세션 기능들은 대체로 일반 사용자를 전제로 설계되어 있다.** 관리자 계정으로 기능을 시험하고 "동작하지 않는다"고 결론짓는 실수가 이 장에서만 두 번 나왔다. 기능 검증은 실제 애플리케이션 계정과 같은 종류로 한다.</w:t>
-      </w:r>
-    </w:p>
-    <w:p>
-      <w:r>
-        <w:rPr>
-          <w:rFonts w:ascii="맑은 고딕" w:hAnsi="맑은 고딕" w:eastAsia="맑은 고딕"/>
-          <w:sz w:val="21"/>
-        </w:rPr>
-        <w:t>채점 포인트: ① 메시지 해석 / ② 예외를 둔 이유 추론 / ③ 조회는 계속 가능하다는 관찰 / ④ 일반 사용자로 조치 / ⑤ ORA-16397과의 공통점과 일반화</w:t>
-      </w:r>
-    </w:p>
-    <w:p>
-      <w:r>
-        <w:rPr>
-          <w:rFonts w:ascii="맑은 고딕" w:hAnsi="맑은 고딕" w:eastAsia="맑은 고딕"/>
-          <w:b/>
-          <w:sz w:val="21"/>
-        </w:rPr>
-        <w:t>[추가-13] ORA-03172가 잦을 때</w:t>
-      </w:r>
-    </w:p>
-    <w:p>
-      <w:r>
-        <w:rPr>
-          <w:rFonts w:ascii="맑은 고딕" w:hAnsi="맑은 고딕" w:eastAsia="맑은 고딕"/>
-          <w:sz w:val="21"/>
-        </w:rPr>
-        <w:t>모범답안:</w:t>
-      </w:r>
-    </w:p>
-    <w:p>
-      <w:r>
-        <w:rPr>
-          <w:rFonts w:ascii="맑은 고딕" w:hAnsi="맑은 고딕" w:eastAsia="맑은 고딕"/>
-          <w:sz w:val="21"/>
-        </w:rPr>
-        <w:t>**원인을 셋으로 나눈다.**</w:t>
-      </w:r>
-    </w:p>
-    <w:p>
-      <w:r>
-        <w:rPr>
-          <w:rFonts w:ascii="맑은 고딕" w:hAnsi="맑은 고딕" w:eastAsia="맑은 고딕"/>
-          <w:sz w:val="21"/>
-        </w:rPr>
-        <w:t>① **설정값이 비현실적이다.** 특히 0인 경우다. ASYNC 구성에서 0은 사실상 항상 위반된다. 실측에서 `STANDBY_MAX_DATA_DELAY of 0 seconds exceeded`를 확인했다.</w:t>
-      </w:r>
-    </w:p>
-    <w:p>
-      <w:r>
-        <w:rPr>
-          <w:rFonts w:ascii="맑은 고딕" w:hAnsi="맑은 고딕" w:eastAsia="맑은 고딕"/>
-          <w:sz w:val="21"/>
-        </w:rPr>
-        <w:t>② **Standby가 실제로 뒤처져 있다.** 적용이 멈췄거나 따라가지 못하는 상황이다. `V$MANAGED_STANDBY`로 MRP0 존재를, `V$DATAGUARD_STATS`로 지연을 확인한다. 실측에서 적용을 멈추자 `apply lag`이 1분 22초까지 벌어졌고 `STANDBY_MAX_DATA_DELAY of 1 seconds exceeded`가 났다.</w:t>
-      </w:r>
-    </w:p>
-    <w:p>
-      <w:r>
-        <w:rPr>
-          <w:rFonts w:ascii="맑은 고딕" w:hAnsi="맑은 고딕" w:eastAsia="맑은 고딕"/>
-          <w:sz w:val="21"/>
-        </w:rPr>
-        <w:t>③ **간헐적으로 지연이 튄다.** 평상시에는 괜찮은데 특정 시간대에만 걸리는 경우다. `V$STANDBY_EVENT_HISTOGRAM`으로 분포를 본다.</w:t>
-      </w:r>
-    </w:p>
-    <w:p>
-      <w:r>
-        <w:rPr>
-          <w:rFonts w:ascii="맑은 고딕" w:hAnsi="맑은 고딕" w:eastAsia="맑은 고딕"/>
-          <w:sz w:val="21"/>
-        </w:rPr>
-        <w:t>**설정값을 정하는 방법.** 정상 상태의 지연을 먼저 관찰한다. 실측에서 정상 상태의 `apply lag`은 0초였고 히스토그램의 대부분이 0초 구간이었다. 여기에 여유를 두어 5초나 10초로 잡으면 평상시에는 거의 걸리지 않고 실제 문제가 있을 때만 걸린다. 히스토그램에서 어느 구간까지가 정상 범위인지 확인해 정하는 것이 근거 있는 방법이다.</w:t>
-      </w:r>
-    </w:p>
-    <w:p>
-      <w:r>
-        <w:rPr>
-          <w:rFonts w:ascii="맑은 고딕" w:hAnsi="맑은 고딕" w:eastAsia="맑은 고딕"/>
-          <w:sz w:val="21"/>
-        </w:rPr>
-        <w:t>**애플리케이션 쪽 대응.** `ORA-03172`를 잡아 Primary로 재시도하는 구조를 만든다. 이 오류는 "지금 이 Standby로는 요건을 못 맞춘다"는 뜻이지 장애가 아니므로, 재시도가 자연스러운 처리다. 재시도 횟수와 대상(다른 Standby가 있다면 그쪽)을 함께 설계한다.</w:t>
-      </w:r>
-    </w:p>
-    <w:p>
-      <w:r>
-        <w:rPr>
-          <w:rFonts w:ascii="맑은 고딕" w:hAnsi="맑은 고딕" w:eastAsia="맑은 고딕"/>
-          <w:sz w:val="21"/>
-        </w:rPr>
-        <w:t>채점 포인트: ① 세 가지 원인 분류 / ② 각각의 확인 조회 / ③ 히스토그램 기반으로 값 정하기 / ④ 재시도 구조 / ⑤ 오류의 성격 규정</w:t>
-      </w:r>
-    </w:p>
-    <w:p>
-      <w:r>
-        <w:rPr>
-          <w:rFonts w:ascii="맑은 고딕" w:hAnsi="맑은 고딕" w:eastAsia="맑은 고딕"/>
-          <w:b/>
-          <w:sz w:val="21"/>
-        </w:rPr>
-        <w:t>[추가-14] 긴 오류 스택 읽기</w:t>
-      </w:r>
-    </w:p>
-    <w:p>
-      <w:r>
-        <w:rPr>
-          <w:rFonts w:ascii="맑은 고딕" w:hAnsi="맑은 고딕" w:eastAsia="맑은 고딕"/>
-          <w:sz w:val="21"/>
-        </w:rPr>
-        <w:t>모범답안:</w:t>
-      </w:r>
-    </w:p>
-    <w:p>
-      <w:r>
-        <w:rPr>
-          <w:rFonts w:ascii="맑은 고딕" w:hAnsi="맑은 고딕" w:eastAsia="맑은 고딕"/>
-          <w:sz w:val="21"/>
-        </w:rPr>
-        <w:t>**읽는 요령.** `ORA-06512`는 PL/SQL 호출 스택으로 "어디를 지났는가"만 알려 준다. 진단에는 쓸모가 적다. 따라서 **`ORA-06512`를 건너뛰고 그것이 아닌 번호를 찾는다.**</w:t>
-      </w:r>
-    </w:p>
-    <w:p>
-      <w:r>
-        <w:rPr>
-          <w:rFonts w:ascii="맑은 고딕" w:hAnsi="맑은 고딕" w:eastAsia="맑은 고딕"/>
-          <w:sz w:val="21"/>
-        </w:rPr>
-        <w:t>실측 스택에서 그것이 아닌 번호는 둘이었다. 맨 위의 `ORA-00604`(재귀 SQL에서 오류 발생)와 중간의 `ORA-16000`이다. **앞의 것은 형식이고 뒤의 것이 내용이다.** `ORA-00604`는 "패키지 내부의 SQL에서 뭔가 났다"는 포장일 뿐이다.</w:t>
-      </w:r>
-    </w:p>
-    <w:p>
-      <w:r>
-        <w:rPr>
-          <w:rFonts w:ascii="맑은 고딕" w:hAnsi="맑은 고딕" w:eastAsia="맑은 고딕"/>
-          <w:sz w:val="21"/>
-        </w:rPr>
-        <w:t>**실제 원인.** `ORA-16000: database or pluggable database open for read-only access`. 통계 수집은 딕셔너리를 바꾸므로 읽기 전용 데이터베이스에서 할 수 없다. `DBMS_STATS.SET_GLOBAL_PREFS`도 같은 결과였다.</w:t>
-      </w:r>
-    </w:p>
-    <w:p>
-      <w:r>
-        <w:rPr>
-          <w:rFonts w:ascii="맑은 고딕" w:hAnsi="맑은 고딕" w:eastAsia="맑은 고딕"/>
-          <w:sz w:val="21"/>
-        </w:rPr>
-        <w:t>**대안.** ① 통계는 **Primary에서 수집한다.** 딕셔너리가 리두로 복제되므로 Standby도 같은 통계를 쓴다. ② Standby 고유의 조회 특성 때문에 다른 통계가 필요하다면 Primary에서 그에 맞게 수집하거나, 세션 수준 힌트·SQL 프로파일로 대응한다. ③ AWR처럼 Standby 성능을 기록해야 한다면 조회 결과를 외부로 내보내는 방식을 쓴다.</w:t>
-      </w:r>
-    </w:p>
-    <w:p>
-      <w:r>
-        <w:rPr>
-          <w:rFonts w:ascii="맑은 고딕" w:hAnsi="맑은 고딕" w:eastAsia="맑은 고딕"/>
-          <w:sz w:val="21"/>
-        </w:rPr>
-        <w:t>참고로 AWR은 같은 상황에서 **전용 오류 `ORA-13516`**을 낸다. 스택도 짧다. `ORA-16000`까지 내려가기 전에 패키지가 먼저 상태를 확인하고 거부했기 때문이다. **오류 번호와 스택 길이가 그 기능이 상태를 얼마나 일찍 점검하는지를 보여 준다.**</w:t>
-      </w:r>
-    </w:p>
-    <w:p>
-      <w:r>
-        <w:rPr>
-          <w:rFonts w:ascii="맑은 고딕" w:hAnsi="맑은 고딕" w:eastAsia="맑은 고딕"/>
-          <w:sz w:val="21"/>
-        </w:rPr>
-        <w:t>채점 포인트: ① ORA-06512를 건너뛴다 / ② ORA-00604는 형식, ORA-16000이 내용 / ③ 실제 원인 / ④ 대안 세 가지 / ⑤ ORA-13516과의 대비</w:t>
-      </w:r>
-    </w:p>
-    <w:p>
-      <w:pPr>
-        <w:pStyle w:val="Heading2"/>
-      </w:pPr>
-      <w:r>
-        <w:t>[유형] 진단절차형 — 모범답안</w:t>
-      </w:r>
-    </w:p>
-    <w:p>
-      <w:r>
-        <w:rPr>
-          <w:rFonts w:ascii="맑은 고딕" w:hAnsi="맑은 고딕" w:eastAsia="맑은 고딕"/>
-          <w:b/>
-          <w:sz w:val="21"/>
-        </w:rPr>
-        <w:t>[추가-15] Standby로 옮기기 전 점검</w:t>
-      </w:r>
-    </w:p>
-    <w:p>
-      <w:r>
-        <w:rPr>
-          <w:rFonts w:ascii="맑은 고딕" w:hAnsi="맑은 고딕" w:eastAsia="맑은 고딕"/>
-          <w:sz w:val="21"/>
-        </w:rPr>
-        <w:t>모범답안:</w:t>
-      </w:r>
-    </w:p>
-    <w:p>
-      <w:r>
-        <w:rPr>
-          <w:rFonts w:ascii="맑은 고딕" w:hAnsi="맑은 고딕" w:eastAsia="맑은 고딕"/>
-          <w:sz w:val="21"/>
-        </w:rPr>
-        <w:t>**① 대상 조회를 분류한다.** 순수 조회인가, DML을 포함하는가, 일반 테이블을 임시 저장소로 쓰는가, 시퀀스를 쓰는가. 9.4절의 기준(영구 파일·딕셔너리를 바꾸는가)을 적용한다. **이것이 가장 중요한 단계이며 대부분의 문제가 여기서 걸러진다.**</w:t>
-      </w:r>
-    </w:p>
-    <w:p>
-      <w:r>
-        <w:rPr>
-          <w:rFonts w:ascii="맑은 고딕" w:hAnsi="맑은 고딕" w:eastAsia="맑은 고딕"/>
-          <w:sz w:val="21"/>
-        </w:rPr>
-        <w:t>**② 계정을 확인한다.** 관리자 계정이 아니라 애플리케이션 계정으로 시험한다. `SYS`로는 리다이렉션(ORA-16397)도 지연 한도(ORA-03174)도 동작하지 않는다.</w:t>
-      </w:r>
-    </w:p>
-    <w:p>
-      <w:r>
-        <w:rPr>
-          <w:rFonts w:ascii="맑은 고딕" w:hAnsi="맑은 고딕" w:eastAsia="맑은 고딕"/>
-          <w:sz w:val="21"/>
-        </w:rPr>
-        <w:t>**③ 접속 경로를 확인한다.** Standby의 PDB 서비스가 리스너에 등록되어 있는지 본다. `lsnrctl status | grep &lt;pdb&gt;`로 `status READY`를 확인한다. PDB가 열려 있지 않으면 서비스가 없다.</w:t>
-      </w:r>
-    </w:p>
-    <w:p>
-      <w:r>
-        <w:rPr>
-          <w:rFonts w:ascii="맑은 고딕" w:hAnsi="맑은 고딕" w:eastAsia="맑은 고딕"/>
-          <w:sz w:val="21"/>
-        </w:rPr>
-        <w:t>**④ 신선도 요건을 정한다.** 몇 초까지 오래된 데이터를 받아들일 수 있는가. 정상 상태의 지연을 `V$DATAGUARD_STATS`와 히스토그램으로 관찰한 뒤 여유를 두어 정한다.</w:t>
-      </w:r>
-    </w:p>
-    <w:p>
-      <w:r>
-        <w:rPr>
-          <w:rFonts w:ascii="맑은 고딕" w:hAnsi="맑은 고딕" w:eastAsia="맑은 고딕"/>
-          <w:sz w:val="21"/>
-        </w:rPr>
-        <w:t>**⑤ 실패 경로를 만든다.** Standby가 뒤처지거나 내려갔을 때 Primary로 가는 길을 준비한다. `ORA-03172` 처리를 애플리케이션에 넣고, 세션이 `SYS_CONTEXT`로 자신이 어디에 붙었는지 확인할 수 있게 한다.</w:t>
-      </w:r>
-    </w:p>
-    <w:p>
-      <w:r>
-        <w:rPr>
-          <w:rFonts w:ascii="맑은 고딕" w:hAnsi="맑은 고딕" w:eastAsia="맑은 고딕"/>
-          <w:sz w:val="21"/>
-        </w:rPr>
-        <w:t>**⑥ 감시 항목을 정한다.** MRP0 존재, 두 지연, 히스토그램 기반 비율을 정기적으로 수집한다.</w:t>
-      </w:r>
-    </w:p>
-    <w:p>
-      <w:r>
-        <w:rPr>
-          <w:rFonts w:ascii="맑은 고딕" w:hAnsi="맑은 고딕" w:eastAsia="맑은 고딕"/>
-          <w:sz w:val="21"/>
-        </w:rPr>
-        <w:t>채점 포인트: ① 분류가 첫 단계 / ② 계정 확인 / ③ 서비스 등록 확인 / ④ 신선도 요건과 근거 / ⑤ 실패 경로와 감시</w:t>
-      </w:r>
-    </w:p>
-    <w:p>
-      <w:r>
-        <w:rPr>
-          <w:rFonts w:ascii="맑은 고딕" w:hAnsi="맑은 고딕" w:eastAsia="맑은 고딕"/>
-          <w:b/>
-          <w:sz w:val="21"/>
-        </w:rPr>
-        <w:t>[추가-16] 어디에 붙었는지 모를 때</w:t>
-      </w:r>
-    </w:p>
-    <w:p>
-      <w:r>
-        <w:rPr>
-          <w:rFonts w:ascii="맑은 고딕" w:hAnsi="맑은 고딕" w:eastAsia="맑은 고딕"/>
-          <w:sz w:val="21"/>
-        </w:rPr>
-        <w:t>모범답안:</w:t>
-      </w:r>
-    </w:p>
-    <w:p>
-      <w:r>
-        <w:rPr>
-          <w:rFonts w:ascii="맑은 고딕" w:hAnsi="맑은 고딕" w:eastAsia="맑은 고딕"/>
-          <w:sz w:val="21"/>
-        </w:rPr>
-        <w:t>**확인 절차.**</w:t>
-      </w:r>
-    </w:p>
-    <w:p>
-      <w:r>
-        <w:rPr>
-          <w:rFonts w:ascii="맑은 고딕" w:hAnsi="맑은 고딕" w:eastAsia="맑은 고딕"/>
-          <w:sz w:val="21"/>
-        </w:rPr>
-        <w:t>① 세션에서 `SELECT sys_context('userenv','db_unique_name'), sys_context('userenv','database_role') FROM dual;`을 실행한다. 실측에서 `boston` / `PHYSICAL STANDBY`가 나왔다.</w:t>
-      </w:r>
-    </w:p>
-    <w:p>
-      <w:r>
-        <w:rPr>
-          <w:rFonts w:ascii="맑은 고딕" w:hAnsi="맑은 고딕" w:eastAsia="맑은 고딕"/>
-          <w:sz w:val="21"/>
-        </w:rPr>
-        <w:t>② 두 값을 함께 본다. `DB_UNIQUE_NAME`은 어느 데이터베이스인지, `DATABASE_ROLE`은 그것이 Primary인지 Standby인지 알려 준다.</w:t>
-      </w:r>
-    </w:p>
-    <w:p>
-      <w:r>
-        <w:rPr>
-          <w:rFonts w:ascii="맑은 고딕" w:hAnsi="맑은 고딕" w:eastAsia="맑은 고딕"/>
-          <w:sz w:val="21"/>
-        </w:rPr>
-        <w:t>③ 보조로 `V$DATABASE.OPEN_MODE`를 본다. `READ ONLY WITH APPLY`이면 ADG Standby다.</w:t>
-      </w:r>
-    </w:p>
-    <w:p>
-      <w:r>
-        <w:rPr>
-          <w:rFonts w:ascii="맑은 고딕" w:hAnsi="맑은 고딕" w:eastAsia="맑은 고딕"/>
-          <w:sz w:val="21"/>
-        </w:rPr>
-        <w:t>**설계 단계에서 방지하는 방법.**</w:t>
-      </w:r>
-    </w:p>
-    <w:p>
-      <w:r>
-        <w:rPr>
-          <w:rFonts w:ascii="맑은 고딕" w:hAnsi="맑은 고딕" w:eastAsia="맑은 고딕"/>
-          <w:sz w:val="21"/>
-        </w:rPr>
-        <w:t>첫째, **역할로 판단하게 만든다.** 이름이나 접속 문자열이 아니라 `DATABASE_ROLE`을 기준으로 삼는다. 역할 전환이 있는 환경에서는 접속 대상은 그대로인데 역할이 바뀔 수 있기 때문이다.</w:t>
-      </w:r>
-    </w:p>
-    <w:p>
-      <w:r>
-        <w:rPr>
-          <w:rFonts w:ascii="맑은 고딕" w:hAnsi="맑은 고딕" w:eastAsia="맑은 고딕"/>
-          <w:sz w:val="21"/>
-        </w:rPr>
-        <w:t>둘째, **접속 직후 확인하는 코드를 둔다.** 애플리케이션이 연결 풀에서 세션을 꺼낼 때 한 번 확인하고, 기대와 다르면 그 세션을 쓰지 않는다.</w:t>
-      </w:r>
-    </w:p>
-    <w:p>
-      <w:r>
-        <w:rPr>
-          <w:rFonts w:ascii="맑은 고딕" w:hAnsi="맑은 고딕" w:eastAsia="맑은 고딕"/>
-          <w:sz w:val="21"/>
-        </w:rPr>
-        <w:t>셋째, **서비스를 역할별로 나눈다.** 읽기 전용 서비스와 읽기 쓰기 서비스를 따로 만들고 역할에 따라 시작·정지되게 하면, 애플리케이션이 서비스 이름만으로 올바른 노드에 붙는다. 이 방식이 가장 견고하다.</w:t>
-      </w:r>
-    </w:p>
-    <w:p>
-      <w:r>
-        <w:rPr>
-          <w:rFonts w:ascii="맑은 고딕" w:hAnsi="맑은 고딕" w:eastAsia="맑은 고딕"/>
-          <w:sz w:val="21"/>
-        </w:rPr>
-        <w:t>채점 포인트: ① SYS_CONTEXT 두 항목 / ② OPEN_MODE 보조 확인 / ③ 이름이 아니라 역할로 판단 / ④ 접속 직후 확인 코드 / ⑤ 역할별 서비스 분리</w:t>
-      </w:r>
-    </w:p>
-    <w:p>
-      <w:r>
-        <w:rPr>
-          <w:rFonts w:ascii="맑은 고딕" w:hAnsi="맑은 고딕" w:eastAsia="맑은 고딕"/>
-          <w:b/>
-          <w:sz w:val="21"/>
-        </w:rPr>
-        <w:t>[추가-17] 리다이렉션 도입 판단</w:t>
-      </w:r>
-    </w:p>
-    <w:p>
-      <w:r>
-        <w:rPr>
-          <w:rFonts w:ascii="맑은 고딕" w:hAnsi="맑은 고딕" w:eastAsia="맑은 고딕"/>
-          <w:sz w:val="21"/>
-        </w:rPr>
-        <w:t>모범답안:</w:t>
-      </w:r>
-    </w:p>
-    <w:p>
-      <w:r>
-        <w:rPr>
-          <w:rFonts w:ascii="맑은 고딕" w:hAnsi="맑은 고딕" w:eastAsia="맑은 고딕"/>
-          <w:sz w:val="21"/>
-        </w:rPr>
-        <w:t>**① 대상 DML의 성격을 본다.** 간헐적이고 작은가. 문장 하나가 두 번의 네트워크 왕복을 만들므로, 빈도가 높거나 행 수가 많으면 적합하지 않다.</w:t>
-      </w:r>
-    </w:p>
-    <w:p>
-      <w:r>
-        <w:rPr>
-          <w:rFonts w:ascii="맑은 고딕" w:hAnsi="맑은 고딕" w:eastAsia="맑은 고딕"/>
-          <w:sz w:val="21"/>
-        </w:rPr>
-        <w:t>**② 트랜잭션의 길이를 본다.** 리다이렉트된 DML의 트랜잭션은 Primary에 존재한다. 긴 트랜잭션을 열어 두면 Primary에 잠금이 남을 수 있다.</w:t>
-      </w:r>
-    </w:p>
-    <w:p>
-      <w:r>
-        <w:rPr>
-          <w:rFonts w:ascii="맑은 고딕" w:hAnsi="맑은 고딕" w:eastAsia="맑은 고딕"/>
-          <w:sz w:val="21"/>
-        </w:rPr>
-        <w:t>**③ 계정을 확인한다.** `SYS`로는 동작하지 않는다. 애플리케이션 계정이 Primary에도 같은 권한으로 존재해야 한다.</w:t>
-      </w:r>
-    </w:p>
-    <w:p>
-      <w:r>
-        <w:rPr>
-          <w:rFonts w:ascii="맑은 고딕" w:hAnsi="맑은 고딕" w:eastAsia="맑은 고딕"/>
-          <w:sz w:val="21"/>
-        </w:rPr>
-        <w:t>**④ 경로를 확인한다.** Standby에서 Primary로 `tnsping`이 되는지 본다. Oracle Net이 양방향으로 살아 있어야 한다.</w:t>
-      </w:r>
-    </w:p>
-    <w:p>
-      <w:r>
-        <w:rPr>
-          <w:rFonts w:ascii="맑은 고딕" w:hAnsi="맑은 고딕" w:eastAsia="맑은 고딕"/>
-          <w:sz w:val="21"/>
-        </w:rPr>
-        <w:t>**⑤ 켜는 범위를 정한다.** 시스템 수준이 아니라 **세션 수준**을 기본으로 한다. 어떤 경로로 Primary에 쓰기가 발생하는지 통제할 수 있어야 한다.</w:t>
-      </w:r>
-    </w:p>
-    <w:p>
-      <w:r>
-        <w:rPr>
-          <w:rFonts w:ascii="맑은 고딕" w:hAnsi="맑은 고딕" w:eastAsia="맑은 고딕"/>
-          <w:sz w:val="21"/>
-        </w:rPr>
-        <w:t>**도입하지 않는 경우.** 대량 배치 갱신, 긴 트랜잭션, DDL이 필요한 작업, 그리고 **Primary 부하가 이미 높은 경우**다. 마지막 항목이 중요한데, 리다이렉션은 부하를 줄이는 것이 아니라 옮기는 것이다. 실행은 결국 Primary에서 일어나므로 Primary의 부담은 줄지 않는다.</w:t>
-      </w:r>
-    </w:p>
-    <w:p>
-      <w:r>
-        <w:rPr>
-          <w:rFonts w:ascii="맑은 고딕" w:hAnsi="맑은 고딕" w:eastAsia="맑은 고딕"/>
-          <w:sz w:val="21"/>
-        </w:rPr>
-        <w:t>즉 리다이렉션의 가치는 **부하 분산이 아니라 접속 단순화**에 있다. 이 점을 오해하면 기대한 효과를 얻지 못한다.</w:t>
-      </w:r>
-    </w:p>
-    <w:p>
-      <w:r>
-        <w:rPr>
-          <w:rFonts w:ascii="맑은 고딕" w:hAnsi="맑은 고딕" w:eastAsia="맑은 고딕"/>
-          <w:sz w:val="21"/>
-        </w:rPr>
-        <w:t>채점 포인트: ① DML 성격 / ② 트랜잭션 길이 / ③ 계정 / ④ 경로 / ⑤ 부하 분산이 아니라 접속 단순화라는 성격 규정</w:t>
-      </w:r>
-    </w:p>
-    <w:p>
-      <w:r>
-        <w:rPr>
-          <w:rFonts w:ascii="맑은 고딕" w:hAnsi="맑은 고딕" w:eastAsia="맑은 고딕"/>
-          <w:b/>
-          <w:sz w:val="21"/>
-        </w:rPr>
-        <w:t>[추가-18] 신선도 요건 구현</w:t>
-      </w:r>
-    </w:p>
-    <w:p>
-      <w:r>
-        <w:rPr>
-          <w:rFonts w:ascii="맑은 고딕" w:hAnsi="맑은 고딕" w:eastAsia="맑은 고딕"/>
-          <w:sz w:val="21"/>
-        </w:rPr>
-        <w:t>모범답안:</w:t>
-      </w:r>
-    </w:p>
-    <w:p>
-      <w:r>
-        <w:rPr>
-          <w:rFonts w:ascii="맑은 고딕" w:hAnsi="맑은 고딕" w:eastAsia="맑은 고딕"/>
-          <w:sz w:val="21"/>
-        </w:rPr>
-        <w:t>**① 요건을 숫자로 정한다.** "얼마나 오래된 데이터까지 허용하는가"를 초 단위로 정한다. 업무가 답해야 할 질문이며, 기술적 판단이 아니다.</w:t>
-      </w:r>
-    </w:p>
-    <w:p>
-      <w:r>
-        <w:rPr>
-          <w:rFonts w:ascii="맑은 고딕" w:hAnsi="맑은 고딕" w:eastAsia="맑은 고딕"/>
-          <w:sz w:val="21"/>
-        </w:rPr>
-        <w:t>**② 정상 상태를 관찰한다.** `V$DATAGUARD_STATS`의 `apply lag`을 여러 번 조회하고, `V$STANDBY_EVENT_HISTOGRAM`으로 분포를 본다. 실측에서 정상 상태는 0초였고 히스토그램 대부분이 0초 구간이었다.</w:t>
-      </w:r>
-    </w:p>
-    <w:p>
-      <w:r>
-        <w:rPr>
-          <w:rFonts w:ascii="맑은 고딕" w:hAnsi="맑은 고딕" w:eastAsia="맑은 고딕"/>
-          <w:sz w:val="21"/>
-        </w:rPr>
-        <w:t>**③ 여유를 두어 값을 정한다.** 정상 범위보다 넉넉하게 잡는다. 5초나 10초면 평상시에는 거의 걸리지 않고 실제 문제가 있을 때만 걸린다. **0은 ASYNC 구성에서 쓸 수 없다** — 항상 `ORA-03172`가 난다.</w:t>
-      </w:r>
-    </w:p>
-    <w:p>
-      <w:r>
-        <w:rPr>
-          <w:rFonts w:ascii="맑은 고딕" w:hAnsi="맑은 고딕" w:eastAsia="맑은 고딕"/>
-          <w:sz w:val="21"/>
-        </w:rPr>
-        <w:t>**④ 세션에 적용한다.** `ALTER SESSION SET standby_max_data_delay=&lt;값&gt;;` 애플리케이션 계정으로 해야 한다. `SYS`는 `ORA-03174`로 거부된다.</w:t>
-      </w:r>
-    </w:p>
-    <w:p>
-      <w:r>
-        <w:rPr>
-          <w:rFonts w:ascii="맑은 고딕" w:hAnsi="맑은 고딕" w:eastAsia="맑은 고딕"/>
-          <w:sz w:val="21"/>
-        </w:rPr>
-        <w:t>**⑤ 실패를 처리한다.** `ORA-03172`를 잡아 Primary로 재시도한다. 이 오류는 장애가 아니라 "요건을 못 맞춘다"는 통보이므로 재시도가 자연스럽다.</w:t>
-      </w:r>
-    </w:p>
-    <w:p>
-      <w:r>
-        <w:rPr>
-          <w:rFonts w:ascii="맑은 고딕" w:hAnsi="맑은 고딕" w:eastAsia="맑은 고딕"/>
-          <w:sz w:val="21"/>
-        </w:rPr>
-        <w:t>**⑥ 검증한다.** 적용을 일시 중지해 지연을 만든 뒤 실제로 `ORA-03172`가 나고 재시도가 동작하는지 확인한다. 실측에서 적용을 멈추자 `apply lag`이 1분 22초가 되었고 한도 1초 조회가 정확히 거부되었다.</w:t>
-      </w:r>
-    </w:p>
-    <w:p>
-      <w:r>
-        <w:rPr>
-          <w:rFonts w:ascii="맑은 고딕" w:hAnsi="맑은 고딕" w:eastAsia="맑은 고딕"/>
-          <w:sz w:val="21"/>
-        </w:rPr>
-        <w:t>⑥을 빠뜨리면 안 된다. **실패 경로는 실제로 실패시켜 봐야 검증된다.**</w:t>
-      </w:r>
-    </w:p>
-    <w:p>
-      <w:r>
-        <w:rPr>
-          <w:rFonts w:ascii="맑은 고딕" w:hAnsi="맑은 고딕" w:eastAsia="맑은 고딕"/>
-          <w:sz w:val="21"/>
-        </w:rPr>
-        <w:t>채점 포인트: ① 업무가 정하는 숫자 / ② 정상 상태 관찰 / ③ 0을 쓸 수 없는 이유 / ④ 계정 주의 / ⑤ 실패 경로를 실제로 검증</w:t>
-      </w:r>
-    </w:p>
-    <w:p>
-      <w:r>
-        <w:rPr>
-          <w:rFonts w:ascii="맑은 고딕" w:hAnsi="맑은 고딕" w:eastAsia="맑은 고딕"/>
-          <w:b/>
-          <w:sz w:val="21"/>
-        </w:rPr>
-        <w:t>[추가-19] 세 뷰의 조합</w:t>
-      </w:r>
-    </w:p>
-    <w:p>
-      <w:r>
-        <w:rPr>
-          <w:rFonts w:ascii="맑은 고딕" w:hAnsi="맑은 고딕" w:eastAsia="맑은 고딕"/>
-          <w:sz w:val="21"/>
-        </w:rPr>
-        <w:t>모범답안:</w:t>
-      </w:r>
-    </w:p>
-    <w:p>
-      <w:r>
-        <w:rPr>
-          <w:rFonts w:ascii="맑은 고딕" w:hAnsi="맑은 고딕" w:eastAsia="맑은 고딕"/>
-          <w:sz w:val="21"/>
-        </w:rPr>
-        <w:t>**역할과 한계.**</w:t>
-      </w:r>
-    </w:p>
-    <w:p>
-      <w:r>
-        <w:rPr>
-          <w:rFonts w:ascii="맑은 고딕" w:hAnsi="맑은 고딕" w:eastAsia="맑은 고딕"/>
-          <w:sz w:val="21"/>
-        </w:rPr>
-        <w:t>`V$MANAGED_STANDBY` — **적용이 돌고 있는가**를 알려 준다. MRP0 행의 존재가 답이다. 한계는 지연을 알려 주지 않는다는 것이다.</w:t>
-      </w:r>
-    </w:p>
-    <w:p>
-      <w:r>
-        <w:rPr>
-          <w:rFonts w:ascii="맑은 고딕" w:hAnsi="맑은 고딕" w:eastAsia="맑은 고딕"/>
-          <w:sz w:val="21"/>
-        </w:rPr>
-        <w:t>`V$DATAGUARD_STATS` — **지금 얼마나 뒤처졌는가**를 알려 준다. 한계는 그 값이 십수 초 전 정보라는 것이다(7장, `TIME_COMPUTED`와 `DATUM_TIME`이 12초 차이).</w:t>
-      </w:r>
-    </w:p>
-    <w:p>
-      <w:r>
-        <w:rPr>
-          <w:rFonts w:ascii="맑은 고딕" w:hAnsi="맑은 고딕" w:eastAsia="맑은 고딕"/>
-          <w:sz w:val="21"/>
-        </w:rPr>
-        <w:t>`V$STANDBY_EVENT_HISTOGRAM` — **그동안 안정적이었는가**를 알려 준다. 한계는 언제 문제가 있었는지 모른다는 것과, 기록 항목이 `apply lag` 하나뿐이라는 것이다.</w:t>
-      </w:r>
-    </w:p>
-    <w:p>
-      <w:r>
-        <w:rPr>
-          <w:rFonts w:ascii="맑은 고딕" w:hAnsi="맑은 고딕" w:eastAsia="맑은 고딕"/>
-          <w:sz w:val="21"/>
-        </w:rPr>
-        <w:t>**조합 순서.**</w:t>
-      </w:r>
-    </w:p>
-    <w:p>
-      <w:r>
-        <w:rPr>
-          <w:rFonts w:ascii="맑은 고딕" w:hAnsi="맑은 고딕" w:eastAsia="맑은 고딕"/>
-          <w:sz w:val="21"/>
-        </w:rPr>
-        <w:t>① `V$MANAGED_STANDBY`로 MRP0이 있는지 먼저 본다. **없으면 나머지는 무의미하다.** 적용이 멈추면 두 지연이 0으로 보이는 함정이 있기 때문이다(7장).</w:t>
-      </w:r>
-    </w:p>
-    <w:p>
-      <w:r>
-        <w:rPr>
-          <w:rFonts w:ascii="맑은 고딕" w:hAnsi="맑은 고딕" w:eastAsia="맑은 고딕"/>
-          <w:sz w:val="21"/>
-        </w:rPr>
-        <w:t>② `V$DATAGUARD_STATS`로 현재 지연을 본다. 한 번이 아니라 몇 초 간격으로 두세 번 조회해 추세를 본다.</w:t>
-      </w:r>
-    </w:p>
-    <w:p>
-      <w:r>
-        <w:rPr>
-          <w:rFonts w:ascii="맑은 고딕" w:hAnsi="맑은 고딕" w:eastAsia="맑은 고딕"/>
-          <w:sz w:val="21"/>
-        </w:rPr>
-        <w:t>③ `V$STANDBY_EVENT_HISTOGRAM`으로 과거를 본다. 지금 정상이어도 최근에 문제가 있었는지 판단할 수 있다.</w:t>
-      </w:r>
-    </w:p>
-    <w:p>
-      <w:r>
-        <w:rPr>
-          <w:rFonts w:ascii="맑은 고딕" w:hAnsi="맑은 고딕" w:eastAsia="맑은 고딕"/>
-          <w:sz w:val="21"/>
-        </w:rPr>
-        <w:t>세 뷰가 서로의 한계를 메운다. 하나만으로는 "적용이 도는데 뒤처져 있고 최근에도 그랬다" 같은 판단을 할 수 없다.</w:t>
-      </w:r>
-    </w:p>
-    <w:p>
-      <w:r>
-        <w:rPr>
-          <w:rFonts w:ascii="맑은 고딕" w:hAnsi="맑은 고딕" w:eastAsia="맑은 고딕"/>
-          <w:sz w:val="21"/>
-        </w:rPr>
-        <w:t>**MOUNTED 로 두면.** 세 뷰 모두 **그대로 조회된다.** `ORA-01219`의 메시지가 근거다 — "queries allowed on fixed tables or views only"이므로 고정 뷰는 살아 있다. 실측에서 닫은 상태의 boston 이 두 지연 모두 0을 돌려주었고 `MRP0`도 `APPLYING_LOG`였다. **막히는 것은 사용자 표 조회뿐이며 진단 능력은 그대로다.**</w:t>
-      </w:r>
-    </w:p>
-    <w:p>
-      <w:r>
-        <w:rPr>
-          <w:rFonts w:ascii="맑은 고딕" w:hAnsi="맑은 고딕" w:eastAsia="맑은 고딕"/>
-          <w:sz w:val="21"/>
-        </w:rPr>
-        <w:t>**Standby 에 접속할 수 없다면.** Primary 의 `V$ARCHIVE_DEST_STATUS` 한 뷰로 대신한다. `DATABASE_MODE`가 `OPEN_READ-ONLY`인지 `MOUNTED-STANDBY`인지, `RECOVERY_MODE`에 `WITH QUERY`가 붙는지가 상태를 알려 주고, `ARCHIVED_SEQ#`와 `APPLIED_SEQ#`의 차이가 밀린 양을 알려 준다(실측 11 대 10).</w:t>
-      </w:r>
-    </w:p>
-    <w:p>
-      <w:r>
-        <w:rPr>
-          <w:rFonts w:ascii="맑은 고딕" w:hAnsi="맑은 고딕" w:eastAsia="맑은 고딕"/>
-          <w:sz w:val="21"/>
-        </w:rPr>
-        <w:t>**주의 두 가지.** ① `V$DATAGUARD_STATS`는 **Primary에서 0행**이므로 Primary 쪽 감시에 넣으면 안 된다. ② `V$ARCHIVED_LOG`의 `max(sequence#)`는 `RESETLOGS` 이전 인큐네이션의 번호를 집는다(실측 94, 그때 현재 시퀀스는 12). `resetlogs_change#`로 걸러야 한다.</w:t>
-      </w:r>
-    </w:p>
-    <w:p>
-      <w:r>
-        <w:rPr>
-          <w:rFonts w:ascii="맑은 고딕" w:hAnsi="맑은 고딕" w:eastAsia="맑은 고딕"/>
-          <w:sz w:val="21"/>
-        </w:rPr>
-        <w:t>채점 포인트: ① 세 뷰의 역할과 한계 / ② MRP0을 먼저 보는 이유 / ③ MOUNTED 에서도 고정 뷰가 살아 있다는 점과 그 근거 / ④ Standby 에 못 붙을 때 `V$ARCHIVE_DEST_STATUS` 로 대신 / ⑤ Primary 의 0행과 인큐네이션 함정</w:t>
-      </w:r>
-    </w:p>
-    <w:p>
-      <w:r>
-        <w:rPr>
-          <w:rFonts w:ascii="맑은 고딕" w:hAnsi="맑은 고딕" w:eastAsia="맑은 고딕"/>
-          <w:b/>
-          <w:sz w:val="21"/>
-        </w:rPr>
-        <w:t>[추가-20] 정기 점검 항목 설계</w:t>
-      </w:r>
-    </w:p>
-    <w:p>
-      <w:r>
-        <w:rPr>
-          <w:rFonts w:ascii="맑은 고딕" w:hAnsi="맑은 고딕" w:eastAsia="맑은 고딕"/>
-          <w:sz w:val="21"/>
-        </w:rPr>
-        <w:t>모범답안:</w:t>
-      </w:r>
-    </w:p>
-    <w:p>
-      <w:r>
-        <w:rPr>
-          <w:rFonts w:ascii="맑은 고딕" w:hAnsi="맑은 고딕" w:eastAsia="맑은 고딕"/>
-          <w:sz w:val="21"/>
-        </w:rPr>
-        <w:t>7장의 통합 점검 조회에 이 장의 항목을 더한다. Standby에서 실행한다.</w:t>
-      </w:r>
-    </w:p>
-    <w:p>
-      <w:r>
-        <w:rPr>
-          <w:rFonts w:ascii="맑은 고딕" w:hAnsi="맑은 고딕" w:eastAsia="맑은 고딕"/>
-          <w:sz w:val="21"/>
-        </w:rPr>
-        <w:t>`SELECT 'role/open', database_role||' / '||open_mode FROM v$database UNION ALL SELECT 'protection', protection_mode||' / '||protection_level FROM v$database UNION ALL SELECT 'recovery_mode', MAX(recovery_mode) FROM v$archive_dest_status WHERE dest_id=1 UNION ALL SELECT 'mrp', NVL(MAX(status||' seq='||sequence#),'*** NOT RUNNING ***') FROM v$managed_standby WHERE process='MRP0' UNION ALL SELECT name, value FROM v$dataguard_stats WHERE name LIKE '%lag' UNION ALL SELECT 'redirect_dml', value FROM v$parameter WHERE name='adg_redirect_dml' UNION ALL SELECT 'lagged samples %', TO_CHAR(ROUND(100*SUM(CASE WHEN time&gt;0 THEN count ELSE 0 END)/NULLIF(SUM(count),0),2)) FROM v$standby_event_histogram WHERE name='apply lag';`</w:t>
-      </w:r>
-    </w:p>
-    <w:p>
-      <w:r>
-        <w:rPr>
-          <w:rFonts w:ascii="맑은 고딕" w:hAnsi="맑은 고딕" w:eastAsia="맑은 고딕"/>
-          <w:sz w:val="21"/>
-        </w:rPr>
-        <w:t>**기대값.**</w:t>
+        <w:t xml:space="preserve">**올바른 조회**</w:t>
       </w:r>
     </w:p>
     <w:tbl>
@@ -1726,249 +962,38 @@
         <w:tblLook w:firstColumn="1" w:firstRow="1" w:lastColumn="0" w:lastRow="0" w:noHBand="0" w:noVBand="1" w:val="04A0"/>
       </w:tblPr>
       <w:tblGrid>
-        <w:gridCol w:w="4320"/>
-        <w:gridCol w:w="4320"/>
+        <w:gridCol w:w="8640"/>
       </w:tblGrid>
       <w:tr>
         <w:tc>
           <w:tcPr>
-            <w:tcW w:type="dxa" w:w="4320"/>
-            <w:shd w:val="clear" w:color="auto" w:fill="D9E1F2"/>
+            <w:tcW w:type="dxa" w:w="8640"/>
+            <w:shd w:val="clear" w:color="auto" w:fill="1E1E1E"/>
           </w:tcPr>
           <w:p>
+            <w:pPr>
+              <w:spacing w:after="0" w:before="0"/>
+            </w:pPr>
             <w:r>
               <w:rPr>
-                <w:rFonts w:ascii="맑은 고딕" w:hAnsi="맑은 고딕" w:eastAsia="맑은 고딕"/>
-                <w:b/>
+                <w:rFonts w:ascii="Consolas" w:hAnsi="Consolas" w:eastAsia="Consolas"/>
+                <w:color w:val="F2F2F2"/>
                 <w:sz w:val="19"/>
               </w:rPr>
-              <w:t>항목</w:t>
+              <w:t xml:space="preserve">SELECT sequence#, applied FROM v$archived_log</w:t>
             </w:r>
           </w:p>
-        </w:tc>
-        <w:tc>
-          <w:tcPr>
-            <w:tcW w:type="dxa" w:w="4320"/>
-            <w:shd w:val="clear" w:color="auto" w:fill="D9E1F2"/>
-          </w:tcPr>
           <w:p>
+            <w:pPr>
+              <w:spacing w:after="0" w:before="0"/>
+            </w:pPr>
             <w:r>
               <w:rPr>
-                <w:rFonts w:ascii="맑은 고딕" w:hAnsi="맑은 고딕" w:eastAsia="맑은 고딕"/>
-                <w:b/>
+                <w:rFonts w:ascii="Consolas" w:hAnsi="Consolas" w:eastAsia="Consolas"/>
+                <w:color w:val="F2F2F2"/>
                 <w:sz w:val="19"/>
               </w:rPr>
-              <w:t>기대값</w:t>
-            </w:r>
-          </w:p>
-        </w:tc>
-      </w:tr>
-      <w:tr>
-        <w:tc>
-          <w:tcPr>
-            <w:tcW w:type="dxa" w:w="4320"/>
-          </w:tcPr>
-          <w:p>
-            <w:r>
-              <w:rPr>
-                <w:rFonts w:ascii="맑은 고딕" w:hAnsi="맑은 고딕" w:eastAsia="맑은 고딕"/>
-                <w:sz w:val="19"/>
-              </w:rPr>
-              <w:t>`role/open`</w:t>
-            </w:r>
-          </w:p>
-        </w:tc>
-        <w:tc>
-          <w:tcPr>
-            <w:tcW w:type="dxa" w:w="4320"/>
-          </w:tcPr>
-          <w:p>
-            <w:r>
-              <w:rPr>
-                <w:rFonts w:ascii="맑은 고딕" w:hAnsi="맑은 고딕" w:eastAsia="맑은 고딕"/>
-                <w:sz w:val="19"/>
-              </w:rPr>
-              <w:t>PHYSICAL STANDBY / READ ONLY WITH APPLY</w:t>
-            </w:r>
-          </w:p>
-        </w:tc>
-      </w:tr>
-      <w:tr>
-        <w:tc>
-          <w:tcPr>
-            <w:tcW w:type="dxa" w:w="4320"/>
-          </w:tcPr>
-          <w:p>
-            <w:r>
-              <w:rPr>
-                <w:rFonts w:ascii="맑은 고딕" w:hAnsi="맑은 고딕" w:eastAsia="맑은 고딕"/>
-                <w:sz w:val="19"/>
-              </w:rPr>
-              <w:t>`protection`</w:t>
-            </w:r>
-          </w:p>
-        </w:tc>
-        <w:tc>
-          <w:tcPr>
-            <w:tcW w:type="dxa" w:w="4320"/>
-          </w:tcPr>
-          <w:p>
-            <w:r>
-              <w:rPr>
-                <w:rFonts w:ascii="맑은 고딕" w:hAnsi="맑은 고딕" w:eastAsia="맑은 고딕"/>
-                <w:sz w:val="19"/>
-              </w:rPr>
-              <w:t>두 값이 일치</w:t>
-            </w:r>
-          </w:p>
-        </w:tc>
-      </w:tr>
-      <w:tr>
-        <w:tc>
-          <w:tcPr>
-            <w:tcW w:type="dxa" w:w="4320"/>
-          </w:tcPr>
-          <w:p>
-            <w:r>
-              <w:rPr>
-                <w:rFonts w:ascii="맑은 고딕" w:hAnsi="맑은 고딕" w:eastAsia="맑은 고딕"/>
-                <w:sz w:val="19"/>
-              </w:rPr>
-              <w:t>`recovery_mode`</w:t>
-            </w:r>
-          </w:p>
-        </w:tc>
-        <w:tc>
-          <w:tcPr>
-            <w:tcW w:type="dxa" w:w="4320"/>
-          </w:tcPr>
-          <w:p>
-            <w:r>
-              <w:rPr>
-                <w:rFonts w:ascii="맑은 고딕" w:hAnsi="맑은 고딕" w:eastAsia="맑은 고딕"/>
-                <w:sz w:val="19"/>
-              </w:rPr>
-              <w:t>MANAGED REAL TIME APPLY</w:t>
-            </w:r>
-          </w:p>
-        </w:tc>
-      </w:tr>
-      <w:tr>
-        <w:tc>
-          <w:tcPr>
-            <w:tcW w:type="dxa" w:w="4320"/>
-          </w:tcPr>
-          <w:p>
-            <w:r>
-              <w:rPr>
-                <w:rFonts w:ascii="맑은 고딕" w:hAnsi="맑은 고딕" w:eastAsia="맑은 고딕"/>
-                <w:sz w:val="19"/>
-              </w:rPr>
-              <w:t>`mrp`</w:t>
-            </w:r>
-          </w:p>
-        </w:tc>
-        <w:tc>
-          <w:tcPr>
-            <w:tcW w:type="dxa" w:w="4320"/>
-          </w:tcPr>
-          <w:p>
-            <w:r>
-              <w:rPr>
-                <w:rFonts w:ascii="맑은 고딕" w:hAnsi="맑은 고딕" w:eastAsia="맑은 고딕"/>
-                <w:sz w:val="19"/>
-              </w:rPr>
-              <w:t>APPLYING_LOG 또는 WAIT_FOR_LOG</w:t>
-            </w:r>
-          </w:p>
-        </w:tc>
-      </w:tr>
-      <w:tr>
-        <w:tc>
-          <w:tcPr>
-            <w:tcW w:type="dxa" w:w="4320"/>
-          </w:tcPr>
-          <w:p>
-            <w:r>
-              <w:rPr>
-                <w:rFonts w:ascii="맑은 고딕" w:hAnsi="맑은 고딕" w:eastAsia="맑은 고딕"/>
-                <w:sz w:val="19"/>
-              </w:rPr>
-              <w:t>`transport lag` / `apply lag`</w:t>
-            </w:r>
-          </w:p>
-        </w:tc>
-        <w:tc>
-          <w:tcPr>
-            <w:tcW w:type="dxa" w:w="4320"/>
-          </w:tcPr>
-          <w:p>
-            <w:r>
-              <w:rPr>
-                <w:rFonts w:ascii="맑은 고딕" w:hAnsi="맑은 고딕" w:eastAsia="맑은 고딕"/>
-                <w:sz w:val="19"/>
-              </w:rPr>
-              <w:t>+00 00:00:00 에 근접</w:t>
-            </w:r>
-          </w:p>
-        </w:tc>
-      </w:tr>
-      <w:tr>
-        <w:tc>
-          <w:tcPr>
-            <w:tcW w:type="dxa" w:w="4320"/>
-          </w:tcPr>
-          <w:p>
-            <w:r>
-              <w:rPr>
-                <w:rFonts w:ascii="맑은 고딕" w:hAnsi="맑은 고딕" w:eastAsia="맑은 고딕"/>
-                <w:sz w:val="19"/>
-              </w:rPr>
-              <w:t>`redirect_dml`</w:t>
-            </w:r>
-          </w:p>
-        </w:tc>
-        <w:tc>
-          <w:tcPr>
-            <w:tcW w:type="dxa" w:w="4320"/>
-          </w:tcPr>
-          <w:p>
-            <w:r>
-              <w:rPr>
-                <w:rFonts w:ascii="맑은 고딕" w:hAnsi="맑은 고딕" w:eastAsia="맑은 고딕"/>
-                <w:sz w:val="19"/>
-              </w:rPr>
-              <w:t>정책에 맞는 값 (기본 FALSE)</w:t>
-            </w:r>
-          </w:p>
-        </w:tc>
-      </w:tr>
-      <w:tr>
-        <w:tc>
-          <w:tcPr>
-            <w:tcW w:type="dxa" w:w="4320"/>
-          </w:tcPr>
-          <w:p>
-            <w:r>
-              <w:rPr>
-                <w:rFonts w:ascii="맑은 고딕" w:hAnsi="맑은 고딕" w:eastAsia="맑은 고딕"/>
-                <w:sz w:val="19"/>
-              </w:rPr>
-              <w:t>`lagged samples %`</w:t>
-            </w:r>
-          </w:p>
-        </w:tc>
-        <w:tc>
-          <w:tcPr>
-            <w:tcW w:type="dxa" w:w="4320"/>
-          </w:tcPr>
-          <w:p>
-            <w:r>
-              <w:rPr>
-                <w:rFonts w:ascii="맑은 고딕" w:hAnsi="맑은 고딕" w:eastAsia="맑은 고딕"/>
-                <w:sz w:val="19"/>
-              </w:rPr>
-              <w:t>낮을수록 좋다. 추세로 본다</w:t>
+              <w:t xml:space="preserve"> WHERE dest_id=2 ORDER BY sequence# DESC FETCH FIRST 4 ROWS ONLY;</w:t>
             </w:r>
           </w:p>
         </w:tc>
@@ -1981,7 +1006,7 @@
           <w:rFonts w:ascii="맑은 고딕" w:hAnsi="맑은 고딕" w:eastAsia="맑은 고딕"/>
           <w:sz w:val="21"/>
         </w:rPr>
-        <w:t>**읽을 때의 주의.**</w:t>
+        <w:t xml:space="preserve">실측에서 70~73번 모두 `YES`였다.</w:t>
       </w:r>
     </w:p>
     <w:p>
@@ -1990,7 +1015,7 @@
           <w:rFonts w:ascii="맑은 고딕" w:hAnsi="맑은 고딕" w:eastAsia="맑은 고딕"/>
           <w:sz w:val="21"/>
         </w:rPr>
-        <w:t>`mrp`에 `NVL`을 쓴 이유는 MRP0이 없을 때 빈 칸으로 보여 놓치는 것을 막기 위해서다. `recovery_mode`는 목적지 `STATUS`가 `VALID`일 때만 의미가 있으므로 7장의 `dest status` 항목을 함께 두는 것이 좋다. `lagged samples %`는 **누적값이므로 두 시점의 차이**를 본다.</w:t>
+        <w:t xml:space="preserve">**추가 판정** — 실시간 적용 환경에서는 가장 최근 시퀀스가 아직 아카이브 행에 `YES`로 나오지 않을 수 있다. 현재 시퀀스는 Standby의 MRP0(`APPLYING_LOG`, 실측 74)과 `V$STANDBY_LOG`의 `ACTIVE` 그룹으로 확인한다.</w:t>
       </w:r>
     </w:p>
     <w:p>
@@ -1999,7 +1024,7 @@
           <w:rFonts w:ascii="맑은 고딕" w:hAnsi="맑은 고딕" w:eastAsia="맑은 고딕"/>
           <w:sz w:val="21"/>
         </w:rPr>
-        <w:t>여기에 Primary 쪽 점검(역할·목적지 상태)을 더하면 한 화면에서 구성 전체를 판단할 수 있다.</w:t>
+        <w:t xml:space="preserve">**교육 포인트** — 같은 뷰에서도 행의 관점(누구의 목적지인가)을 알아야 판정할 수 있다. 같은 이유로 Standby의 `APPLIED_SEQ#=0`도 실시간 적용에서는 정상이다.</w:t>
       </w:r>
     </w:p>
     <w:p>
@@ -2008,7 +1033,1349 @@
           <w:rFonts w:ascii="맑은 고딕" w:hAnsi="맑은 고딕" w:eastAsia="맑은 고딕"/>
           <w:sz w:val="21"/>
         </w:rPr>
-        <w:t>채점 포인트: ① 7장 조회 확장 / ② 항목별 기대값 / ③ NVL의 이유 / ④ recovery_mode와 STATUS의 관계 / ⑤ 누적값 주의와 Primary 쪽 점검</w:t>
+        <w:t xml:space="preserve">채점 포인트: ① 두 행의 정체 / ② dest_id=2 조회 / ③ 실측 YES / ④ 최신 시퀀스는 MRP0으로 확인 / ⑤ 관점에 대한 일반화</w:t>
+      </w:r>
+    </w:p>
+    <w:p>
+      <w:r>
+        <w:rPr>
+          <w:rFonts w:ascii="맑은 고딕" w:hAnsi="맑은 고딕" w:eastAsia="맑은 고딕"/>
+          <w:b/>
+          <w:sz w:val="21"/>
+        </w:rPr>
+        <w:t xml:space="preserve">[추가-12] 점검 스크립트의 상시 심각 경보</w:t>
+      </w:r>
+    </w:p>
+    <w:p>
+      <w:r>
+        <w:rPr>
+          <w:rFonts w:ascii="맑은 고딕" w:hAnsi="맑은 고딕" w:eastAsia="맑은 고딕"/>
+          <w:sz w:val="21"/>
+        </w:rPr>
+        <w:t xml:space="preserve">모범답안:</w:t>
+      </w:r>
+    </w:p>
+    <w:p>
+      <w:r>
+        <w:rPr>
+          <w:rFonts w:ascii="맑은 고딕" w:hAnsi="맑은 고딕" w:eastAsia="맑은 고딕"/>
+          <w:sz w:val="21"/>
+        </w:rPr>
+        <w:t xml:space="preserve">**원인** — Standby용 묶음이 Primary에서 실행되고 있다. Primary에서 `V$DATAGUARD_STATS`는 `no rows selected`, `SRL_ACTIVE`는 0이다(실측). 둘 다 Primary에서는 정상이지만 판정 규칙은 `SRL_ACTIVE=0`을 심각으로 본다.</w:t>
+      </w:r>
+    </w:p>
+    <w:p>
+      <w:r>
+        <w:rPr>
+          <w:rFonts w:ascii="맑은 고딕" w:hAnsi="맑은 고딕" w:eastAsia="맑은 고딕"/>
+          <w:sz w:val="21"/>
+        </w:rPr>
+        <w:t xml:space="preserve">**수정**</w:t>
+      </w:r>
+    </w:p>
+    <w:p>
+      <w:r>
+        <w:rPr>
+          <w:rFonts w:ascii="맑은 고딕" w:hAnsi="맑은 고딕" w:eastAsia="맑은 고딕"/>
+          <w:sz w:val="21"/>
+        </w:rPr>
+        <w:t xml:space="preserve">**①** 첫 조회로 역할을 판정한다.</w:t>
+      </w:r>
+    </w:p>
+    <w:tbl>
+      <w:tblPr>
+        <w:tblStyle w:val="TableGrid"/>
+        <w:tblW w:type="auto" w:w="0"/>
+        <w:tblLook w:firstColumn="1" w:firstRow="1" w:lastColumn="0" w:lastRow="0" w:noHBand="0" w:noVBand="1" w:val="04A0"/>
+      </w:tblPr>
+      <w:tblGrid>
+        <w:gridCol w:w="8640"/>
+      </w:tblGrid>
+      <w:tr>
+        <w:tc>
+          <w:tcPr>
+            <w:tcW w:type="dxa" w:w="8640"/>
+            <w:shd w:val="clear" w:color="auto" w:fill="1E1E1E"/>
+          </w:tcPr>
+          <w:p>
+            <w:pPr>
+              <w:spacing w:after="0" w:before="0"/>
+            </w:pPr>
+            <w:r>
+              <w:rPr>
+                <w:rFonts w:ascii="Consolas" w:hAnsi="Consolas" w:eastAsia="Consolas"/>
+                <w:color w:val="F2F2F2"/>
+                <w:sz w:val="19"/>
+              </w:rPr>
+              <w:t xml:space="preserve">SELECT database_role FROM v$database;</w:t>
+            </w:r>
+          </w:p>
+        </w:tc>
+      </w:tr>
+    </w:tbl>
+    <w:p/>
+    <w:p>
+      <w:r>
+        <w:rPr>
+          <w:rFonts w:ascii="맑은 고딕" w:hAnsi="맑은 고딕" w:eastAsia="맑은 고딕"/>
+          <w:sz w:val="21"/>
+        </w:rPr>
+        <w:t xml:space="preserve">**②** PRIMARY면 목적지 `STATUS`·`ERROR`, `LOG_ABNORMAL`, 최근 1시간 `DG_ERR`, `CUR_SEQ`를 수집한다.</w:t>
+      </w:r>
+    </w:p>
+    <w:p>
+      <w:r>
+        <w:rPr>
+          <w:rFonts w:ascii="맑은 고딕" w:hAnsi="맑은 고딕" w:eastAsia="맑은 고딕"/>
+          <w:sz w:val="21"/>
+        </w:rPr>
+        <w:t xml:space="preserve">**③** PHYSICAL STANDBY면 MRP0, `RECOVERY_MODE`, 두 지연, `SRL_ACTIVE`, `GAP_CNT`, `DG_ERR`를 수집한다.</w:t>
+      </w:r>
+    </w:p>
+    <w:p>
+      <w:r>
+        <w:rPr>
+          <w:rFonts w:ascii="맑은 고딕" w:hAnsi="맑은 고딕" w:eastAsia="맑은 고딕"/>
+          <w:sz w:val="21"/>
+        </w:rPr>
+        <w:t xml:space="preserve">**④** LOGICAL STANDBY면 `V$LOGSTDBY_STATE`와 `DBA_LOGSTDBY_PROGRESS`의 SCN 차이를 수집한다.</w:t>
+      </w:r>
+    </w:p>
+    <w:p>
+      <w:r>
+        <w:rPr>
+          <w:rFonts w:ascii="맑은 고딕" w:hAnsi="맑은 고딕" w:eastAsia="맑은 고딕"/>
+          <w:sz w:val="21"/>
+        </w:rPr>
+        <w:t xml:space="preserve">**⑤** 결과가 비는 것과 조회 오류를 구별한다.</w:t>
+      </w:r>
+    </w:p>
+    <w:p>
+      <w:r>
+        <w:rPr>
+          <w:rFonts w:ascii="맑은 고딕" w:hAnsi="맑은 고딕" w:eastAsia="맑은 고딕"/>
+          <w:sz w:val="21"/>
+        </w:rPr>
+        <w:t xml:space="preserve">**⑥** 역할 전환 후에도 같은 스크립트가 맞는 묶음을 고르도록 역할을 매번 다시 판정한다(16장).</w:t>
+      </w:r>
+    </w:p>
+    <w:p>
+      <w:r>
+        <w:rPr>
+          <w:rFonts w:ascii="맑은 고딕" w:hAnsi="맑은 고딕" w:eastAsia="맑은 고딕"/>
+          <w:sz w:val="21"/>
+        </w:rPr>
+        <w:t xml:space="preserve">채점 포인트: ① 원인 실측 / ② 역할 판정 쿼리 / ③ 역할별 묶음 / ④ Logical 분기 / ⑤ 빈 결과와 오류 구별</w:t>
+      </w:r>
+    </w:p>
+    <w:p>
+      <w:r>
+        <w:rPr>
+          <w:rFonts w:ascii="맑은 고딕" w:hAnsi="맑은 고딕" w:eastAsia="맑은 고딕"/>
+          <w:b/>
+          <w:sz w:val="21"/>
+        </w:rPr>
+        <w:t xml:space="preserve">[추가-13] 구성 제거 후의 ORA-16057</w:t>
+      </w:r>
+    </w:p>
+    <w:p>
+      <w:r>
+        <w:rPr>
+          <w:rFonts w:ascii="맑은 고딕" w:hAnsi="맑은 고딕" w:eastAsia="맑은 고딕"/>
+          <w:sz w:val="21"/>
+        </w:rPr>
+        <w:t xml:space="preserve">모범답안:</w:t>
+      </w:r>
+    </w:p>
+    <w:p>
+      <w:r>
+        <w:rPr>
+          <w:rFonts w:ascii="맑은 고딕" w:hAnsi="맑은 고딕" w:eastAsia="맑은 고딕"/>
+          <w:sz w:val="21"/>
+        </w:rPr>
+        <w:t xml:space="preserve">**원인** — Broker는 구성을 제거할 때 데이터베이스는 건드리지 않지만 파라미터는 다시 쓴다. boston 알림 로그에 `ALTER SYSTEM SET log_archive_config='dg_config=(farsync)' SCOPE=BOTH;`, `ALTER SYSTEM SET fal_server='' SCOPE=BOTH;`가 남았다. 받는 쪽 `LOG_ARCHIVE_CONFIG`에서 chicago가 빠져 `ORA-16057: server not in Data Guard configuration`이 났다.</w:t>
+      </w:r>
+    </w:p>
+    <w:p>
+      <w:r>
+        <w:rPr>
+          <w:rFonts w:ascii="맑은 고딕" w:hAnsi="맑은 고딕" w:eastAsia="맑은 고딕"/>
+          <w:sz w:val="21"/>
+        </w:rPr>
+        <w:t xml:space="preserve">**복구 절차**</w:t>
+      </w:r>
+    </w:p>
+    <w:tbl>
+      <w:tblPr>
+        <w:tblStyle w:val="TableGrid"/>
+        <w:tblW w:type="auto" w:w="0"/>
+        <w:tblLook w:firstColumn="1" w:firstRow="1" w:lastColumn="0" w:lastRow="0" w:noHBand="0" w:noVBand="1" w:val="04A0"/>
+      </w:tblPr>
+      <w:tblGrid>
+        <w:gridCol w:w="8640"/>
+      </w:tblGrid>
+      <w:tr>
+        <w:tc>
+          <w:tcPr>
+            <w:tcW w:type="dxa" w:w="8640"/>
+            <w:shd w:val="clear" w:color="auto" w:fill="1E1E1E"/>
+          </w:tcPr>
+          <w:p>
+            <w:pPr>
+              <w:spacing w:after="0" w:before="0"/>
+            </w:pPr>
+            <w:r>
+              <w:rPr>
+                <w:rFonts w:ascii="Consolas" w:hAnsi="Consolas" w:eastAsia="Consolas"/>
+                <w:color w:val="F2F2F2"/>
+                <w:sz w:val="19"/>
+              </w:rPr>
+              <w:t xml:space="preserve">SYS@chicago&gt; ALTER SYSTEM SET log_archive_config='DG_CONFIG=(chicago,boston)';</w:t>
+            </w:r>
+          </w:p>
+          <w:p>
+            <w:pPr>
+              <w:spacing w:after="0" w:before="0"/>
+            </w:pPr>
+            <w:r>
+              <w:rPr>
+                <w:rFonts w:ascii="Consolas" w:hAnsi="Consolas" w:eastAsia="Consolas"/>
+                <w:color w:val="F2F2F2"/>
+                <w:sz w:val="19"/>
+              </w:rPr>
+              <w:t xml:space="preserve">SYS@chicago&gt; ALTER SYSTEM SET log_archive_dest_2='SERVICE=boston ASYNC</w:t>
+            </w:r>
+          </w:p>
+          <w:p>
+            <w:pPr>
+              <w:spacing w:after="0" w:before="0"/>
+            </w:pPr>
+            <w:r>
+              <w:rPr>
+                <w:rFonts w:ascii="Consolas" w:hAnsi="Consolas" w:eastAsia="Consolas"/>
+                <w:color w:val="F2F2F2"/>
+                <w:sz w:val="19"/>
+              </w:rPr>
+              <w:t xml:space="preserve">  VALID_FOR=(ONLINE_LOGFILES,ALL_ROLES) DB_UNIQUE_NAME=boston';</w:t>
+            </w:r>
+          </w:p>
+          <w:p>
+            <w:pPr>
+              <w:spacing w:after="0" w:before="0"/>
+            </w:pPr>
+            <w:r>
+              <w:rPr>
+                <w:rFonts w:ascii="Consolas" w:hAnsi="Consolas" w:eastAsia="Consolas"/>
+                <w:color w:val="F2F2F2"/>
+                <w:sz w:val="19"/>
+              </w:rPr>
+              <w:t xml:space="preserve">SYS@chicago&gt; ALTER SYSTEM SET fal_server='boston';</w:t>
+            </w:r>
+          </w:p>
+          <w:p>
+            <w:pPr>
+              <w:spacing w:after="0" w:before="0"/>
+            </w:pPr>
+            <w:r>
+              <w:rPr>
+                <w:rFonts w:ascii="Consolas" w:hAnsi="Consolas" w:eastAsia="Consolas"/>
+                <w:color w:val="F2F2F2"/>
+                <w:sz w:val="19"/>
+              </w:rPr>
+              <w:t xml:space="preserve">SYS@boston&gt;  ALTER SYSTEM SET log_archive_config='DG_CONFIG=(chicago,boston)';</w:t>
+            </w:r>
+          </w:p>
+          <w:p>
+            <w:pPr>
+              <w:spacing w:after="0" w:before="0"/>
+            </w:pPr>
+            <w:r>
+              <w:rPr>
+                <w:rFonts w:ascii="Consolas" w:hAnsi="Consolas" w:eastAsia="Consolas"/>
+                <w:color w:val="F2F2F2"/>
+                <w:sz w:val="19"/>
+              </w:rPr>
+              <w:t xml:space="preserve">SYS@boston&gt;  ALTER SYSTEM SET fal_server='chicago';</w:t>
+            </w:r>
+          </w:p>
+          <w:p>
+            <w:pPr>
+              <w:spacing w:after="0" w:before="0"/>
+            </w:pPr>
+            <w:r>
+              <w:rPr>
+                <w:rFonts w:ascii="Consolas" w:hAnsi="Consolas" w:eastAsia="Consolas"/>
+                <w:color w:val="F2F2F2"/>
+                <w:sz w:val="19"/>
+              </w:rPr>
+              <w:t xml:space="preserve">SYS@chicago&gt; ALTER SYSTEM SET log_archive_dest_state_2=DEFER;</w:t>
+            </w:r>
+          </w:p>
+          <w:p>
+            <w:pPr>
+              <w:spacing w:after="0" w:before="0"/>
+            </w:pPr>
+            <w:r>
+              <w:rPr>
+                <w:rFonts w:ascii="Consolas" w:hAnsi="Consolas" w:eastAsia="Consolas"/>
+                <w:color w:val="F2F2F2"/>
+                <w:sz w:val="19"/>
+              </w:rPr>
+              <w:t xml:space="preserve">SYS@chicago&gt; ALTER SYSTEM SET log_archive_dest_state_2=ENABLE;</w:t>
+            </w:r>
+          </w:p>
+          <w:p>
+            <w:pPr>
+              <w:spacing w:after="0" w:before="0"/>
+            </w:pPr>
+            <w:r>
+              <w:rPr>
+                <w:rFonts w:ascii="Consolas" w:hAnsi="Consolas" w:eastAsia="Consolas"/>
+                <w:color w:val="F2F2F2"/>
+                <w:sz w:val="19"/>
+              </w:rPr>
+              <w:t xml:space="preserve">SYS@chicago&gt; ALTER SYSTEM ARCHIVE LOG CURRENT;</w:t>
+            </w:r>
+          </w:p>
+        </w:tc>
+      </w:tr>
+    </w:tbl>
+    <w:p/>
+    <w:p>
+      <w:r>
+        <w:rPr>
+          <w:rFonts w:ascii="맑은 고딕" w:hAnsi="맑은 고딕" w:eastAsia="맑은 고딕"/>
+          <w:sz w:val="21"/>
+        </w:rPr>
+        <w:t xml:space="preserve">`DEFER`→`ENABLE`은 `ReopenSecs`를 기다리지 않기 위한 재촉이다. Broker가 없으므로 SQL이 맞는 수단이다.</w:t>
+      </w:r>
+    </w:p>
+    <w:p>
+      <w:r>
+        <w:rPr>
+          <w:rFonts w:ascii="맑은 고딕" w:hAnsi="맑은 고딕" w:eastAsia="맑은 고딕"/>
+          <w:sz w:val="21"/>
+        </w:rPr>
+        <w:t xml:space="preserve">**리스너 중단과의 차이** — 리스너 중단은 `ORA-12541`, 접속 자체가 안 되는 네트워크 층 문제였고 리스너를 올리면 해결됐다. `ORA-16057`은 접속은 되지만 받는 쪽 설정이 거부하는 구성 층 문제다. **같은 `STATUS=ERROR`라도 `ERROR` 열을 읽어야 무엇을 고칠지 안다.**</w:t>
+      </w:r>
+    </w:p>
+    <w:p>
+      <w:r>
+        <w:rPr>
+          <w:rFonts w:ascii="맑은 고딕" w:hAnsi="맑은 고딕" w:eastAsia="맑은 고딕"/>
+          <w:sz w:val="21"/>
+        </w:rPr>
+        <w:t xml:space="preserve">채점 포인트: ① 알림 로그 근거 / ② ORA-16057의 의미 / ③ 양쪽 파라미터 복구 / ④ 재촉과 SQL 사용 근거 / ⑤ ORA-12541과의 구별</w:t>
+      </w:r>
+    </w:p>
+    <w:p>
+      <w:r>
+        <w:rPr>
+          <w:rFonts w:ascii="맑은 고딕" w:hAnsi="맑은 고딕" w:eastAsia="맑은 고딕"/>
+          <w:b/>
+          <w:sz w:val="21"/>
+        </w:rPr>
+        <w:t xml:space="preserve">[추가-14] 추적을 켠 채 잊었다</w:t>
+      </w:r>
+    </w:p>
+    <w:p>
+      <w:r>
+        <w:rPr>
+          <w:rFonts w:ascii="맑은 고딕" w:hAnsi="맑은 고딕" w:eastAsia="맑은 고딕"/>
+          <w:sz w:val="21"/>
+        </w:rPr>
+        <w:t xml:space="preserve">모범답안:</w:t>
+      </w:r>
+    </w:p>
+    <w:p>
+      <w:r>
+        <w:rPr>
+          <w:rFonts w:ascii="맑은 고딕" w:hAnsi="맑은 고딕" w:eastAsia="맑은 고딕"/>
+          <w:sz w:val="21"/>
+        </w:rPr>
+        <w:t xml:space="preserve">**확인**</w:t>
+      </w:r>
+    </w:p>
+    <w:p>
+      <w:r>
+        <w:rPr>
+          <w:rFonts w:ascii="맑은 고딕" w:hAnsi="맑은 고딕" w:eastAsia="맑은 고딕"/>
+          <w:sz w:val="21"/>
+        </w:rPr>
+        <w:t xml:space="preserve">**①** `SELECT name, value FROM v$parameter WHERE name='log_archive_trace';` — 0이 아니면 켜진 상태다.</w:t>
+      </w:r>
+    </w:p>
+    <w:p>
+      <w:r>
+        <w:rPr>
+          <w:rFonts w:ascii="맑은 고딕" w:hAnsi="맑은 고딕" w:eastAsia="맑은 고딕"/>
+          <w:sz w:val="21"/>
+        </w:rPr>
+        <w:t xml:space="preserve">**②** 알림 로그에서 `ALTER SYSTEM SET log_archive_trace=... SCOPE=BOTH;`를 찾아 언제 켰는지 확인한다. `SCOPE=BOTH`로 저장되므로 재기동해도 유지됐다.</w:t>
+      </w:r>
+    </w:p>
+    <w:p>
+      <w:r>
+        <w:rPr>
+          <w:rFonts w:ascii="맑은 고딕" w:hAnsi="맑은 고딕" w:eastAsia="맑은 고딕"/>
+          <w:sz w:val="21"/>
+        </w:rPr>
+        <w:t xml:space="preserve">**③** trace 디렉터리에서 큰 파일을 찾는다. 실시간 전송 환경은 `&lt;SID&gt;_tt*_&lt;PID&gt;.trc`가 가장 크다(실측 수준 12에서 664KB).</w:t>
+      </w:r>
+    </w:p>
+    <w:p>
+      <w:r>
+        <w:rPr>
+          <w:rFonts w:ascii="맑은 고딕" w:hAnsi="맑은 고딕" w:eastAsia="맑은 고딕"/>
+          <w:sz w:val="21"/>
+        </w:rPr>
+        <w:t xml:space="preserve">**④** 14장의 `VALIDATE DATABASE ... SPFILE`로 양쪽 차이를 보면 한쪽에만 켜진 흔적이 드러난다.</w:t>
+      </w:r>
+    </w:p>
+    <w:p>
+      <w:r>
+        <w:rPr>
+          <w:rFonts w:ascii="맑은 고딕" w:hAnsi="맑은 고딕" w:eastAsia="맑은 고딕"/>
+          <w:sz w:val="21"/>
+        </w:rPr>
+        <w:t xml:space="preserve">**정리**</w:t>
+      </w:r>
+    </w:p>
+    <w:p>
+      <w:r>
+        <w:rPr>
+          <w:rFonts w:ascii="맑은 고딕" w:hAnsi="맑은 고딕" w:eastAsia="맑은 고딕"/>
+          <w:sz w:val="21"/>
+        </w:rPr>
+        <w:t xml:space="preserve">**①** `ALTER SYSTEM SET log_archive_trace=0;` 후 `V$PARAMETER`로 0을 확인한다.</w:t>
+      </w:r>
+    </w:p>
+    <w:p>
+      <w:r>
+        <w:rPr>
+          <w:rFonts w:ascii="맑은 고딕" w:hAnsi="맑은 고딕" w:eastAsia="맑은 고딕"/>
+          <w:sz w:val="21"/>
+        </w:rPr>
+        <w:t xml:space="preserve">**②** `adrci`의 `purge`로 오래된 트레이스를 정리한다.</w:t>
+      </w:r>
+    </w:p>
+    <w:p>
+      <w:r>
+        <w:rPr>
+          <w:rFonts w:ascii="맑은 고딕" w:hAnsi="맑은 고딕" w:eastAsia="맑은 고딕"/>
+          <w:sz w:val="21"/>
+        </w:rPr>
+        <w:t xml:space="preserve">**③** 공간이 회복됐는지 확인한다.</w:t>
+      </w:r>
+    </w:p>
+    <w:p>
+      <w:r>
+        <w:rPr>
+          <w:rFonts w:ascii="맑은 고딕" w:hAnsi="맑은 고딕" w:eastAsia="맑은 고딕"/>
+          <w:sz w:val="21"/>
+        </w:rPr>
+        <w:t xml:space="preserve">**원칙** — 필요한 수준만 켠다, "30분간"처럼 시간을 정한다, 켜기 전에 공간을 확인한다, 끈 뒤 0을 확인한다, 정기적으로 purge한다. 가장 흔한 사고가 시간을 정하지 않고 끈 것을 확인하지 않는 것이다.</w:t>
+      </w:r>
+    </w:p>
+    <w:p>
+      <w:r>
+        <w:rPr>
+          <w:rFonts w:ascii="맑은 고딕" w:hAnsi="맑은 고딕" w:eastAsia="맑은 고딕"/>
+          <w:sz w:val="21"/>
+        </w:rPr>
+        <w:t xml:space="preserve">**잘못된 값 주의** — 음수나 문자열을 주면 `ORA-02017: integer value required`다. 끌 때는 0이다.</w:t>
+      </w:r>
+    </w:p>
+    <w:p>
+      <w:r>
+        <w:rPr>
+          <w:rFonts w:ascii="맑은 고딕" w:hAnsi="맑은 고딕" w:eastAsia="맑은 고딕"/>
+          <w:sz w:val="21"/>
+        </w:rPr>
+        <w:t xml:space="preserve">채점 포인트: ① V$PARAMETER 확인 / ② SCOPE=BOTH와 재기동 후 유지 / ③ 큰 트레이스 식별 / ④ 끄기·확인·purge / ⑤ 재발 방지 원칙</w:t>
+      </w:r>
+    </w:p>
+    <w:p>
+      <w:pPr>
+        <w:pStyle w:val="Heading2"/>
+      </w:pPr>
+      <w:r>
+        <w:t xml:space="preserve">[유형] 진단절차형 — 모범 답안</w:t>
+      </w:r>
+    </w:p>
+    <w:p>
+      <w:r>
+        <w:rPr>
+          <w:rFonts w:ascii="맑은 고딕" w:hAnsi="맑은 고딕" w:eastAsia="맑은 고딕"/>
+          <w:b/>
+          <w:sz w:val="21"/>
+        </w:rPr>
+        <w:t xml:space="preserve">[추가-15] 전송 중단의 층별 진단</w:t>
+      </w:r>
+    </w:p>
+    <w:p>
+      <w:r>
+        <w:rPr>
+          <w:rFonts w:ascii="맑은 고딕" w:hAnsi="맑은 고딕" w:eastAsia="맑은 고딕"/>
+          <w:sz w:val="21"/>
+        </w:rPr>
+        <w:t xml:space="preserve">모범답안:</w:t>
+      </w:r>
+    </w:p>
+    <w:p>
+      <w:r>
+        <w:rPr>
+          <w:rFonts w:ascii="맑은 고딕" w:hAnsi="맑은 고딕" w:eastAsia="맑은 고딕"/>
+          <w:sz w:val="21"/>
+        </w:rPr>
+        <w:t xml:space="preserve">**1단계 — 장애인가 설정인가 (Primary)**</w:t>
+      </w:r>
+    </w:p>
+    <w:tbl>
+      <w:tblPr>
+        <w:tblStyle w:val="TableGrid"/>
+        <w:tblW w:type="auto" w:w="0"/>
+        <w:tblLook w:firstColumn="1" w:firstRow="1" w:lastColumn="0" w:lastRow="0" w:noHBand="0" w:noVBand="1" w:val="04A0"/>
+      </w:tblPr>
+      <w:tblGrid>
+        <w:gridCol w:w="8640"/>
+      </w:tblGrid>
+      <w:tr>
+        <w:tc>
+          <w:tcPr>
+            <w:tcW w:type="dxa" w:w="8640"/>
+            <w:shd w:val="clear" w:color="auto" w:fill="1E1E1E"/>
+          </w:tcPr>
+          <w:p>
+            <w:pPr>
+              <w:spacing w:after="0" w:before="0"/>
+            </w:pPr>
+            <w:r>
+              <w:rPr>
+                <w:rFonts w:ascii="Consolas" w:hAnsi="Consolas" w:eastAsia="Consolas"/>
+                <w:color w:val="F2F2F2"/>
+                <w:sz w:val="19"/>
+              </w:rPr>
+              <w:t xml:space="preserve">SELECT dest_id, status, valid_now, error FROM v$archive_dest WHERE dest_id=2;</w:t>
+            </w:r>
+          </w:p>
+          <w:p>
+            <w:pPr>
+              <w:spacing w:after="0" w:before="0"/>
+            </w:pPr>
+            <w:r>
+              <w:rPr>
+                <w:rFonts w:ascii="Consolas" w:hAnsi="Consolas" w:eastAsia="Consolas"/>
+                <w:color w:val="F2F2F2"/>
+                <w:sz w:val="19"/>
+              </w:rPr>
+              <w:t xml:space="preserve">SELECT value FROM v$parameter WHERE name='log_archive_dest_state_2';</w:t>
+            </w:r>
+          </w:p>
+        </w:tc>
+      </w:tr>
+    </w:tbl>
+    <w:p/>
+    <w:p>
+      <w:r>
+        <w:rPr>
+          <w:rFonts w:ascii="맑은 고딕" w:hAnsi="맑은 고딕" w:eastAsia="맑은 고딕"/>
+          <w:sz w:val="21"/>
+        </w:rPr>
+        <w:t xml:space="preserve">실측 `ERROR` / `INACTIVE` / `ORA-12541`, 파라미터 `ENABLE` → 장애.</w:t>
+      </w:r>
+    </w:p>
+    <w:p>
+      <w:r>
+        <w:rPr>
+          <w:rFonts w:ascii="맑은 고딕" w:hAnsi="맑은 고딕" w:eastAsia="맑은 고딕"/>
+          <w:sz w:val="21"/>
+        </w:rPr>
+        <w:t xml:space="preserve">**2단계 — 사건 기록 (Primary)**</w:t>
+      </w:r>
+    </w:p>
+    <w:tbl>
+      <w:tblPr>
+        <w:tblStyle w:val="TableGrid"/>
+        <w:tblW w:type="auto" w:w="0"/>
+        <w:tblLook w:firstColumn="1" w:firstRow="1" w:lastColumn="0" w:lastRow="0" w:noHBand="0" w:noVBand="1" w:val="04A0"/>
+      </w:tblPr>
+      <w:tblGrid>
+        <w:gridCol w:w="8640"/>
+      </w:tblGrid>
+      <w:tr>
+        <w:tc>
+          <w:tcPr>
+            <w:tcW w:type="dxa" w:w="8640"/>
+            <w:shd w:val="clear" w:color="auto" w:fill="1E1E1E"/>
+          </w:tcPr>
+          <w:p>
+            <w:pPr>
+              <w:spacing w:after="0" w:before="0"/>
+            </w:pPr>
+            <w:r>
+              <w:rPr>
+                <w:rFonts w:ascii="Consolas" w:hAnsi="Consolas" w:eastAsia="Consolas"/>
+                <w:color w:val="F2F2F2"/>
+                <w:sz w:val="19"/>
+              </w:rPr>
+              <w:t xml:space="preserve">SELECT severity, error_code, message FROM v$dataguard_status</w:t>
+            </w:r>
+          </w:p>
+          <w:p>
+            <w:pPr>
+              <w:spacing w:after="0" w:before="0"/>
+            </w:pPr>
+            <w:r>
+              <w:rPr>
+                <w:rFonts w:ascii="Consolas" w:hAnsi="Consolas" w:eastAsia="Consolas"/>
+                <w:color w:val="F2F2F2"/>
+                <w:sz w:val="19"/>
+              </w:rPr>
+              <w:t xml:space="preserve"> WHERE error_code&lt;&gt;0 AND timestamp&gt;sysdate-1/24 ORDER BY timestamp DESC;</w:t>
+            </w:r>
+          </w:p>
+        </w:tc>
+      </w:tr>
+    </w:tbl>
+    <w:p/>
+    <w:p>
+      <w:r>
+        <w:rPr>
+          <w:rFonts w:ascii="맑은 고딕" w:hAnsi="맑은 고딕" w:eastAsia="맑은 고딕"/>
+          <w:sz w:val="21"/>
+        </w:rPr>
+        <w:t xml:space="preserve">실측 Error·Warning 12541 세 행. `SEVERITY`가 아니라 `ERROR_CODE`로 본다.</w:t>
+      </w:r>
+    </w:p>
+    <w:p>
+      <w:r>
+        <w:rPr>
+          <w:rFonts w:ascii="맑은 고딕" w:hAnsi="맑은 고딕" w:eastAsia="맑은 고딕"/>
+          <w:sz w:val="21"/>
+        </w:rPr>
+        <w:t xml:space="preserve">**3단계 — 알림 로그 (Primary)** — 접속 문자열의 HOST·PORT·SERVICE_NAME, 실패한 프로세스(`ARC1 (PID:2482)`), `archiver continuing`으로 Primary가 계속 도는지 확인.</w:t>
+      </w:r>
+    </w:p>
+    <w:p>
+      <w:r>
+        <w:rPr>
+          <w:rFonts w:ascii="맑은 고딕" w:hAnsi="맑은 고딕" w:eastAsia="맑은 고딕"/>
+          <w:sz w:val="21"/>
+        </w:rPr>
+        <w:t xml:space="preserve">**4단계 — Standby 상태** — MRP0 `WAIT_FOR_LOG`(뒤진 시퀀스), RFS(LGWR) 부재, `ACTIVE` SRL 0개. 두 지연은 0일 수 있으니 판정에 쓰지 않는다. `V$ARCHIVE_GAP`이 비어도 갭이 없다고 보지 않는다.</w:t>
+      </w:r>
+    </w:p>
+    <w:p>
+      <w:r>
+        <w:rPr>
+          <w:rFonts w:ascii="맑은 고딕" w:hAnsi="맑은 고딕" w:eastAsia="맑은 고딕"/>
+          <w:sz w:val="21"/>
+        </w:rPr>
+        <w:t xml:space="preserve">**5단계 — 원인 제거와 재확인** — 리스너 기동 후 `ReopenSecs`(실측 약 4~5분)를 기다리거나 `LogShipping` OFF→ON으로 재촉한다. `VALID`, `ACTIVE` SRL 1개, 시퀀스 일치, 그리고 한 주기 뒤 `SUCCESS`를 확인한다.</w:t>
+      </w:r>
+    </w:p>
+    <w:p>
+      <w:r>
+        <w:rPr>
+          <w:rFonts w:ascii="맑은 고딕" w:hAnsi="맑은 고딕" w:eastAsia="맑은 고딕"/>
+          <w:sz w:val="21"/>
+        </w:rPr>
+        <w:t xml:space="preserve">채점 포인트: ① 장애·설정 판별을 첫 단계로 / ② ERROR_CODE와 시간 조건 / ③ 알림 로그의 활용 / ④ Standby의 주 지표와 지연·갭 뷰의 한계 / ⑤ ReopenSecs와 판정 시차를 고려한 재확인</w:t>
+      </w:r>
+    </w:p>
+    <w:p>
+      <w:r>
+        <w:rPr>
+          <w:rFonts w:ascii="맑은 고딕" w:hAnsi="맑은 고딕" w:eastAsia="맑은 고딕"/>
+          <w:b/>
+          <w:sz w:val="21"/>
+        </w:rPr>
+        <w:t xml:space="preserve">[추가-16] 실시간 적용의 정상 확인</w:t>
+      </w:r>
+    </w:p>
+    <w:p>
+      <w:r>
+        <w:rPr>
+          <w:rFonts w:ascii="맑은 고딕" w:hAnsi="맑은 고딕" w:eastAsia="맑은 고딕"/>
+          <w:sz w:val="21"/>
+        </w:rPr>
+        <w:t xml:space="preserve">모범답안:</w:t>
+      </w:r>
+    </w:p>
+    <w:p>
+      <w:r>
+        <w:rPr>
+          <w:rFonts w:ascii="맑은 고딕" w:hAnsi="맑은 고딕" w:eastAsia="맑은 고딕"/>
+          <w:sz w:val="21"/>
+        </w:rPr>
+        <w:t xml:space="preserve">**1단계 — 적용 모드**</w:t>
+      </w:r>
+    </w:p>
+    <w:tbl>
+      <w:tblPr>
+        <w:tblStyle w:val="TableGrid"/>
+        <w:tblW w:type="auto" w:w="0"/>
+        <w:tblLook w:firstColumn="1" w:firstRow="1" w:lastColumn="0" w:lastRow="0" w:noHBand="0" w:noVBand="1" w:val="04A0"/>
+      </w:tblPr>
+      <w:tblGrid>
+        <w:gridCol w:w="8640"/>
+      </w:tblGrid>
+      <w:tr>
+        <w:tc>
+          <w:tcPr>
+            <w:tcW w:type="dxa" w:w="8640"/>
+            <w:shd w:val="clear" w:color="auto" w:fill="1E1E1E"/>
+          </w:tcPr>
+          <w:p>
+            <w:pPr>
+              <w:spacing w:after="0" w:before="0"/>
+            </w:pPr>
+            <w:r>
+              <w:rPr>
+                <w:rFonts w:ascii="Consolas" w:hAnsi="Consolas" w:eastAsia="Consolas"/>
+                <w:color w:val="F2F2F2"/>
+                <w:sz w:val="19"/>
+              </w:rPr>
+              <w:t xml:space="preserve">SELECT dest_id, status, recovery_mode FROM v$archive_dest_status WHERE dest_id=1;</w:t>
+            </w:r>
+          </w:p>
+        </w:tc>
+      </w:tr>
+    </w:tbl>
+    <w:p/>
+    <w:p>
+      <w:r>
+        <w:rPr>
+          <w:rFonts w:ascii="맑은 고딕" w:hAnsi="맑은 고딕" w:eastAsia="맑은 고딕"/>
+          <w:sz w:val="21"/>
+        </w:rPr>
+        <w:t xml:space="preserve">기댓값 `VALID`, `MANAGED REAL TIME APPLY`(Standby에서).</w:t>
+      </w:r>
+    </w:p>
+    <w:p>
+      <w:r>
+        <w:rPr>
+          <w:rFonts w:ascii="맑은 고딕" w:hAnsi="맑은 고딕" w:eastAsia="맑은 고딕"/>
+          <w:sz w:val="21"/>
+        </w:rPr>
+        <w:t xml:space="preserve">**2단계 — 프로세스**</w:t>
+      </w:r>
+    </w:p>
+    <w:tbl>
+      <w:tblPr>
+        <w:tblStyle w:val="TableGrid"/>
+        <w:tblW w:type="auto" w:w="0"/>
+        <w:tblLook w:firstColumn="1" w:firstRow="1" w:lastColumn="0" w:lastRow="0" w:noHBand="0" w:noVBand="1" w:val="04A0"/>
+      </w:tblPr>
+      <w:tblGrid>
+        <w:gridCol w:w="8640"/>
+      </w:tblGrid>
+      <w:tr>
+        <w:tc>
+          <w:tcPr>
+            <w:tcW w:type="dxa" w:w="8640"/>
+            <w:shd w:val="clear" w:color="auto" w:fill="1E1E1E"/>
+          </w:tcPr>
+          <w:p>
+            <w:pPr>
+              <w:spacing w:after="0" w:before="0"/>
+            </w:pPr>
+            <w:r>
+              <w:rPr>
+                <w:rFonts w:ascii="Consolas" w:hAnsi="Consolas" w:eastAsia="Consolas"/>
+                <w:color w:val="F2F2F2"/>
+                <w:sz w:val="19"/>
+              </w:rPr>
+              <w:t xml:space="preserve">SELECT process, status, client_process, sequence#, block#</w:t>
+            </w:r>
+          </w:p>
+          <w:p>
+            <w:pPr>
+              <w:spacing w:after="0" w:before="0"/>
+            </w:pPr>
+            <w:r>
+              <w:rPr>
+                <w:rFonts w:ascii="Consolas" w:hAnsi="Consolas" w:eastAsia="Consolas"/>
+                <w:color w:val="F2F2F2"/>
+                <w:sz w:val="19"/>
+              </w:rPr>
+              <w:t xml:space="preserve">  FROM v$managed_standby WHERE process IN ('MRP0','RFS');</w:t>
+            </w:r>
+          </w:p>
+        </w:tc>
+      </w:tr>
+    </w:tbl>
+    <w:p/>
+    <w:p>
+      <w:r>
+        <w:rPr>
+          <w:rFonts w:ascii="맑은 고딕" w:hAnsi="맑은 고딕" w:eastAsia="맑은 고딕"/>
+          <w:sz w:val="21"/>
+        </w:rPr>
+        <w:t xml:space="preserve">기댓값 MRP0 `APPLYING_LOG`, RFS(`LGWR`)와 MRP0의 `SEQUENCE#`·`BLOCK#` 일치(실측 74, 17964).</w:t>
+      </w:r>
+    </w:p>
+    <w:p>
+      <w:r>
+        <w:rPr>
+          <w:rFonts w:ascii="맑은 고딕" w:hAnsi="맑은 고딕" w:eastAsia="맑은 고딕"/>
+          <w:sz w:val="21"/>
+        </w:rPr>
+        <w:t xml:space="preserve">**3단계 — SRL** — `V$STANDBY_LOG`의 `ACTIVE` 정확히 1개, 그 시퀀스 74.</w:t>
+      </w:r>
+    </w:p>
+    <w:p>
+      <w:r>
+        <w:rPr>
+          <w:rFonts w:ascii="맑은 고딕" w:hAnsi="맑은 고딕" w:eastAsia="맑은 고딕"/>
+          <w:sz w:val="21"/>
+        </w:rPr>
+        <w:t xml:space="preserve">**4단계 — Primary와 대조** — `V$LOG`의 `CURRENT` 시퀀스 74. 세 곳의 숫자가 같다.</w:t>
+      </w:r>
+    </w:p>
+    <w:p>
+      <w:r>
+        <w:rPr>
+          <w:rFonts w:ascii="맑은 고딕" w:hAnsi="맑은 고딕" w:eastAsia="맑은 고딕"/>
+          <w:sz w:val="21"/>
+        </w:rPr>
+        <w:t xml:space="preserve">**5단계 — 지연(보조)** — `V$DATAGUARD_STATS`의 두 지연 0. 단독으로는 증거가 아니다.</w:t>
+      </w:r>
+    </w:p>
+    <w:p>
+      <w:r>
+        <w:rPr>
+          <w:rFonts w:ascii="맑은 고딕" w:hAnsi="맑은 고딕" w:eastAsia="맑은 고딕"/>
+          <w:sz w:val="21"/>
+        </w:rPr>
+        <w:t xml:space="preserve">**증거로 쓰면 안 되는 값** — `APPLIED_SEQ#`(실시간 적용에서는 0), `V$ARCHIVED_LOG`의 `dest_id=1` 행(로컬이라 영원히 NO), 단독의 두 지연(끊겨도 0), 비어 있는 `V$ARCHIVE_GAP`(통신이 끊겨도 빈다).</w:t>
+      </w:r>
+    </w:p>
+    <w:p>
+      <w:r>
+        <w:rPr>
+          <w:rFonts w:ascii="맑은 고딕" w:hAnsi="맑은 고딕" w:eastAsia="맑은 고딕"/>
+          <w:sz w:val="21"/>
+        </w:rPr>
+        <w:t xml:space="preserve">채점 포인트: ① RECOVERY_MODE 확인 / ② RFS와 MRP0의 블록 일치 / ③ 세 곳의 같은 숫자 / ④ 지연을 보조로 둔 점 / ⑤ 증거가 될 수 없는 값 네 가지</w:t>
+      </w:r>
+    </w:p>
+    <w:p>
+      <w:r>
+        <w:rPr>
+          <w:rFonts w:ascii="맑은 고딕" w:hAnsi="맑은 고딕" w:eastAsia="맑은 고딕"/>
+          <w:b/>
+          <w:sz w:val="21"/>
+        </w:rPr>
+        <w:t xml:space="preserve">[추가-17] 추적을 써야 하는 조사</w:t>
+      </w:r>
+    </w:p>
+    <w:p>
+      <w:r>
+        <w:rPr>
+          <w:rFonts w:ascii="맑은 고딕" w:hAnsi="맑은 고딕" w:eastAsia="맑은 고딕"/>
+          <w:sz w:val="21"/>
+        </w:rPr>
+        <w:t xml:space="preserve">모범답안:</w:t>
+      </w:r>
+    </w:p>
+    <w:p>
+      <w:r>
+        <w:rPr>
+          <w:rFonts w:ascii="맑은 고딕" w:hAnsi="맑은 고딕" w:eastAsia="맑은 고딕"/>
+          <w:sz w:val="21"/>
+        </w:rPr>
+        <w:t xml:space="preserve">**준비**</w:t>
+      </w:r>
+    </w:p>
+    <w:p>
+      <w:r>
+        <w:rPr>
+          <w:rFonts w:ascii="맑은 고딕" w:hAnsi="맑은 고딕" w:eastAsia="맑은 고딕"/>
+          <w:sz w:val="21"/>
+        </w:rPr>
+        <w:t xml:space="preserve">**①** 위층에서 원인이 보이는지 먼저 확인한다 — 목적지 `ERROR`, `V$DATAGUARD_STATUS`의 `ERROR_CODE`, 알림 로그. 여기서 원인이 나오면 추적은 필요 없다.</w:t>
+      </w:r>
+    </w:p>
+    <w:p>
+      <w:r>
+        <w:rPr>
+          <w:rFonts w:ascii="맑은 고딕" w:hAnsi="맑은 고딕" w:eastAsia="맑은 고딕"/>
+          <w:sz w:val="21"/>
+        </w:rPr>
+        <w:t xml:space="preserve">**②** 수준을 정한다. 목적지 상태와 활동을 보려면 12(=4+8)가 적당하다. 전부 켜지 않는다.</w:t>
+      </w:r>
+    </w:p>
+    <w:p>
+      <w:r>
+        <w:rPr>
+          <w:rFonts w:ascii="맑은 고딕" w:hAnsi="맑은 고딕" w:eastAsia="맑은 고딕"/>
+          <w:sz w:val="21"/>
+        </w:rPr>
+        <w:t xml:space="preserve">**③** ADR 파일 시스템 공간을 확인하고 추적 시간을 정한다(예: 느려지는 시간대 30분).</w:t>
+      </w:r>
+    </w:p>
+    <w:p>
+      <w:r>
+        <w:rPr>
+          <w:rFonts w:ascii="맑은 고딕" w:hAnsi="맑은 고딕" w:eastAsia="맑은 고딕"/>
+          <w:sz w:val="21"/>
+        </w:rPr>
+        <w:t xml:space="preserve">**수집**</w:t>
+      </w:r>
+    </w:p>
+    <w:tbl>
+      <w:tblPr>
+        <w:tblStyle w:val="TableGrid"/>
+        <w:tblW w:type="auto" w:w="0"/>
+        <w:tblLook w:firstColumn="1" w:firstRow="1" w:lastColumn="0" w:lastRow="0" w:noHBand="0" w:noVBand="1" w:val="04A0"/>
+      </w:tblPr>
+      <w:tblGrid>
+        <w:gridCol w:w="8640"/>
+      </w:tblGrid>
+      <w:tr>
+        <w:tc>
+          <w:tcPr>
+            <w:tcW w:type="dxa" w:w="8640"/>
+            <w:shd w:val="clear" w:color="auto" w:fill="1E1E1E"/>
+          </w:tcPr>
+          <w:p>
+            <w:pPr>
+              <w:spacing w:after="0" w:before="0"/>
+            </w:pPr>
+            <w:r>
+              <w:rPr>
+                <w:rFonts w:ascii="Consolas" w:hAnsi="Consolas" w:eastAsia="Consolas"/>
+                <w:color w:val="F2F2F2"/>
+                <w:sz w:val="19"/>
+              </w:rPr>
+              <w:t xml:space="preserve">ALTER SYSTEM SET log_archive_trace=12;</w:t>
+            </w:r>
+          </w:p>
+        </w:tc>
+      </w:tr>
+    </w:tbl>
+    <w:p/>
+    <w:p>
+      <w:r>
+        <w:rPr>
+          <w:rFonts w:ascii="맑은 고딕" w:hAnsi="맑은 고딕" w:eastAsia="맑은 고딕"/>
+          <w:sz w:val="21"/>
+        </w:rPr>
+        <w:t xml:space="preserve">알림 로그에 `SCOPE=BOTH`로 기록되는 것을 확인한다. 알림 로그의 `TT04 (PID:7487) ... LAD:2` 같은 줄로 실시간 전송 프로세스를 식별하고 `chicago_tt04_7487.trc`를 대상으로 삼는다.</w:t>
+      </w:r>
+    </w:p>
+    <w:p>
+      <w:r>
+        <w:rPr>
+          <w:rFonts w:ascii="맑은 고딕" w:hAnsi="맑은 고딕" w:eastAsia="맑은 고딕"/>
+          <w:sz w:val="21"/>
+        </w:rPr>
+        <w:t xml:space="preserve">**분석** — 평소의 모습(`Acquiring LGWR NS Write latch`, `Sleeping for 100 centi-second(s)`, `No work found`)과 비교해 대기·재시도·오류가 나타나는 시점을 찾는다. 같은 시간대 알림 로그의 `Checkpoint not complete` 빈도도 본다. 잦으면 리두 크기나 그룹 수가 원인일 수 있다. 내부 소스 위치(`krsu.c:...`)는 해석하지 않는다.</w:t>
+      </w:r>
+    </w:p>
+    <w:p>
+      <w:r>
+        <w:rPr>
+          <w:rFonts w:ascii="맑은 고딕" w:hAnsi="맑은 고딕" w:eastAsia="맑은 고딕"/>
+          <w:sz w:val="21"/>
+        </w:rPr>
+        <w:t xml:space="preserve">**원복** — `ALTER SYSTEM SET log_archive_trace=0;` 후 `V$PARAMETER`로 0 확인. 필요 없는 트레이스는 `adrci`로 정리한다.</w:t>
+      </w:r>
+    </w:p>
+    <w:p>
+      <w:r>
+        <w:rPr>
+          <w:rFonts w:ascii="맑은 고딕" w:hAnsi="맑은 고딕" w:eastAsia="맑은 고딕"/>
+          <w:sz w:val="21"/>
+        </w:rPr>
+        <w:t xml:space="preserve">채점 포인트: ① 위층 우선 확인 / ② 수준·시간·공간 결정 / ③ 알림 로그로 프로세스·파일 식별 / ④ 정상 패턴과의 비교 / ⑤ 원복과 확인</w:t>
+      </w:r>
+    </w:p>
+    <w:p>
+      <w:r>
+        <w:rPr>
+          <w:rFonts w:ascii="맑은 고딕" w:hAnsi="맑은 고딕" w:eastAsia="맑은 고딕"/>
+          <w:b/>
+          <w:sz w:val="21"/>
+        </w:rPr>
+        <w:t xml:space="preserve">[추가-18] 점검 결과의 네 단계 판정</w:t>
+      </w:r>
+    </w:p>
+    <w:p>
+      <w:r>
+        <w:rPr>
+          <w:rFonts w:ascii="맑은 고딕" w:hAnsi="맑은 고딕" w:eastAsia="맑은 고딕"/>
+          <w:sz w:val="21"/>
+        </w:rPr>
+        <w:t xml:space="preserve">모범답안:</w:t>
+      </w:r>
+    </w:p>
+    <w:p>
+      <w:r>
+        <w:rPr>
+          <w:rFonts w:ascii="맑은 고딕" w:hAnsi="맑은 고딕" w:eastAsia="맑은 고딕"/>
+          <w:sz w:val="21"/>
+        </w:rPr>
+        <w:t xml:space="preserve">**판정 규칙** — 정상(모든 기댓값 일치), 주의(`SRL_ACTIVE`=1 상태에서 지연이 임계값 초과), 경고(`DG_ERR`&gt;0 또는 `SEQUENCE#` 차이 2 이상), 심각(`SRL_ACTIVE`=0, MRP0 없음, 목적지 `STATUS`='ERROR' 중 하나).</w:t>
+      </w:r>
+    </w:p>
+    <w:p>
+      <w:r>
+        <w:rPr>
+          <w:rFonts w:ascii="맑은 고딕" w:hAnsi="맑은 고딕" w:eastAsia="맑은 고딕"/>
+          <w:sz w:val="21"/>
+        </w:rPr>
+        <w:t xml:space="preserve">**(가) 주의** — 흐름(주 지표)은 정상이고 속도(보조 지표)만 나쁘다. 느린 것이지 끊긴 것이 아니다. 추세를 기록하고 반복되면 원인을 조사한다. `DelayMins`가 설정된 것은 아닌지도 본다(14장).</w:t>
+      </w:r>
+    </w:p>
+    <w:p>
+      <w:r>
+        <w:rPr>
+          <w:rFonts w:ascii="맑은 고딕" w:hAnsi="맑은 고딕" w:eastAsia="맑은 고딕"/>
+          <w:sz w:val="21"/>
+        </w:rPr>
+        <w:t xml:space="preserve">**(나) 경고** — 최근 1시간 안에 오류가 있었다. 실측에서 15.4의 `ORA-12541` 세 건이 이 값이었다. 근무 시간에 `V$DATAGUARD_STATUS`의 상세를 확인한다. 이미 회복됐다면 한 시간 뒤 자동으로 0이 된다.</w:t>
+      </w:r>
+    </w:p>
+    <w:p>
+      <w:r>
+        <w:rPr>
+          <w:rFonts w:ascii="맑은 고딕" w:hAnsi="맑은 고딕" w:eastAsia="맑은 고딕"/>
+          <w:sz w:val="21"/>
+        </w:rPr>
+        <w:t xml:space="preserve">**(다) 심각** — 리두가 오지 않는다. 두 지연이 0인 것은 안심할 근거가 아니다. 즉시 Primary 목적지의 `STATUS`·`ERROR`와 파라미터를 본다. 단, 이 결과가 Primary에서 수집된 것은 아닌지 먼저 확인한다.</w:t>
+      </w:r>
+    </w:p>
+    <w:p>
+      <w:r>
+        <w:rPr>
+          <w:rFonts w:ascii="맑은 고딕" w:hAnsi="맑은 고딕" w:eastAsia="맑은 고딕"/>
+          <w:sz w:val="21"/>
+        </w:rPr>
+        <w:t xml:space="preserve">**(라) 심각** — 적용이 멈췄다. `SHOW DATABASE`에서 `Intended State`와 ORA-16766을 확인하고, Logical Standby로 바뀐 것은 아닌지(그렇다면 MRP0이 없는 것이 정상) 역할도 확인한다.</w:t>
+      </w:r>
+    </w:p>
+    <w:p>
+      <w:r>
+        <w:rPr>
+          <w:rFonts w:ascii="맑은 고딕" w:hAnsi="맑은 고딕" w:eastAsia="맑은 고딕"/>
+          <w:sz w:val="21"/>
+        </w:rPr>
+        <w:t xml:space="preserve">채점 포인트: ① 규칙 제시 / ② 네 경우의 판정 / ③ 주 지표·보조 지표 근거 / ④ 다음 행동 / ⑤ 수집 위치·역할 확인 단서</w:t>
+      </w:r>
+    </w:p>
+    <w:p>
+      <w:r>
+        <w:rPr>
+          <w:rFonts w:ascii="맑은 고딕" w:hAnsi="맑은 고딕" w:eastAsia="맑은 고딕"/>
+          <w:b/>
+          <w:sz w:val="21"/>
+        </w:rPr>
+        <w:t xml:space="preserve">[추가-19] 멈춘 SQL Apply 진단</w:t>
+      </w:r>
+    </w:p>
+    <w:p>
+      <w:r>
+        <w:rPr>
+          <w:rFonts w:ascii="맑은 고딕" w:hAnsi="맑은 고딕" w:eastAsia="맑은 고딕"/>
+          <w:sz w:val="21"/>
+        </w:rPr>
+        <w:t xml:space="preserve">모범답안:</w:t>
+      </w:r>
+    </w:p>
+    <w:p>
+      <w:r>
+        <w:rPr>
+          <w:rFonts w:ascii="맑은 고딕" w:hAnsi="맑은 고딕" w:eastAsia="맑은 고딕"/>
+          <w:sz w:val="21"/>
+        </w:rPr>
+        <w:t xml:space="preserve">**1단계 — 원인 오류**</w:t>
+      </w:r>
+    </w:p>
+    <w:tbl>
+      <w:tblPr>
+        <w:tblStyle w:val="TableGrid"/>
+        <w:tblW w:type="auto" w:w="0"/>
+        <w:tblLook w:firstColumn="1" w:firstRow="1" w:lastColumn="0" w:lastRow="0" w:noHBand="0" w:noVBand="1" w:val="04A0"/>
+      </w:tblPr>
+      <w:tblGrid>
+        <w:gridCol w:w="8640"/>
+      </w:tblGrid>
+      <w:tr>
+        <w:tc>
+          <w:tcPr>
+            <w:tcW w:type="dxa" w:w="8640"/>
+            <w:shd w:val="clear" w:color="auto" w:fill="1E1E1E"/>
+          </w:tcPr>
+          <w:p>
+            <w:pPr>
+              <w:spacing w:after="0" w:before="0"/>
+            </w:pPr>
+            <w:r>
+              <w:rPr>
+                <w:rFonts w:ascii="Consolas" w:hAnsi="Consolas" w:eastAsia="Consolas"/>
+                <w:color w:val="F2F2F2"/>
+                <w:sz w:val="19"/>
+              </w:rPr>
+              <w:t xml:space="preserve">SELECT to_char(event_time,'HH24:MI:SS') ts, status_code, substr(status,1,60) status</w:t>
+            </w:r>
+          </w:p>
+          <w:p>
+            <w:pPr>
+              <w:spacing w:after="0" w:before="0"/>
+            </w:pPr>
+            <w:r>
+              <w:rPr>
+                <w:rFonts w:ascii="Consolas" w:hAnsi="Consolas" w:eastAsia="Consolas"/>
+                <w:color w:val="F2F2F2"/>
+                <w:sz w:val="19"/>
+              </w:rPr>
+              <w:t xml:space="preserve">  FROM dba_logstdby_events WHERE status_code&lt;&gt;0</w:t>
+            </w:r>
+          </w:p>
+          <w:p>
+            <w:pPr>
+              <w:spacing w:after="0" w:before="0"/>
+            </w:pPr>
+            <w:r>
+              <w:rPr>
+                <w:rFonts w:ascii="Consolas" w:hAnsi="Consolas" w:eastAsia="Consolas"/>
+                <w:color w:val="F2F2F2"/>
+                <w:sz w:val="19"/>
+              </w:rPr>
+              <w:t xml:space="preserve"> ORDER BY event_time DESC FETCH FIRST 4 ROWS ONLY;</w:t>
+            </w:r>
+          </w:p>
+        </w:tc>
+      </w:tr>
+    </w:tbl>
+    <w:p/>
+    <w:p>
+      <w:r>
+        <w:rPr>
+          <w:rFonts w:ascii="맑은 고딕" w:hAnsi="맑은 고딕" w:eastAsia="맑은 고딕"/>
+          <w:sz w:val="21"/>
+        </w:rPr>
+        <w:t xml:space="preserve">실측 `ORA-26787 ... (5) does not exist in table LG15.TX`와 자동 재시도 `ORA-16222`, `ORA-16111`. 이 뷰는 이력이라 복구 후에도 남는다.</w:t>
+      </w:r>
+    </w:p>
+    <w:p>
+      <w:r>
+        <w:rPr>
+          <w:rFonts w:ascii="맑은 고딕" w:hAnsi="맑은 고딕" w:eastAsia="맑은 고딕"/>
+          <w:sz w:val="21"/>
+        </w:rPr>
+        <w:t xml:space="preserve">**2단계 — 트랜잭션 식별** — `V$LOGSTDBY_TRANSACTION`은 적용이 도는 동안에만 채워지므로 지금은 0행이다. `DBA_LOGSTDBY_EVENTS`에서 `XIDUSN, XIDSLT, XIDSQN`(실측 7.1.704)을 찾는다. 열 이름이 `PRIMARY_` 접두어가 아니다.</w:t>
+      </w:r>
+    </w:p>
+    <w:p>
+      <w:r>
+        <w:rPr>
+          <w:rFonts w:ascii="맑은 고딕" w:hAnsi="맑은 고딕" w:eastAsia="맑은 고딕"/>
+          <w:sz w:val="21"/>
+        </w:rPr>
+        <w:t xml:space="preserve">**3단계 — 조치 선택** — 원인이 분명하면 원인을 없앤다. 없어진 행을 PDB에 되돌려 넣는다. 건너뛰기를 택한다면 CDB$ROOT에서 호출해야 하며(PDB면 ORA-65040), 적용이 완전히 내려간 상태에서는 ORA-16104가 날 수 있다.</w:t>
+      </w:r>
+    </w:p>
+    <w:p>
+      <w:r>
+        <w:rPr>
+          <w:rFonts w:ascii="맑은 고딕" w:hAnsi="맑은 고딕" w:eastAsia="맑은 고딕"/>
+          <w:sz w:val="21"/>
+        </w:rPr>
+        <w:t xml:space="preserve">**4단계 — 재개**</w:t>
+      </w:r>
+    </w:p>
+    <w:tbl>
+      <w:tblPr>
+        <w:tblStyle w:val="TableGrid"/>
+        <w:tblW w:type="auto" w:w="0"/>
+        <w:tblLook w:firstColumn="1" w:firstRow="1" w:lastColumn="0" w:lastRow="0" w:noHBand="0" w:noVBand="1" w:val="04A0"/>
+      </w:tblPr>
+      <w:tblGrid>
+        <w:gridCol w:w="8640"/>
+      </w:tblGrid>
+      <w:tr>
+        <w:tc>
+          <w:tcPr>
+            <w:tcW w:type="dxa" w:w="8640"/>
+            <w:shd w:val="clear" w:color="auto" w:fill="1E1E1E"/>
+          </w:tcPr>
+          <w:p>
+            <w:pPr>
+              <w:spacing w:after="0" w:before="0"/>
+            </w:pPr>
+            <w:r>
+              <w:rPr>
+                <w:rFonts w:ascii="Consolas" w:hAnsi="Consolas" w:eastAsia="Consolas"/>
+                <w:color w:val="F2F2F2"/>
+                <w:sz w:val="19"/>
+              </w:rPr>
+              <w:t xml:space="preserve">ALTER SESSION SET CONTAINER=CDB$ROOT;</w:t>
+            </w:r>
+          </w:p>
+          <w:p>
+            <w:pPr>
+              <w:spacing w:after="0" w:before="0"/>
+            </w:pPr>
+            <w:r>
+              <w:rPr>
+                <w:rFonts w:ascii="Consolas" w:hAnsi="Consolas" w:eastAsia="Consolas"/>
+                <w:color w:val="F2F2F2"/>
+                <w:sz w:val="19"/>
+              </w:rPr>
+              <w:t xml:space="preserve">ALTER DATABASE START LOGICAL STANDBY APPLY IMMEDIATE;</w:t>
+            </w:r>
+          </w:p>
+        </w:tc>
+      </w:tr>
+    </w:tbl>
+    <w:p/>
+    <w:p>
+      <w:r>
+        <w:rPr>
+          <w:rFonts w:ascii="맑은 고딕" w:hAnsi="맑은 고딕" w:eastAsia="맑은 고딕"/>
+          <w:sz w:val="21"/>
+        </w:rPr>
+        <w:t xml:space="preserve">**5단계 — 확인** — `V$LOGSTDBY_STATE`가 `APPLYING`→`IDLE`, `DBA_LOGSTDBY_PROGRESS`의 세 SCN이 다시 붙는다(실측 2989291/2989294/2989296). 대상 행이 Primary와 같은지(실측 `tag='boom'`), 새 변경이 따라오는지(`999999 after-fix`) 확인한다. 판정은 STATE와 SCN으로 하고 EVENTS는 원인 조사에만 쓴다.</w:t>
+      </w:r>
+    </w:p>
+    <w:p>
+      <w:r>
+        <w:rPr>
+          <w:rFonts w:ascii="맑은 고딕" w:hAnsi="맑은 고딕" w:eastAsia="맑은 고딕"/>
+          <w:sz w:val="21"/>
+        </w:rPr>
+        <w:t xml:space="preserve">채점 포인트: ① EVENTS로 원인 확인 / ② TRANSACTION 뷰가 빈 이유와 XID 위치 / ③ 열 이름 차이 / ④ 원인 제거와 건너뛰기의 제약 / ⑤ STATE·SCN·데이터로 정상 확인</w:t>
+      </w:r>
+    </w:p>
+    <w:p>
+      <w:r>
+        <w:rPr>
+          <w:rFonts w:ascii="맑은 고딕" w:hAnsi="맑은 고딕" w:eastAsia="맑은 고딕"/>
+          <w:b/>
+          <w:sz w:val="21"/>
+        </w:rPr>
+        <w:t xml:space="preserve">[추가-20] 스냅샷 원복 후의 확인</w:t>
+      </w:r>
+    </w:p>
+    <w:p>
+      <w:r>
+        <w:rPr>
+          <w:rFonts w:ascii="맑은 고딕" w:hAnsi="맑은 고딕" w:eastAsia="맑은 고딕"/>
+          <w:sz w:val="21"/>
+        </w:rPr>
+        <w:t xml:space="preserve">모범답안:</w:t>
+      </w:r>
+    </w:p>
+    <w:p>
+      <w:r>
+        <w:rPr>
+          <w:rFonts w:ascii="맑은 고딕" w:hAnsi="맑은 고딕" w:eastAsia="맑은 고딕"/>
+          <w:sz w:val="21"/>
+        </w:rPr>
+        <w:t xml:space="preserve">**스냅샷을 뜰 때**</w:t>
+      </w:r>
+    </w:p>
+    <w:p>
+      <w:r>
+        <w:rPr>
+          <w:rFonts w:ascii="맑은 고딕" w:hAnsi="맑은 고딕" w:eastAsia="맑은 고딕"/>
+          <w:sz w:val="21"/>
+        </w:rPr>
+        <w:t xml:space="preserve">**①** 양쪽 DB를 `SHUTDOWN IMMEDIATE`, OS를 root로 `shutdown -h now`.</w:t>
+      </w:r>
+    </w:p>
+    <w:p>
+      <w:r>
+        <w:rPr>
+          <w:rFonts w:ascii="맑은 고딕" w:hAnsi="맑은 고딕" w:eastAsia="맑은 고딕"/>
+          <w:sz w:val="21"/>
+        </w:rPr>
+        <w:t xml:space="preserve">**②** `vmrun list`로 확인한다. 실측에서 게스트는 halt됐는데 가상 머신은 running으로 남았다. ACPI 전원 끄기가 동작하지 않는 구성에서 흔하다.</w:t>
+      </w:r>
+    </w:p>
+    <w:p>
+      <w:r>
+        <w:rPr>
+          <w:rFonts w:ascii="맑은 고딕" w:hAnsi="맑은 고딕" w:eastAsia="맑은 고딕"/>
+          <w:sz w:val="21"/>
+        </w:rPr>
+        <w:t xml:space="preserve">**③** OS가 이미 halt된 뒤이므로 `vmrun stop ... hard`가 안전하다. 그다음 스냅샷을 뜬다. 전원이 꺼진 스냅샷은 메모리를 담지 않아 작다(실측 28KB대 대 실행 중 5.7MB). 12장에서 실행 중 스냅샷으로 되돌린 뒤 적용이 이상했던 일이 있었다.</w:t>
+      </w:r>
+    </w:p>
+    <w:p>
+      <w:r>
+        <w:rPr>
+          <w:rFonts w:ascii="맑은 고딕" w:hAnsi="맑은 고딕" w:eastAsia="맑은 고딕"/>
+          <w:sz w:val="21"/>
+        </w:rPr>
+        <w:t xml:space="preserve">**원복 후 확인 — 역할만 보고 끝내지 않는다**</w:t>
+      </w:r>
+    </w:p>
+    <w:p>
+      <w:r>
+        <w:rPr>
+          <w:rFonts w:ascii="맑은 고딕" w:hAnsi="맑은 고딕" w:eastAsia="맑은 고딕"/>
+          <w:sz w:val="21"/>
+        </w:rPr>
+        <w:t xml:space="preserve">**①** chicago `PRIMARY / READ WRITE`, boston `PHYSICAL STANDBY / READ ONLY WITH APPLY`.</w:t>
+      </w:r>
+    </w:p>
+    <w:p>
+      <w:r>
+        <w:rPr>
+          <w:rFonts w:ascii="맑은 고딕" w:hAnsi="맑은 고딕" w:eastAsia="맑은 고딕"/>
+          <w:sz w:val="21"/>
+        </w:rPr>
+        <w:t xml:space="preserve">**②** boston MRP0 `APPLYING_LOG`.</w:t>
+      </w:r>
+    </w:p>
+    <w:p>
+      <w:r>
+        <w:rPr>
+          <w:rFonts w:ascii="맑은 고딕" w:hAnsi="맑은 고딕" w:eastAsia="맑은 고딕"/>
+          <w:sz w:val="21"/>
+        </w:rPr>
+        <w:t xml:space="preserve">**③** `SHOW CONFIGURATION`이 `SUCCESS`(판정 시차가 있으면 한 주기 뒤).</w:t>
+      </w:r>
+    </w:p>
+    <w:p>
+      <w:r>
+        <w:rPr>
+          <w:rFonts w:ascii="맑은 고딕" w:hAnsi="맑은 고딕" w:eastAsia="맑은 고딕"/>
+          <w:sz w:val="21"/>
+        </w:rPr>
+        <w:t xml:space="preserve">**④** Primary에서 `ARCHIVE LOG CURRENT` 후 Standby의 두 지연 0.</w:t>
+      </w:r>
+    </w:p>
+    <w:p>
+      <w:r>
+        <w:rPr>
+          <w:rFonts w:ascii="맑은 고딕" w:hAnsi="맑은 고딕" w:eastAsia="맑은 고딕"/>
+          <w:sz w:val="21"/>
+        </w:rPr>
+        <w:t xml:space="preserve">**⑤** 15장의 주 지표 — `ACTIVE` SRL 1개, Primary `CURRENT`와 MRP0 시퀀스 일치.</w:t>
+      </w:r>
+    </w:p>
+    <w:p>
+      <w:r>
+        <w:rPr>
+          <w:rFonts w:ascii="맑은 고딕" w:hAnsi="맑은 고딕" w:eastAsia="맑은 고딕"/>
+          <w:sz w:val="21"/>
+        </w:rPr>
+        <w:t xml:space="preserve">**이유** — 역할 표시는 정적인 값이지만 정상은 리두가 실제로 흐르는 상태다. 이 장 내내 확인했듯이 요약이 아니라 흐름을 본다.</w:t>
+      </w:r>
+    </w:p>
+    <w:p>
+      <w:r>
+        <w:rPr>
+          <w:rFonts w:ascii="맑은 고딕" w:hAnsi="맑은 고딕" w:eastAsia="맑은 고딕"/>
+          <w:sz w:val="21"/>
+        </w:rPr>
+        <w:t xml:space="preserve">채점 포인트: ① 전원 끈 스냅샷의 이유 / ② vmrun 확인과 hard 정지 / ③ 역할 확인 / ④ 리두 흐름 확인 항목 / ⑤ 요약이 아니라 흐름이라는 원칙</w:t>
       </w:r>
     </w:p>
     <w:sectPr>

--- a/ADG/15장/15장_실습문제_추가서술형_정답.docx
+++ b/ADG/15장/15장_실습문제_추가서술형_정답.docx
@@ -50,63 +50,335 @@
       <w:r>
         <w:rPr>
           <w:rFonts w:ascii="맑은 고딕" w:hAnsi="맑은 고딕" w:eastAsia="맑은 고딕"/>
-          <w:sz w:val="21"/>
-        </w:rPr>
-        <w:t xml:space="preserve">**① [Primary] `V$LOG`** — `STATUS='CURRENT'`인 그룹이 정확히 하나인가. 실측 2번 그룹, `SEQUENCE#` 74.</w:t>
+          <w:b/>
+          <w:sz w:val="21"/>
+        </w:rPr>
+        <w:t xml:space="preserve">① [Primary] </w:t>
+      </w:r>
+      <w:r>
+        <w:rPr>
+          <w:rFonts w:ascii="Consolas" w:hAnsi="Consolas" w:eastAsia="맑은 고딕"/>
+          <w:b/>
+          <w:sz w:val="21"/>
+        </w:rPr>
+        <w:t xml:space="preserve">V$LOG</w:t>
+      </w:r>
+      <w:r>
+        <w:rPr>
+          <w:rFonts w:ascii="맑은 고딕" w:hAnsi="맑은 고딕" w:eastAsia="맑은 고딕"/>
+          <w:sz w:val="21"/>
+        </w:rPr>
+        <w:t xml:space="preserve"> — </w:t>
+      </w:r>
+      <w:r>
+        <w:rPr>
+          <w:rFonts w:ascii="Consolas" w:hAnsi="Consolas" w:eastAsia="맑은 고딕"/>
+          <w:sz w:val="21"/>
+        </w:rPr>
+        <w:t xml:space="preserve">STATUS='CURRENT'</w:t>
+      </w:r>
+      <w:r>
+        <w:rPr>
+          <w:rFonts w:ascii="맑은 고딕" w:hAnsi="맑은 고딕" w:eastAsia="맑은 고딕"/>
+          <w:sz w:val="21"/>
+        </w:rPr>
+        <w:t xml:space="preserve">인 그룹이 정확히 하나인가. 실측 2번 그룹, </w:t>
+      </w:r>
+      <w:r>
+        <w:rPr>
+          <w:rFonts w:ascii="Consolas" w:hAnsi="Consolas" w:eastAsia="맑은 고딕"/>
+          <w:sz w:val="21"/>
+        </w:rPr>
+        <w:t xml:space="preserve">SEQUENCE#</w:t>
+      </w:r>
+      <w:r>
+        <w:rPr>
+          <w:rFonts w:ascii="맑은 고딕" w:hAnsi="맑은 고딕" w:eastAsia="맑은 고딕"/>
+          <w:sz w:val="21"/>
+        </w:rPr>
+        <w:t xml:space="preserve"> 74.</w:t>
       </w:r>
     </w:p>
     <w:p>
       <w:r>
         <w:rPr>
           <w:rFonts w:ascii="맑은 고딕" w:hAnsi="맑은 고딕" w:eastAsia="맑은 고딕"/>
-          <w:sz w:val="21"/>
-        </w:rPr>
-        <w:t xml:space="preserve">**② [Primary] `V$LOG`** — `ACTIVE`이면서 `ARCHIVED=NO`인 그룹이 쌓이지 않았는가. 쌓이면 아카이버가 밀리는 것이며 결국 로그 전환이 멈춘다. 정상은 `CURRENT`만 `ARCHIVED=NO`다.</w:t>
+          <w:b/>
+          <w:sz w:val="21"/>
+        </w:rPr>
+        <w:t xml:space="preserve">② [Primary] </w:t>
+      </w:r>
+      <w:r>
+        <w:rPr>
+          <w:rFonts w:ascii="Consolas" w:hAnsi="Consolas" w:eastAsia="맑은 고딕"/>
+          <w:b/>
+          <w:sz w:val="21"/>
+        </w:rPr>
+        <w:t xml:space="preserve">V$LOG</w:t>
+      </w:r>
+      <w:r>
+        <w:rPr>
+          <w:rFonts w:ascii="맑은 고딕" w:hAnsi="맑은 고딕" w:eastAsia="맑은 고딕"/>
+          <w:sz w:val="21"/>
+        </w:rPr>
+        <w:t xml:space="preserve"> — </w:t>
+      </w:r>
+      <w:r>
+        <w:rPr>
+          <w:rFonts w:ascii="Consolas" w:hAnsi="Consolas" w:eastAsia="맑은 고딕"/>
+          <w:sz w:val="21"/>
+        </w:rPr>
+        <w:t xml:space="preserve">ACTIVE</w:t>
+      </w:r>
+      <w:r>
+        <w:rPr>
+          <w:rFonts w:ascii="맑은 고딕" w:hAnsi="맑은 고딕" w:eastAsia="맑은 고딕"/>
+          <w:sz w:val="21"/>
+        </w:rPr>
+        <w:t xml:space="preserve">이면서 </w:t>
+      </w:r>
+      <w:r>
+        <w:rPr>
+          <w:rFonts w:ascii="Consolas" w:hAnsi="Consolas" w:eastAsia="맑은 고딕"/>
+          <w:sz w:val="21"/>
+        </w:rPr>
+        <w:t xml:space="preserve">ARCHIVED=NO</w:t>
+      </w:r>
+      <w:r>
+        <w:rPr>
+          <w:rFonts w:ascii="맑은 고딕" w:hAnsi="맑은 고딕" w:eastAsia="맑은 고딕"/>
+          <w:sz w:val="21"/>
+        </w:rPr>
+        <w:t xml:space="preserve">인 그룹이 쌓이지 않았는가. 쌓이면 아카이버가 밀리는 것이며 결국 로그 전환이 멈춘다. 정상은 </w:t>
+      </w:r>
+      <w:r>
+        <w:rPr>
+          <w:rFonts w:ascii="Consolas" w:hAnsi="Consolas" w:eastAsia="맑은 고딕"/>
+          <w:sz w:val="21"/>
+        </w:rPr>
+        <w:t xml:space="preserve">CURRENT</w:t>
+      </w:r>
+      <w:r>
+        <w:rPr>
+          <w:rFonts w:ascii="맑은 고딕" w:hAnsi="맑은 고딕" w:eastAsia="맑은 고딕"/>
+          <w:sz w:val="21"/>
+        </w:rPr>
+        <w:t xml:space="preserve">만 </w:t>
+      </w:r>
+      <w:r>
+        <w:rPr>
+          <w:rFonts w:ascii="Consolas" w:hAnsi="Consolas" w:eastAsia="맑은 고딕"/>
+          <w:sz w:val="21"/>
+        </w:rPr>
+        <w:t xml:space="preserve">ARCHIVED=NO</w:t>
+      </w:r>
+      <w:r>
+        <w:rPr>
+          <w:rFonts w:ascii="맑은 고딕" w:hAnsi="맑은 고딕" w:eastAsia="맑은 고딕"/>
+          <w:sz w:val="21"/>
+        </w:rPr>
+        <w:t xml:space="preserve">다.</w:t>
       </w:r>
     </w:p>
     <w:p>
       <w:r>
         <w:rPr>
           <w:rFonts w:ascii="맑은 고딕" w:hAnsi="맑은 고딕" w:eastAsia="맑은 고딕"/>
-          <w:sz w:val="21"/>
-        </w:rPr>
-        <w:t xml:space="preserve">**③ [Standby] `V$STANDBY_LOG`** — `ACTIVE`가 정확히 하나인가. 실측 4번 그룹. 2개 이상이면 앞의 것이 아카이브되지 않았고, 0개면 리두가 오지 않는다.</w:t>
+          <w:b/>
+          <w:sz w:val="21"/>
+        </w:rPr>
+        <w:t xml:space="preserve">③ [Standby] </w:t>
+      </w:r>
+      <w:r>
+        <w:rPr>
+          <w:rFonts w:ascii="Consolas" w:hAnsi="Consolas" w:eastAsia="맑은 고딕"/>
+          <w:b/>
+          <w:sz w:val="21"/>
+        </w:rPr>
+        <w:t xml:space="preserve">V$STANDBY_LOG</w:t>
+      </w:r>
+      <w:r>
+        <w:rPr>
+          <w:rFonts w:ascii="맑은 고딕" w:hAnsi="맑은 고딕" w:eastAsia="맑은 고딕"/>
+          <w:sz w:val="21"/>
+        </w:rPr>
+        <w:t xml:space="preserve"> — </w:t>
+      </w:r>
+      <w:r>
+        <w:rPr>
+          <w:rFonts w:ascii="Consolas" w:hAnsi="Consolas" w:eastAsia="맑은 고딕"/>
+          <w:sz w:val="21"/>
+        </w:rPr>
+        <w:t xml:space="preserve">ACTIVE</w:t>
+      </w:r>
+      <w:r>
+        <w:rPr>
+          <w:rFonts w:ascii="맑은 고딕" w:hAnsi="맑은 고딕" w:eastAsia="맑은 고딕"/>
+          <w:sz w:val="21"/>
+        </w:rPr>
+        <w:t xml:space="preserve">가 정확히 하나인가. 실측 4번 그룹. 2개 이상이면 앞의 것이 아카이브되지 않았고, 0개면 리두가 오지 않는다.</w:t>
       </w:r>
     </w:p>
     <w:p>
       <w:r>
         <w:rPr>
           <w:rFonts w:ascii="맑은 고딕" w:hAnsi="맑은 고딕" w:eastAsia="맑은 고딕"/>
-          <w:sz w:val="21"/>
-        </w:rPr>
-        <w:t xml:space="preserve">**④ [Standby] 그 그룹의 `SEQUENCE#`** — ①과 같은가. 실측 둘 다 74였다. 같으면 지금 만들어지는 리두를 실시간으로 받고 있다.</w:t>
+          <w:b/>
+          <w:sz w:val="21"/>
+        </w:rPr>
+        <w:t xml:space="preserve">④ [Standby] 그 그룹의 </w:t>
+      </w:r>
+      <w:r>
+        <w:rPr>
+          <w:rFonts w:ascii="Consolas" w:hAnsi="Consolas" w:eastAsia="맑은 고딕"/>
+          <w:b/>
+          <w:sz w:val="21"/>
+        </w:rPr>
+        <w:t xml:space="preserve">SEQUENCE#</w:t>
+      </w:r>
+      <w:r>
+        <w:rPr>
+          <w:rFonts w:ascii="맑은 고딕" w:hAnsi="맑은 고딕" w:eastAsia="맑은 고딕"/>
+          <w:sz w:val="21"/>
+        </w:rPr>
+        <w:t xml:space="preserve"> — ①과 같은가. 실측 둘 다 74였다. 같으면 지금 만들어지는 리두를 실시간으로 받고 있다.</w:t>
       </w:r>
     </w:p>
     <w:p>
       <w:r>
         <w:rPr>
           <w:rFonts w:ascii="맑은 고딕" w:hAnsi="맑은 고딕" w:eastAsia="맑은 고딕"/>
-          <w:sz w:val="21"/>
-        </w:rPr>
-        <w:t xml:space="preserve">**⑤ [양쪽] `V$LOGFILE`** — `STATUS IS NOT NULL`인 행이 있는가. 정상은 0행이며 `INVALID`·`STALE`·`DELETED`가 보이면 파일 이상이다.</w:t>
+          <w:b/>
+          <w:sz w:val="21"/>
+        </w:rPr>
+        <w:t xml:space="preserve">⑤ [양쪽] </w:t>
+      </w:r>
+      <w:r>
+        <w:rPr>
+          <w:rFonts w:ascii="Consolas" w:hAnsi="Consolas" w:eastAsia="맑은 고딕"/>
+          <w:b/>
+          <w:sz w:val="21"/>
+        </w:rPr>
+        <w:t xml:space="preserve">V$LOGFILE</w:t>
+      </w:r>
+      <w:r>
+        <w:rPr>
+          <w:rFonts w:ascii="맑은 고딕" w:hAnsi="맑은 고딕" w:eastAsia="맑은 고딕"/>
+          <w:sz w:val="21"/>
+        </w:rPr>
+        <w:t xml:space="preserve"> — </w:t>
+      </w:r>
+      <w:r>
+        <w:rPr>
+          <w:rFonts w:ascii="Consolas" w:hAnsi="Consolas" w:eastAsia="맑은 고딕"/>
+          <w:sz w:val="21"/>
+        </w:rPr>
+        <w:t xml:space="preserve">STATUS IS NOT NULL</w:t>
+      </w:r>
+      <w:r>
+        <w:rPr>
+          <w:rFonts w:ascii="맑은 고딕" w:hAnsi="맑은 고딕" w:eastAsia="맑은 고딕"/>
+          <w:sz w:val="21"/>
+        </w:rPr>
+        <w:t xml:space="preserve">인 행이 있는가. 정상은 0행이며 </w:t>
+      </w:r>
+      <w:r>
+        <w:rPr>
+          <w:rFonts w:ascii="Consolas" w:hAnsi="Consolas" w:eastAsia="맑은 고딕"/>
+          <w:sz w:val="21"/>
+        </w:rPr>
+        <w:t xml:space="preserve">INVALID</w:t>
+      </w:r>
+      <w:r>
+        <w:rPr>
+          <w:rFonts w:ascii="맑은 고딕" w:hAnsi="맑은 고딕" w:eastAsia="맑은 고딕"/>
+          <w:sz w:val="21"/>
+        </w:rPr>
+        <w:t xml:space="preserve">·</w:t>
+      </w:r>
+      <w:r>
+        <w:rPr>
+          <w:rFonts w:ascii="Consolas" w:hAnsi="Consolas" w:eastAsia="맑은 고딕"/>
+          <w:sz w:val="21"/>
+        </w:rPr>
+        <w:t xml:space="preserve">STALE</w:t>
+      </w:r>
+      <w:r>
+        <w:rPr>
+          <w:rFonts w:ascii="맑은 고딕" w:hAnsi="맑은 고딕" w:eastAsia="맑은 고딕"/>
+          <w:sz w:val="21"/>
+        </w:rPr>
+        <w:t xml:space="preserve">·</w:t>
+      </w:r>
+      <w:r>
+        <w:rPr>
+          <w:rFonts w:ascii="Consolas" w:hAnsi="Consolas" w:eastAsia="맑은 고딕"/>
+          <w:sz w:val="21"/>
+        </w:rPr>
+        <w:t xml:space="preserve">DELETED</w:t>
+      </w:r>
+      <w:r>
+        <w:rPr>
+          <w:rFonts w:ascii="맑은 고딕" w:hAnsi="맑은 고딕" w:eastAsia="맑은 고딕"/>
+          <w:sz w:val="21"/>
+        </w:rPr>
+        <w:t xml:space="preserve">가 보이면 파일 이상이다.</w:t>
       </w:r>
     </w:p>
     <w:p>
       <w:r>
         <w:rPr>
-          <w:rFonts w:ascii="맑은 고딕" w:hAnsi="맑은 고딕" w:eastAsia="맑은 고딕"/>
-          <w:sz w:val="21"/>
-        </w:rPr>
-        <w:t xml:space="preserve">**`SHOW` 한 줄보다 나은 점** — 손은 더 가지만 각 줄이 무엇을 뜻하는지 알고 보므로 문제가 생기면 어디를 볼지 바로 안다. 특히 ③·④는 전송이 끊겨도 0으로 남는 지연과 달리 끊김을 바로 드러낸다. 반대로 Broker의 요약은 판정 시차가 있고(15.4.8) 원인을 말해 주지 않는다.</w:t>
+          <w:rFonts w:ascii="Consolas" w:hAnsi="Consolas" w:eastAsia="맑은 고딕"/>
+          <w:b/>
+          <w:sz w:val="21"/>
+        </w:rPr>
+        <w:t xml:space="preserve">SHOW</w:t>
+      </w:r>
+      <w:r>
+        <w:rPr>
+          <w:rFonts w:ascii="맑은 고딕" w:hAnsi="맑은 고딕" w:eastAsia="맑은 고딕"/>
+          <w:b/>
+          <w:sz w:val="21"/>
+        </w:rPr>
+        <w:t xml:space="preserve"> 한 줄보다 나은 점</w:t>
+      </w:r>
+      <w:r>
+        <w:rPr>
+          <w:rFonts w:ascii="맑은 고딕" w:hAnsi="맑은 고딕" w:eastAsia="맑은 고딕"/>
+          <w:sz w:val="21"/>
+        </w:rPr>
+        <w:t xml:space="preserve"> — 손은 더 가지만 각 줄이 무엇을 뜻하는지 알고 보므로 문제가 생기면 어디를 볼지 바로 안다. 특히 ③·④는 전송이 끊겨도 0으로 남는 지연과 달리 끊김을 바로 드러낸다. 반대로 Broker의 요약은 판정 시차가 있고(15.4.8) 원인을 말해 주지 않는다.</w:t>
       </w:r>
     </w:p>
     <w:p>
       <w:r>
         <w:rPr>
           <w:rFonts w:ascii="맑은 고딕" w:hAnsi="맑은 고딕" w:eastAsia="맑은 고딕"/>
-          <w:sz w:val="21"/>
-        </w:rPr>
-        <w:t xml:space="preserve">**주의** — ③을 Primary에서 실행하면 오류 없이 전부 `UNASSIGNED`가 나온다. 단계마다 어느 쪽에서 조회하는지를 지켜야 한다.</w:t>
+          <w:b/>
+          <w:sz w:val="21"/>
+        </w:rPr>
+        <w:t xml:space="preserve">주의</w:t>
+      </w:r>
+      <w:r>
+        <w:rPr>
+          <w:rFonts w:ascii="맑은 고딕" w:hAnsi="맑은 고딕" w:eastAsia="맑은 고딕"/>
+          <w:sz w:val="21"/>
+        </w:rPr>
+        <w:t xml:space="preserve"> — ③을 Primary에서 실행하면 오류 없이 전부 </w:t>
+      </w:r>
+      <w:r>
+        <w:rPr>
+          <w:rFonts w:ascii="Consolas" w:hAnsi="Consolas" w:eastAsia="맑은 고딕"/>
+          <w:sz w:val="21"/>
+        </w:rPr>
+        <w:t xml:space="preserve">UNASSIGNED</w:t>
+      </w:r>
+      <w:r>
+        <w:rPr>
+          <w:rFonts w:ascii="맑은 고딕" w:hAnsi="맑은 고딕" w:eastAsia="맑은 고딕"/>
+          <w:sz w:val="21"/>
+        </w:rPr>
+        <w:t xml:space="preserve">가 나온다. 단계마다 어느 쪽에서 조회하는지를 지켜야 한다.</w:t>
       </w:r>
     </w:p>
     <w:p>
@@ -141,72 +413,493 @@
       <w:r>
         <w:rPr>
           <w:rFonts w:ascii="맑은 고딕" w:hAnsi="맑은 고딕" w:eastAsia="맑은 고딕"/>
-          <w:sz w:val="21"/>
-        </w:rPr>
-        <w:t xml:space="preserve">**정의** — `V$ARCHIVE_DEST`는 "설정이 어떻게 되어 있는가", `V$ARCHIVE_DEST_STATUS`는 "지금 어떤 상태인가"에 답한다.</w:t>
+          <w:b/>
+          <w:sz w:val="21"/>
+        </w:rPr>
+        <w:t xml:space="preserve">정의</w:t>
+      </w:r>
+      <w:r>
+        <w:rPr>
+          <w:rFonts w:ascii="맑은 고딕" w:hAnsi="맑은 고딕" w:eastAsia="맑은 고딕"/>
+          <w:sz w:val="21"/>
+        </w:rPr>
+        <w:t xml:space="preserve"> — </w:t>
+      </w:r>
+      <w:r>
+        <w:rPr>
+          <w:rFonts w:ascii="Consolas" w:hAnsi="Consolas" w:eastAsia="맑은 고딕"/>
+          <w:sz w:val="21"/>
+        </w:rPr>
+        <w:t xml:space="preserve">V$ARCHIVE_DEST</w:t>
+      </w:r>
+      <w:r>
+        <w:rPr>
+          <w:rFonts w:ascii="맑은 고딕" w:hAnsi="맑은 고딕" w:eastAsia="맑은 고딕"/>
+          <w:sz w:val="21"/>
+        </w:rPr>
+        <w:t xml:space="preserve">는 "설정이 어떻게 되어 있는가", </w:t>
+      </w:r>
+      <w:r>
+        <w:rPr>
+          <w:rFonts w:ascii="Consolas" w:hAnsi="Consolas" w:eastAsia="맑은 고딕"/>
+          <w:sz w:val="21"/>
+        </w:rPr>
+        <w:t xml:space="preserve">V$ARCHIVE_DEST_STATUS</w:t>
+      </w:r>
+      <w:r>
+        <w:rPr>
+          <w:rFonts w:ascii="맑은 고딕" w:hAnsi="맑은 고딕" w:eastAsia="맑은 고딕"/>
+          <w:sz w:val="21"/>
+        </w:rPr>
+        <w:t xml:space="preserve">는 "지금 어떤 상태인가"에 답한다.</w:t>
       </w:r>
     </w:p>
     <w:p>
       <w:r>
         <w:rPr>
           <w:rFonts w:ascii="맑은 고딕" w:hAnsi="맑은 고딕" w:eastAsia="맑은 고딕"/>
-          <w:sz w:val="21"/>
-        </w:rPr>
-        <w:t xml:space="preserve">**구별법** — 둘 다 `STATUS` 열이 있어 혼동하기 쉽다. 고유한 열로 구별한다. `RECOVERY_MODE`·`DATABASE_MODE`·`APPLIED_SEQ#`가 있으면 `_STATUS`, `VALID_NOW`·`VALID_TYPE`·`VALID_ROLE`·`BINDING`이 있으면 `V$ARCHIVE_DEST`다.</w:t>
+          <w:b/>
+          <w:sz w:val="21"/>
+        </w:rPr>
+        <w:t xml:space="preserve">구별법</w:t>
+      </w:r>
+      <w:r>
+        <w:rPr>
+          <w:rFonts w:ascii="맑은 고딕" w:hAnsi="맑은 고딕" w:eastAsia="맑은 고딕"/>
+          <w:sz w:val="21"/>
+        </w:rPr>
+        <w:t xml:space="preserve"> — 둘 다 </w:t>
+      </w:r>
+      <w:r>
+        <w:rPr>
+          <w:rFonts w:ascii="Consolas" w:hAnsi="Consolas" w:eastAsia="맑은 고딕"/>
+          <w:sz w:val="21"/>
+        </w:rPr>
+        <w:t xml:space="preserve">STATUS</w:t>
+      </w:r>
+      <w:r>
+        <w:rPr>
+          <w:rFonts w:ascii="맑은 고딕" w:hAnsi="맑은 고딕" w:eastAsia="맑은 고딕"/>
+          <w:sz w:val="21"/>
+        </w:rPr>
+        <w:t xml:space="preserve"> 열이 있어 혼동하기 쉽다. 고유한 열로 구별한다. </w:t>
+      </w:r>
+      <w:r>
+        <w:rPr>
+          <w:rFonts w:ascii="Consolas" w:hAnsi="Consolas" w:eastAsia="맑은 고딕"/>
+          <w:sz w:val="21"/>
+        </w:rPr>
+        <w:t xml:space="preserve">RECOVERY_MODE</w:t>
+      </w:r>
+      <w:r>
+        <w:rPr>
+          <w:rFonts w:ascii="맑은 고딕" w:hAnsi="맑은 고딕" w:eastAsia="맑은 고딕"/>
+          <w:sz w:val="21"/>
+        </w:rPr>
+        <w:t xml:space="preserve">·</w:t>
+      </w:r>
+      <w:r>
+        <w:rPr>
+          <w:rFonts w:ascii="Consolas" w:hAnsi="Consolas" w:eastAsia="맑은 고딕"/>
+          <w:sz w:val="21"/>
+        </w:rPr>
+        <w:t xml:space="preserve">DATABASE_MODE</w:t>
+      </w:r>
+      <w:r>
+        <w:rPr>
+          <w:rFonts w:ascii="맑은 고딕" w:hAnsi="맑은 고딕" w:eastAsia="맑은 고딕"/>
+          <w:sz w:val="21"/>
+        </w:rPr>
+        <w:t xml:space="preserve">·</w:t>
+      </w:r>
+      <w:r>
+        <w:rPr>
+          <w:rFonts w:ascii="Consolas" w:hAnsi="Consolas" w:eastAsia="맑은 고딕"/>
+          <w:sz w:val="21"/>
+        </w:rPr>
+        <w:t xml:space="preserve">APPLIED_SEQ#</w:t>
+      </w:r>
+      <w:r>
+        <w:rPr>
+          <w:rFonts w:ascii="맑은 고딕" w:hAnsi="맑은 고딕" w:eastAsia="맑은 고딕"/>
+          <w:sz w:val="21"/>
+        </w:rPr>
+        <w:t xml:space="preserve">가 있으면 </w:t>
+      </w:r>
+      <w:r>
+        <w:rPr>
+          <w:rFonts w:ascii="Consolas" w:hAnsi="Consolas" w:eastAsia="맑은 고딕"/>
+          <w:sz w:val="21"/>
+        </w:rPr>
+        <w:t xml:space="preserve">_STATUS</w:t>
+      </w:r>
+      <w:r>
+        <w:rPr>
+          <w:rFonts w:ascii="맑은 고딕" w:hAnsi="맑은 고딕" w:eastAsia="맑은 고딕"/>
+          <w:sz w:val="21"/>
+        </w:rPr>
+        <w:t xml:space="preserve">, </w:t>
+      </w:r>
+      <w:r>
+        <w:rPr>
+          <w:rFonts w:ascii="Consolas" w:hAnsi="Consolas" w:eastAsia="맑은 고딕"/>
+          <w:sz w:val="21"/>
+        </w:rPr>
+        <w:t xml:space="preserve">VALID_NOW</w:t>
+      </w:r>
+      <w:r>
+        <w:rPr>
+          <w:rFonts w:ascii="맑은 고딕" w:hAnsi="맑은 고딕" w:eastAsia="맑은 고딕"/>
+          <w:sz w:val="21"/>
+        </w:rPr>
+        <w:t xml:space="preserve">·</w:t>
+      </w:r>
+      <w:r>
+        <w:rPr>
+          <w:rFonts w:ascii="Consolas" w:hAnsi="Consolas" w:eastAsia="맑은 고딕"/>
+          <w:sz w:val="21"/>
+        </w:rPr>
+        <w:t xml:space="preserve">VALID_TYPE</w:t>
+      </w:r>
+      <w:r>
+        <w:rPr>
+          <w:rFonts w:ascii="맑은 고딕" w:hAnsi="맑은 고딕" w:eastAsia="맑은 고딕"/>
+          <w:sz w:val="21"/>
+        </w:rPr>
+        <w:t xml:space="preserve">·</w:t>
+      </w:r>
+      <w:r>
+        <w:rPr>
+          <w:rFonts w:ascii="Consolas" w:hAnsi="Consolas" w:eastAsia="맑은 고딕"/>
+          <w:sz w:val="21"/>
+        </w:rPr>
+        <w:t xml:space="preserve">VALID_ROLE</w:t>
+      </w:r>
+      <w:r>
+        <w:rPr>
+          <w:rFonts w:ascii="맑은 고딕" w:hAnsi="맑은 고딕" w:eastAsia="맑은 고딕"/>
+          <w:sz w:val="21"/>
+        </w:rPr>
+        <w:t xml:space="preserve">·</w:t>
+      </w:r>
+      <w:r>
+        <w:rPr>
+          <w:rFonts w:ascii="Consolas" w:hAnsi="Consolas" w:eastAsia="맑은 고딕"/>
+          <w:sz w:val="21"/>
+        </w:rPr>
+        <w:t xml:space="preserve">BINDING</w:t>
+      </w:r>
+      <w:r>
+        <w:rPr>
+          <w:rFonts w:ascii="맑은 고딕" w:hAnsi="맑은 고딕" w:eastAsia="맑은 고딕"/>
+          <w:sz w:val="21"/>
+        </w:rPr>
+        <w:t xml:space="preserve">이 있으면 </w:t>
+      </w:r>
+      <w:r>
+        <w:rPr>
+          <w:rFonts w:ascii="Consolas" w:hAnsi="Consolas" w:eastAsia="맑은 고딕"/>
+          <w:sz w:val="21"/>
+        </w:rPr>
+        <w:t xml:space="preserve">V$ARCHIVE_DEST</w:t>
+      </w:r>
+      <w:r>
+        <w:rPr>
+          <w:rFonts w:ascii="맑은 고딕" w:hAnsi="맑은 고딕" w:eastAsia="맑은 고딕"/>
+          <w:sz w:val="21"/>
+        </w:rPr>
+        <w:t xml:space="preserve">다.</w:t>
       </w:r>
     </w:p>
     <w:p>
       <w:r>
         <w:rPr>
           <w:rFonts w:ascii="맑은 고딕" w:hAnsi="맑은 고딕" w:eastAsia="맑은 고딕"/>
-          <w:sz w:val="21"/>
-        </w:rPr>
-        <w:t xml:space="preserve">**같은 목적지의 다른 표현** — 1번 목적지를 `V$ARCHIVE_DEST`는 `DESTINATION=USE_DB_RECOVERY_FILE_DEST`로, `_STATUS`는 빈칸으로 보여 줬다. `_STATUS`의 `TYPE`은 `LOCAL`, `RECOVERY_MODE`는 `IDLE`이었다. 로컬에는 적용 개념이 없기 때문이다. 원격 2번은 `PHYSICAL`, `MANAGED REAL TIME APPLY`였다.</w:t>
+          <w:b/>
+          <w:sz w:val="21"/>
+        </w:rPr>
+        <w:t xml:space="preserve">같은 목적지의 다른 표현</w:t>
+      </w:r>
+      <w:r>
+        <w:rPr>
+          <w:rFonts w:ascii="맑은 고딕" w:hAnsi="맑은 고딕" w:eastAsia="맑은 고딕"/>
+          <w:sz w:val="21"/>
+        </w:rPr>
+        <w:t xml:space="preserve"> — 1번 목적지를 </w:t>
+      </w:r>
+      <w:r>
+        <w:rPr>
+          <w:rFonts w:ascii="Consolas" w:hAnsi="Consolas" w:eastAsia="맑은 고딕"/>
+          <w:sz w:val="21"/>
+        </w:rPr>
+        <w:t xml:space="preserve">V$ARCHIVE_DEST</w:t>
+      </w:r>
+      <w:r>
+        <w:rPr>
+          <w:rFonts w:ascii="맑은 고딕" w:hAnsi="맑은 고딕" w:eastAsia="맑은 고딕"/>
+          <w:sz w:val="21"/>
+        </w:rPr>
+        <w:t xml:space="preserve">는 </w:t>
+      </w:r>
+      <w:r>
+        <w:rPr>
+          <w:rFonts w:ascii="Consolas" w:hAnsi="Consolas" w:eastAsia="맑은 고딕"/>
+          <w:sz w:val="21"/>
+        </w:rPr>
+        <w:t xml:space="preserve">DESTINATION=USE_DB_RECOVERY_FILE_DEST</w:t>
+      </w:r>
+      <w:r>
+        <w:rPr>
+          <w:rFonts w:ascii="맑은 고딕" w:hAnsi="맑은 고딕" w:eastAsia="맑은 고딕"/>
+          <w:sz w:val="21"/>
+        </w:rPr>
+        <w:t xml:space="preserve">로, </w:t>
+      </w:r>
+      <w:r>
+        <w:rPr>
+          <w:rFonts w:ascii="Consolas" w:hAnsi="Consolas" w:eastAsia="맑은 고딕"/>
+          <w:sz w:val="21"/>
+        </w:rPr>
+        <w:t xml:space="preserve">_STATUS</w:t>
+      </w:r>
+      <w:r>
+        <w:rPr>
+          <w:rFonts w:ascii="맑은 고딕" w:hAnsi="맑은 고딕" w:eastAsia="맑은 고딕"/>
+          <w:sz w:val="21"/>
+        </w:rPr>
+        <w:t xml:space="preserve">는 빈칸으로 보여 줬다. </w:t>
+      </w:r>
+      <w:r>
+        <w:rPr>
+          <w:rFonts w:ascii="Consolas" w:hAnsi="Consolas" w:eastAsia="맑은 고딕"/>
+          <w:sz w:val="21"/>
+        </w:rPr>
+        <w:t xml:space="preserve">_STATUS</w:t>
+      </w:r>
+      <w:r>
+        <w:rPr>
+          <w:rFonts w:ascii="맑은 고딕" w:hAnsi="맑은 고딕" w:eastAsia="맑은 고딕"/>
+          <w:sz w:val="21"/>
+        </w:rPr>
+        <w:t xml:space="preserve">의 </w:t>
+      </w:r>
+      <w:r>
+        <w:rPr>
+          <w:rFonts w:ascii="Consolas" w:hAnsi="Consolas" w:eastAsia="맑은 고딕"/>
+          <w:sz w:val="21"/>
+        </w:rPr>
+        <w:t xml:space="preserve">TYPE</w:t>
+      </w:r>
+      <w:r>
+        <w:rPr>
+          <w:rFonts w:ascii="맑은 고딕" w:hAnsi="맑은 고딕" w:eastAsia="맑은 고딕"/>
+          <w:sz w:val="21"/>
+        </w:rPr>
+        <w:t xml:space="preserve">은 </w:t>
+      </w:r>
+      <w:r>
+        <w:rPr>
+          <w:rFonts w:ascii="Consolas" w:hAnsi="Consolas" w:eastAsia="맑은 고딕"/>
+          <w:sz w:val="21"/>
+        </w:rPr>
+        <w:t xml:space="preserve">LOCAL</w:t>
+      </w:r>
+      <w:r>
+        <w:rPr>
+          <w:rFonts w:ascii="맑은 고딕" w:hAnsi="맑은 고딕" w:eastAsia="맑은 고딕"/>
+          <w:sz w:val="21"/>
+        </w:rPr>
+        <w:t xml:space="preserve">, </w:t>
+      </w:r>
+      <w:r>
+        <w:rPr>
+          <w:rFonts w:ascii="Consolas" w:hAnsi="Consolas" w:eastAsia="맑은 고딕"/>
+          <w:sz w:val="21"/>
+        </w:rPr>
+        <w:t xml:space="preserve">RECOVERY_MODE</w:t>
+      </w:r>
+      <w:r>
+        <w:rPr>
+          <w:rFonts w:ascii="맑은 고딕" w:hAnsi="맑은 고딕" w:eastAsia="맑은 고딕"/>
+          <w:sz w:val="21"/>
+        </w:rPr>
+        <w:t xml:space="preserve">는 </w:t>
+      </w:r>
+      <w:r>
+        <w:rPr>
+          <w:rFonts w:ascii="Consolas" w:hAnsi="Consolas" w:eastAsia="맑은 고딕"/>
+          <w:sz w:val="21"/>
+        </w:rPr>
+        <w:t xml:space="preserve">IDLE</w:t>
+      </w:r>
+      <w:r>
+        <w:rPr>
+          <w:rFonts w:ascii="맑은 고딕" w:hAnsi="맑은 고딕" w:eastAsia="맑은 고딕"/>
+          <w:sz w:val="21"/>
+        </w:rPr>
+        <w:t xml:space="preserve">이었다. 로컬에는 적용 개념이 없기 때문이다. 원격 2번은 </w:t>
+      </w:r>
+      <w:r>
+        <w:rPr>
+          <w:rFonts w:ascii="Consolas" w:hAnsi="Consolas" w:eastAsia="맑은 고딕"/>
+          <w:sz w:val="21"/>
+        </w:rPr>
+        <w:t xml:space="preserve">PHYSICAL</w:t>
+      </w:r>
+      <w:r>
+        <w:rPr>
+          <w:rFonts w:ascii="맑은 고딕" w:hAnsi="맑은 고딕" w:eastAsia="맑은 고딕"/>
+          <w:sz w:val="21"/>
+        </w:rPr>
+        <w:t xml:space="preserve">, </w:t>
+      </w:r>
+      <w:r>
+        <w:rPr>
+          <w:rFonts w:ascii="Consolas" w:hAnsi="Consolas" w:eastAsia="맑은 고딕"/>
+          <w:sz w:val="21"/>
+        </w:rPr>
+        <w:t xml:space="preserve">MANAGED REAL TIME APPLY</w:t>
+      </w:r>
+      <w:r>
+        <w:rPr>
+          <w:rFonts w:ascii="맑은 고딕" w:hAnsi="맑은 고딕" w:eastAsia="맑은 고딕"/>
+          <w:sz w:val="21"/>
+        </w:rPr>
+        <w:t xml:space="preserve">였다.</w:t>
       </w:r>
     </w:p>
     <w:p>
       <w:r>
         <w:rPr>
           <w:rFonts w:ascii="맑은 고딕" w:hAnsi="맑은 고딕" w:eastAsia="맑은 고딕"/>
-          <w:sz w:val="21"/>
-        </w:rPr>
-        <w:t xml:space="preserve">**상황별 선택**</w:t>
+          <w:b/>
+          <w:sz w:val="21"/>
+        </w:rPr>
+        <w:t xml:space="preserve">상황별 선택</w:t>
       </w:r>
     </w:p>
     <w:p>
       <w:r>
         <w:rPr>
           <w:rFonts w:ascii="맑은 고딕" w:hAnsi="맑은 고딕" w:eastAsia="맑은 고딕"/>
-          <w:sz w:val="21"/>
-        </w:rPr>
-        <w:t xml:space="preserve">**①** 설정이 의도대로인가, 어떤 로그 종류·역할에 유효한가 → `V$ARCHIVE_DEST`</w:t>
+          <w:b/>
+          <w:sz w:val="21"/>
+        </w:rPr>
+        <w:t xml:space="preserve">①</w:t>
+      </w:r>
+      <w:r>
+        <w:rPr>
+          <w:rFonts w:ascii="맑은 고딕" w:hAnsi="맑은 고딕" w:eastAsia="맑은 고딕"/>
+          <w:sz w:val="21"/>
+        </w:rPr>
+        <w:t xml:space="preserve"> 설정이 의도대로인가, 어떤 로그 종류·역할에 유효한가 → </w:t>
+      </w:r>
+      <w:r>
+        <w:rPr>
+          <w:rFonts w:ascii="Consolas" w:hAnsi="Consolas" w:eastAsia="맑은 고딕"/>
+          <w:sz w:val="21"/>
+        </w:rPr>
+        <w:t xml:space="preserve">V$ARCHIVE_DEST</w:t>
       </w:r>
     </w:p>
     <w:p>
       <w:r>
         <w:rPr>
           <w:rFonts w:ascii="맑은 고딕" w:hAnsi="맑은 고딕" w:eastAsia="맑은 고딕"/>
-          <w:sz w:val="21"/>
-        </w:rPr>
-        <w:t xml:space="preserve">**②** 지금 오류가 있는가, 실시간 적용 중인가 → `V$ARCHIVE_DEST_STATUS`</w:t>
+          <w:b/>
+          <w:sz w:val="21"/>
+        </w:rPr>
+        <w:t xml:space="preserve">②</w:t>
+      </w:r>
+      <w:r>
+        <w:rPr>
+          <w:rFonts w:ascii="맑은 고딕" w:hAnsi="맑은 고딕" w:eastAsia="맑은 고딕"/>
+          <w:sz w:val="21"/>
+        </w:rPr>
+        <w:t xml:space="preserve"> 지금 오류가 있는가, 실시간 적용 중인가 → </w:t>
+      </w:r>
+      <w:r>
+        <w:rPr>
+          <w:rFonts w:ascii="Consolas" w:hAnsi="Consolas" w:eastAsia="맑은 고딕"/>
+          <w:sz w:val="21"/>
+        </w:rPr>
+        <w:t xml:space="preserve">V$ARCHIVE_DEST_STATUS</w:t>
       </w:r>
     </w:p>
     <w:p>
       <w:r>
         <w:rPr>
           <w:rFonts w:ascii="맑은 고딕" w:hAnsi="맑은 고딕" w:eastAsia="맑은 고딕"/>
-          <w:sz w:val="21"/>
-        </w:rPr>
-        <w:t xml:space="preserve">**③** 왜 안 되는가 → 양쪽 다 `ERROR` 열에 같은 값</w:t>
+          <w:b/>
+          <w:sz w:val="21"/>
+        </w:rPr>
+        <w:t xml:space="preserve">③</w:t>
+      </w:r>
+      <w:r>
+        <w:rPr>
+          <w:rFonts w:ascii="맑은 고딕" w:hAnsi="맑은 고딕" w:eastAsia="맑은 고딕"/>
+          <w:sz w:val="21"/>
+        </w:rPr>
+        <w:t xml:space="preserve"> 왜 안 되는가 → 양쪽 다 </w:t>
+      </w:r>
+      <w:r>
+        <w:rPr>
+          <w:rFonts w:ascii="Consolas" w:hAnsi="Consolas" w:eastAsia="맑은 고딕"/>
+          <w:sz w:val="21"/>
+        </w:rPr>
+        <w:t xml:space="preserve">ERROR</w:t>
+      </w:r>
+      <w:r>
+        <w:rPr>
+          <w:rFonts w:ascii="맑은 고딕" w:hAnsi="맑은 고딕" w:eastAsia="맑은 고딕"/>
+          <w:sz w:val="21"/>
+        </w:rPr>
+        <w:t xml:space="preserve"> 열에 같은 값</w:t>
       </w:r>
     </w:p>
     <w:p>
       <w:r>
         <w:rPr>
           <w:rFonts w:ascii="맑은 고딕" w:hAnsi="맑은 고딕" w:eastAsia="맑은 고딕"/>
-          <w:sz w:val="21"/>
-        </w:rPr>
-        <w:t xml:space="preserve">**기준선** — 정상일 때 두 뷰 모두 `STATUS=VALID`이고 `ERROR`가 비어 있다.</w:t>
+          <w:b/>
+          <w:sz w:val="21"/>
+        </w:rPr>
+        <w:t xml:space="preserve">기준선</w:t>
+      </w:r>
+      <w:r>
+        <w:rPr>
+          <w:rFonts w:ascii="맑은 고딕" w:hAnsi="맑은 고딕" w:eastAsia="맑은 고딕"/>
+          <w:sz w:val="21"/>
+        </w:rPr>
+        <w:t xml:space="preserve"> — 정상일 때 두 뷰 모두 </w:t>
+      </w:r>
+      <w:r>
+        <w:rPr>
+          <w:rFonts w:ascii="Consolas" w:hAnsi="Consolas" w:eastAsia="맑은 고딕"/>
+          <w:sz w:val="21"/>
+        </w:rPr>
+        <w:t xml:space="preserve">STATUS=VALID</w:t>
+      </w:r>
+      <w:r>
+        <w:rPr>
+          <w:rFonts w:ascii="맑은 고딕" w:hAnsi="맑은 고딕" w:eastAsia="맑은 고딕"/>
+          <w:sz w:val="21"/>
+        </w:rPr>
+        <w:t xml:space="preserve">이고 </w:t>
+      </w:r>
+      <w:r>
+        <w:rPr>
+          <w:rFonts w:ascii="Consolas" w:hAnsi="Consolas" w:eastAsia="맑은 고딕"/>
+          <w:sz w:val="21"/>
+        </w:rPr>
+        <w:t xml:space="preserve">ERROR</w:t>
+      </w:r>
+      <w:r>
+        <w:rPr>
+          <w:rFonts w:ascii="맑은 고딕" w:hAnsi="맑은 고딕" w:eastAsia="맑은 고딕"/>
+          <w:sz w:val="21"/>
+        </w:rPr>
+        <w:t xml:space="preserve">가 비어 있다.</w:t>
       </w:r>
     </w:p>
     <w:p>
@@ -241,63 +934,302 @@
       <w:r>
         <w:rPr>
           <w:rFonts w:ascii="맑은 고딕" w:hAnsi="맑은 고딕" w:eastAsia="맑은 고딕"/>
-          <w:sz w:val="21"/>
-        </w:rPr>
-        <w:t xml:space="preserve">**이유** — 두 지연은 Standby가 아는 마지막 지점을 기준으로 계산된다. 리두가 오지 않으면 그 기준점이 갱신되지 않으므로 밀린 것이 없다고 계산된다. **오지 않으니 늦지도 않는다.** 14장에서 `LogShipping=OFF`로 껐을 때와 같은 성질이 실제 장애에서도 그대로 나타났다.</w:t>
+          <w:b/>
+          <w:sz w:val="21"/>
+        </w:rPr>
+        <w:t xml:space="preserve">이유</w:t>
+      </w:r>
+      <w:r>
+        <w:rPr>
+          <w:rFonts w:ascii="맑은 고딕" w:hAnsi="맑은 고딕" w:eastAsia="맑은 고딕"/>
+          <w:sz w:val="21"/>
+        </w:rPr>
+        <w:t xml:space="preserve"> — 두 지연은 Standby가 아는 마지막 지점을 기준으로 계산된다. 리두가 오지 않으면 그 기준점이 갱신되지 않으므로 밀린 것이 없다고 계산된다. </w:t>
+      </w:r>
+      <w:r>
+        <w:rPr>
+          <w:rFonts w:ascii="맑은 고딕" w:hAnsi="맑은 고딕" w:eastAsia="맑은 고딕"/>
+          <w:b/>
+          <w:sz w:val="21"/>
+        </w:rPr>
+        <w:t xml:space="preserve">오지 않으니 늦지도 않는다.</w:t>
+      </w:r>
+      <w:r>
+        <w:rPr>
+          <w:rFonts w:ascii="맑은 고딕" w:hAnsi="맑은 고딕" w:eastAsia="맑은 고딕"/>
+          <w:sz w:val="21"/>
+        </w:rPr>
+        <w:t xml:space="preserve"> 14장에서 </w:t>
+      </w:r>
+      <w:r>
+        <w:rPr>
+          <w:rFonts w:ascii="Consolas" w:hAnsi="Consolas" w:eastAsia="맑은 고딕"/>
+          <w:sz w:val="21"/>
+        </w:rPr>
+        <w:t xml:space="preserve">LogShipping=OFF</w:t>
+      </w:r>
+      <w:r>
+        <w:rPr>
+          <w:rFonts w:ascii="맑은 고딕" w:hAnsi="맑은 고딕" w:eastAsia="맑은 고딕"/>
+          <w:sz w:val="21"/>
+        </w:rPr>
+        <w:t xml:space="preserve">로 껐을 때와 같은 성질이 실제 장애에서도 그대로 나타났다.</w:t>
       </w:r>
     </w:p>
     <w:p>
       <w:r>
         <w:rPr>
           <w:rFonts w:ascii="맑은 고딕" w:hAnsi="맑은 고딕" w:eastAsia="맑은 고딕"/>
-          <w:sz w:val="21"/>
-        </w:rPr>
-        <w:t xml:space="preserve">**잡아낸 지표** — 프로세스와 SRL은 즉시 변했다.</w:t>
+          <w:b/>
+          <w:sz w:val="21"/>
+        </w:rPr>
+        <w:t xml:space="preserve">잡아낸 지표</w:t>
+      </w:r>
+      <w:r>
+        <w:rPr>
+          <w:rFonts w:ascii="맑은 고딕" w:hAnsi="맑은 고딕" w:eastAsia="맑은 고딕"/>
+          <w:sz w:val="21"/>
+        </w:rPr>
+        <w:t xml:space="preserve"> — 프로세스와 SRL은 즉시 변했다.</w:t>
       </w:r>
     </w:p>
     <w:p>
       <w:r>
         <w:rPr>
           <w:rFonts w:ascii="맑은 고딕" w:hAnsi="맑은 고딕" w:eastAsia="맑은 고딕"/>
-          <w:sz w:val="21"/>
-        </w:rPr>
-        <w:t xml:space="preserve">**①** MRP0의 `STATUS`가 `APPLYING_LOG` → `WAIT_FOR_LOG`, `SEQUENCE#` 75를 기다리며 Primary보다 뒤짐.</w:t>
+          <w:b/>
+          <w:sz w:val="21"/>
+        </w:rPr>
+        <w:t xml:space="preserve">①</w:t>
+      </w:r>
+      <w:r>
+        <w:rPr>
+          <w:rFonts w:ascii="맑은 고딕" w:hAnsi="맑은 고딕" w:eastAsia="맑은 고딕"/>
+          <w:sz w:val="21"/>
+        </w:rPr>
+        <w:t xml:space="preserve"> MRP0의 </w:t>
+      </w:r>
+      <w:r>
+        <w:rPr>
+          <w:rFonts w:ascii="Consolas" w:hAnsi="Consolas" w:eastAsia="맑은 고딕"/>
+          <w:sz w:val="21"/>
+        </w:rPr>
+        <w:t xml:space="preserve">STATUS</w:t>
+      </w:r>
+      <w:r>
+        <w:rPr>
+          <w:rFonts w:ascii="맑은 고딕" w:hAnsi="맑은 고딕" w:eastAsia="맑은 고딕"/>
+          <w:sz w:val="21"/>
+        </w:rPr>
+        <w:t xml:space="preserve">가 </w:t>
+      </w:r>
+      <w:r>
+        <w:rPr>
+          <w:rFonts w:ascii="Consolas" w:hAnsi="Consolas" w:eastAsia="맑은 고딕"/>
+          <w:sz w:val="21"/>
+        </w:rPr>
+        <w:t xml:space="preserve">APPLYING_LOG</w:t>
+      </w:r>
+      <w:r>
+        <w:rPr>
+          <w:rFonts w:ascii="맑은 고딕" w:hAnsi="맑은 고딕" w:eastAsia="맑은 고딕"/>
+          <w:sz w:val="21"/>
+        </w:rPr>
+        <w:t xml:space="preserve"> → </w:t>
+      </w:r>
+      <w:r>
+        <w:rPr>
+          <w:rFonts w:ascii="Consolas" w:hAnsi="Consolas" w:eastAsia="맑은 고딕"/>
+          <w:sz w:val="21"/>
+        </w:rPr>
+        <w:t xml:space="preserve">WAIT_FOR_LOG</w:t>
+      </w:r>
+      <w:r>
+        <w:rPr>
+          <w:rFonts w:ascii="맑은 고딕" w:hAnsi="맑은 고딕" w:eastAsia="맑은 고딕"/>
+          <w:sz w:val="21"/>
+        </w:rPr>
+        <w:t xml:space="preserve">, </w:t>
+      </w:r>
+      <w:r>
+        <w:rPr>
+          <w:rFonts w:ascii="Consolas" w:hAnsi="Consolas" w:eastAsia="맑은 고딕"/>
+          <w:sz w:val="21"/>
+        </w:rPr>
+        <w:t xml:space="preserve">SEQUENCE#</w:t>
+      </w:r>
+      <w:r>
+        <w:rPr>
+          <w:rFonts w:ascii="맑은 고딕" w:hAnsi="맑은 고딕" w:eastAsia="맑은 고딕"/>
+          <w:sz w:val="21"/>
+        </w:rPr>
+        <w:t xml:space="preserve"> 75를 기다리며 Primary보다 뒤짐.</w:t>
       </w:r>
     </w:p>
     <w:p>
       <w:r>
         <w:rPr>
           <w:rFonts w:ascii="맑은 고딕" w:hAnsi="맑은 고딕" w:eastAsia="맑은 고딕"/>
-          <w:sz w:val="21"/>
-        </w:rPr>
-        <w:t xml:space="preserve">**②** `CLIENT_PROCESS=LGWR`인 RFS가 사라지고 `RFS IDLE 0`만 남음. 연결이 끊긴 직접 증거다.</w:t>
+          <w:b/>
+          <w:sz w:val="21"/>
+        </w:rPr>
+        <w:t xml:space="preserve">②</w:t>
+      </w:r>
+      <w:r>
+        <w:rPr>
+          <w:rFonts w:ascii="맑은 고딕" w:hAnsi="맑은 고딕" w:eastAsia="맑은 고딕"/>
+          <w:sz w:val="21"/>
+        </w:rPr>
+        <w:t xml:space="preserve"> </w:t>
+      </w:r>
+      <w:r>
+        <w:rPr>
+          <w:rFonts w:ascii="Consolas" w:hAnsi="Consolas" w:eastAsia="맑은 고딕"/>
+          <w:sz w:val="21"/>
+        </w:rPr>
+        <w:t xml:space="preserve">CLIENT_PROCESS=LGWR</w:t>
+      </w:r>
+      <w:r>
+        <w:rPr>
+          <w:rFonts w:ascii="맑은 고딕" w:hAnsi="맑은 고딕" w:eastAsia="맑은 고딕"/>
+          <w:sz w:val="21"/>
+        </w:rPr>
+        <w:t xml:space="preserve">인 RFS가 사라지고 </w:t>
+      </w:r>
+      <w:r>
+        <w:rPr>
+          <w:rFonts w:ascii="Consolas" w:hAnsi="Consolas" w:eastAsia="맑은 고딕"/>
+          <w:sz w:val="21"/>
+        </w:rPr>
+        <w:t xml:space="preserve">RFS IDLE 0</w:t>
+      </w:r>
+      <w:r>
+        <w:rPr>
+          <w:rFonts w:ascii="맑은 고딕" w:hAnsi="맑은 고딕" w:eastAsia="맑은 고딕"/>
+          <w:sz w:val="21"/>
+        </w:rPr>
+        <w:t xml:space="preserve">만 남음. 연결이 끊긴 직접 증거다.</w:t>
       </w:r>
     </w:p>
     <w:p>
       <w:r>
         <w:rPr>
           <w:rFonts w:ascii="맑은 고딕" w:hAnsi="맑은 고딕" w:eastAsia="맑은 고딕"/>
-          <w:sz w:val="21"/>
-        </w:rPr>
-        <w:t xml:space="preserve">**③** `V$STANDBY_LOG`의 `ACTIVE`가 1개 → 0개.</w:t>
+          <w:b/>
+          <w:sz w:val="21"/>
+        </w:rPr>
+        <w:t xml:space="preserve">③</w:t>
+      </w:r>
+      <w:r>
+        <w:rPr>
+          <w:rFonts w:ascii="맑은 고딕" w:hAnsi="맑은 고딕" w:eastAsia="맑은 고딕"/>
+          <w:sz w:val="21"/>
+        </w:rPr>
+        <w:t xml:space="preserve"> </w:t>
+      </w:r>
+      <w:r>
+        <w:rPr>
+          <w:rFonts w:ascii="Consolas" w:hAnsi="Consolas" w:eastAsia="맑은 고딕"/>
+          <w:sz w:val="21"/>
+        </w:rPr>
+        <w:t xml:space="preserve">V$STANDBY_LOG</w:t>
+      </w:r>
+      <w:r>
+        <w:rPr>
+          <w:rFonts w:ascii="맑은 고딕" w:hAnsi="맑은 고딕" w:eastAsia="맑은 고딕"/>
+          <w:sz w:val="21"/>
+        </w:rPr>
+        <w:t xml:space="preserve">의 </w:t>
+      </w:r>
+      <w:r>
+        <w:rPr>
+          <w:rFonts w:ascii="Consolas" w:hAnsi="Consolas" w:eastAsia="맑은 고딕"/>
+          <w:sz w:val="21"/>
+        </w:rPr>
+        <w:t xml:space="preserve">ACTIVE</w:t>
+      </w:r>
+      <w:r>
+        <w:rPr>
+          <w:rFonts w:ascii="맑은 고딕" w:hAnsi="맑은 고딕" w:eastAsia="맑은 고딕"/>
+          <w:sz w:val="21"/>
+        </w:rPr>
+        <w:t xml:space="preserve">가 1개 → 0개.</w:t>
       </w:r>
     </w:p>
     <w:p>
       <w:r>
         <w:rPr>
           <w:rFonts w:ascii="맑은 고딕" w:hAnsi="맑은 고딕" w:eastAsia="맑은 고딕"/>
-          <w:sz w:val="21"/>
-        </w:rPr>
-        <w:t xml:space="preserve">**④** Broker의 `Average Apply Rate: 0 Byte/s`가 유일한 숫자 신호였다.</w:t>
+          <w:b/>
+          <w:sz w:val="21"/>
+        </w:rPr>
+        <w:t xml:space="preserve">④</w:t>
+      </w:r>
+      <w:r>
+        <w:rPr>
+          <w:rFonts w:ascii="맑은 고딕" w:hAnsi="맑은 고딕" w:eastAsia="맑은 고딕"/>
+          <w:sz w:val="21"/>
+        </w:rPr>
+        <w:t xml:space="preserve"> Broker의 </w:t>
+      </w:r>
+      <w:r>
+        <w:rPr>
+          <w:rFonts w:ascii="Consolas" w:hAnsi="Consolas" w:eastAsia="맑은 고딕"/>
+          <w:sz w:val="21"/>
+        </w:rPr>
+        <w:t xml:space="preserve">Average Apply Rate: 0 Byte/s</w:t>
+      </w:r>
+      <w:r>
+        <w:rPr>
+          <w:rFonts w:ascii="맑은 고딕" w:hAnsi="맑은 고딕" w:eastAsia="맑은 고딕"/>
+          <w:sz w:val="21"/>
+        </w:rPr>
+        <w:t xml:space="preserve">가 유일한 숫자 신호였다.</w:t>
       </w:r>
     </w:p>
     <w:p>
       <w:r>
         <w:rPr>
           <w:rFonts w:ascii="맑은 고딕" w:hAnsi="맑은 고딕" w:eastAsia="맑은 고딕"/>
-          <w:sz w:val="21"/>
-        </w:rPr>
-        <w:t xml:space="preserve">**감시에의 함의** — 지연만 임계값과 비교하는 감시는 이 상황을 절대 잡지 못한다. 15.7의 점검표가 `SRL_ACTIVE`·MRP0·두 `SEQUENCE#`를 주 지표로, 지연을 보조 지표로 둔 이유다.</w:t>
+          <w:b/>
+          <w:sz w:val="21"/>
+        </w:rPr>
+        <w:t xml:space="preserve">감시에의 함의</w:t>
+      </w:r>
+      <w:r>
+        <w:rPr>
+          <w:rFonts w:ascii="맑은 고딕" w:hAnsi="맑은 고딕" w:eastAsia="맑은 고딕"/>
+          <w:sz w:val="21"/>
+        </w:rPr>
+        <w:t xml:space="preserve"> — 지연만 임계값과 비교하는 감시는 이 상황을 절대 잡지 못한다. 15.7의 점검표가 </w:t>
+      </w:r>
+      <w:r>
+        <w:rPr>
+          <w:rFonts w:ascii="Consolas" w:hAnsi="Consolas" w:eastAsia="맑은 고딕"/>
+          <w:sz w:val="21"/>
+        </w:rPr>
+        <w:t xml:space="preserve">SRL_ACTIVE</w:t>
+      </w:r>
+      <w:r>
+        <w:rPr>
+          <w:rFonts w:ascii="맑은 고딕" w:hAnsi="맑은 고딕" w:eastAsia="맑은 고딕"/>
+          <w:sz w:val="21"/>
+        </w:rPr>
+        <w:t xml:space="preserve">·MRP0·두 </w:t>
+      </w:r>
+      <w:r>
+        <w:rPr>
+          <w:rFonts w:ascii="Consolas" w:hAnsi="Consolas" w:eastAsia="맑은 고딕"/>
+          <w:sz w:val="21"/>
+        </w:rPr>
+        <w:t xml:space="preserve">SEQUENCE#</w:t>
+      </w:r>
+      <w:r>
+        <w:rPr>
+          <w:rFonts w:ascii="맑은 고딕" w:hAnsi="맑은 고딕" w:eastAsia="맑은 고딕"/>
+          <w:sz w:val="21"/>
+        </w:rPr>
+        <w:t xml:space="preserve">를 주 지표로, 지연을 보조 지표로 둔 이유다.</w:t>
       </w:r>
     </w:p>
     <w:p>
@@ -332,54 +1264,338 @@
       <w:r>
         <w:rPr>
           <w:rFonts w:ascii="맑은 고딕" w:hAnsi="맑은 고딕" w:eastAsia="맑은 고딕"/>
-          <w:sz w:val="21"/>
-        </w:rPr>
-        <w:t xml:space="preserve">**두 값** — `LOG_ARCHIVE_DEST_STATE_2` 파라미터와 `V$ARCHIVE_DEST`의 `STATUS`.</w:t>
+          <w:b/>
+          <w:sz w:val="21"/>
+        </w:rPr>
+        <w:t xml:space="preserve">두 값</w:t>
+      </w:r>
+      <w:r>
+        <w:rPr>
+          <w:rFonts w:ascii="맑은 고딕" w:hAnsi="맑은 고딕" w:eastAsia="맑은 고딕"/>
+          <w:sz w:val="21"/>
+        </w:rPr>
+        <w:t xml:space="preserve"> — </w:t>
+      </w:r>
+      <w:r>
+        <w:rPr>
+          <w:rFonts w:ascii="Consolas" w:hAnsi="Consolas" w:eastAsia="맑은 고딕"/>
+          <w:sz w:val="21"/>
+        </w:rPr>
+        <w:t xml:space="preserve">LOG_ARCHIVE_DEST_STATE_2</w:t>
+      </w:r>
+      <w:r>
+        <w:rPr>
+          <w:rFonts w:ascii="맑은 고딕" w:hAnsi="맑은 고딕" w:eastAsia="맑은 고딕"/>
+          <w:sz w:val="21"/>
+        </w:rPr>
+        <w:t xml:space="preserve"> 파라미터와 </w:t>
+      </w:r>
+      <w:r>
+        <w:rPr>
+          <w:rFonts w:ascii="Consolas" w:hAnsi="Consolas" w:eastAsia="맑은 고딕"/>
+          <w:sz w:val="21"/>
+        </w:rPr>
+        <w:t xml:space="preserve">V$ARCHIVE_DEST</w:t>
+      </w:r>
+      <w:r>
+        <w:rPr>
+          <w:rFonts w:ascii="맑은 고딕" w:hAnsi="맑은 고딕" w:eastAsia="맑은 고딕"/>
+          <w:sz w:val="21"/>
+        </w:rPr>
+        <w:t xml:space="preserve">의 </w:t>
+      </w:r>
+      <w:r>
+        <w:rPr>
+          <w:rFonts w:ascii="Consolas" w:hAnsi="Consolas" w:eastAsia="맑은 고딕"/>
+          <w:sz w:val="21"/>
+        </w:rPr>
+        <w:t xml:space="preserve">STATUS</w:t>
+      </w:r>
+      <w:r>
+        <w:rPr>
+          <w:rFonts w:ascii="맑은 고딕" w:hAnsi="맑은 고딕" w:eastAsia="맑은 고딕"/>
+          <w:sz w:val="21"/>
+        </w:rPr>
+        <w:t xml:space="preserve">.</w:t>
       </w:r>
     </w:p>
     <w:p>
       <w:r>
         <w:rPr>
           <w:rFonts w:ascii="맑은 고딕" w:hAnsi="맑은 고딕" w:eastAsia="맑은 고딕"/>
-          <w:sz w:val="21"/>
-        </w:rPr>
-        <w:t xml:space="preserve">**① `ENABLE` + `VALID`** — 정상.</w:t>
+          <w:b/>
+          <w:sz w:val="21"/>
+        </w:rPr>
+        <w:t xml:space="preserve">① </w:t>
+      </w:r>
+      <w:r>
+        <w:rPr>
+          <w:rFonts w:ascii="Consolas" w:hAnsi="Consolas" w:eastAsia="맑은 고딕"/>
+          <w:b/>
+          <w:sz w:val="21"/>
+        </w:rPr>
+        <w:t xml:space="preserve">ENABLE</w:t>
+      </w:r>
+      <w:r>
+        <w:rPr>
+          <w:rFonts w:ascii="맑은 고딕" w:hAnsi="맑은 고딕" w:eastAsia="맑은 고딕"/>
+          <w:b/>
+          <w:sz w:val="21"/>
+        </w:rPr>
+        <w:t xml:space="preserve"> + </w:t>
+      </w:r>
+      <w:r>
+        <w:rPr>
+          <w:rFonts w:ascii="Consolas" w:hAnsi="Consolas" w:eastAsia="맑은 고딕"/>
+          <w:b/>
+          <w:sz w:val="21"/>
+        </w:rPr>
+        <w:t xml:space="preserve">VALID</w:t>
+      </w:r>
+      <w:r>
+        <w:rPr>
+          <w:rFonts w:ascii="맑은 고딕" w:hAnsi="맑은 고딕" w:eastAsia="맑은 고딕"/>
+          <w:sz w:val="21"/>
+        </w:rPr>
+        <w:t xml:space="preserve"> — 정상.</w:t>
       </w:r>
     </w:p>
     <w:p>
       <w:r>
         <w:rPr>
           <w:rFonts w:ascii="맑은 고딕" w:hAnsi="맑은 고딕" w:eastAsia="맑은 고딕"/>
-          <w:sz w:val="21"/>
-        </w:rPr>
-        <w:t xml:space="preserve">**② `ENABLE` + `ERROR`** — 장애다. `ERROR` 열을 읽는다. 15.4에서 리스너를 내렸을 때 파라미터는 `ENABLE` 그대로였고 `STATUS=ERROR`, `ERROR=ORA-12541: TNS:no listener`였다. 실습 07에서 구성을 제거한 뒤에는 같은 조합에 `ORA-16057`이 나왔다.</w:t>
+          <w:b/>
+          <w:sz w:val="21"/>
+        </w:rPr>
+        <w:t xml:space="preserve">② </w:t>
+      </w:r>
+      <w:r>
+        <w:rPr>
+          <w:rFonts w:ascii="Consolas" w:hAnsi="Consolas" w:eastAsia="맑은 고딕"/>
+          <w:b/>
+          <w:sz w:val="21"/>
+        </w:rPr>
+        <w:t xml:space="preserve">ENABLE</w:t>
+      </w:r>
+      <w:r>
+        <w:rPr>
+          <w:rFonts w:ascii="맑은 고딕" w:hAnsi="맑은 고딕" w:eastAsia="맑은 고딕"/>
+          <w:b/>
+          <w:sz w:val="21"/>
+        </w:rPr>
+        <w:t xml:space="preserve"> + </w:t>
+      </w:r>
+      <w:r>
+        <w:rPr>
+          <w:rFonts w:ascii="Consolas" w:hAnsi="Consolas" w:eastAsia="맑은 고딕"/>
+          <w:b/>
+          <w:sz w:val="21"/>
+        </w:rPr>
+        <w:t xml:space="preserve">ERROR</w:t>
+      </w:r>
+      <w:r>
+        <w:rPr>
+          <w:rFonts w:ascii="맑은 고딕" w:hAnsi="맑은 고딕" w:eastAsia="맑은 고딕"/>
+          <w:sz w:val="21"/>
+        </w:rPr>
+        <w:t xml:space="preserve"> — 장애다. </w:t>
+      </w:r>
+      <w:r>
+        <w:rPr>
+          <w:rFonts w:ascii="Consolas" w:hAnsi="Consolas" w:eastAsia="맑은 고딕"/>
+          <w:sz w:val="21"/>
+        </w:rPr>
+        <w:t xml:space="preserve">ERROR</w:t>
+      </w:r>
+      <w:r>
+        <w:rPr>
+          <w:rFonts w:ascii="맑은 고딕" w:hAnsi="맑은 고딕" w:eastAsia="맑은 고딕"/>
+          <w:sz w:val="21"/>
+        </w:rPr>
+        <w:t xml:space="preserve"> 열을 읽는다. 15.4에서 리스너를 내렸을 때 파라미터는 </w:t>
+      </w:r>
+      <w:r>
+        <w:rPr>
+          <w:rFonts w:ascii="Consolas" w:hAnsi="Consolas" w:eastAsia="맑은 고딕"/>
+          <w:sz w:val="21"/>
+        </w:rPr>
+        <w:t xml:space="preserve">ENABLE</w:t>
+      </w:r>
+      <w:r>
+        <w:rPr>
+          <w:rFonts w:ascii="맑은 고딕" w:hAnsi="맑은 고딕" w:eastAsia="맑은 고딕"/>
+          <w:sz w:val="21"/>
+        </w:rPr>
+        <w:t xml:space="preserve"> 그대로였고 </w:t>
+      </w:r>
+      <w:r>
+        <w:rPr>
+          <w:rFonts w:ascii="Consolas" w:hAnsi="Consolas" w:eastAsia="맑은 고딕"/>
+          <w:sz w:val="21"/>
+        </w:rPr>
+        <w:t xml:space="preserve">STATUS=ERROR</w:t>
+      </w:r>
+      <w:r>
+        <w:rPr>
+          <w:rFonts w:ascii="맑은 고딕" w:hAnsi="맑은 고딕" w:eastAsia="맑은 고딕"/>
+          <w:sz w:val="21"/>
+        </w:rPr>
+        <w:t xml:space="preserve">, </w:t>
+      </w:r>
+      <w:r>
+        <w:rPr>
+          <w:rFonts w:ascii="Consolas" w:hAnsi="Consolas" w:eastAsia="맑은 고딕"/>
+          <w:sz w:val="21"/>
+        </w:rPr>
+        <w:t xml:space="preserve">ERROR=ORA-12541: TNS:no listener</w:t>
+      </w:r>
+      <w:r>
+        <w:rPr>
+          <w:rFonts w:ascii="맑은 고딕" w:hAnsi="맑은 고딕" w:eastAsia="맑은 고딕"/>
+          <w:sz w:val="21"/>
+        </w:rPr>
+        <w:t xml:space="preserve">였다. 실습 07에서 구성을 제거한 뒤에는 같은 조합에 </w:t>
+      </w:r>
+      <w:r>
+        <w:rPr>
+          <w:rFonts w:ascii="Consolas" w:hAnsi="Consolas" w:eastAsia="맑은 고딕"/>
+          <w:sz w:val="21"/>
+        </w:rPr>
+        <w:t xml:space="preserve">ORA-16057</w:t>
+      </w:r>
+      <w:r>
+        <w:rPr>
+          <w:rFonts w:ascii="맑은 고딕" w:hAnsi="맑은 고딕" w:eastAsia="맑은 고딕"/>
+          <w:sz w:val="21"/>
+        </w:rPr>
+        <w:t xml:space="preserve">이 나왔다.</w:t>
       </w:r>
     </w:p>
     <w:p>
       <w:r>
         <w:rPr>
           <w:rFonts w:ascii="맑은 고딕" w:hAnsi="맑은 고딕" w:eastAsia="맑은 고딕"/>
-          <w:sz w:val="21"/>
-        </w:rPr>
-        <w:t xml:space="preserve">**③ `RESET` + `DEFERRED`** — Broker가 껐다. 14장에서 `LogShipping=OFF`로 껐을 때의 값이다.</w:t>
+          <w:b/>
+          <w:sz w:val="21"/>
+        </w:rPr>
+        <w:t xml:space="preserve">③ </w:t>
+      </w:r>
+      <w:r>
+        <w:rPr>
+          <w:rFonts w:ascii="Consolas" w:hAnsi="Consolas" w:eastAsia="맑은 고딕"/>
+          <w:b/>
+          <w:sz w:val="21"/>
+        </w:rPr>
+        <w:t xml:space="preserve">RESET</w:t>
+      </w:r>
+      <w:r>
+        <w:rPr>
+          <w:rFonts w:ascii="맑은 고딕" w:hAnsi="맑은 고딕" w:eastAsia="맑은 고딕"/>
+          <w:b/>
+          <w:sz w:val="21"/>
+        </w:rPr>
+        <w:t xml:space="preserve"> + </w:t>
+      </w:r>
+      <w:r>
+        <w:rPr>
+          <w:rFonts w:ascii="Consolas" w:hAnsi="Consolas" w:eastAsia="맑은 고딕"/>
+          <w:b/>
+          <w:sz w:val="21"/>
+        </w:rPr>
+        <w:t xml:space="preserve">DEFERRED</w:t>
+      </w:r>
+      <w:r>
+        <w:rPr>
+          <w:rFonts w:ascii="맑은 고딕" w:hAnsi="맑은 고딕" w:eastAsia="맑은 고딕"/>
+          <w:sz w:val="21"/>
+        </w:rPr>
+        <w:t xml:space="preserve"> — Broker가 껐다. 14장에서 </w:t>
+      </w:r>
+      <w:r>
+        <w:rPr>
+          <w:rFonts w:ascii="Consolas" w:hAnsi="Consolas" w:eastAsia="맑은 고딕"/>
+          <w:sz w:val="21"/>
+        </w:rPr>
+        <w:t xml:space="preserve">LogShipping=OFF</w:t>
+      </w:r>
+      <w:r>
+        <w:rPr>
+          <w:rFonts w:ascii="맑은 고딕" w:hAnsi="맑은 고딕" w:eastAsia="맑은 고딕"/>
+          <w:sz w:val="21"/>
+        </w:rPr>
+        <w:t xml:space="preserve">로 껐을 때의 값이다.</w:t>
       </w:r>
     </w:p>
     <w:p>
       <w:r>
         <w:rPr>
           <w:rFonts w:ascii="맑은 고딕" w:hAnsi="맑은 고딕" w:eastAsia="맑은 고딕"/>
-          <w:sz w:val="21"/>
-        </w:rPr>
-        <w:t xml:space="preserve">**④ `DEFER` + `DEFERRED`** — 사람이 SQL로 껐다. 7장에서 목적지를 껐다 켤 때의 값이다.</w:t>
+          <w:b/>
+          <w:sz w:val="21"/>
+        </w:rPr>
+        <w:t xml:space="preserve">④ </w:t>
+      </w:r>
+      <w:r>
+        <w:rPr>
+          <w:rFonts w:ascii="Consolas" w:hAnsi="Consolas" w:eastAsia="맑은 고딕"/>
+          <w:b/>
+          <w:sz w:val="21"/>
+        </w:rPr>
+        <w:t xml:space="preserve">DEFER</w:t>
+      </w:r>
+      <w:r>
+        <w:rPr>
+          <w:rFonts w:ascii="맑은 고딕" w:hAnsi="맑은 고딕" w:eastAsia="맑은 고딕"/>
+          <w:b/>
+          <w:sz w:val="21"/>
+        </w:rPr>
+        <w:t xml:space="preserve"> + </w:t>
+      </w:r>
+      <w:r>
+        <w:rPr>
+          <w:rFonts w:ascii="Consolas" w:hAnsi="Consolas" w:eastAsia="맑은 고딕"/>
+          <w:b/>
+          <w:sz w:val="21"/>
+        </w:rPr>
+        <w:t xml:space="preserve">DEFERRED</w:t>
+      </w:r>
+      <w:r>
+        <w:rPr>
+          <w:rFonts w:ascii="맑은 고딕" w:hAnsi="맑은 고딕" w:eastAsia="맑은 고딕"/>
+          <w:sz w:val="21"/>
+        </w:rPr>
+        <w:t xml:space="preserve"> — 사람이 SQL로 껐다. 7장에서 목적지를 껐다 켤 때의 값이다.</w:t>
       </w:r>
     </w:p>
     <w:p>
       <w:r>
         <w:rPr>
           <w:rFonts w:ascii="맑은 고딕" w:hAnsi="맑은 고딕" w:eastAsia="맑은 고딕"/>
-          <w:sz w:val="21"/>
-        </w:rPr>
-        <w:t xml:space="preserve">**실무 의미** — 경보가 울렸을 때 가장 먼저 확인할 두 값이다. ②면 원인을 찾아 고치고, ③·④면 누가 왜 껐는지 확인한다. 특히 ③은 Broker 화면에서 `SUCCESS`로 보일 수 있다(14장).</w:t>
+          <w:b/>
+          <w:sz w:val="21"/>
+        </w:rPr>
+        <w:t xml:space="preserve">실무 의미</w:t>
+      </w:r>
+      <w:r>
+        <w:rPr>
+          <w:rFonts w:ascii="맑은 고딕" w:hAnsi="맑은 고딕" w:eastAsia="맑은 고딕"/>
+          <w:sz w:val="21"/>
+        </w:rPr>
+        <w:t xml:space="preserve"> — 경보가 울렸을 때 가장 먼저 확인할 두 값이다. ②면 원인을 찾아 고치고, ③·④면 누가 왜 껐는지 확인한다. 특히 ③은 Broker 화면에서 </w:t>
+      </w:r>
+      <w:r>
+        <w:rPr>
+          <w:rFonts w:ascii="Consolas" w:hAnsi="Consolas" w:eastAsia="맑은 고딕"/>
+          <w:sz w:val="21"/>
+        </w:rPr>
+        <w:t xml:space="preserve">SUCCESS</w:t>
+      </w:r>
+      <w:r>
+        <w:rPr>
+          <w:rFonts w:ascii="맑은 고딕" w:hAnsi="맑은 고딕" w:eastAsia="맑은 고딕"/>
+          <w:sz w:val="21"/>
+        </w:rPr>
+        <w:t xml:space="preserve">로 보일 수 있다(14장).</w:t>
       </w:r>
     </w:p>
     <w:p>
@@ -414,63 +1630,312 @@
       <w:r>
         <w:rPr>
           <w:rFonts w:ascii="맑은 고딕" w:hAnsi="맑은 고딕" w:eastAsia="맑은 고딕"/>
-          <w:sz w:val="21"/>
-        </w:rPr>
-        <w:t xml:space="preserve">**① `SHOW CONFIGURATION`** — `WARNING`, `ORA-16857: member disconnected from redo source for longer than specified threshold`. 문제가 있다.</w:t>
+          <w:b/>
+          <w:sz w:val="21"/>
+        </w:rPr>
+        <w:t xml:space="preserve">① </w:t>
+      </w:r>
+      <w:r>
+        <w:rPr>
+          <w:rFonts w:ascii="Consolas" w:hAnsi="Consolas" w:eastAsia="맑은 고딕"/>
+          <w:b/>
+          <w:sz w:val="21"/>
+        </w:rPr>
+        <w:t xml:space="preserve">SHOW CONFIGURATION</w:t>
+      </w:r>
+      <w:r>
+        <w:rPr>
+          <w:rFonts w:ascii="맑은 고딕" w:hAnsi="맑은 고딕" w:eastAsia="맑은 고딕"/>
+          <w:sz w:val="21"/>
+        </w:rPr>
+        <w:t xml:space="preserve"> — </w:t>
+      </w:r>
+      <w:r>
+        <w:rPr>
+          <w:rFonts w:ascii="Consolas" w:hAnsi="Consolas" w:eastAsia="맑은 고딕"/>
+          <w:sz w:val="21"/>
+        </w:rPr>
+        <w:t xml:space="preserve">WARNING</w:t>
+      </w:r>
+      <w:r>
+        <w:rPr>
+          <w:rFonts w:ascii="맑은 고딕" w:hAnsi="맑은 고딕" w:eastAsia="맑은 고딕"/>
+          <w:sz w:val="21"/>
+        </w:rPr>
+        <w:t xml:space="preserve">, </w:t>
+      </w:r>
+      <w:r>
+        <w:rPr>
+          <w:rFonts w:ascii="Consolas" w:hAnsi="Consolas" w:eastAsia="맑은 고딕"/>
+          <w:sz w:val="21"/>
+        </w:rPr>
+        <w:t xml:space="preserve">ORA-16857: member disconnected from redo source for longer than specified threshold</w:t>
+      </w:r>
+      <w:r>
+        <w:rPr>
+          <w:rFonts w:ascii="맑은 고딕" w:hAnsi="맑은 고딕" w:eastAsia="맑은 고딕"/>
+          <w:sz w:val="21"/>
+        </w:rPr>
+        <w:t xml:space="preserve">. 문제가 있다.</w:t>
       </w:r>
     </w:p>
     <w:p>
       <w:r>
         <w:rPr>
           <w:rFonts w:ascii="맑은 고딕" w:hAnsi="맑은 고딕" w:eastAsia="맑은 고딕"/>
-          <w:sz w:val="21"/>
-        </w:rPr>
-        <w:t xml:space="preserve">**② `VALIDATE DATABASE`** — `Ready for Switchover: No`. 전환할 수 없다.</w:t>
+          <w:b/>
+          <w:sz w:val="21"/>
+        </w:rPr>
+        <w:t xml:space="preserve">② </w:t>
+      </w:r>
+      <w:r>
+        <w:rPr>
+          <w:rFonts w:ascii="Consolas" w:hAnsi="Consolas" w:eastAsia="맑은 고딕"/>
+          <w:b/>
+          <w:sz w:val="21"/>
+        </w:rPr>
+        <w:t xml:space="preserve">VALIDATE DATABASE</w:t>
+      </w:r>
+      <w:r>
+        <w:rPr>
+          <w:rFonts w:ascii="맑은 고딕" w:hAnsi="맑은 고딕" w:eastAsia="맑은 고딕"/>
+          <w:sz w:val="21"/>
+        </w:rPr>
+        <w:t xml:space="preserve"> — </w:t>
+      </w:r>
+      <w:r>
+        <w:rPr>
+          <w:rFonts w:ascii="Consolas" w:hAnsi="Consolas" w:eastAsia="맑은 고딕"/>
+          <w:sz w:val="21"/>
+        </w:rPr>
+        <w:t xml:space="preserve">Ready for Switchover: No</w:t>
+      </w:r>
+      <w:r>
+        <w:rPr>
+          <w:rFonts w:ascii="맑은 고딕" w:hAnsi="맑은 고딕" w:eastAsia="맑은 고딕"/>
+          <w:sz w:val="21"/>
+        </w:rPr>
+        <w:t xml:space="preserve">. 전환할 수 없다.</w:t>
       </w:r>
     </w:p>
     <w:p>
       <w:r>
         <w:rPr>
           <w:rFonts w:ascii="맑은 고딕" w:hAnsi="맑은 고딕" w:eastAsia="맑은 고딕"/>
-          <w:sz w:val="21"/>
-        </w:rPr>
-        <w:t xml:space="preserve">**③ `V$ARCHIVE_DEST`** — `STATUS=ERROR`, `ERROR=ORA-12541: TNS:no listener`. 왜 그런지.</w:t>
+          <w:b/>
+          <w:sz w:val="21"/>
+        </w:rPr>
+        <w:t xml:space="preserve">③ </w:t>
+      </w:r>
+      <w:r>
+        <w:rPr>
+          <w:rFonts w:ascii="Consolas" w:hAnsi="Consolas" w:eastAsia="맑은 고딕"/>
+          <w:b/>
+          <w:sz w:val="21"/>
+        </w:rPr>
+        <w:t xml:space="preserve">V$ARCHIVE_DEST</w:t>
+      </w:r>
+      <w:r>
+        <w:rPr>
+          <w:rFonts w:ascii="맑은 고딕" w:hAnsi="맑은 고딕" w:eastAsia="맑은 고딕"/>
+          <w:sz w:val="21"/>
+        </w:rPr>
+        <w:t xml:space="preserve"> — </w:t>
+      </w:r>
+      <w:r>
+        <w:rPr>
+          <w:rFonts w:ascii="Consolas" w:hAnsi="Consolas" w:eastAsia="맑은 고딕"/>
+          <w:sz w:val="21"/>
+        </w:rPr>
+        <w:t xml:space="preserve">STATUS=ERROR</w:t>
+      </w:r>
+      <w:r>
+        <w:rPr>
+          <w:rFonts w:ascii="맑은 고딕" w:hAnsi="맑은 고딕" w:eastAsia="맑은 고딕"/>
+          <w:sz w:val="21"/>
+        </w:rPr>
+        <w:t xml:space="preserve">, </w:t>
+      </w:r>
+      <w:r>
+        <w:rPr>
+          <w:rFonts w:ascii="Consolas" w:hAnsi="Consolas" w:eastAsia="맑은 고딕"/>
+          <w:sz w:val="21"/>
+        </w:rPr>
+        <w:t xml:space="preserve">ERROR=ORA-12541: TNS:no listener</w:t>
+      </w:r>
+      <w:r>
+        <w:rPr>
+          <w:rFonts w:ascii="맑은 고딕" w:hAnsi="맑은 고딕" w:eastAsia="맑은 고딕"/>
+          <w:sz w:val="21"/>
+        </w:rPr>
+        <w:t xml:space="preserve">. 왜 그런지.</w:t>
       </w:r>
     </w:p>
     <w:p>
       <w:r>
         <w:rPr>
           <w:rFonts w:ascii="맑은 고딕" w:hAnsi="맑은 고딕" w:eastAsia="맑은 고딕"/>
-          <w:sz w:val="21"/>
-        </w:rPr>
-        <w:t xml:space="preserve">**④ 알림 로그** — 접속 문자열 전체(HOST·PORT·SERVICE_NAME), `ARC1 (PID:2482)`, 트레이스 파일 이름, `archiver continuing`. 어디를 고칠지.</w:t>
+          <w:b/>
+          <w:sz w:val="21"/>
+        </w:rPr>
+        <w:t xml:space="preserve">④ 알림 로그</w:t>
+      </w:r>
+      <w:r>
+        <w:rPr>
+          <w:rFonts w:ascii="맑은 고딕" w:hAnsi="맑은 고딕" w:eastAsia="맑은 고딕"/>
+          <w:sz w:val="21"/>
+        </w:rPr>
+        <w:t xml:space="preserve"> — 접속 문자열 전체(HOST·PORT·SERVICE_NAME), </w:t>
+      </w:r>
+      <w:r>
+        <w:rPr>
+          <w:rFonts w:ascii="Consolas" w:hAnsi="Consolas" w:eastAsia="맑은 고딕"/>
+          <w:sz w:val="21"/>
+        </w:rPr>
+        <w:t xml:space="preserve">ARC1 (PID:2482)</w:t>
+      </w:r>
+      <w:r>
+        <w:rPr>
+          <w:rFonts w:ascii="맑은 고딕" w:hAnsi="맑은 고딕" w:eastAsia="맑은 고딕"/>
+          <w:sz w:val="21"/>
+        </w:rPr>
+        <w:t xml:space="preserve">, 트레이스 파일 이름, </w:t>
+      </w:r>
+      <w:r>
+        <w:rPr>
+          <w:rFonts w:ascii="Consolas" w:hAnsi="Consolas" w:eastAsia="맑은 고딕"/>
+          <w:sz w:val="21"/>
+        </w:rPr>
+        <w:t xml:space="preserve">archiver continuing</w:t>
+      </w:r>
+      <w:r>
+        <w:rPr>
+          <w:rFonts w:ascii="맑은 고딕" w:hAnsi="맑은 고딕" w:eastAsia="맑은 고딕"/>
+          <w:sz w:val="21"/>
+        </w:rPr>
+        <w:t xml:space="preserve">. 어디를 고칠지.</w:t>
       </w:r>
     </w:p>
     <w:p>
       <w:r>
         <w:rPr>
           <w:rFonts w:ascii="맑은 고딕" w:hAnsi="맑은 고딕" w:eastAsia="맑은 고딕"/>
-          <w:sz w:val="21"/>
-        </w:rPr>
-        <w:t xml:space="preserve">**명제의 의미** — 위층은 빨리 알려 주고 아래층은 정확히 알려 준다. 감시는 위층으로 하고 진단은 아래층으로 내려가며 한다. tnsnames의 오타처럼 설정이 원인이라면 ④의 접속 문자열에서야 드러난다.</w:t>
+          <w:b/>
+          <w:sz w:val="21"/>
+        </w:rPr>
+        <w:t xml:space="preserve">명제의 의미</w:t>
+      </w:r>
+      <w:r>
+        <w:rPr>
+          <w:rFonts w:ascii="맑은 고딕" w:hAnsi="맑은 고딕" w:eastAsia="맑은 고딕"/>
+          <w:sz w:val="21"/>
+        </w:rPr>
+        <w:t xml:space="preserve"> — 위층은 빨리 알려 주고 아래층은 정확히 알려 준다. 감시는 위층으로 하고 진단은 아래층으로 내려가며 한다. tnsnames의 오타처럼 설정이 원인이라면 ④의 접속 문자열에서야 드러난다.</w:t>
       </w:r>
     </w:p>
     <w:p>
       <w:r>
         <w:rPr>
           <w:rFonts w:ascii="맑은 고딕" w:hAnsi="맑은 고딕" w:eastAsia="맑은 고딕"/>
-          <w:sz w:val="21"/>
-        </w:rPr>
-        <w:t xml:space="preserve">**트레이스(4층)** — 오류 번호가 분명하면 2층에서 끝난다. **"오류는 없는데 느리다"** 같은 경우에 `LOG_ARCHIVE_TRACE`로 전송 과정 자체를 추적한다. 알림 로그가 트레이스 파일 이름을 알려 주므로 3층이 4층으로 가는 길이 된다.</w:t>
+          <w:b/>
+          <w:sz w:val="21"/>
+        </w:rPr>
+        <w:t xml:space="preserve">트레이스(4층)</w:t>
+      </w:r>
+      <w:r>
+        <w:rPr>
+          <w:rFonts w:ascii="맑은 고딕" w:hAnsi="맑은 고딕" w:eastAsia="맑은 고딕"/>
+          <w:sz w:val="21"/>
+        </w:rPr>
+        <w:t xml:space="preserve"> — 오류 번호가 분명하면 2층에서 끝난다. </w:t>
+      </w:r>
+      <w:r>
+        <w:rPr>
+          <w:rFonts w:ascii="맑은 고딕" w:hAnsi="맑은 고딕" w:eastAsia="맑은 고딕"/>
+          <w:b/>
+          <w:sz w:val="21"/>
+        </w:rPr>
+        <w:t xml:space="preserve">"오류는 없는데 느리다"</w:t>
+      </w:r>
+      <w:r>
+        <w:rPr>
+          <w:rFonts w:ascii="맑은 고딕" w:hAnsi="맑은 고딕" w:eastAsia="맑은 고딕"/>
+          <w:sz w:val="21"/>
+        </w:rPr>
+        <w:t xml:space="preserve"> 같은 경우에 </w:t>
+      </w:r>
+      <w:r>
+        <w:rPr>
+          <w:rFonts w:ascii="Consolas" w:hAnsi="Consolas" w:eastAsia="맑은 고딕"/>
+          <w:sz w:val="21"/>
+        </w:rPr>
+        <w:t xml:space="preserve">LOG_ARCHIVE_TRACE</w:t>
+      </w:r>
+      <w:r>
+        <w:rPr>
+          <w:rFonts w:ascii="맑은 고딕" w:hAnsi="맑은 고딕" w:eastAsia="맑은 고딕"/>
+          <w:sz w:val="21"/>
+        </w:rPr>
+        <w:t xml:space="preserve">로 전송 과정 자체를 추적한다. 알림 로그가 트레이스 파일 이름을 알려 주므로 3층이 4층으로 가는 길이 된다.</w:t>
       </w:r>
     </w:p>
     <w:p>
       <w:r>
         <w:rPr>
           <w:rFonts w:ascii="맑은 고딕" w:hAnsi="맑은 고딕" w:eastAsia="맑은 고딕"/>
-          <w:sz w:val="21"/>
-        </w:rPr>
-        <w:t xml:space="preserve">**역방향 주의** — 회복은 아래층이 먼저다. 재개 직후 Broker가 `ORA-16778`로 `ERROR`를 보여 줄 때 SQL 뷰는 이미 `VALID`였다.</w:t>
+          <w:b/>
+          <w:sz w:val="21"/>
+        </w:rPr>
+        <w:t xml:space="preserve">역방향 주의</w:t>
+      </w:r>
+      <w:r>
+        <w:rPr>
+          <w:rFonts w:ascii="맑은 고딕" w:hAnsi="맑은 고딕" w:eastAsia="맑은 고딕"/>
+          <w:sz w:val="21"/>
+        </w:rPr>
+        <w:t xml:space="preserve"> — 회복은 아래층이 먼저다. 재개 직후 Broker가 </w:t>
+      </w:r>
+      <w:r>
+        <w:rPr>
+          <w:rFonts w:ascii="Consolas" w:hAnsi="Consolas" w:eastAsia="맑은 고딕"/>
+          <w:sz w:val="21"/>
+        </w:rPr>
+        <w:t xml:space="preserve">ORA-16778</w:t>
+      </w:r>
+      <w:r>
+        <w:rPr>
+          <w:rFonts w:ascii="맑은 고딕" w:hAnsi="맑은 고딕" w:eastAsia="맑은 고딕"/>
+          <w:sz w:val="21"/>
+        </w:rPr>
+        <w:t xml:space="preserve">로 </w:t>
+      </w:r>
+      <w:r>
+        <w:rPr>
+          <w:rFonts w:ascii="Consolas" w:hAnsi="Consolas" w:eastAsia="맑은 고딕"/>
+          <w:sz w:val="21"/>
+        </w:rPr>
+        <w:t xml:space="preserve">ERROR</w:t>
+      </w:r>
+      <w:r>
+        <w:rPr>
+          <w:rFonts w:ascii="맑은 고딕" w:hAnsi="맑은 고딕" w:eastAsia="맑은 고딕"/>
+          <w:sz w:val="21"/>
+        </w:rPr>
+        <w:t xml:space="preserve">를 보여 줄 때 SQL 뷰는 이미 </w:t>
+      </w:r>
+      <w:r>
+        <w:rPr>
+          <w:rFonts w:ascii="Consolas" w:hAnsi="Consolas" w:eastAsia="맑은 고딕"/>
+          <w:sz w:val="21"/>
+        </w:rPr>
+        <w:t xml:space="preserve">VALID</w:t>
+      </w:r>
+      <w:r>
+        <w:rPr>
+          <w:rFonts w:ascii="맑은 고딕" w:hAnsi="맑은 고딕" w:eastAsia="맑은 고딕"/>
+          <w:sz w:val="21"/>
+        </w:rPr>
+        <w:t xml:space="preserve">였다.</w:t>
       </w:r>
     </w:p>
     <w:p>
@@ -504,37 +1969,290 @@
     <w:p>
       <w:r>
         <w:rPr>
-          <w:rFonts w:ascii="맑은 고딕" w:hAnsi="맑은 고딕" w:eastAsia="맑은 고딕"/>
-          <w:sz w:val="21"/>
-        </w:rPr>
-        <w:t xml:space="preserve">**`APPLIED`의 오판** — Primary에서 조건 없이 조회하면 같은 시퀀스가 두 줄씩 나오고 하나는 `YES`, 하나는 `NO`다(실측 70~73번). "절반이 적용되지 않았다"고 읽게 된다.</w:t>
+          <w:rFonts w:ascii="Consolas" w:hAnsi="Consolas" w:eastAsia="맑은 고딕"/>
+          <w:b/>
+          <w:sz w:val="21"/>
+        </w:rPr>
+        <w:t xml:space="preserve">APPLIED</w:t>
+      </w:r>
+      <w:r>
+        <w:rPr>
+          <w:rFonts w:ascii="맑은 고딕" w:hAnsi="맑은 고딕" w:eastAsia="맑은 고딕"/>
+          <w:b/>
+          <w:sz w:val="21"/>
+        </w:rPr>
+        <w:t xml:space="preserve">의 오판</w:t>
+      </w:r>
+      <w:r>
+        <w:rPr>
+          <w:rFonts w:ascii="맑은 고딕" w:hAnsi="맑은 고딕" w:eastAsia="맑은 고딕"/>
+          <w:sz w:val="21"/>
+        </w:rPr>
+        <w:t xml:space="preserve"> — Primary에서 조건 없이 조회하면 같은 시퀀스가 두 줄씩 나오고 하나는 </w:t>
+      </w:r>
+      <w:r>
+        <w:rPr>
+          <w:rFonts w:ascii="Consolas" w:hAnsi="Consolas" w:eastAsia="맑은 고딕"/>
+          <w:sz w:val="21"/>
+        </w:rPr>
+        <w:t xml:space="preserve">YES</w:t>
+      </w:r>
+      <w:r>
+        <w:rPr>
+          <w:rFonts w:ascii="맑은 고딕" w:hAnsi="맑은 고딕" w:eastAsia="맑은 고딕"/>
+          <w:sz w:val="21"/>
+        </w:rPr>
+        <w:t xml:space="preserve">, 하나는 </w:t>
+      </w:r>
+      <w:r>
+        <w:rPr>
+          <w:rFonts w:ascii="Consolas" w:hAnsi="Consolas" w:eastAsia="맑은 고딕"/>
+          <w:sz w:val="21"/>
+        </w:rPr>
+        <w:t xml:space="preserve">NO</w:t>
+      </w:r>
+      <w:r>
+        <w:rPr>
+          <w:rFonts w:ascii="맑은 고딕" w:hAnsi="맑은 고딕" w:eastAsia="맑은 고딕"/>
+          <w:sz w:val="21"/>
+        </w:rPr>
+        <w:t xml:space="preserve">다(실측 70~73번). "절반이 적용되지 않았다"고 읽게 된다.</w:t>
       </w:r>
     </w:p>
     <w:p>
       <w:r>
         <w:rPr>
           <w:rFonts w:ascii="맑은 고딕" w:hAnsi="맑은 고딕" w:eastAsia="맑은 고딕"/>
-          <w:sz w:val="21"/>
-        </w:rPr>
-        <w:t xml:space="preserve">**원인과 사용법** — `dest_id=1`은 Primary 자신의 로컬 아카이브이므로 영원히 `NO`다. 실제 적용 여부는 `dest_id=2`만 의미가 있다. **`WHERE dest_id=2`가 필수다.** 부수적으로 두 행의 `COMPLETION_TIME` 차이(70번 19:55:38 대 19:56:30, 약 52초)가 전송 시간이므로 평소 값을 기준선으로 삼는다.</w:t>
+          <w:b/>
+          <w:sz w:val="21"/>
+        </w:rPr>
+        <w:t xml:space="preserve">원인과 사용법</w:t>
+      </w:r>
+      <w:r>
+        <w:rPr>
+          <w:rFonts w:ascii="맑은 고딕" w:hAnsi="맑은 고딕" w:eastAsia="맑은 고딕"/>
+          <w:sz w:val="21"/>
+        </w:rPr>
+        <w:t xml:space="preserve"> — </w:t>
+      </w:r>
+      <w:r>
+        <w:rPr>
+          <w:rFonts w:ascii="Consolas" w:hAnsi="Consolas" w:eastAsia="맑은 고딕"/>
+          <w:sz w:val="21"/>
+        </w:rPr>
+        <w:t xml:space="preserve">dest_id=1</w:t>
+      </w:r>
+      <w:r>
+        <w:rPr>
+          <w:rFonts w:ascii="맑은 고딕" w:hAnsi="맑은 고딕" w:eastAsia="맑은 고딕"/>
+          <w:sz w:val="21"/>
+        </w:rPr>
+        <w:t xml:space="preserve">은 Primary 자신의 로컬 아카이브이므로 영원히 </w:t>
+      </w:r>
+      <w:r>
+        <w:rPr>
+          <w:rFonts w:ascii="Consolas" w:hAnsi="Consolas" w:eastAsia="맑은 고딕"/>
+          <w:sz w:val="21"/>
+        </w:rPr>
+        <w:t xml:space="preserve">NO</w:t>
+      </w:r>
+      <w:r>
+        <w:rPr>
+          <w:rFonts w:ascii="맑은 고딕" w:hAnsi="맑은 고딕" w:eastAsia="맑은 고딕"/>
+          <w:sz w:val="21"/>
+        </w:rPr>
+        <w:t xml:space="preserve">다. 실제 적용 여부는 </w:t>
+      </w:r>
+      <w:r>
+        <w:rPr>
+          <w:rFonts w:ascii="Consolas" w:hAnsi="Consolas" w:eastAsia="맑은 고딕"/>
+          <w:sz w:val="21"/>
+        </w:rPr>
+        <w:t xml:space="preserve">dest_id=2</w:t>
+      </w:r>
+      <w:r>
+        <w:rPr>
+          <w:rFonts w:ascii="맑은 고딕" w:hAnsi="맑은 고딕" w:eastAsia="맑은 고딕"/>
+          <w:sz w:val="21"/>
+        </w:rPr>
+        <w:t xml:space="preserve">만 의미가 있다. </w:t>
+      </w:r>
+      <w:r>
+        <w:rPr>
+          <w:rFonts w:ascii="Consolas" w:hAnsi="Consolas" w:eastAsia="맑은 고딕"/>
+          <w:b/>
+          <w:sz w:val="21"/>
+        </w:rPr>
+        <w:t xml:space="preserve">WHERE dest_id=2</w:t>
+      </w:r>
+      <w:r>
+        <w:rPr>
+          <w:rFonts w:ascii="맑은 고딕" w:hAnsi="맑은 고딕" w:eastAsia="맑은 고딕"/>
+          <w:b/>
+          <w:sz w:val="21"/>
+        </w:rPr>
+        <w:t xml:space="preserve">가 필수다.</w:t>
+      </w:r>
+      <w:r>
+        <w:rPr>
+          <w:rFonts w:ascii="맑은 고딕" w:hAnsi="맑은 고딕" w:eastAsia="맑은 고딕"/>
+          <w:sz w:val="21"/>
+        </w:rPr>
+        <w:t xml:space="preserve"> 부수적으로 두 행의 </w:t>
+      </w:r>
+      <w:r>
+        <w:rPr>
+          <w:rFonts w:ascii="Consolas" w:hAnsi="Consolas" w:eastAsia="맑은 고딕"/>
+          <w:sz w:val="21"/>
+        </w:rPr>
+        <w:t xml:space="preserve">COMPLETION_TIME</w:t>
+      </w:r>
+      <w:r>
+        <w:rPr>
+          <w:rFonts w:ascii="맑은 고딕" w:hAnsi="맑은 고딕" w:eastAsia="맑은 고딕"/>
+          <w:sz w:val="21"/>
+        </w:rPr>
+        <w:t xml:space="preserve"> 차이(70번 19:55:38 대 19:56:30, 약 52초)가 전송 시간이므로 평소 값을 기준선으로 삼는다.</w:t>
       </w:r>
     </w:p>
     <w:p>
       <w:r>
         <w:rPr>
-          <w:rFonts w:ascii="맑은 고딕" w:hAnsi="맑은 고딕" w:eastAsia="맑은 고딕"/>
-          <w:sz w:val="21"/>
-        </w:rPr>
-        <w:t xml:space="preserve">**`APPLIED_SEQ#`의 오판** — Standby의 1번 목적지에서 `APPLIED_SEQ#=0`, `ARCHIVED_SEQ#=73`이었다. 적용이 멈춘 것처럼 보인다.</w:t>
+          <w:rFonts w:ascii="Consolas" w:hAnsi="Consolas" w:eastAsia="맑은 고딕"/>
+          <w:b/>
+          <w:sz w:val="21"/>
+        </w:rPr>
+        <w:t xml:space="preserve">APPLIED_SEQ#</w:t>
+      </w:r>
+      <w:r>
+        <w:rPr>
+          <w:rFonts w:ascii="맑은 고딕" w:hAnsi="맑은 고딕" w:eastAsia="맑은 고딕"/>
+          <w:b/>
+          <w:sz w:val="21"/>
+        </w:rPr>
+        <w:t xml:space="preserve">의 오판</w:t>
+      </w:r>
+      <w:r>
+        <w:rPr>
+          <w:rFonts w:ascii="맑은 고딕" w:hAnsi="맑은 고딕" w:eastAsia="맑은 고딕"/>
+          <w:sz w:val="21"/>
+        </w:rPr>
+        <w:t xml:space="preserve"> — Standby의 1번 목적지에서 </w:t>
+      </w:r>
+      <w:r>
+        <w:rPr>
+          <w:rFonts w:ascii="Consolas" w:hAnsi="Consolas" w:eastAsia="맑은 고딕"/>
+          <w:sz w:val="21"/>
+        </w:rPr>
+        <w:t xml:space="preserve">APPLIED_SEQ#=0</w:t>
+      </w:r>
+      <w:r>
+        <w:rPr>
+          <w:rFonts w:ascii="맑은 고딕" w:hAnsi="맑은 고딕" w:eastAsia="맑은 고딕"/>
+          <w:sz w:val="21"/>
+        </w:rPr>
+        <w:t xml:space="preserve">, </w:t>
+      </w:r>
+      <w:r>
+        <w:rPr>
+          <w:rFonts w:ascii="Consolas" w:hAnsi="Consolas" w:eastAsia="맑은 고딕"/>
+          <w:sz w:val="21"/>
+        </w:rPr>
+        <w:t xml:space="preserve">ARCHIVED_SEQ#=73</w:t>
+      </w:r>
+      <w:r>
+        <w:rPr>
+          <w:rFonts w:ascii="맑은 고딕" w:hAnsi="맑은 고딕" w:eastAsia="맑은 고딕"/>
+          <w:sz w:val="21"/>
+        </w:rPr>
+        <w:t xml:space="preserve">이었다. 적용이 멈춘 것처럼 보인다.</w:t>
       </w:r>
     </w:p>
     <w:p>
       <w:r>
         <w:rPr>
           <w:rFonts w:ascii="맑은 고딕" w:hAnsi="맑은 고딕" w:eastAsia="맑은 고딕"/>
-          <w:sz w:val="21"/>
-        </w:rPr>
-        <w:t xml:space="preserve">**원인과 대체 지표** — `RECOVERY_MODE=MANAGED REAL TIME APPLY`다. 실시간 적용은 아카이브 파일이 아니라 SRL에서 직접 읽으므로 "몇 번 아카이브까지 적용했는가"가 채워지지 않는다. 같은 시각 MRP0은 74번을 적용 중으로 아카이브보다 앞서 있었다. 감시에는 `apply lag`, MRP0의 `SEQUENCE#`, `V$STANDBY_LOG`의 `ACTIVE` 그룹을 쓴다. 이 값을 지표로 쓰면 9장 이후 상시 경보가 뜬다.</w:t>
+          <w:b/>
+          <w:sz w:val="21"/>
+        </w:rPr>
+        <w:t xml:space="preserve">원인과 대체 지표</w:t>
+      </w:r>
+      <w:r>
+        <w:rPr>
+          <w:rFonts w:ascii="맑은 고딕" w:hAnsi="맑은 고딕" w:eastAsia="맑은 고딕"/>
+          <w:sz w:val="21"/>
+        </w:rPr>
+        <w:t xml:space="preserve"> — </w:t>
+      </w:r>
+      <w:r>
+        <w:rPr>
+          <w:rFonts w:ascii="Consolas" w:hAnsi="Consolas" w:eastAsia="맑은 고딕"/>
+          <w:sz w:val="21"/>
+        </w:rPr>
+        <w:t xml:space="preserve">RECOVERY_MODE=MANAGED REAL TIME APPLY</w:t>
+      </w:r>
+      <w:r>
+        <w:rPr>
+          <w:rFonts w:ascii="맑은 고딕" w:hAnsi="맑은 고딕" w:eastAsia="맑은 고딕"/>
+          <w:sz w:val="21"/>
+        </w:rPr>
+        <w:t xml:space="preserve">다. 실시간 적용은 아카이브 파일이 아니라 SRL에서 직접 읽으므로 "몇 번 아카이브까지 적용했는가"가 채워지지 않는다. 같은 시각 MRP0은 74번을 적용 중으로 아카이브보다 앞서 있었다. 감시에는 </w:t>
+      </w:r>
+      <w:r>
+        <w:rPr>
+          <w:rFonts w:ascii="Consolas" w:hAnsi="Consolas" w:eastAsia="맑은 고딕"/>
+          <w:sz w:val="21"/>
+        </w:rPr>
+        <w:t xml:space="preserve">apply lag</w:t>
+      </w:r>
+      <w:r>
+        <w:rPr>
+          <w:rFonts w:ascii="맑은 고딕" w:hAnsi="맑은 고딕" w:eastAsia="맑은 고딕"/>
+          <w:sz w:val="21"/>
+        </w:rPr>
+        <w:t xml:space="preserve">, MRP0의 </w:t>
+      </w:r>
+      <w:r>
+        <w:rPr>
+          <w:rFonts w:ascii="Consolas" w:hAnsi="Consolas" w:eastAsia="맑은 고딕"/>
+          <w:sz w:val="21"/>
+        </w:rPr>
+        <w:t xml:space="preserve">SEQUENCE#</w:t>
+      </w:r>
+      <w:r>
+        <w:rPr>
+          <w:rFonts w:ascii="맑은 고딕" w:hAnsi="맑은 고딕" w:eastAsia="맑은 고딕"/>
+          <w:sz w:val="21"/>
+        </w:rPr>
+        <w:t xml:space="preserve">, </w:t>
+      </w:r>
+      <w:r>
+        <w:rPr>
+          <w:rFonts w:ascii="Consolas" w:hAnsi="Consolas" w:eastAsia="맑은 고딕"/>
+          <w:sz w:val="21"/>
+        </w:rPr>
+        <w:t xml:space="preserve">V$STANDBY_LOG</w:t>
+      </w:r>
+      <w:r>
+        <w:rPr>
+          <w:rFonts w:ascii="맑은 고딕" w:hAnsi="맑은 고딕" w:eastAsia="맑은 고딕"/>
+          <w:sz w:val="21"/>
+        </w:rPr>
+        <w:t xml:space="preserve">의 </w:t>
+      </w:r>
+      <w:r>
+        <w:rPr>
+          <w:rFonts w:ascii="Consolas" w:hAnsi="Consolas" w:eastAsia="맑은 고딕"/>
+          <w:sz w:val="21"/>
+        </w:rPr>
+        <w:t xml:space="preserve">ACTIVE</w:t>
+      </w:r>
+      <w:r>
+        <w:rPr>
+          <w:rFonts w:ascii="맑은 고딕" w:hAnsi="맑은 고딕" w:eastAsia="맑은 고딕"/>
+          <w:sz w:val="21"/>
+        </w:rPr>
+        <w:t xml:space="preserve"> 그룹을 쓴다. 이 값을 지표로 쓰면 9장 이후 상시 경보가 뜬다.</w:t>
       </w:r>
     </w:p>
     <w:p>
@@ -569,54 +2287,214 @@
       <w:r>
         <w:rPr>
           <w:rFonts w:ascii="맑은 고딕" w:hAnsi="맑은 고딕" w:eastAsia="맑은 고딕"/>
-          <w:sz w:val="21"/>
-        </w:rPr>
-        <w:t xml:space="preserve">**실측** — chicago에서 `V$DATAGUARD_STATS`는 `no rows selected`, `SELECT count(*) FROM v$standby_log WHERE status='ACTIVE'`는 0이었다.</w:t>
+          <w:b/>
+          <w:sz w:val="21"/>
+        </w:rPr>
+        <w:t xml:space="preserve">실측</w:t>
+      </w:r>
+      <w:r>
+        <w:rPr>
+          <w:rFonts w:ascii="맑은 고딕" w:hAnsi="맑은 고딕" w:eastAsia="맑은 고딕"/>
+          <w:sz w:val="21"/>
+        </w:rPr>
+        <w:t xml:space="preserve"> — chicago에서 </w:t>
+      </w:r>
+      <w:r>
+        <w:rPr>
+          <w:rFonts w:ascii="Consolas" w:hAnsi="Consolas" w:eastAsia="맑은 고딕"/>
+          <w:sz w:val="21"/>
+        </w:rPr>
+        <w:t xml:space="preserve">V$DATAGUARD_STATS</w:t>
+      </w:r>
+      <w:r>
+        <w:rPr>
+          <w:rFonts w:ascii="맑은 고딕" w:hAnsi="맑은 고딕" w:eastAsia="맑은 고딕"/>
+          <w:sz w:val="21"/>
+        </w:rPr>
+        <w:t xml:space="preserve">는 </w:t>
+      </w:r>
+      <w:r>
+        <w:rPr>
+          <w:rFonts w:ascii="Consolas" w:hAnsi="Consolas" w:eastAsia="맑은 고딕"/>
+          <w:sz w:val="21"/>
+        </w:rPr>
+        <w:t xml:space="preserve">no rows selected</w:t>
+      </w:r>
+      <w:r>
+        <w:rPr>
+          <w:rFonts w:ascii="맑은 고딕" w:hAnsi="맑은 고딕" w:eastAsia="맑은 고딕"/>
+          <w:sz w:val="21"/>
+        </w:rPr>
+        <w:t xml:space="preserve">, </w:t>
+      </w:r>
+      <w:r>
+        <w:rPr>
+          <w:rFonts w:ascii="Consolas" w:hAnsi="Consolas" w:eastAsia="맑은 고딕"/>
+          <w:sz w:val="21"/>
+        </w:rPr>
+        <w:t xml:space="preserve">SELECT count(*) FROM v$standby_log WHERE status='ACTIVE'</w:t>
+      </w:r>
+      <w:r>
+        <w:rPr>
+          <w:rFonts w:ascii="맑은 고딕" w:hAnsi="맑은 고딕" w:eastAsia="맑은 고딕"/>
+          <w:sz w:val="21"/>
+        </w:rPr>
+        <w:t xml:space="preserve">는 0이었다.</w:t>
       </w:r>
     </w:p>
     <w:p>
       <w:r>
         <w:rPr>
           <w:rFonts w:ascii="맑은 고딕" w:hAnsi="맑은 고딕" w:eastAsia="맑은 고딕"/>
-          <w:sz w:val="21"/>
-        </w:rPr>
-        <w:t xml:space="preserve">**왜 정상인가** — 지연은 받는 쪽의 개념이라 Primary에는 행이 없다. Primary의 SRL은 전환 후를 위해 만들어 둔 것이라 전부 `UNASSIGNED`다.</w:t>
+          <w:b/>
+          <w:sz w:val="21"/>
+        </w:rPr>
+        <w:t xml:space="preserve">왜 정상인가</w:t>
+      </w:r>
+      <w:r>
+        <w:rPr>
+          <w:rFonts w:ascii="맑은 고딕" w:hAnsi="맑은 고딕" w:eastAsia="맑은 고딕"/>
+          <w:sz w:val="21"/>
+        </w:rPr>
+        <w:t xml:space="preserve"> — 지연은 받는 쪽의 개념이라 Primary에는 행이 없다. Primary의 SRL은 전환 후를 위해 만들어 둔 것이라 전부 </w:t>
+      </w:r>
+      <w:r>
+        <w:rPr>
+          <w:rFonts w:ascii="Consolas" w:hAnsi="Consolas" w:eastAsia="맑은 고딕"/>
+          <w:sz w:val="21"/>
+        </w:rPr>
+        <w:t xml:space="preserve">UNASSIGNED</w:t>
+      </w:r>
+      <w:r>
+        <w:rPr>
+          <w:rFonts w:ascii="맑은 고딕" w:hAnsi="맑은 고딕" w:eastAsia="맑은 고딕"/>
+          <w:sz w:val="21"/>
+        </w:rPr>
+        <w:t xml:space="preserve">다.</w:t>
       </w:r>
     </w:p>
     <w:p>
       <w:r>
         <w:rPr>
           <w:rFonts w:ascii="맑은 고딕" w:hAnsi="맑은 고딕" w:eastAsia="맑은 고딕"/>
-          <w:sz w:val="21"/>
-        </w:rPr>
-        <w:t xml:space="preserve">**오판** — 스크립트는 빈 결과를 조회 실패로, 0을 "심각"으로 판정한다. 같은 스크립트를 양쪽에 돌리면 Primary에서 상시 오경보가 뜨고 결국 아무도 보지 않게 된다.</w:t>
+          <w:b/>
+          <w:sz w:val="21"/>
+        </w:rPr>
+        <w:t xml:space="preserve">오판</w:t>
+      </w:r>
+      <w:r>
+        <w:rPr>
+          <w:rFonts w:ascii="맑은 고딕" w:hAnsi="맑은 고딕" w:eastAsia="맑은 고딕"/>
+          <w:sz w:val="21"/>
+        </w:rPr>
+        <w:t xml:space="preserve"> — 스크립트는 빈 결과를 조회 실패로, 0을 "심각"으로 판정한다. 같은 스크립트를 양쪽에 돌리면 Primary에서 상시 오경보가 뜨고 결국 아무도 보지 않게 된다.</w:t>
       </w:r>
     </w:p>
     <w:p>
       <w:r>
         <w:rPr>
           <w:rFonts w:ascii="맑은 고딕" w:hAnsi="맑은 고딕" w:eastAsia="맑은 고딕"/>
-          <w:sz w:val="21"/>
-        </w:rPr>
-        <w:t xml:space="preserve">**오류가 나지 않는 잘못이 더 위험한 이유** — 오류는 즉시 눈에 띄어 고치게 되지만, 성공한 조회의 잘못된 해석은 그대로 운영에 남는다. 그 결과 경보 체계 전체의 신뢰가 무너진다.</w:t>
+          <w:b/>
+          <w:sz w:val="21"/>
+        </w:rPr>
+        <w:t xml:space="preserve">오류가 나지 않는 잘못이 더 위험한 이유</w:t>
+      </w:r>
+      <w:r>
+        <w:rPr>
+          <w:rFonts w:ascii="맑은 고딕" w:hAnsi="맑은 고딕" w:eastAsia="맑은 고딕"/>
+          <w:sz w:val="21"/>
+        </w:rPr>
+        <w:t xml:space="preserve"> — 오류는 즉시 눈에 띄어 고치게 되지만, 성공한 조회의 잘못된 해석은 그대로 운영에 남는다. 그 결과 경보 체계 전체의 신뢰가 무너진다.</w:t>
       </w:r>
     </w:p>
     <w:p>
       <w:r>
         <w:rPr>
           <w:rFonts w:ascii="맑은 고딕" w:hAnsi="맑은 고딕" w:eastAsia="맑은 고딕"/>
-          <w:sz w:val="21"/>
-        </w:rPr>
-        <w:t xml:space="preserve">**Logical Standby** — 역할이 바뀌자 MRP0이 사라지고 `V$DATAGUARD_STATS`도 no rows였다. 점검표의 보조 지표가 통째로 사라진 것이다. `V$LOGSTDBY_STATE`와 `DBA_LOGSTDBY_PROGRESS`로 대신해야 한다.</w:t>
+          <w:b/>
+          <w:sz w:val="21"/>
+        </w:rPr>
+        <w:t xml:space="preserve">Logical Standby</w:t>
+      </w:r>
+      <w:r>
+        <w:rPr>
+          <w:rFonts w:ascii="맑은 고딕" w:hAnsi="맑은 고딕" w:eastAsia="맑은 고딕"/>
+          <w:sz w:val="21"/>
+        </w:rPr>
+        <w:t xml:space="preserve"> — 역할이 바뀌자 MRP0이 사라지고 </w:t>
+      </w:r>
+      <w:r>
+        <w:rPr>
+          <w:rFonts w:ascii="Consolas" w:hAnsi="Consolas" w:eastAsia="맑은 고딕"/>
+          <w:sz w:val="21"/>
+        </w:rPr>
+        <w:t xml:space="preserve">V$DATAGUARD_STATS</w:t>
+      </w:r>
+      <w:r>
+        <w:rPr>
+          <w:rFonts w:ascii="맑은 고딕" w:hAnsi="맑은 고딕" w:eastAsia="맑은 고딕"/>
+          <w:sz w:val="21"/>
+        </w:rPr>
+        <w:t xml:space="preserve">도 no rows였다. 점검표의 보조 지표가 통째로 사라진 것이다. </w:t>
+      </w:r>
+      <w:r>
+        <w:rPr>
+          <w:rFonts w:ascii="Consolas" w:hAnsi="Consolas" w:eastAsia="맑은 고딕"/>
+          <w:sz w:val="21"/>
+        </w:rPr>
+        <w:t xml:space="preserve">V$LOGSTDBY_STATE</w:t>
+      </w:r>
+      <w:r>
+        <w:rPr>
+          <w:rFonts w:ascii="맑은 고딕" w:hAnsi="맑은 고딕" w:eastAsia="맑은 고딕"/>
+          <w:sz w:val="21"/>
+        </w:rPr>
+        <w:t xml:space="preserve">와 </w:t>
+      </w:r>
+      <w:r>
+        <w:rPr>
+          <w:rFonts w:ascii="Consolas" w:hAnsi="Consolas" w:eastAsia="맑은 고딕"/>
+          <w:sz w:val="21"/>
+        </w:rPr>
+        <w:t xml:space="preserve">DBA_LOGSTDBY_PROGRESS</w:t>
+      </w:r>
+      <w:r>
+        <w:rPr>
+          <w:rFonts w:ascii="맑은 고딕" w:hAnsi="맑은 고딕" w:eastAsia="맑은 고딕"/>
+          <w:sz w:val="21"/>
+        </w:rPr>
+        <w:t xml:space="preserve">로 대신해야 한다.</w:t>
       </w:r>
     </w:p>
     <w:p>
       <w:r>
         <w:rPr>
           <w:rFonts w:ascii="맑은 고딕" w:hAnsi="맑은 고딕" w:eastAsia="맑은 고딕"/>
-          <w:sz w:val="21"/>
-        </w:rPr>
-        <w:t xml:space="preserve">**조치** — `V$DATABASE.DATABASE_ROLE`로 역할을 먼저 판정하고 PRIMARY / PHYSICAL STANDBY / LOGICAL STANDBY별 묶음을 실행한다. 빈 결과와 오류도 구별해 처리한다.</w:t>
+          <w:b/>
+          <w:sz w:val="21"/>
+        </w:rPr>
+        <w:t xml:space="preserve">조치</w:t>
+      </w:r>
+      <w:r>
+        <w:rPr>
+          <w:rFonts w:ascii="맑은 고딕" w:hAnsi="맑은 고딕" w:eastAsia="맑은 고딕"/>
+          <w:sz w:val="21"/>
+        </w:rPr>
+        <w:t xml:space="preserve"> — </w:t>
+      </w:r>
+      <w:r>
+        <w:rPr>
+          <w:rFonts w:ascii="Consolas" w:hAnsi="Consolas" w:eastAsia="맑은 고딕"/>
+          <w:sz w:val="21"/>
+        </w:rPr>
+        <w:t xml:space="preserve">V$DATABASE.DATABASE_ROLE</w:t>
+      </w:r>
+      <w:r>
+        <w:rPr>
+          <w:rFonts w:ascii="맑은 고딕" w:hAnsi="맑은 고딕" w:eastAsia="맑은 고딕"/>
+          <w:sz w:val="21"/>
+        </w:rPr>
+        <w:t xml:space="preserve">로 역할을 먼저 판정하고 PRIMARY / PHYSICAL STANDBY / LOGICAL STANDBY별 묶음을 실행한다. 빈 결과와 오류도 구별해 처리한다.</w:t>
       </w:r>
     </w:p>
     <w:p>
@@ -651,45 +2529,324 @@
       <w:r>
         <w:rPr>
           <w:rFonts w:ascii="맑은 고딕" w:hAnsi="맑은 고딕" w:eastAsia="맑은 고딕"/>
-          <w:sz w:val="21"/>
-        </w:rPr>
-        <w:t xml:space="preserve">**사례** — Standby에서 SYS로 `lg15.tx`의 `id=5`를 지우고 Primary에서 그 행을 `UPDATE`했다. `STATE=SQL APPLY NOT ON`, `DBA_LOGSTDBY_EVENTS`에 `ORA-26787: The row with key ("ID") = (5) does not exist in table LG15.TX`. XID는 7.1.704.</w:t>
+          <w:b/>
+          <w:sz w:val="21"/>
+        </w:rPr>
+        <w:t xml:space="preserve">사례</w:t>
+      </w:r>
+      <w:r>
+        <w:rPr>
+          <w:rFonts w:ascii="맑은 고딕" w:hAnsi="맑은 고딕" w:eastAsia="맑은 고딕"/>
+          <w:sz w:val="21"/>
+        </w:rPr>
+        <w:t xml:space="preserve"> — Standby에서 SYS로 </w:t>
+      </w:r>
+      <w:r>
+        <w:rPr>
+          <w:rFonts w:ascii="Consolas" w:hAnsi="Consolas" w:eastAsia="맑은 고딕"/>
+          <w:sz w:val="21"/>
+        </w:rPr>
+        <w:t xml:space="preserve">lg15.tx</w:t>
+      </w:r>
+      <w:r>
+        <w:rPr>
+          <w:rFonts w:ascii="맑은 고딕" w:hAnsi="맑은 고딕" w:eastAsia="맑은 고딕"/>
+          <w:sz w:val="21"/>
+        </w:rPr>
+        <w:t xml:space="preserve">의 </w:t>
+      </w:r>
+      <w:r>
+        <w:rPr>
+          <w:rFonts w:ascii="Consolas" w:hAnsi="Consolas" w:eastAsia="맑은 고딕"/>
+          <w:sz w:val="21"/>
+        </w:rPr>
+        <w:t xml:space="preserve">id=5</w:t>
+      </w:r>
+      <w:r>
+        <w:rPr>
+          <w:rFonts w:ascii="맑은 고딕" w:hAnsi="맑은 고딕" w:eastAsia="맑은 고딕"/>
+          <w:sz w:val="21"/>
+        </w:rPr>
+        <w:t xml:space="preserve">를 지우고 Primary에서 그 행을 </w:t>
+      </w:r>
+      <w:r>
+        <w:rPr>
+          <w:rFonts w:ascii="Consolas" w:hAnsi="Consolas" w:eastAsia="맑은 고딕"/>
+          <w:sz w:val="21"/>
+        </w:rPr>
+        <w:t xml:space="preserve">UPDATE</w:t>
+      </w:r>
+      <w:r>
+        <w:rPr>
+          <w:rFonts w:ascii="맑은 고딕" w:hAnsi="맑은 고딕" w:eastAsia="맑은 고딕"/>
+          <w:sz w:val="21"/>
+        </w:rPr>
+        <w:t xml:space="preserve">했다. </w:t>
+      </w:r>
+      <w:r>
+        <w:rPr>
+          <w:rFonts w:ascii="Consolas" w:hAnsi="Consolas" w:eastAsia="맑은 고딕"/>
+          <w:sz w:val="21"/>
+        </w:rPr>
+        <w:t xml:space="preserve">STATE=SQL APPLY NOT ON</w:t>
+      </w:r>
+      <w:r>
+        <w:rPr>
+          <w:rFonts w:ascii="맑은 고딕" w:hAnsi="맑은 고딕" w:eastAsia="맑은 고딕"/>
+          <w:sz w:val="21"/>
+        </w:rPr>
+        <w:t xml:space="preserve">, </w:t>
+      </w:r>
+      <w:r>
+        <w:rPr>
+          <w:rFonts w:ascii="Consolas" w:hAnsi="Consolas" w:eastAsia="맑은 고딕"/>
+          <w:sz w:val="21"/>
+        </w:rPr>
+        <w:t xml:space="preserve">DBA_LOGSTDBY_EVENTS</w:t>
+      </w:r>
+      <w:r>
+        <w:rPr>
+          <w:rFonts w:ascii="맑은 고딕" w:hAnsi="맑은 고딕" w:eastAsia="맑은 고딕"/>
+          <w:sz w:val="21"/>
+        </w:rPr>
+        <w:t xml:space="preserve">에 </w:t>
+      </w:r>
+      <w:r>
+        <w:rPr>
+          <w:rFonts w:ascii="Consolas" w:hAnsi="Consolas" w:eastAsia="맑은 고딕"/>
+          <w:sz w:val="21"/>
+        </w:rPr>
+        <w:t xml:space="preserve">ORA-26787: The row with key ("ID") = (5) does not exist in table LG15.TX</w:t>
+      </w:r>
+      <w:r>
+        <w:rPr>
+          <w:rFonts w:ascii="맑은 고딕" w:hAnsi="맑은 고딕" w:eastAsia="맑은 고딕"/>
+          <w:sz w:val="21"/>
+        </w:rPr>
+        <w:t xml:space="preserve">. XID는 7.1.704.</w:t>
       </w:r>
     </w:p>
     <w:p>
       <w:r>
         <w:rPr>
           <w:rFonts w:ascii="맑은 고딕" w:hAnsi="맑은 고딕" w:eastAsia="맑은 고딕"/>
-          <w:sz w:val="21"/>
-        </w:rPr>
-        <w:t xml:space="preserve">**건너뛰기의 거부** — PDB에서 호출하자 `ORA-65040: operation not allowed from within a pluggable database`. 이 패키지는 CDB$ROOT에서 불러야 한다. 루트에서 적용을 STOP한 뒤 호출하자 `ORA-16104: Invalid Logical Standby parameter`. 적용이 완전히 내려가 건너뛸 트랜잭션을 등록할 대상이 없었다.</w:t>
+          <w:b/>
+          <w:sz w:val="21"/>
+        </w:rPr>
+        <w:t xml:space="preserve">건너뛰기의 거부</w:t>
+      </w:r>
+      <w:r>
+        <w:rPr>
+          <w:rFonts w:ascii="맑은 고딕" w:hAnsi="맑은 고딕" w:eastAsia="맑은 고딕"/>
+          <w:sz w:val="21"/>
+        </w:rPr>
+        <w:t xml:space="preserve"> — PDB에서 호출하자 </w:t>
+      </w:r>
+      <w:r>
+        <w:rPr>
+          <w:rFonts w:ascii="Consolas" w:hAnsi="Consolas" w:eastAsia="맑은 고딕"/>
+          <w:sz w:val="21"/>
+        </w:rPr>
+        <w:t xml:space="preserve">ORA-65040: operation not allowed from within a pluggable database</w:t>
+      </w:r>
+      <w:r>
+        <w:rPr>
+          <w:rFonts w:ascii="맑은 고딕" w:hAnsi="맑은 고딕" w:eastAsia="맑은 고딕"/>
+          <w:sz w:val="21"/>
+        </w:rPr>
+        <w:t xml:space="preserve">. 이 패키지는 CDB$ROOT에서 불러야 한다. 루트에서 적용을 STOP한 뒤 호출하자 </w:t>
+      </w:r>
+      <w:r>
+        <w:rPr>
+          <w:rFonts w:ascii="Consolas" w:hAnsi="Consolas" w:eastAsia="맑은 고딕"/>
+          <w:sz w:val="21"/>
+        </w:rPr>
+        <w:t xml:space="preserve">ORA-16104: Invalid Logical Standby parameter</w:t>
+      </w:r>
+      <w:r>
+        <w:rPr>
+          <w:rFonts w:ascii="맑은 고딕" w:hAnsi="맑은 고딕" w:eastAsia="맑은 고딕"/>
+          <w:sz w:val="21"/>
+        </w:rPr>
+        <w:t xml:space="preserve">. 적용이 완전히 내려가 건너뛸 트랜잭션을 등록할 대상이 없었다.</w:t>
       </w:r>
     </w:p>
     <w:p>
       <w:r>
         <w:rPr>
           <w:rFonts w:ascii="맑은 고딕" w:hAnsi="맑은 고딕" w:eastAsia="맑은 고딕"/>
-          <w:sz w:val="21"/>
-        </w:rPr>
-        <w:t xml:space="preserve">**원인 제거** — 원인이 분명했으므로 없어진 행을 `(5,'seed',...)`로 되돌려 넣고 `START LOGICAL STANDBY APPLY IMMEDIATE`. 20초 뒤 `APPLYING`, `id=5`의 `tag`는 `boom`이었다.</w:t>
+          <w:b/>
+          <w:sz w:val="21"/>
+        </w:rPr>
+        <w:t xml:space="preserve">원인 제거</w:t>
+      </w:r>
+      <w:r>
+        <w:rPr>
+          <w:rFonts w:ascii="맑은 고딕" w:hAnsi="맑은 고딕" w:eastAsia="맑은 고딕"/>
+          <w:sz w:val="21"/>
+        </w:rPr>
+        <w:t xml:space="preserve"> — 원인이 분명했으므로 없어진 행을 </w:t>
+      </w:r>
+      <w:r>
+        <w:rPr>
+          <w:rFonts w:ascii="Consolas" w:hAnsi="Consolas" w:eastAsia="맑은 고딕"/>
+          <w:sz w:val="21"/>
+        </w:rPr>
+        <w:t xml:space="preserve">(5,'seed',...)</w:t>
+      </w:r>
+      <w:r>
+        <w:rPr>
+          <w:rFonts w:ascii="맑은 고딕" w:hAnsi="맑은 고딕" w:eastAsia="맑은 고딕"/>
+          <w:sz w:val="21"/>
+        </w:rPr>
+        <w:t xml:space="preserve">로 되돌려 넣고 </w:t>
+      </w:r>
+      <w:r>
+        <w:rPr>
+          <w:rFonts w:ascii="Consolas" w:hAnsi="Consolas" w:eastAsia="맑은 고딕"/>
+          <w:sz w:val="21"/>
+        </w:rPr>
+        <w:t xml:space="preserve">START LOGICAL STANDBY APPLY IMMEDIATE</w:t>
+      </w:r>
+      <w:r>
+        <w:rPr>
+          <w:rFonts w:ascii="맑은 고딕" w:hAnsi="맑은 고딕" w:eastAsia="맑은 고딕"/>
+          <w:sz w:val="21"/>
+        </w:rPr>
+        <w:t xml:space="preserve">. 20초 뒤 </w:t>
+      </w:r>
+      <w:r>
+        <w:rPr>
+          <w:rFonts w:ascii="Consolas" w:hAnsi="Consolas" w:eastAsia="맑은 고딕"/>
+          <w:sz w:val="21"/>
+        </w:rPr>
+        <w:t xml:space="preserve">APPLYING</w:t>
+      </w:r>
+      <w:r>
+        <w:rPr>
+          <w:rFonts w:ascii="맑은 고딕" w:hAnsi="맑은 고딕" w:eastAsia="맑은 고딕"/>
+          <w:sz w:val="21"/>
+        </w:rPr>
+        <w:t xml:space="preserve">, </w:t>
+      </w:r>
+      <w:r>
+        <w:rPr>
+          <w:rFonts w:ascii="Consolas" w:hAnsi="Consolas" w:eastAsia="맑은 고딕"/>
+          <w:sz w:val="21"/>
+        </w:rPr>
+        <w:t xml:space="preserve">id=5</w:t>
+      </w:r>
+      <w:r>
+        <w:rPr>
+          <w:rFonts w:ascii="맑은 고딕" w:hAnsi="맑은 고딕" w:eastAsia="맑은 고딕"/>
+          <w:sz w:val="21"/>
+        </w:rPr>
+        <w:t xml:space="preserve">의 </w:t>
+      </w:r>
+      <w:r>
+        <w:rPr>
+          <w:rFonts w:ascii="Consolas" w:hAnsi="Consolas" w:eastAsia="맑은 고딕"/>
+          <w:sz w:val="21"/>
+        </w:rPr>
+        <w:t xml:space="preserve">tag</w:t>
+      </w:r>
+      <w:r>
+        <w:rPr>
+          <w:rFonts w:ascii="맑은 고딕" w:hAnsi="맑은 고딕" w:eastAsia="맑은 고딕"/>
+          <w:sz w:val="21"/>
+        </w:rPr>
+        <w:t xml:space="preserve">는 </w:t>
+      </w:r>
+      <w:r>
+        <w:rPr>
+          <w:rFonts w:ascii="Consolas" w:hAnsi="Consolas" w:eastAsia="맑은 고딕"/>
+          <w:sz w:val="21"/>
+        </w:rPr>
+        <w:t xml:space="preserve">boom</w:t>
+      </w:r>
+      <w:r>
+        <w:rPr>
+          <w:rFonts w:ascii="맑은 고딕" w:hAnsi="맑은 고딕" w:eastAsia="맑은 고딕"/>
+          <w:sz w:val="21"/>
+        </w:rPr>
+        <w:t xml:space="preserve">이었다.</w:t>
       </w:r>
     </w:p>
     <w:p>
       <w:r>
         <w:rPr>
           <w:rFonts w:ascii="맑은 고딕" w:hAnsi="맑은 고딕" w:eastAsia="맑은 고딕"/>
-          <w:sz w:val="21"/>
-        </w:rPr>
-        <w:t xml:space="preserve">**비교** — 건너뛰면 그 트랜잭션의 변경은 영원히 반영되지 않아 해당 행이 `seed`로 남고 Primary와 어긋난다. 원인을 없애면 밀린 `UPDATE`가 정상 적용되어 Primary와 같아진다. **목적은 패키지를 쓰는 것이 아니라 적용을 되살리는 것**이다.</w:t>
+          <w:b/>
+          <w:sz w:val="21"/>
+        </w:rPr>
+        <w:t xml:space="preserve">비교</w:t>
+      </w:r>
+      <w:r>
+        <w:rPr>
+          <w:rFonts w:ascii="맑은 고딕" w:hAnsi="맑은 고딕" w:eastAsia="맑은 고딕"/>
+          <w:sz w:val="21"/>
+        </w:rPr>
+        <w:t xml:space="preserve"> — 건너뛰면 그 트랜잭션의 변경은 영원히 반영되지 않아 해당 행이 </w:t>
+      </w:r>
+      <w:r>
+        <w:rPr>
+          <w:rFonts w:ascii="Consolas" w:hAnsi="Consolas" w:eastAsia="맑은 고딕"/>
+          <w:sz w:val="21"/>
+        </w:rPr>
+        <w:t xml:space="preserve">seed</w:t>
+      </w:r>
+      <w:r>
+        <w:rPr>
+          <w:rFonts w:ascii="맑은 고딕" w:hAnsi="맑은 고딕" w:eastAsia="맑은 고딕"/>
+          <w:sz w:val="21"/>
+        </w:rPr>
+        <w:t xml:space="preserve">로 남고 Primary와 어긋난다. 원인을 없애면 밀린 </w:t>
+      </w:r>
+      <w:r>
+        <w:rPr>
+          <w:rFonts w:ascii="Consolas" w:hAnsi="Consolas" w:eastAsia="맑은 고딕"/>
+          <w:sz w:val="21"/>
+        </w:rPr>
+        <w:t xml:space="preserve">UPDATE</w:t>
+      </w:r>
+      <w:r>
+        <w:rPr>
+          <w:rFonts w:ascii="맑은 고딕" w:hAnsi="맑은 고딕" w:eastAsia="맑은 고딕"/>
+          <w:sz w:val="21"/>
+        </w:rPr>
+        <w:t xml:space="preserve">가 정상 적용되어 Primary와 같아진다. </w:t>
+      </w:r>
+      <w:r>
+        <w:rPr>
+          <w:rFonts w:ascii="맑은 고딕" w:hAnsi="맑은 고딕" w:eastAsia="맑은 고딕"/>
+          <w:b/>
+          <w:sz w:val="21"/>
+        </w:rPr>
+        <w:t xml:space="preserve">목적은 패키지를 쓰는 것이 아니라 적용을 되살리는 것</w:t>
+      </w:r>
+      <w:r>
+        <w:rPr>
+          <w:rFonts w:ascii="맑은 고딕" w:hAnsi="맑은 고딕" w:eastAsia="맑은 고딕"/>
+          <w:sz w:val="21"/>
+        </w:rPr>
+        <w:t xml:space="preserve">이다.</w:t>
       </w:r>
     </w:p>
     <w:p>
       <w:r>
         <w:rPr>
           <w:rFonts w:ascii="맑은 고딕" w:hAnsi="맑은 고딕" w:eastAsia="맑은 고딕"/>
-          <w:sz w:val="21"/>
-        </w:rPr>
-        <w:t xml:space="preserve">**건너뛰기가 맞는 경우** — 원인을 되돌릴 수 없거나 그 변경이 Standby에서 의미가 없는 경우(예: 복제 대상이 아닌 객체)다. 그때도 어긋남을 기록해 둔다.</w:t>
+          <w:b/>
+          <w:sz w:val="21"/>
+        </w:rPr>
+        <w:t xml:space="preserve">건너뛰기가 맞는 경우</w:t>
+      </w:r>
+      <w:r>
+        <w:rPr>
+          <w:rFonts w:ascii="맑은 고딕" w:hAnsi="맑은 고딕" w:eastAsia="맑은 고딕"/>
+          <w:sz w:val="21"/>
+        </w:rPr>
+        <w:t xml:space="preserve"> — 원인을 되돌릴 수 없거나 그 변경이 Standby에서 의미가 없는 경우(예: 복제 대상이 아닌 객체)다. 그때도 어긋남을 기록해 둔다.</w:t>
       </w:r>
     </w:p>
     <w:p>
@@ -732,81 +2889,405 @@
       <w:r>
         <w:rPr>
           <w:rFonts w:ascii="맑은 고딕" w:hAnsi="맑은 고딕" w:eastAsia="맑은 고딕"/>
-          <w:sz w:val="21"/>
-        </w:rPr>
-        <w:t xml:space="preserve">**판정** — 대개 다른 원인이 아니라 `ReopenSecs` 대기다. 실측에서 리스너 기동 후 70·120·170·220초까지 `ORA-12541` 그대로였고 270초 뒤 `VALID`가 됐다. 13장 실측 `ReopenSecs`가 300이었다.</w:t>
+          <w:b/>
+          <w:sz w:val="21"/>
+        </w:rPr>
+        <w:t xml:space="preserve">판정</w:t>
+      </w:r>
+      <w:r>
+        <w:rPr>
+          <w:rFonts w:ascii="맑은 고딕" w:hAnsi="맑은 고딕" w:eastAsia="맑은 고딕"/>
+          <w:sz w:val="21"/>
+        </w:rPr>
+        <w:t xml:space="preserve"> — 대개 다른 원인이 아니라 </w:t>
+      </w:r>
+      <w:r>
+        <w:rPr>
+          <w:rFonts w:ascii="Consolas" w:hAnsi="Consolas" w:eastAsia="맑은 고딕"/>
+          <w:sz w:val="21"/>
+        </w:rPr>
+        <w:t xml:space="preserve">ReopenSecs</w:t>
+      </w:r>
+      <w:r>
+        <w:rPr>
+          <w:rFonts w:ascii="맑은 고딕" w:hAnsi="맑은 고딕" w:eastAsia="맑은 고딕"/>
+          <w:sz w:val="21"/>
+        </w:rPr>
+        <w:t xml:space="preserve"> 대기다. 실측에서 리스너 기동 후 70·120·170·220초까지 </w:t>
+      </w:r>
+      <w:r>
+        <w:rPr>
+          <w:rFonts w:ascii="Consolas" w:hAnsi="Consolas" w:eastAsia="맑은 고딕"/>
+          <w:sz w:val="21"/>
+        </w:rPr>
+        <w:t xml:space="preserve">ORA-12541</w:t>
+      </w:r>
+      <w:r>
+        <w:rPr>
+          <w:rFonts w:ascii="맑은 고딕" w:hAnsi="맑은 고딕" w:eastAsia="맑은 고딕"/>
+          <w:sz w:val="21"/>
+        </w:rPr>
+        <w:t xml:space="preserve"> 그대로였고 270초 뒤 </w:t>
+      </w:r>
+      <w:r>
+        <w:rPr>
+          <w:rFonts w:ascii="Consolas" w:hAnsi="Consolas" w:eastAsia="맑은 고딕"/>
+          <w:sz w:val="21"/>
+        </w:rPr>
+        <w:t xml:space="preserve">VALID</w:t>
+      </w:r>
+      <w:r>
+        <w:rPr>
+          <w:rFonts w:ascii="맑은 고딕" w:hAnsi="맑은 고딕" w:eastAsia="맑은 고딕"/>
+          <w:sz w:val="21"/>
+        </w:rPr>
+        <w:t xml:space="preserve">가 됐다. 13장 실측 </w:t>
+      </w:r>
+      <w:r>
+        <w:rPr>
+          <w:rFonts w:ascii="Consolas" w:hAnsi="Consolas" w:eastAsia="맑은 고딕"/>
+          <w:sz w:val="21"/>
+        </w:rPr>
+        <w:t xml:space="preserve">ReopenSecs</w:t>
+      </w:r>
+      <w:r>
+        <w:rPr>
+          <w:rFonts w:ascii="맑은 고딕" w:hAnsi="맑은 고딕" w:eastAsia="맑은 고딕"/>
+          <w:sz w:val="21"/>
+        </w:rPr>
+        <w:t xml:space="preserve">가 300이었다.</w:t>
       </w:r>
     </w:p>
     <w:p>
       <w:r>
         <w:rPr>
           <w:rFonts w:ascii="맑은 고딕" w:hAnsi="맑은 고딕" w:eastAsia="맑은 고딕"/>
-          <w:sz w:val="21"/>
-        </w:rPr>
-        <w:t xml:space="preserve">**확인할 것**</w:t>
+          <w:b/>
+          <w:sz w:val="21"/>
+        </w:rPr>
+        <w:t xml:space="preserve">확인할 것</w:t>
       </w:r>
     </w:p>
     <w:p>
       <w:r>
         <w:rPr>
           <w:rFonts w:ascii="맑은 고딕" w:hAnsi="맑은 고딕" w:eastAsia="맑은 고딕"/>
-          <w:sz w:val="21"/>
-        </w:rPr>
-        <w:t xml:space="preserve">**①** Standby 리스너가 실제로 서비스를 등록했는가 — `lsnrctl status`에 `boston`과 `boston_DGMGRL`이 보이는가.</w:t>
+          <w:b/>
+          <w:sz w:val="21"/>
+        </w:rPr>
+        <w:t xml:space="preserve">①</w:t>
+      </w:r>
+      <w:r>
+        <w:rPr>
+          <w:rFonts w:ascii="맑은 고딕" w:hAnsi="맑은 고딕" w:eastAsia="맑은 고딕"/>
+          <w:sz w:val="21"/>
+        </w:rPr>
+        <w:t xml:space="preserve"> Standby 리스너가 실제로 서비스를 등록했는가 — </w:t>
+      </w:r>
+      <w:r>
+        <w:rPr>
+          <w:rFonts w:ascii="Consolas" w:hAnsi="Consolas" w:eastAsia="맑은 고딕"/>
+          <w:sz w:val="21"/>
+        </w:rPr>
+        <w:t xml:space="preserve">lsnrctl status</w:t>
+      </w:r>
+      <w:r>
+        <w:rPr>
+          <w:rFonts w:ascii="맑은 고딕" w:hAnsi="맑은 고딕" w:eastAsia="맑은 고딕"/>
+          <w:sz w:val="21"/>
+        </w:rPr>
+        <w:t xml:space="preserve">에 </w:t>
+      </w:r>
+      <w:r>
+        <w:rPr>
+          <w:rFonts w:ascii="Consolas" w:hAnsi="Consolas" w:eastAsia="맑은 고딕"/>
+          <w:sz w:val="21"/>
+        </w:rPr>
+        <w:t xml:space="preserve">boston</w:t>
+      </w:r>
+      <w:r>
+        <w:rPr>
+          <w:rFonts w:ascii="맑은 고딕" w:hAnsi="맑은 고딕" w:eastAsia="맑은 고딕"/>
+          <w:sz w:val="21"/>
+        </w:rPr>
+        <w:t xml:space="preserve">과 </w:t>
+      </w:r>
+      <w:r>
+        <w:rPr>
+          <w:rFonts w:ascii="Consolas" w:hAnsi="Consolas" w:eastAsia="맑은 고딕"/>
+          <w:sz w:val="21"/>
+        </w:rPr>
+        <w:t xml:space="preserve">boston_DGMGRL</w:t>
+      </w:r>
+      <w:r>
+        <w:rPr>
+          <w:rFonts w:ascii="맑은 고딕" w:hAnsi="맑은 고딕" w:eastAsia="맑은 고딕"/>
+          <w:sz w:val="21"/>
+        </w:rPr>
+        <w:t xml:space="preserve">이 보이는가.</w:t>
       </w:r>
     </w:p>
     <w:p>
       <w:r>
         <w:rPr>
           <w:rFonts w:ascii="맑은 고딕" w:hAnsi="맑은 고딕" w:eastAsia="맑은 고딕"/>
-          <w:sz w:val="21"/>
-        </w:rPr>
-        <w:t xml:space="preserve">**②** Primary에서 `tnsping boston` 또는 접속 시험이 되는가. 되면 네트워크는 회복된 것이다.</w:t>
+          <w:b/>
+          <w:sz w:val="21"/>
+        </w:rPr>
+        <w:t xml:space="preserve">②</w:t>
+      </w:r>
+      <w:r>
+        <w:rPr>
+          <w:rFonts w:ascii="맑은 고딕" w:hAnsi="맑은 고딕" w:eastAsia="맑은 고딕"/>
+          <w:sz w:val="21"/>
+        </w:rPr>
+        <w:t xml:space="preserve"> Primary에서 </w:t>
+      </w:r>
+      <w:r>
+        <w:rPr>
+          <w:rFonts w:ascii="Consolas" w:hAnsi="Consolas" w:eastAsia="맑은 고딕"/>
+          <w:sz w:val="21"/>
+        </w:rPr>
+        <w:t xml:space="preserve">tnsping boston</w:t>
+      </w:r>
+      <w:r>
+        <w:rPr>
+          <w:rFonts w:ascii="맑은 고딕" w:hAnsi="맑은 고딕" w:eastAsia="맑은 고딕"/>
+          <w:sz w:val="21"/>
+        </w:rPr>
+        <w:t xml:space="preserve"> 또는 접속 시험이 되는가. 되면 네트워크는 회복된 것이다.</w:t>
       </w:r>
     </w:p>
     <w:p>
       <w:r>
         <w:rPr>
           <w:rFonts w:ascii="맑은 고딕" w:hAnsi="맑은 고딕" w:eastAsia="맑은 고딕"/>
-          <w:sz w:val="21"/>
-        </w:rPr>
-        <w:t xml:space="preserve">**③** 목적지의 `ReopenSecs`(Broker 속성) 또는 `LOG_ARCHIVE_DEST_2`의 `REOPEN` 값.</w:t>
+          <w:b/>
+          <w:sz w:val="21"/>
+        </w:rPr>
+        <w:t xml:space="preserve">③</w:t>
+      </w:r>
+      <w:r>
+        <w:rPr>
+          <w:rFonts w:ascii="맑은 고딕" w:hAnsi="맑은 고딕" w:eastAsia="맑은 고딕"/>
+          <w:sz w:val="21"/>
+        </w:rPr>
+        <w:t xml:space="preserve"> 목적지의 </w:t>
+      </w:r>
+      <w:r>
+        <w:rPr>
+          <w:rFonts w:ascii="Consolas" w:hAnsi="Consolas" w:eastAsia="맑은 고딕"/>
+          <w:sz w:val="21"/>
+        </w:rPr>
+        <w:t xml:space="preserve">ReopenSecs</w:t>
+      </w:r>
+      <w:r>
+        <w:rPr>
+          <w:rFonts w:ascii="맑은 고딕" w:hAnsi="맑은 고딕" w:eastAsia="맑은 고딕"/>
+          <w:sz w:val="21"/>
+        </w:rPr>
+        <w:t xml:space="preserve">(Broker 속성) 또는 </w:t>
+      </w:r>
+      <w:r>
+        <w:rPr>
+          <w:rFonts w:ascii="Consolas" w:hAnsi="Consolas" w:eastAsia="맑은 고딕"/>
+          <w:sz w:val="21"/>
+        </w:rPr>
+        <w:t xml:space="preserve">LOG_ARCHIVE_DEST_2</w:t>
+      </w:r>
+      <w:r>
+        <w:rPr>
+          <w:rFonts w:ascii="맑은 고딕" w:hAnsi="맑은 고딕" w:eastAsia="맑은 고딕"/>
+          <w:sz w:val="21"/>
+        </w:rPr>
+        <w:t xml:space="preserve">의 </w:t>
+      </w:r>
+      <w:r>
+        <w:rPr>
+          <w:rFonts w:ascii="Consolas" w:hAnsi="Consolas" w:eastAsia="맑은 고딕"/>
+          <w:sz w:val="21"/>
+        </w:rPr>
+        <w:t xml:space="preserve">REOPEN</w:t>
+      </w:r>
+      <w:r>
+        <w:rPr>
+          <w:rFonts w:ascii="맑은 고딕" w:hAnsi="맑은 고딕" w:eastAsia="맑은 고딕"/>
+          <w:sz w:val="21"/>
+        </w:rPr>
+        <w:t xml:space="preserve"> 값.</w:t>
       </w:r>
     </w:p>
     <w:p>
       <w:r>
         <w:rPr>
           <w:rFonts w:ascii="맑은 고딕" w:hAnsi="맑은 고딕" w:eastAsia="맑은 고딕"/>
-          <w:sz w:val="21"/>
-        </w:rPr>
-        <w:t xml:space="preserve">**조치**</w:t>
+          <w:b/>
+          <w:sz w:val="21"/>
+        </w:rPr>
+        <w:t xml:space="preserve">조치</w:t>
       </w:r>
     </w:p>
     <w:p>
       <w:r>
         <w:rPr>
           <w:rFonts w:ascii="맑은 고딕" w:hAnsi="맑은 고딕" w:eastAsia="맑은 고딕"/>
-          <w:sz w:val="21"/>
-        </w:rPr>
-        <w:t xml:space="preserve">**Broker 환경** — `edit database 'boston' set property 'LogShipping'='OFF'` 후 `'ON'`. 파라미터를 SQL로 바꾸지 않는다(13장).</w:t>
+          <w:b/>
+          <w:sz w:val="21"/>
+        </w:rPr>
+        <w:t xml:space="preserve">Broker 환경</w:t>
+      </w:r>
+      <w:r>
+        <w:rPr>
+          <w:rFonts w:ascii="맑은 고딕" w:hAnsi="맑은 고딕" w:eastAsia="맑은 고딕"/>
+          <w:sz w:val="21"/>
+        </w:rPr>
+        <w:t xml:space="preserve"> — </w:t>
+      </w:r>
+      <w:r>
+        <w:rPr>
+          <w:rFonts w:ascii="Consolas" w:hAnsi="Consolas" w:eastAsia="맑은 고딕"/>
+          <w:sz w:val="21"/>
+        </w:rPr>
+        <w:t xml:space="preserve">edit database 'boston' set property 'LogShipping'='OFF'</w:t>
+      </w:r>
+      <w:r>
+        <w:rPr>
+          <w:rFonts w:ascii="맑은 고딕" w:hAnsi="맑은 고딕" w:eastAsia="맑은 고딕"/>
+          <w:sz w:val="21"/>
+        </w:rPr>
+        <w:t xml:space="preserve"> 후 </w:t>
+      </w:r>
+      <w:r>
+        <w:rPr>
+          <w:rFonts w:ascii="Consolas" w:hAnsi="Consolas" w:eastAsia="맑은 고딕"/>
+          <w:sz w:val="21"/>
+        </w:rPr>
+        <w:t xml:space="preserve">'ON'</w:t>
+      </w:r>
+      <w:r>
+        <w:rPr>
+          <w:rFonts w:ascii="맑은 고딕" w:hAnsi="맑은 고딕" w:eastAsia="맑은 고딕"/>
+          <w:sz w:val="21"/>
+        </w:rPr>
+        <w:t xml:space="preserve">. 파라미터를 SQL로 바꾸지 않는다(13장).</w:t>
       </w:r>
     </w:p>
     <w:p>
       <w:r>
         <w:rPr>
           <w:rFonts w:ascii="맑은 고딕" w:hAnsi="맑은 고딕" w:eastAsia="맑은 고딕"/>
-          <w:sz w:val="21"/>
-        </w:rPr>
-        <w:t xml:space="preserve">**비Broker 환경** — `ALTER SYSTEM SET log_archive_dest_state_2=DEFER` 후 `ENABLE`. 실습 07에서 구성을 제거한 뒤에 쓴 방법이다.</w:t>
+          <w:b/>
+          <w:sz w:val="21"/>
+        </w:rPr>
+        <w:t xml:space="preserve">비Broker 환경</w:t>
+      </w:r>
+      <w:r>
+        <w:rPr>
+          <w:rFonts w:ascii="맑은 고딕" w:hAnsi="맑은 고딕" w:eastAsia="맑은 고딕"/>
+          <w:sz w:val="21"/>
+        </w:rPr>
+        <w:t xml:space="preserve"> — </w:t>
+      </w:r>
+      <w:r>
+        <w:rPr>
+          <w:rFonts w:ascii="Consolas" w:hAnsi="Consolas" w:eastAsia="맑은 고딕"/>
+          <w:sz w:val="21"/>
+        </w:rPr>
+        <w:t xml:space="preserve">ALTER SYSTEM SET log_archive_dest_state_2=DEFER</w:t>
+      </w:r>
+      <w:r>
+        <w:rPr>
+          <w:rFonts w:ascii="맑은 고딕" w:hAnsi="맑은 고딕" w:eastAsia="맑은 고딕"/>
+          <w:sz w:val="21"/>
+        </w:rPr>
+        <w:t xml:space="preserve"> 후 </w:t>
+      </w:r>
+      <w:r>
+        <w:rPr>
+          <w:rFonts w:ascii="Consolas" w:hAnsi="Consolas" w:eastAsia="맑은 고딕"/>
+          <w:sz w:val="21"/>
+        </w:rPr>
+        <w:t xml:space="preserve">ENABLE</w:t>
+      </w:r>
+      <w:r>
+        <w:rPr>
+          <w:rFonts w:ascii="맑은 고딕" w:hAnsi="맑은 고딕" w:eastAsia="맑은 고딕"/>
+          <w:sz w:val="21"/>
+        </w:rPr>
+        <w:t xml:space="preserve">. 실습 07에서 구성을 제거한 뒤에 쓴 방법이다.</w:t>
       </w:r>
     </w:p>
     <w:p>
       <w:r>
         <w:rPr>
           <w:rFonts w:ascii="맑은 고딕" w:hAnsi="맑은 고딕" w:eastAsia="맑은 고딕"/>
-          <w:sz w:val="21"/>
-        </w:rPr>
-        <w:t xml:space="preserve">**재확인** — `V$ARCHIVE_DEST`의 `STATUS=VALID`, `ERROR` 빈칸. Standby의 `ACTIVE` SRL 1개와 시퀀스 일치. 끊겨 있던 시간을 기록한다.</w:t>
+          <w:b/>
+          <w:sz w:val="21"/>
+        </w:rPr>
+        <w:t xml:space="preserve">재확인</w:t>
+      </w:r>
+      <w:r>
+        <w:rPr>
+          <w:rFonts w:ascii="맑은 고딕" w:hAnsi="맑은 고딕" w:eastAsia="맑은 고딕"/>
+          <w:sz w:val="21"/>
+        </w:rPr>
+        <w:t xml:space="preserve"> — </w:t>
+      </w:r>
+      <w:r>
+        <w:rPr>
+          <w:rFonts w:ascii="Consolas" w:hAnsi="Consolas" w:eastAsia="맑은 고딕"/>
+          <w:sz w:val="21"/>
+        </w:rPr>
+        <w:t xml:space="preserve">V$ARCHIVE_DEST</w:t>
+      </w:r>
+      <w:r>
+        <w:rPr>
+          <w:rFonts w:ascii="맑은 고딕" w:hAnsi="맑은 고딕" w:eastAsia="맑은 고딕"/>
+          <w:sz w:val="21"/>
+        </w:rPr>
+        <w:t xml:space="preserve">의 </w:t>
+      </w:r>
+      <w:r>
+        <w:rPr>
+          <w:rFonts w:ascii="Consolas" w:hAnsi="Consolas" w:eastAsia="맑은 고딕"/>
+          <w:sz w:val="21"/>
+        </w:rPr>
+        <w:t xml:space="preserve">STATUS=VALID</w:t>
+      </w:r>
+      <w:r>
+        <w:rPr>
+          <w:rFonts w:ascii="맑은 고딕" w:hAnsi="맑은 고딕" w:eastAsia="맑은 고딕"/>
+          <w:sz w:val="21"/>
+        </w:rPr>
+        <w:t xml:space="preserve">, </w:t>
+      </w:r>
+      <w:r>
+        <w:rPr>
+          <w:rFonts w:ascii="Consolas" w:hAnsi="Consolas" w:eastAsia="맑은 고딕"/>
+          <w:sz w:val="21"/>
+        </w:rPr>
+        <w:t xml:space="preserve">ERROR</w:t>
+      </w:r>
+      <w:r>
+        <w:rPr>
+          <w:rFonts w:ascii="맑은 고딕" w:hAnsi="맑은 고딕" w:eastAsia="맑은 고딕"/>
+          <w:sz w:val="21"/>
+        </w:rPr>
+        <w:t xml:space="preserve"> 빈칸. Standby의 </w:t>
+      </w:r>
+      <w:r>
+        <w:rPr>
+          <w:rFonts w:ascii="Consolas" w:hAnsi="Consolas" w:eastAsia="맑은 고딕"/>
+          <w:sz w:val="21"/>
+        </w:rPr>
+        <w:t xml:space="preserve">ACTIVE</w:t>
+      </w:r>
+      <w:r>
+        <w:rPr>
+          <w:rFonts w:ascii="맑은 고딕" w:hAnsi="맑은 고딕" w:eastAsia="맑은 고딕"/>
+          <w:sz w:val="21"/>
+        </w:rPr>
+        <w:t xml:space="preserve"> SRL 1개와 시퀀스 일치. 끊겨 있던 시간을 기록한다.</w:t>
       </w:r>
     </w:p>
     <w:p>
@@ -841,72 +3322,354 @@
       <w:r>
         <w:rPr>
           <w:rFonts w:ascii="맑은 고딕" w:hAnsi="맑은 고딕" w:eastAsia="맑은 고딕"/>
-          <w:sz w:val="21"/>
-        </w:rPr>
-        <w:t xml:space="preserve">**실측** — 리스너 복구 후 `chicago - Error: ORA-16778: redo transport error for one or more members`, `boston - Warning: ORA-16857`, `Configuration Status: ERROR (status updated 58 seconds ago)`. 잠시 후 `SUCCESS (status updated 32 seconds ago)`.</w:t>
+          <w:b/>
+          <w:sz w:val="21"/>
+        </w:rPr>
+        <w:t xml:space="preserve">실측</w:t>
+      </w:r>
+      <w:r>
+        <w:rPr>
+          <w:rFonts w:ascii="맑은 고딕" w:hAnsi="맑은 고딕" w:eastAsia="맑은 고딕"/>
+          <w:sz w:val="21"/>
+        </w:rPr>
+        <w:t xml:space="preserve"> — 리스너 복구 후 </w:t>
+      </w:r>
+      <w:r>
+        <w:rPr>
+          <w:rFonts w:ascii="Consolas" w:hAnsi="Consolas" w:eastAsia="맑은 고딕"/>
+          <w:sz w:val="21"/>
+        </w:rPr>
+        <w:t xml:space="preserve">chicago - Error: ORA-16778: redo transport error for one or more members</w:t>
+      </w:r>
+      <w:r>
+        <w:rPr>
+          <w:rFonts w:ascii="맑은 고딕" w:hAnsi="맑은 고딕" w:eastAsia="맑은 고딕"/>
+          <w:sz w:val="21"/>
+        </w:rPr>
+        <w:t xml:space="preserve">, </w:t>
+      </w:r>
+      <w:r>
+        <w:rPr>
+          <w:rFonts w:ascii="Consolas" w:hAnsi="Consolas" w:eastAsia="맑은 고딕"/>
+          <w:sz w:val="21"/>
+        </w:rPr>
+        <w:t xml:space="preserve">boston - Warning: ORA-16857</w:t>
+      </w:r>
+      <w:r>
+        <w:rPr>
+          <w:rFonts w:ascii="맑은 고딕" w:hAnsi="맑은 고딕" w:eastAsia="맑은 고딕"/>
+          <w:sz w:val="21"/>
+        </w:rPr>
+        <w:t xml:space="preserve">, </w:t>
+      </w:r>
+      <w:r>
+        <w:rPr>
+          <w:rFonts w:ascii="Consolas" w:hAnsi="Consolas" w:eastAsia="맑은 고딕"/>
+          <w:sz w:val="21"/>
+        </w:rPr>
+        <w:t xml:space="preserve">Configuration Status: ERROR (status updated 58 seconds ago)</w:t>
+      </w:r>
+      <w:r>
+        <w:rPr>
+          <w:rFonts w:ascii="맑은 고딕" w:hAnsi="맑은 고딕" w:eastAsia="맑은 고딕"/>
+          <w:sz w:val="21"/>
+        </w:rPr>
+        <w:t xml:space="preserve">. 잠시 후 </w:t>
+      </w:r>
+      <w:r>
+        <w:rPr>
+          <w:rFonts w:ascii="Consolas" w:hAnsi="Consolas" w:eastAsia="맑은 고딕"/>
+          <w:sz w:val="21"/>
+        </w:rPr>
+        <w:t xml:space="preserve">SUCCESS (status updated 32 seconds ago)</w:t>
+      </w:r>
+      <w:r>
+        <w:rPr>
+          <w:rFonts w:ascii="맑은 고딕" w:hAnsi="맑은 고딕" w:eastAsia="맑은 고딕"/>
+          <w:sz w:val="21"/>
+        </w:rPr>
+        <w:t xml:space="preserve">.</w:t>
       </w:r>
     </w:p>
     <w:p>
       <w:r>
         <w:rPr>
           <w:rFonts w:ascii="맑은 고딕" w:hAnsi="맑은 고딕" w:eastAsia="맑은 고딕"/>
-          <w:sz w:val="21"/>
-        </w:rPr>
-        <w:t xml:space="preserve">**판단 근거** — Broker 상태는 주기적으로 다시 계산되며 그 출력은 문제가 있던 구간을 반영한 것이다. **판정 시차**다.</w:t>
+          <w:b/>
+          <w:sz w:val="21"/>
+        </w:rPr>
+        <w:t xml:space="preserve">판단 근거</w:t>
+      </w:r>
+      <w:r>
+        <w:rPr>
+          <w:rFonts w:ascii="맑은 고딕" w:hAnsi="맑은 고딕" w:eastAsia="맑은 고딕"/>
+          <w:sz w:val="21"/>
+        </w:rPr>
+        <w:t xml:space="preserve"> — Broker 상태는 주기적으로 다시 계산되며 그 출력은 문제가 있던 구간을 반영한 것이다. </w:t>
+      </w:r>
+      <w:r>
+        <w:rPr>
+          <w:rFonts w:ascii="맑은 고딕" w:hAnsi="맑은 고딕" w:eastAsia="맑은 고딕"/>
+          <w:b/>
+          <w:sz w:val="21"/>
+        </w:rPr>
+        <w:t xml:space="preserve">판정 시차</w:t>
+      </w:r>
+      <w:r>
+        <w:rPr>
+          <w:rFonts w:ascii="맑은 고딕" w:hAnsi="맑은 고딕" w:eastAsia="맑은 고딕"/>
+          <w:sz w:val="21"/>
+        </w:rPr>
+        <w:t xml:space="preserve">다.</w:t>
       </w:r>
     </w:p>
     <w:p>
       <w:r>
         <w:rPr>
           <w:rFonts w:ascii="맑은 고딕" w:hAnsi="맑은 고딕" w:eastAsia="맑은 고딕"/>
-          <w:sz w:val="21"/>
-        </w:rPr>
-        <w:t xml:space="preserve">**확인 순서**</w:t>
+          <w:b/>
+          <w:sz w:val="21"/>
+        </w:rPr>
+        <w:t xml:space="preserve">확인 순서</w:t>
       </w:r>
     </w:p>
     <w:p>
       <w:r>
         <w:rPr>
           <w:rFonts w:ascii="맑은 고딕" w:hAnsi="맑은 고딕" w:eastAsia="맑은 고딕"/>
-          <w:sz w:val="21"/>
-        </w:rPr>
-        <w:t xml:space="preserve">**①** `status updated NN seconds ago`를 읽어 판정 시점이 조치 전인지 본다.</w:t>
+          <w:b/>
+          <w:sz w:val="21"/>
+        </w:rPr>
+        <w:t xml:space="preserve">①</w:t>
+      </w:r>
+      <w:r>
+        <w:rPr>
+          <w:rFonts w:ascii="맑은 고딕" w:hAnsi="맑은 고딕" w:eastAsia="맑은 고딕"/>
+          <w:sz w:val="21"/>
+        </w:rPr>
+        <w:t xml:space="preserve"> </w:t>
+      </w:r>
+      <w:r>
+        <w:rPr>
+          <w:rFonts w:ascii="Consolas" w:hAnsi="Consolas" w:eastAsia="맑은 고딕"/>
+          <w:sz w:val="21"/>
+        </w:rPr>
+        <w:t xml:space="preserve">status updated NN seconds ago</w:t>
+      </w:r>
+      <w:r>
+        <w:rPr>
+          <w:rFonts w:ascii="맑은 고딕" w:hAnsi="맑은 고딕" w:eastAsia="맑은 고딕"/>
+          <w:sz w:val="21"/>
+        </w:rPr>
+        <w:t xml:space="preserve">를 읽어 판정 시점이 조치 전인지 본다.</w:t>
       </w:r>
     </w:p>
     <w:p>
       <w:r>
         <w:rPr>
           <w:rFonts w:ascii="맑은 고딕" w:hAnsi="맑은 고딕" w:eastAsia="맑은 고딕"/>
-          <w:sz w:val="21"/>
-        </w:rPr>
-        <w:t xml:space="preserve">**②** 아래층을 본다. `V$ARCHIVE_DEST`의 2번이 `VALID`이고 `ERROR`가 비었으면 전송은 이미 재개됐다. 실측에서도 SQL 뷰가 먼저 `VALID`였다.</w:t>
+          <w:b/>
+          <w:sz w:val="21"/>
+        </w:rPr>
+        <w:t xml:space="preserve">②</w:t>
+      </w:r>
+      <w:r>
+        <w:rPr>
+          <w:rFonts w:ascii="맑은 고딕" w:hAnsi="맑은 고딕" w:eastAsia="맑은 고딕"/>
+          <w:sz w:val="21"/>
+        </w:rPr>
+        <w:t xml:space="preserve"> 아래층을 본다. </w:t>
+      </w:r>
+      <w:r>
+        <w:rPr>
+          <w:rFonts w:ascii="Consolas" w:hAnsi="Consolas" w:eastAsia="맑은 고딕"/>
+          <w:sz w:val="21"/>
+        </w:rPr>
+        <w:t xml:space="preserve">V$ARCHIVE_DEST</w:t>
+      </w:r>
+      <w:r>
+        <w:rPr>
+          <w:rFonts w:ascii="맑은 고딕" w:hAnsi="맑은 고딕" w:eastAsia="맑은 고딕"/>
+          <w:sz w:val="21"/>
+        </w:rPr>
+        <w:t xml:space="preserve">의 2번이 </w:t>
+      </w:r>
+      <w:r>
+        <w:rPr>
+          <w:rFonts w:ascii="Consolas" w:hAnsi="Consolas" w:eastAsia="맑은 고딕"/>
+          <w:sz w:val="21"/>
+        </w:rPr>
+        <w:t xml:space="preserve">VALID</w:t>
+      </w:r>
+      <w:r>
+        <w:rPr>
+          <w:rFonts w:ascii="맑은 고딕" w:hAnsi="맑은 고딕" w:eastAsia="맑은 고딕"/>
+          <w:sz w:val="21"/>
+        </w:rPr>
+        <w:t xml:space="preserve">이고 </w:t>
+      </w:r>
+      <w:r>
+        <w:rPr>
+          <w:rFonts w:ascii="Consolas" w:hAnsi="Consolas" w:eastAsia="맑은 고딕"/>
+          <w:sz w:val="21"/>
+        </w:rPr>
+        <w:t xml:space="preserve">ERROR</w:t>
+      </w:r>
+      <w:r>
+        <w:rPr>
+          <w:rFonts w:ascii="맑은 고딕" w:hAnsi="맑은 고딕" w:eastAsia="맑은 고딕"/>
+          <w:sz w:val="21"/>
+        </w:rPr>
+        <w:t xml:space="preserve">가 비었으면 전송은 이미 재개됐다. 실측에서도 SQL 뷰가 먼저 </w:t>
+      </w:r>
+      <w:r>
+        <w:rPr>
+          <w:rFonts w:ascii="Consolas" w:hAnsi="Consolas" w:eastAsia="맑은 고딕"/>
+          <w:sz w:val="21"/>
+        </w:rPr>
+        <w:t xml:space="preserve">VALID</w:t>
+      </w:r>
+      <w:r>
+        <w:rPr>
+          <w:rFonts w:ascii="맑은 고딕" w:hAnsi="맑은 고딕" w:eastAsia="맑은 고딕"/>
+          <w:sz w:val="21"/>
+        </w:rPr>
+        <w:t xml:space="preserve">였다.</w:t>
       </w:r>
     </w:p>
     <w:p>
       <w:r>
         <w:rPr>
           <w:rFonts w:ascii="맑은 고딕" w:hAnsi="맑은 고딕" w:eastAsia="맑은 고딕"/>
-          <w:sz w:val="21"/>
-        </w:rPr>
-        <w:t xml:space="preserve">**③** Standby의 `V$STANDBY_LOG`에서 `ACTIVE` 1개, MRP0 `APPLYING_LOG`와 시퀀스 일치.</w:t>
+          <w:b/>
+          <w:sz w:val="21"/>
+        </w:rPr>
+        <w:t xml:space="preserve">③</w:t>
+      </w:r>
+      <w:r>
+        <w:rPr>
+          <w:rFonts w:ascii="맑은 고딕" w:hAnsi="맑은 고딕" w:eastAsia="맑은 고딕"/>
+          <w:sz w:val="21"/>
+        </w:rPr>
+        <w:t xml:space="preserve"> Standby의 </w:t>
+      </w:r>
+      <w:r>
+        <w:rPr>
+          <w:rFonts w:ascii="Consolas" w:hAnsi="Consolas" w:eastAsia="맑은 고딕"/>
+          <w:sz w:val="21"/>
+        </w:rPr>
+        <w:t xml:space="preserve">V$STANDBY_LOG</w:t>
+      </w:r>
+      <w:r>
+        <w:rPr>
+          <w:rFonts w:ascii="맑은 고딕" w:hAnsi="맑은 고딕" w:eastAsia="맑은 고딕"/>
+          <w:sz w:val="21"/>
+        </w:rPr>
+        <w:t xml:space="preserve">에서 </w:t>
+      </w:r>
+      <w:r>
+        <w:rPr>
+          <w:rFonts w:ascii="Consolas" w:hAnsi="Consolas" w:eastAsia="맑은 고딕"/>
+          <w:sz w:val="21"/>
+        </w:rPr>
+        <w:t xml:space="preserve">ACTIVE</w:t>
+      </w:r>
+      <w:r>
+        <w:rPr>
+          <w:rFonts w:ascii="맑은 고딕" w:hAnsi="맑은 고딕" w:eastAsia="맑은 고딕"/>
+          <w:sz w:val="21"/>
+        </w:rPr>
+        <w:t xml:space="preserve"> 1개, MRP0 </w:t>
+      </w:r>
+      <w:r>
+        <w:rPr>
+          <w:rFonts w:ascii="Consolas" w:hAnsi="Consolas" w:eastAsia="맑은 고딕"/>
+          <w:sz w:val="21"/>
+        </w:rPr>
+        <w:t xml:space="preserve">APPLYING_LOG</w:t>
+      </w:r>
+      <w:r>
+        <w:rPr>
+          <w:rFonts w:ascii="맑은 고딕" w:hAnsi="맑은 고딕" w:eastAsia="맑은 고딕"/>
+          <w:sz w:val="21"/>
+        </w:rPr>
+        <w:t xml:space="preserve">와 시퀀스 일치.</w:t>
       </w:r>
     </w:p>
     <w:p>
       <w:r>
         <w:rPr>
           <w:rFonts w:ascii="맑은 고딕" w:hAnsi="맑은 고딕" w:eastAsia="맑은 고딕"/>
-          <w:sz w:val="21"/>
-        </w:rPr>
-        <w:t xml:space="preserve">**④** 한 주기를 기다려 `SHOW CONFIGURATION`을 다시 본다.</w:t>
+          <w:b/>
+          <w:sz w:val="21"/>
+        </w:rPr>
+        <w:t xml:space="preserve">④</w:t>
+      </w:r>
+      <w:r>
+        <w:rPr>
+          <w:rFonts w:ascii="맑은 고딕" w:hAnsi="맑은 고딕" w:eastAsia="맑은 고딕"/>
+          <w:sz w:val="21"/>
+        </w:rPr>
+        <w:t xml:space="preserve"> 한 주기를 기다려 </w:t>
+      </w:r>
+      <w:r>
+        <w:rPr>
+          <w:rFonts w:ascii="Consolas" w:hAnsi="Consolas" w:eastAsia="맑은 고딕"/>
+          <w:sz w:val="21"/>
+        </w:rPr>
+        <w:t xml:space="preserve">SHOW CONFIGURATION</w:t>
+      </w:r>
+      <w:r>
+        <w:rPr>
+          <w:rFonts w:ascii="맑은 고딕" w:hAnsi="맑은 고딕" w:eastAsia="맑은 고딕"/>
+          <w:sz w:val="21"/>
+        </w:rPr>
+        <w:t xml:space="preserve">을 다시 본다.</w:t>
       </w:r>
     </w:p>
     <w:p>
       <w:r>
         <w:rPr>
           <w:rFonts w:ascii="맑은 고딕" w:hAnsi="맑은 고딕" w:eastAsia="맑은 고딕"/>
-          <w:sz w:val="21"/>
-        </w:rPr>
-        <w:t xml:space="preserve">**하지 말 것** — 이 시점에 구성을 제거하거나 인스턴스를 재기동하는 등 추가 조치를 하면 정상화되던 것을 다시 흔든다. 16장의 `ORA-16786`·`ORA-16854`도 같은 성질이다.</w:t>
+          <w:b/>
+          <w:sz w:val="21"/>
+        </w:rPr>
+        <w:t xml:space="preserve">하지 말 것</w:t>
+      </w:r>
+      <w:r>
+        <w:rPr>
+          <w:rFonts w:ascii="맑은 고딕" w:hAnsi="맑은 고딕" w:eastAsia="맑은 고딕"/>
+          <w:sz w:val="21"/>
+        </w:rPr>
+        <w:t xml:space="preserve"> — 이 시점에 구성을 제거하거나 인스턴스를 재기동하는 등 추가 조치를 하면 정상화되던 것을 다시 흔든다. 16장의 </w:t>
+      </w:r>
+      <w:r>
+        <w:rPr>
+          <w:rFonts w:ascii="Consolas" w:hAnsi="Consolas" w:eastAsia="맑은 고딕"/>
+          <w:sz w:val="21"/>
+        </w:rPr>
+        <w:t xml:space="preserve">ORA-16786</w:t>
+      </w:r>
+      <w:r>
+        <w:rPr>
+          <w:rFonts w:ascii="맑은 고딕" w:hAnsi="맑은 고딕" w:eastAsia="맑은 고딕"/>
+          <w:sz w:val="21"/>
+        </w:rPr>
+        <w:t xml:space="preserve">·</w:t>
+      </w:r>
+      <w:r>
+        <w:rPr>
+          <w:rFonts w:ascii="Consolas" w:hAnsi="Consolas" w:eastAsia="맑은 고딕"/>
+          <w:sz w:val="21"/>
+        </w:rPr>
+        <w:t xml:space="preserve">ORA-16854</w:t>
+      </w:r>
+      <w:r>
+        <w:rPr>
+          <w:rFonts w:ascii="맑은 고딕" w:hAnsi="맑은 고딕" w:eastAsia="맑은 고딕"/>
+          <w:sz w:val="21"/>
+        </w:rPr>
+        <w:t xml:space="preserve">도 같은 성질이다.</w:t>
       </w:r>
     </w:p>
     <w:p>
@@ -941,18 +3704,69 @@
       <w:r>
         <w:rPr>
           <w:rFonts w:ascii="맑은 고딕" w:hAnsi="맑은 고딕" w:eastAsia="맑은 고딕"/>
-          <w:sz w:val="21"/>
-        </w:rPr>
-        <w:t xml:space="preserve">**검증** — 조건 없이 조회하면 시퀀스마다 `dest_id=1`(로컬)과 `dest_id=2`(Standby) 두 행이 나온다. 로컬 행은 Primary 자신이 적용할 일이 없으므로 영원히 `NO`다. 보고는 오판이다.</w:t>
+          <w:b/>
+          <w:sz w:val="21"/>
+        </w:rPr>
+        <w:t xml:space="preserve">검증</w:t>
+      </w:r>
+      <w:r>
+        <w:rPr>
+          <w:rFonts w:ascii="맑은 고딕" w:hAnsi="맑은 고딕" w:eastAsia="맑은 고딕"/>
+          <w:sz w:val="21"/>
+        </w:rPr>
+        <w:t xml:space="preserve"> — 조건 없이 조회하면 시퀀스마다 </w:t>
+      </w:r>
+      <w:r>
+        <w:rPr>
+          <w:rFonts w:ascii="Consolas" w:hAnsi="Consolas" w:eastAsia="맑은 고딕"/>
+          <w:sz w:val="21"/>
+        </w:rPr>
+        <w:t xml:space="preserve">dest_id=1</w:t>
+      </w:r>
+      <w:r>
+        <w:rPr>
+          <w:rFonts w:ascii="맑은 고딕" w:hAnsi="맑은 고딕" w:eastAsia="맑은 고딕"/>
+          <w:sz w:val="21"/>
+        </w:rPr>
+        <w:t xml:space="preserve">(로컬)과 </w:t>
+      </w:r>
+      <w:r>
+        <w:rPr>
+          <w:rFonts w:ascii="Consolas" w:hAnsi="Consolas" w:eastAsia="맑은 고딕"/>
+          <w:sz w:val="21"/>
+        </w:rPr>
+        <w:t xml:space="preserve">dest_id=2</w:t>
+      </w:r>
+      <w:r>
+        <w:rPr>
+          <w:rFonts w:ascii="맑은 고딕" w:hAnsi="맑은 고딕" w:eastAsia="맑은 고딕"/>
+          <w:sz w:val="21"/>
+        </w:rPr>
+        <w:t xml:space="preserve">(Standby) 두 행이 나온다. 로컬 행은 Primary 자신이 적용할 일이 없으므로 영원히 </w:t>
+      </w:r>
+      <w:r>
+        <w:rPr>
+          <w:rFonts w:ascii="Consolas" w:hAnsi="Consolas" w:eastAsia="맑은 고딕"/>
+          <w:sz w:val="21"/>
+        </w:rPr>
+        <w:t xml:space="preserve">NO</w:t>
+      </w:r>
+      <w:r>
+        <w:rPr>
+          <w:rFonts w:ascii="맑은 고딕" w:hAnsi="맑은 고딕" w:eastAsia="맑은 고딕"/>
+          <w:sz w:val="21"/>
+        </w:rPr>
+        <w:t xml:space="preserve">다. 보고는 오판이다.</w:t>
       </w:r>
     </w:p>
     <w:p>
       <w:r>
         <w:rPr>
           <w:rFonts w:ascii="맑은 고딕" w:hAnsi="맑은 고딕" w:eastAsia="맑은 고딕"/>
-          <w:sz w:val="21"/>
-        </w:rPr>
-        <w:t xml:space="preserve">**올바른 조회**</w:t>
+          <w:b/>
+          <w:sz w:val="21"/>
+        </w:rPr>
+        <w:t xml:space="preserve">올바른 조회</w:t>
       </w:r>
     </w:p>
     <w:tbl>
@@ -1006,25 +3820,125 @@
           <w:rFonts w:ascii="맑은 고딕" w:hAnsi="맑은 고딕" w:eastAsia="맑은 고딕"/>
           <w:sz w:val="21"/>
         </w:rPr>
-        <w:t xml:space="preserve">실측에서 70~73번 모두 `YES`였다.</w:t>
+        <w:t xml:space="preserve">실측에서 70~73번 모두 </w:t>
+      </w:r>
+      <w:r>
+        <w:rPr>
+          <w:rFonts w:ascii="Consolas" w:hAnsi="Consolas" w:eastAsia="맑은 고딕"/>
+          <w:sz w:val="21"/>
+        </w:rPr>
+        <w:t xml:space="preserve">YES</w:t>
+      </w:r>
+      <w:r>
+        <w:rPr>
+          <w:rFonts w:ascii="맑은 고딕" w:hAnsi="맑은 고딕" w:eastAsia="맑은 고딕"/>
+          <w:sz w:val="21"/>
+        </w:rPr>
+        <w:t xml:space="preserve">였다.</w:t>
       </w:r>
     </w:p>
     <w:p>
       <w:r>
         <w:rPr>
           <w:rFonts w:ascii="맑은 고딕" w:hAnsi="맑은 고딕" w:eastAsia="맑은 고딕"/>
-          <w:sz w:val="21"/>
-        </w:rPr>
-        <w:t xml:space="preserve">**추가 판정** — 실시간 적용 환경에서는 가장 최근 시퀀스가 아직 아카이브 행에 `YES`로 나오지 않을 수 있다. 현재 시퀀스는 Standby의 MRP0(`APPLYING_LOG`, 실측 74)과 `V$STANDBY_LOG`의 `ACTIVE` 그룹으로 확인한다.</w:t>
+          <w:b/>
+          <w:sz w:val="21"/>
+        </w:rPr>
+        <w:t xml:space="preserve">추가 판정</w:t>
+      </w:r>
+      <w:r>
+        <w:rPr>
+          <w:rFonts w:ascii="맑은 고딕" w:hAnsi="맑은 고딕" w:eastAsia="맑은 고딕"/>
+          <w:sz w:val="21"/>
+        </w:rPr>
+        <w:t xml:space="preserve"> — 실시간 적용 환경에서는 가장 최근 시퀀스가 아직 아카이브 행에 </w:t>
+      </w:r>
+      <w:r>
+        <w:rPr>
+          <w:rFonts w:ascii="Consolas" w:hAnsi="Consolas" w:eastAsia="맑은 고딕"/>
+          <w:sz w:val="21"/>
+        </w:rPr>
+        <w:t xml:space="preserve">YES</w:t>
+      </w:r>
+      <w:r>
+        <w:rPr>
+          <w:rFonts w:ascii="맑은 고딕" w:hAnsi="맑은 고딕" w:eastAsia="맑은 고딕"/>
+          <w:sz w:val="21"/>
+        </w:rPr>
+        <w:t xml:space="preserve">로 나오지 않을 수 있다. 현재 시퀀스는 Standby의 MRP0(</w:t>
+      </w:r>
+      <w:r>
+        <w:rPr>
+          <w:rFonts w:ascii="Consolas" w:hAnsi="Consolas" w:eastAsia="맑은 고딕"/>
+          <w:sz w:val="21"/>
+        </w:rPr>
+        <w:t xml:space="preserve">APPLYING_LOG</w:t>
+      </w:r>
+      <w:r>
+        <w:rPr>
+          <w:rFonts w:ascii="맑은 고딕" w:hAnsi="맑은 고딕" w:eastAsia="맑은 고딕"/>
+          <w:sz w:val="21"/>
+        </w:rPr>
+        <w:t xml:space="preserve">, 실측 74)과 </w:t>
+      </w:r>
+      <w:r>
+        <w:rPr>
+          <w:rFonts w:ascii="Consolas" w:hAnsi="Consolas" w:eastAsia="맑은 고딕"/>
+          <w:sz w:val="21"/>
+        </w:rPr>
+        <w:t xml:space="preserve">V$STANDBY_LOG</w:t>
+      </w:r>
+      <w:r>
+        <w:rPr>
+          <w:rFonts w:ascii="맑은 고딕" w:hAnsi="맑은 고딕" w:eastAsia="맑은 고딕"/>
+          <w:sz w:val="21"/>
+        </w:rPr>
+        <w:t xml:space="preserve">의 </w:t>
+      </w:r>
+      <w:r>
+        <w:rPr>
+          <w:rFonts w:ascii="Consolas" w:hAnsi="Consolas" w:eastAsia="맑은 고딕"/>
+          <w:sz w:val="21"/>
+        </w:rPr>
+        <w:t xml:space="preserve">ACTIVE</w:t>
+      </w:r>
+      <w:r>
+        <w:rPr>
+          <w:rFonts w:ascii="맑은 고딕" w:hAnsi="맑은 고딕" w:eastAsia="맑은 고딕"/>
+          <w:sz w:val="21"/>
+        </w:rPr>
+        <w:t xml:space="preserve"> 그룹으로 확인한다.</w:t>
       </w:r>
     </w:p>
     <w:p>
       <w:r>
         <w:rPr>
           <w:rFonts w:ascii="맑은 고딕" w:hAnsi="맑은 고딕" w:eastAsia="맑은 고딕"/>
-          <w:sz w:val="21"/>
-        </w:rPr>
-        <w:t xml:space="preserve">**교육 포인트** — 같은 뷰에서도 행의 관점(누구의 목적지인가)을 알아야 판정할 수 있다. 같은 이유로 Standby의 `APPLIED_SEQ#=0`도 실시간 적용에서는 정상이다.</w:t>
+          <w:b/>
+          <w:sz w:val="21"/>
+        </w:rPr>
+        <w:t xml:space="preserve">교육 포인트</w:t>
+      </w:r>
+      <w:r>
+        <w:rPr>
+          <w:rFonts w:ascii="맑은 고딕" w:hAnsi="맑은 고딕" w:eastAsia="맑은 고딕"/>
+          <w:sz w:val="21"/>
+        </w:rPr>
+        <w:t xml:space="preserve"> — 같은 뷰에서도 행의 관점(누구의 목적지인가)을 알아야 판정할 수 있다. 같은 이유로 Standby의 </w:t>
+      </w:r>
+      <w:r>
+        <w:rPr>
+          <w:rFonts w:ascii="Consolas" w:hAnsi="Consolas" w:eastAsia="맑은 고딕"/>
+          <w:sz w:val="21"/>
+        </w:rPr>
+        <w:t xml:space="preserve">APPLIED_SEQ#=0</w:t>
+      </w:r>
+      <w:r>
+        <w:rPr>
+          <w:rFonts w:ascii="맑은 고딕" w:hAnsi="맑은 고딕" w:eastAsia="맑은 고딕"/>
+          <w:sz w:val="21"/>
+        </w:rPr>
+        <w:t xml:space="preserve">도 실시간 적용에서는 정상이다.</w:t>
       </w:r>
     </w:p>
     <w:p>
@@ -1059,27 +3973,100 @@
       <w:r>
         <w:rPr>
           <w:rFonts w:ascii="맑은 고딕" w:hAnsi="맑은 고딕" w:eastAsia="맑은 고딕"/>
-          <w:sz w:val="21"/>
-        </w:rPr>
-        <w:t xml:space="preserve">**원인** — Standby용 묶음이 Primary에서 실행되고 있다. Primary에서 `V$DATAGUARD_STATS`는 `no rows selected`, `SRL_ACTIVE`는 0이다(실측). 둘 다 Primary에서는 정상이지만 판정 규칙은 `SRL_ACTIVE=0`을 심각으로 본다.</w:t>
+          <w:b/>
+          <w:sz w:val="21"/>
+        </w:rPr>
+        <w:t xml:space="preserve">원인</w:t>
+      </w:r>
+      <w:r>
+        <w:rPr>
+          <w:rFonts w:ascii="맑은 고딕" w:hAnsi="맑은 고딕" w:eastAsia="맑은 고딕"/>
+          <w:sz w:val="21"/>
+        </w:rPr>
+        <w:t xml:space="preserve"> — Standby용 묶음이 Primary에서 실행되고 있다. Primary에서 </w:t>
+      </w:r>
+      <w:r>
+        <w:rPr>
+          <w:rFonts w:ascii="Consolas" w:hAnsi="Consolas" w:eastAsia="맑은 고딕"/>
+          <w:sz w:val="21"/>
+        </w:rPr>
+        <w:t xml:space="preserve">V$DATAGUARD_STATS</w:t>
+      </w:r>
+      <w:r>
+        <w:rPr>
+          <w:rFonts w:ascii="맑은 고딕" w:hAnsi="맑은 고딕" w:eastAsia="맑은 고딕"/>
+          <w:sz w:val="21"/>
+        </w:rPr>
+        <w:t xml:space="preserve">는 </w:t>
+      </w:r>
+      <w:r>
+        <w:rPr>
+          <w:rFonts w:ascii="Consolas" w:hAnsi="Consolas" w:eastAsia="맑은 고딕"/>
+          <w:sz w:val="21"/>
+        </w:rPr>
+        <w:t xml:space="preserve">no rows selected</w:t>
+      </w:r>
+      <w:r>
+        <w:rPr>
+          <w:rFonts w:ascii="맑은 고딕" w:hAnsi="맑은 고딕" w:eastAsia="맑은 고딕"/>
+          <w:sz w:val="21"/>
+        </w:rPr>
+        <w:t xml:space="preserve">, </w:t>
+      </w:r>
+      <w:r>
+        <w:rPr>
+          <w:rFonts w:ascii="Consolas" w:hAnsi="Consolas" w:eastAsia="맑은 고딕"/>
+          <w:sz w:val="21"/>
+        </w:rPr>
+        <w:t xml:space="preserve">SRL_ACTIVE</w:t>
+      </w:r>
+      <w:r>
+        <w:rPr>
+          <w:rFonts w:ascii="맑은 고딕" w:hAnsi="맑은 고딕" w:eastAsia="맑은 고딕"/>
+          <w:sz w:val="21"/>
+        </w:rPr>
+        <w:t xml:space="preserve">는 0이다(실측). 둘 다 Primary에서는 정상이지만 판정 규칙은 </w:t>
+      </w:r>
+      <w:r>
+        <w:rPr>
+          <w:rFonts w:ascii="Consolas" w:hAnsi="Consolas" w:eastAsia="맑은 고딕"/>
+          <w:sz w:val="21"/>
+        </w:rPr>
+        <w:t xml:space="preserve">SRL_ACTIVE=0</w:t>
+      </w:r>
+      <w:r>
+        <w:rPr>
+          <w:rFonts w:ascii="맑은 고딕" w:hAnsi="맑은 고딕" w:eastAsia="맑은 고딕"/>
+          <w:sz w:val="21"/>
+        </w:rPr>
+        <w:t xml:space="preserve">을 심각으로 본다.</w:t>
       </w:r>
     </w:p>
     <w:p>
       <w:r>
         <w:rPr>
           <w:rFonts w:ascii="맑은 고딕" w:hAnsi="맑은 고딕" w:eastAsia="맑은 고딕"/>
-          <w:sz w:val="21"/>
-        </w:rPr>
-        <w:t xml:space="preserve">**수정**</w:t>
+          <w:b/>
+          <w:sz w:val="21"/>
+        </w:rPr>
+        <w:t xml:space="preserve">수정</w:t>
       </w:r>
     </w:p>
     <w:p>
       <w:r>
         <w:rPr>
           <w:rFonts w:ascii="맑은 고딕" w:hAnsi="맑은 고딕" w:eastAsia="맑은 고딕"/>
-          <w:sz w:val="21"/>
-        </w:rPr>
-        <w:t xml:space="preserve">**①** 첫 조회로 역할을 판정한다.</w:t>
+          <w:b/>
+          <w:sz w:val="21"/>
+        </w:rPr>
+        <w:t xml:space="preserve">①</w:t>
+      </w:r>
+      <w:r>
+        <w:rPr>
+          <w:rFonts w:ascii="맑은 고딕" w:hAnsi="맑은 고딕" w:eastAsia="맑은 고딕"/>
+          <w:sz w:val="21"/>
+        </w:rPr>
+        <w:t xml:space="preserve"> 첫 조회로 역할을 판정한다.</w:t>
       </w:r>
     </w:p>
     <w:tbl>
@@ -1118,45 +4105,239 @@
       <w:r>
         <w:rPr>
           <w:rFonts w:ascii="맑은 고딕" w:hAnsi="맑은 고딕" w:eastAsia="맑은 고딕"/>
-          <w:sz w:val="21"/>
-        </w:rPr>
-        <w:t xml:space="preserve">**②** PRIMARY면 목적지 `STATUS`·`ERROR`, `LOG_ABNORMAL`, 최근 1시간 `DG_ERR`, `CUR_SEQ`를 수집한다.</w:t>
+          <w:b/>
+          <w:sz w:val="21"/>
+        </w:rPr>
+        <w:t xml:space="preserve">②</w:t>
+      </w:r>
+      <w:r>
+        <w:rPr>
+          <w:rFonts w:ascii="맑은 고딕" w:hAnsi="맑은 고딕" w:eastAsia="맑은 고딕"/>
+          <w:sz w:val="21"/>
+        </w:rPr>
+        <w:t xml:space="preserve"> PRIMARY면 목적지 </w:t>
+      </w:r>
+      <w:r>
+        <w:rPr>
+          <w:rFonts w:ascii="Consolas" w:hAnsi="Consolas" w:eastAsia="맑은 고딕"/>
+          <w:sz w:val="21"/>
+        </w:rPr>
+        <w:t xml:space="preserve">STATUS</w:t>
+      </w:r>
+      <w:r>
+        <w:rPr>
+          <w:rFonts w:ascii="맑은 고딕" w:hAnsi="맑은 고딕" w:eastAsia="맑은 고딕"/>
+          <w:sz w:val="21"/>
+        </w:rPr>
+        <w:t xml:space="preserve">·</w:t>
+      </w:r>
+      <w:r>
+        <w:rPr>
+          <w:rFonts w:ascii="Consolas" w:hAnsi="Consolas" w:eastAsia="맑은 고딕"/>
+          <w:sz w:val="21"/>
+        </w:rPr>
+        <w:t xml:space="preserve">ERROR</w:t>
+      </w:r>
+      <w:r>
+        <w:rPr>
+          <w:rFonts w:ascii="맑은 고딕" w:hAnsi="맑은 고딕" w:eastAsia="맑은 고딕"/>
+          <w:sz w:val="21"/>
+        </w:rPr>
+        <w:t xml:space="preserve">, </w:t>
+      </w:r>
+      <w:r>
+        <w:rPr>
+          <w:rFonts w:ascii="Consolas" w:hAnsi="Consolas" w:eastAsia="맑은 고딕"/>
+          <w:sz w:val="21"/>
+        </w:rPr>
+        <w:t xml:space="preserve">LOG_ABNORMAL</w:t>
+      </w:r>
+      <w:r>
+        <w:rPr>
+          <w:rFonts w:ascii="맑은 고딕" w:hAnsi="맑은 고딕" w:eastAsia="맑은 고딕"/>
+          <w:sz w:val="21"/>
+        </w:rPr>
+        <w:t xml:space="preserve">, 최근 1시간 </w:t>
+      </w:r>
+      <w:r>
+        <w:rPr>
+          <w:rFonts w:ascii="Consolas" w:hAnsi="Consolas" w:eastAsia="맑은 고딕"/>
+          <w:sz w:val="21"/>
+        </w:rPr>
+        <w:t xml:space="preserve">DG_ERR</w:t>
+      </w:r>
+      <w:r>
+        <w:rPr>
+          <w:rFonts w:ascii="맑은 고딕" w:hAnsi="맑은 고딕" w:eastAsia="맑은 고딕"/>
+          <w:sz w:val="21"/>
+        </w:rPr>
+        <w:t xml:space="preserve">, </w:t>
+      </w:r>
+      <w:r>
+        <w:rPr>
+          <w:rFonts w:ascii="Consolas" w:hAnsi="Consolas" w:eastAsia="맑은 고딕"/>
+          <w:sz w:val="21"/>
+        </w:rPr>
+        <w:t xml:space="preserve">CUR_SEQ</w:t>
+      </w:r>
+      <w:r>
+        <w:rPr>
+          <w:rFonts w:ascii="맑은 고딕" w:hAnsi="맑은 고딕" w:eastAsia="맑은 고딕"/>
+          <w:sz w:val="21"/>
+        </w:rPr>
+        <w:t xml:space="preserve">를 수집한다.</w:t>
       </w:r>
     </w:p>
     <w:p>
       <w:r>
         <w:rPr>
           <w:rFonts w:ascii="맑은 고딕" w:hAnsi="맑은 고딕" w:eastAsia="맑은 고딕"/>
-          <w:sz w:val="21"/>
-        </w:rPr>
-        <w:t xml:space="preserve">**③** PHYSICAL STANDBY면 MRP0, `RECOVERY_MODE`, 두 지연, `SRL_ACTIVE`, `GAP_CNT`, `DG_ERR`를 수집한다.</w:t>
+          <w:b/>
+          <w:sz w:val="21"/>
+        </w:rPr>
+        <w:t xml:space="preserve">③</w:t>
+      </w:r>
+      <w:r>
+        <w:rPr>
+          <w:rFonts w:ascii="맑은 고딕" w:hAnsi="맑은 고딕" w:eastAsia="맑은 고딕"/>
+          <w:sz w:val="21"/>
+        </w:rPr>
+        <w:t xml:space="preserve"> PHYSICAL STANDBY면 MRP0, </w:t>
+      </w:r>
+      <w:r>
+        <w:rPr>
+          <w:rFonts w:ascii="Consolas" w:hAnsi="Consolas" w:eastAsia="맑은 고딕"/>
+          <w:sz w:val="21"/>
+        </w:rPr>
+        <w:t xml:space="preserve">RECOVERY_MODE</w:t>
+      </w:r>
+      <w:r>
+        <w:rPr>
+          <w:rFonts w:ascii="맑은 고딕" w:hAnsi="맑은 고딕" w:eastAsia="맑은 고딕"/>
+          <w:sz w:val="21"/>
+        </w:rPr>
+        <w:t xml:space="preserve">, 두 지연, </w:t>
+      </w:r>
+      <w:r>
+        <w:rPr>
+          <w:rFonts w:ascii="Consolas" w:hAnsi="Consolas" w:eastAsia="맑은 고딕"/>
+          <w:sz w:val="21"/>
+        </w:rPr>
+        <w:t xml:space="preserve">SRL_ACTIVE</w:t>
+      </w:r>
+      <w:r>
+        <w:rPr>
+          <w:rFonts w:ascii="맑은 고딕" w:hAnsi="맑은 고딕" w:eastAsia="맑은 고딕"/>
+          <w:sz w:val="21"/>
+        </w:rPr>
+        <w:t xml:space="preserve">, </w:t>
+      </w:r>
+      <w:r>
+        <w:rPr>
+          <w:rFonts w:ascii="Consolas" w:hAnsi="Consolas" w:eastAsia="맑은 고딕"/>
+          <w:sz w:val="21"/>
+        </w:rPr>
+        <w:t xml:space="preserve">GAP_CNT</w:t>
+      </w:r>
+      <w:r>
+        <w:rPr>
+          <w:rFonts w:ascii="맑은 고딕" w:hAnsi="맑은 고딕" w:eastAsia="맑은 고딕"/>
+          <w:sz w:val="21"/>
+        </w:rPr>
+        <w:t xml:space="preserve">, </w:t>
+      </w:r>
+      <w:r>
+        <w:rPr>
+          <w:rFonts w:ascii="Consolas" w:hAnsi="Consolas" w:eastAsia="맑은 고딕"/>
+          <w:sz w:val="21"/>
+        </w:rPr>
+        <w:t xml:space="preserve">DG_ERR</w:t>
+      </w:r>
+      <w:r>
+        <w:rPr>
+          <w:rFonts w:ascii="맑은 고딕" w:hAnsi="맑은 고딕" w:eastAsia="맑은 고딕"/>
+          <w:sz w:val="21"/>
+        </w:rPr>
+        <w:t xml:space="preserve">를 수집한다.</w:t>
       </w:r>
     </w:p>
     <w:p>
       <w:r>
         <w:rPr>
           <w:rFonts w:ascii="맑은 고딕" w:hAnsi="맑은 고딕" w:eastAsia="맑은 고딕"/>
-          <w:sz w:val="21"/>
-        </w:rPr>
-        <w:t xml:space="preserve">**④** LOGICAL STANDBY면 `V$LOGSTDBY_STATE`와 `DBA_LOGSTDBY_PROGRESS`의 SCN 차이를 수집한다.</w:t>
+          <w:b/>
+          <w:sz w:val="21"/>
+        </w:rPr>
+        <w:t xml:space="preserve">④</w:t>
+      </w:r>
+      <w:r>
+        <w:rPr>
+          <w:rFonts w:ascii="맑은 고딕" w:hAnsi="맑은 고딕" w:eastAsia="맑은 고딕"/>
+          <w:sz w:val="21"/>
+        </w:rPr>
+        <w:t xml:space="preserve"> LOGICAL STANDBY면 </w:t>
+      </w:r>
+      <w:r>
+        <w:rPr>
+          <w:rFonts w:ascii="Consolas" w:hAnsi="Consolas" w:eastAsia="맑은 고딕"/>
+          <w:sz w:val="21"/>
+        </w:rPr>
+        <w:t xml:space="preserve">V$LOGSTDBY_STATE</w:t>
+      </w:r>
+      <w:r>
+        <w:rPr>
+          <w:rFonts w:ascii="맑은 고딕" w:hAnsi="맑은 고딕" w:eastAsia="맑은 고딕"/>
+          <w:sz w:val="21"/>
+        </w:rPr>
+        <w:t xml:space="preserve">와 </w:t>
+      </w:r>
+      <w:r>
+        <w:rPr>
+          <w:rFonts w:ascii="Consolas" w:hAnsi="Consolas" w:eastAsia="맑은 고딕"/>
+          <w:sz w:val="21"/>
+        </w:rPr>
+        <w:t xml:space="preserve">DBA_LOGSTDBY_PROGRESS</w:t>
+      </w:r>
+      <w:r>
+        <w:rPr>
+          <w:rFonts w:ascii="맑은 고딕" w:hAnsi="맑은 고딕" w:eastAsia="맑은 고딕"/>
+          <w:sz w:val="21"/>
+        </w:rPr>
+        <w:t xml:space="preserve">의 SCN 차이를 수집한다.</w:t>
       </w:r>
     </w:p>
     <w:p>
       <w:r>
         <w:rPr>
           <w:rFonts w:ascii="맑은 고딕" w:hAnsi="맑은 고딕" w:eastAsia="맑은 고딕"/>
-          <w:sz w:val="21"/>
-        </w:rPr>
-        <w:t xml:space="preserve">**⑤** 결과가 비는 것과 조회 오류를 구별한다.</w:t>
+          <w:b/>
+          <w:sz w:val="21"/>
+        </w:rPr>
+        <w:t xml:space="preserve">⑤</w:t>
+      </w:r>
+      <w:r>
+        <w:rPr>
+          <w:rFonts w:ascii="맑은 고딕" w:hAnsi="맑은 고딕" w:eastAsia="맑은 고딕"/>
+          <w:sz w:val="21"/>
+        </w:rPr>
+        <w:t xml:space="preserve"> 결과가 비는 것과 조회 오류를 구별한다.</w:t>
       </w:r>
     </w:p>
     <w:p>
       <w:r>
         <w:rPr>
           <w:rFonts w:ascii="맑은 고딕" w:hAnsi="맑은 고딕" w:eastAsia="맑은 고딕"/>
-          <w:sz w:val="21"/>
-        </w:rPr>
-        <w:t xml:space="preserve">**⑥** 역할 전환 후에도 같은 스크립트가 맞는 묶음을 고르도록 역할을 매번 다시 판정한다(16장).</w:t>
+          <w:b/>
+          <w:sz w:val="21"/>
+        </w:rPr>
+        <w:t xml:space="preserve">⑥</w:t>
+      </w:r>
+      <w:r>
+        <w:rPr>
+          <w:rFonts w:ascii="맑은 고딕" w:hAnsi="맑은 고딕" w:eastAsia="맑은 고딕"/>
+          <w:sz w:val="21"/>
+        </w:rPr>
+        <w:t xml:space="preserve"> 역할 전환 후에도 같은 스크립트가 맞는 묶음을 고르도록 역할을 매번 다시 판정한다(16장).</w:t>
       </w:r>
     </w:p>
     <w:p>
@@ -1191,18 +4372,83 @@
       <w:r>
         <w:rPr>
           <w:rFonts w:ascii="맑은 고딕" w:hAnsi="맑은 고딕" w:eastAsia="맑은 고딕"/>
-          <w:sz w:val="21"/>
-        </w:rPr>
-        <w:t xml:space="preserve">**원인** — Broker는 구성을 제거할 때 데이터베이스는 건드리지 않지만 파라미터는 다시 쓴다. boston 알림 로그에 `ALTER SYSTEM SET log_archive_config='dg_config=(farsync)' SCOPE=BOTH;`, `ALTER SYSTEM SET fal_server='' SCOPE=BOTH;`가 남았다. 받는 쪽 `LOG_ARCHIVE_CONFIG`에서 chicago가 빠져 `ORA-16057: server not in Data Guard configuration`이 났다.</w:t>
+          <w:b/>
+          <w:sz w:val="21"/>
+        </w:rPr>
+        <w:t xml:space="preserve">원인</w:t>
+      </w:r>
+      <w:r>
+        <w:rPr>
+          <w:rFonts w:ascii="맑은 고딕" w:hAnsi="맑은 고딕" w:eastAsia="맑은 고딕"/>
+          <w:sz w:val="21"/>
+        </w:rPr>
+        <w:t xml:space="preserve"> — Broker는 구성을 제거할 때 데이터베이스는 건드리지 않지만 파라미터는 다시 쓴다. boston 알림 로그에 </w:t>
+      </w:r>
+      <w:r>
+        <w:rPr>
+          <w:rFonts w:ascii="Consolas" w:hAnsi="Consolas" w:eastAsia="맑은 고딕"/>
+          <w:sz w:val="21"/>
+        </w:rPr>
+        <w:t xml:space="preserve">ALTER SYSTEM SET log_archive_config='dg_config=(farsync)' SCOPE=BOTH;</w:t>
+      </w:r>
+      <w:r>
+        <w:rPr>
+          <w:rFonts w:ascii="맑은 고딕" w:hAnsi="맑은 고딕" w:eastAsia="맑은 고딕"/>
+          <w:sz w:val="21"/>
+        </w:rPr>
+        <w:t xml:space="preserve">, </w:t>
+      </w:r>
+      <w:r>
+        <w:rPr>
+          <w:rFonts w:ascii="Consolas" w:hAnsi="Consolas" w:eastAsia="맑은 고딕"/>
+          <w:sz w:val="21"/>
+        </w:rPr>
+        <w:t xml:space="preserve">ALTER SYSTEM SET fal_server='' SCOPE=BOTH;</w:t>
+      </w:r>
+      <w:r>
+        <w:rPr>
+          <w:rFonts w:ascii="맑은 고딕" w:hAnsi="맑은 고딕" w:eastAsia="맑은 고딕"/>
+          <w:sz w:val="21"/>
+        </w:rPr>
+        <w:t xml:space="preserve">가 남았다. 받는 쪽 </w:t>
+      </w:r>
+      <w:r>
+        <w:rPr>
+          <w:rFonts w:ascii="Consolas" w:hAnsi="Consolas" w:eastAsia="맑은 고딕"/>
+          <w:sz w:val="21"/>
+        </w:rPr>
+        <w:t xml:space="preserve">LOG_ARCHIVE_CONFIG</w:t>
+      </w:r>
+      <w:r>
+        <w:rPr>
+          <w:rFonts w:ascii="맑은 고딕" w:hAnsi="맑은 고딕" w:eastAsia="맑은 고딕"/>
+          <w:sz w:val="21"/>
+        </w:rPr>
+        <w:t xml:space="preserve">에서 chicago가 빠져 </w:t>
+      </w:r>
+      <w:r>
+        <w:rPr>
+          <w:rFonts w:ascii="Consolas" w:hAnsi="Consolas" w:eastAsia="맑은 고딕"/>
+          <w:sz w:val="21"/>
+        </w:rPr>
+        <w:t xml:space="preserve">ORA-16057: server not in Data Guard configuration</w:t>
+      </w:r>
+      <w:r>
+        <w:rPr>
+          <w:rFonts w:ascii="맑은 고딕" w:hAnsi="맑은 고딕" w:eastAsia="맑은 고딕"/>
+          <w:sz w:val="21"/>
+        </w:rPr>
+        <w:t xml:space="preserve">이 났다.</w:t>
       </w:r>
     </w:p>
     <w:p>
       <w:r>
         <w:rPr>
           <w:rFonts w:ascii="맑은 고딕" w:hAnsi="맑은 고딕" w:eastAsia="맑은 고딕"/>
-          <w:sz w:val="21"/>
-        </w:rPr>
-        <w:t xml:space="preserve">**복구 절차**</w:t>
+          <w:b/>
+          <w:sz w:val="21"/>
+        </w:rPr>
+        <w:t xml:space="preserve">복구 절차</w:t>
       </w:r>
     </w:p>
     <w:tbl>
@@ -1344,19 +4590,130 @@
     <w:p>
       <w:r>
         <w:rPr>
-          <w:rFonts w:ascii="맑은 고딕" w:hAnsi="맑은 고딕" w:eastAsia="맑은 고딕"/>
-          <w:sz w:val="21"/>
-        </w:rPr>
-        <w:t xml:space="preserve">`DEFER`→`ENABLE`은 `ReopenSecs`를 기다리지 않기 위한 재촉이다. Broker가 없으므로 SQL이 맞는 수단이다.</w:t>
+          <w:rFonts w:ascii="Consolas" w:hAnsi="Consolas" w:eastAsia="맑은 고딕"/>
+          <w:sz w:val="21"/>
+        </w:rPr>
+        <w:t xml:space="preserve">DEFER</w:t>
+      </w:r>
+      <w:r>
+        <w:rPr>
+          <w:rFonts w:ascii="맑은 고딕" w:hAnsi="맑은 고딕" w:eastAsia="맑은 고딕"/>
+          <w:sz w:val="21"/>
+        </w:rPr>
+        <w:t xml:space="preserve">→</w:t>
+      </w:r>
+      <w:r>
+        <w:rPr>
+          <w:rFonts w:ascii="Consolas" w:hAnsi="Consolas" w:eastAsia="맑은 고딕"/>
+          <w:sz w:val="21"/>
+        </w:rPr>
+        <w:t xml:space="preserve">ENABLE</w:t>
+      </w:r>
+      <w:r>
+        <w:rPr>
+          <w:rFonts w:ascii="맑은 고딕" w:hAnsi="맑은 고딕" w:eastAsia="맑은 고딕"/>
+          <w:sz w:val="21"/>
+        </w:rPr>
+        <w:t xml:space="preserve">은 </w:t>
+      </w:r>
+      <w:r>
+        <w:rPr>
+          <w:rFonts w:ascii="Consolas" w:hAnsi="Consolas" w:eastAsia="맑은 고딕"/>
+          <w:sz w:val="21"/>
+        </w:rPr>
+        <w:t xml:space="preserve">ReopenSecs</w:t>
+      </w:r>
+      <w:r>
+        <w:rPr>
+          <w:rFonts w:ascii="맑은 고딕" w:hAnsi="맑은 고딕" w:eastAsia="맑은 고딕"/>
+          <w:sz w:val="21"/>
+        </w:rPr>
+        <w:t xml:space="preserve">를 기다리지 않기 위한 재촉이다. Broker가 없으므로 SQL이 맞는 수단이다.</w:t>
       </w:r>
     </w:p>
     <w:p>
       <w:r>
         <w:rPr>
           <w:rFonts w:ascii="맑은 고딕" w:hAnsi="맑은 고딕" w:eastAsia="맑은 고딕"/>
-          <w:sz w:val="21"/>
-        </w:rPr>
-        <w:t xml:space="preserve">**리스너 중단과의 차이** — 리스너 중단은 `ORA-12541`, 접속 자체가 안 되는 네트워크 층 문제였고 리스너를 올리면 해결됐다. `ORA-16057`은 접속은 되지만 받는 쪽 설정이 거부하는 구성 층 문제다. **같은 `STATUS=ERROR`라도 `ERROR` 열을 읽어야 무엇을 고칠지 안다.**</w:t>
+          <w:b/>
+          <w:sz w:val="21"/>
+        </w:rPr>
+        <w:t xml:space="preserve">리스너 중단과의 차이</w:t>
+      </w:r>
+      <w:r>
+        <w:rPr>
+          <w:rFonts w:ascii="맑은 고딕" w:hAnsi="맑은 고딕" w:eastAsia="맑은 고딕"/>
+          <w:sz w:val="21"/>
+        </w:rPr>
+        <w:t xml:space="preserve"> — 리스너 중단은 </w:t>
+      </w:r>
+      <w:r>
+        <w:rPr>
+          <w:rFonts w:ascii="Consolas" w:hAnsi="Consolas" w:eastAsia="맑은 고딕"/>
+          <w:sz w:val="21"/>
+        </w:rPr>
+        <w:t xml:space="preserve">ORA-12541</w:t>
+      </w:r>
+      <w:r>
+        <w:rPr>
+          <w:rFonts w:ascii="맑은 고딕" w:hAnsi="맑은 고딕" w:eastAsia="맑은 고딕"/>
+          <w:sz w:val="21"/>
+        </w:rPr>
+        <w:t xml:space="preserve">, 접속 자체가 안 되는 네트워크 층 문제였고 리스너를 올리면 해결됐다. </w:t>
+      </w:r>
+      <w:r>
+        <w:rPr>
+          <w:rFonts w:ascii="Consolas" w:hAnsi="Consolas" w:eastAsia="맑은 고딕"/>
+          <w:sz w:val="21"/>
+        </w:rPr>
+        <w:t xml:space="preserve">ORA-16057</w:t>
+      </w:r>
+      <w:r>
+        <w:rPr>
+          <w:rFonts w:ascii="맑은 고딕" w:hAnsi="맑은 고딕" w:eastAsia="맑은 고딕"/>
+          <w:sz w:val="21"/>
+        </w:rPr>
+        <w:t xml:space="preserve">은 접속은 되지만 받는 쪽 설정이 거부하는 구성 층 문제다. </w:t>
+      </w:r>
+      <w:r>
+        <w:rPr>
+          <w:rFonts w:ascii="맑은 고딕" w:hAnsi="맑은 고딕" w:eastAsia="맑은 고딕"/>
+          <w:b/>
+          <w:sz w:val="21"/>
+        </w:rPr>
+        <w:t xml:space="preserve">같은 </w:t>
+      </w:r>
+      <w:r>
+        <w:rPr>
+          <w:rFonts w:ascii="Consolas" w:hAnsi="Consolas" w:eastAsia="맑은 고딕"/>
+          <w:b/>
+          <w:sz w:val="21"/>
+        </w:rPr>
+        <w:t xml:space="preserve">STATUS=ERROR</w:t>
+      </w:r>
+      <w:r>
+        <w:rPr>
+          <w:rFonts w:ascii="맑은 고딕" w:hAnsi="맑은 고딕" w:eastAsia="맑은 고딕"/>
+          <w:b/>
+          <w:sz w:val="21"/>
+        </w:rPr>
+        <w:t xml:space="preserve">라도 </w:t>
+      </w:r>
+      <w:r>
+        <w:rPr>
+          <w:rFonts w:ascii="Consolas" w:hAnsi="Consolas" w:eastAsia="맑은 고딕"/>
+          <w:b/>
+          <w:sz w:val="21"/>
+        </w:rPr>
+        <w:t xml:space="preserve">ERROR</w:t>
+      </w:r>
+      <w:r>
+        <w:rPr>
+          <w:rFonts w:ascii="맑은 고딕" w:hAnsi="맑은 고딕" w:eastAsia="맑은 고딕"/>
+          <w:b/>
+          <w:sz w:val="21"/>
+        </w:rPr>
+        <w:t xml:space="preserve"> 열을 읽어야 무엇을 고칠지 안다.</w:t>
       </w:r>
     </w:p>
     <w:p>
@@ -1391,99 +4748,313 @@
       <w:r>
         <w:rPr>
           <w:rFonts w:ascii="맑은 고딕" w:hAnsi="맑은 고딕" w:eastAsia="맑은 고딕"/>
-          <w:sz w:val="21"/>
-        </w:rPr>
-        <w:t xml:space="preserve">**확인**</w:t>
+          <w:b/>
+          <w:sz w:val="21"/>
+        </w:rPr>
+        <w:t xml:space="preserve">확인</w:t>
       </w:r>
     </w:p>
     <w:p>
       <w:r>
         <w:rPr>
           <w:rFonts w:ascii="맑은 고딕" w:hAnsi="맑은 고딕" w:eastAsia="맑은 고딕"/>
-          <w:sz w:val="21"/>
-        </w:rPr>
-        <w:t xml:space="preserve">**①** `SELECT name, value FROM v$parameter WHERE name='log_archive_trace';` — 0이 아니면 켜진 상태다.</w:t>
+          <w:b/>
+          <w:sz w:val="21"/>
+        </w:rPr>
+        <w:t xml:space="preserve">①</w:t>
+      </w:r>
+      <w:r>
+        <w:rPr>
+          <w:rFonts w:ascii="맑은 고딕" w:hAnsi="맑은 고딕" w:eastAsia="맑은 고딕"/>
+          <w:sz w:val="21"/>
+        </w:rPr>
+        <w:t xml:space="preserve"> </w:t>
+      </w:r>
+      <w:r>
+        <w:rPr>
+          <w:rFonts w:ascii="Consolas" w:hAnsi="Consolas" w:eastAsia="맑은 고딕"/>
+          <w:sz w:val="21"/>
+        </w:rPr>
+        <w:t xml:space="preserve">SELECT name, value FROM v$parameter WHERE name='log_archive_trace';</w:t>
+      </w:r>
+      <w:r>
+        <w:rPr>
+          <w:rFonts w:ascii="맑은 고딕" w:hAnsi="맑은 고딕" w:eastAsia="맑은 고딕"/>
+          <w:sz w:val="21"/>
+        </w:rPr>
+        <w:t xml:space="preserve"> — 0이 아니면 켜진 상태다.</w:t>
       </w:r>
     </w:p>
     <w:p>
       <w:r>
         <w:rPr>
           <w:rFonts w:ascii="맑은 고딕" w:hAnsi="맑은 고딕" w:eastAsia="맑은 고딕"/>
-          <w:sz w:val="21"/>
-        </w:rPr>
-        <w:t xml:space="preserve">**②** 알림 로그에서 `ALTER SYSTEM SET log_archive_trace=... SCOPE=BOTH;`를 찾아 언제 켰는지 확인한다. `SCOPE=BOTH`로 저장되므로 재기동해도 유지됐다.</w:t>
+          <w:b/>
+          <w:sz w:val="21"/>
+        </w:rPr>
+        <w:t xml:space="preserve">②</w:t>
+      </w:r>
+      <w:r>
+        <w:rPr>
+          <w:rFonts w:ascii="맑은 고딕" w:hAnsi="맑은 고딕" w:eastAsia="맑은 고딕"/>
+          <w:sz w:val="21"/>
+        </w:rPr>
+        <w:t xml:space="preserve"> 알림 로그에서 </w:t>
+      </w:r>
+      <w:r>
+        <w:rPr>
+          <w:rFonts w:ascii="Consolas" w:hAnsi="Consolas" w:eastAsia="맑은 고딕"/>
+          <w:sz w:val="21"/>
+        </w:rPr>
+        <w:t xml:space="preserve">ALTER SYSTEM SET log_archive_trace=... SCOPE=BOTH;</w:t>
+      </w:r>
+      <w:r>
+        <w:rPr>
+          <w:rFonts w:ascii="맑은 고딕" w:hAnsi="맑은 고딕" w:eastAsia="맑은 고딕"/>
+          <w:sz w:val="21"/>
+        </w:rPr>
+        <w:t xml:space="preserve">를 찾아 언제 켰는지 확인한다. </w:t>
+      </w:r>
+      <w:r>
+        <w:rPr>
+          <w:rFonts w:ascii="Consolas" w:hAnsi="Consolas" w:eastAsia="맑은 고딕"/>
+          <w:sz w:val="21"/>
+        </w:rPr>
+        <w:t xml:space="preserve">SCOPE=BOTH</w:t>
+      </w:r>
+      <w:r>
+        <w:rPr>
+          <w:rFonts w:ascii="맑은 고딕" w:hAnsi="맑은 고딕" w:eastAsia="맑은 고딕"/>
+          <w:sz w:val="21"/>
+        </w:rPr>
+        <w:t xml:space="preserve">로 저장되므로 재기동해도 유지됐다.</w:t>
       </w:r>
     </w:p>
     <w:p>
       <w:r>
         <w:rPr>
           <w:rFonts w:ascii="맑은 고딕" w:hAnsi="맑은 고딕" w:eastAsia="맑은 고딕"/>
-          <w:sz w:val="21"/>
-        </w:rPr>
-        <w:t xml:space="preserve">**③** trace 디렉터리에서 큰 파일을 찾는다. 실시간 전송 환경은 `&lt;SID&gt;_tt*_&lt;PID&gt;.trc`가 가장 크다(실측 수준 12에서 664KB).</w:t>
+          <w:b/>
+          <w:sz w:val="21"/>
+        </w:rPr>
+        <w:t xml:space="preserve">③</w:t>
+      </w:r>
+      <w:r>
+        <w:rPr>
+          <w:rFonts w:ascii="맑은 고딕" w:hAnsi="맑은 고딕" w:eastAsia="맑은 고딕"/>
+          <w:sz w:val="21"/>
+        </w:rPr>
+        <w:t xml:space="preserve"> trace 디렉터리에서 큰 파일을 찾는다. 실시간 전송 환경은 </w:t>
+      </w:r>
+      <w:r>
+        <w:rPr>
+          <w:rFonts w:ascii="Consolas" w:hAnsi="Consolas" w:eastAsia="맑은 고딕"/>
+          <w:sz w:val="21"/>
+        </w:rPr>
+        <w:t xml:space="preserve">&lt;SID&gt;_tt*_&lt;PID&gt;.trc</w:t>
+      </w:r>
+      <w:r>
+        <w:rPr>
+          <w:rFonts w:ascii="맑은 고딕" w:hAnsi="맑은 고딕" w:eastAsia="맑은 고딕"/>
+          <w:sz w:val="21"/>
+        </w:rPr>
+        <w:t xml:space="preserve">가 가장 크다(실측 수준 12에서 664KB).</w:t>
       </w:r>
     </w:p>
     <w:p>
       <w:r>
         <w:rPr>
           <w:rFonts w:ascii="맑은 고딕" w:hAnsi="맑은 고딕" w:eastAsia="맑은 고딕"/>
-          <w:sz w:val="21"/>
-        </w:rPr>
-        <w:t xml:space="preserve">**④** 14장의 `VALIDATE DATABASE ... SPFILE`로 양쪽 차이를 보면 한쪽에만 켜진 흔적이 드러난다.</w:t>
+          <w:b/>
+          <w:sz w:val="21"/>
+        </w:rPr>
+        <w:t xml:space="preserve">④</w:t>
+      </w:r>
+      <w:r>
+        <w:rPr>
+          <w:rFonts w:ascii="맑은 고딕" w:hAnsi="맑은 고딕" w:eastAsia="맑은 고딕"/>
+          <w:sz w:val="21"/>
+        </w:rPr>
+        <w:t xml:space="preserve"> 14장의 </w:t>
+      </w:r>
+      <w:r>
+        <w:rPr>
+          <w:rFonts w:ascii="Consolas" w:hAnsi="Consolas" w:eastAsia="맑은 고딕"/>
+          <w:sz w:val="21"/>
+        </w:rPr>
+        <w:t xml:space="preserve">VALIDATE DATABASE ... SPFILE</w:t>
+      </w:r>
+      <w:r>
+        <w:rPr>
+          <w:rFonts w:ascii="맑은 고딕" w:hAnsi="맑은 고딕" w:eastAsia="맑은 고딕"/>
+          <w:sz w:val="21"/>
+        </w:rPr>
+        <w:t xml:space="preserve">로 양쪽 차이를 보면 한쪽에만 켜진 흔적이 드러난다.</w:t>
       </w:r>
     </w:p>
     <w:p>
       <w:r>
         <w:rPr>
           <w:rFonts w:ascii="맑은 고딕" w:hAnsi="맑은 고딕" w:eastAsia="맑은 고딕"/>
-          <w:sz w:val="21"/>
-        </w:rPr>
-        <w:t xml:space="preserve">**정리**</w:t>
+          <w:b/>
+          <w:sz w:val="21"/>
+        </w:rPr>
+        <w:t xml:space="preserve">정리</w:t>
       </w:r>
     </w:p>
     <w:p>
       <w:r>
         <w:rPr>
           <w:rFonts w:ascii="맑은 고딕" w:hAnsi="맑은 고딕" w:eastAsia="맑은 고딕"/>
-          <w:sz w:val="21"/>
-        </w:rPr>
-        <w:t xml:space="preserve">**①** `ALTER SYSTEM SET log_archive_trace=0;` 후 `V$PARAMETER`로 0을 확인한다.</w:t>
+          <w:b/>
+          <w:sz w:val="21"/>
+        </w:rPr>
+        <w:t xml:space="preserve">①</w:t>
+      </w:r>
+      <w:r>
+        <w:rPr>
+          <w:rFonts w:ascii="맑은 고딕" w:hAnsi="맑은 고딕" w:eastAsia="맑은 고딕"/>
+          <w:sz w:val="21"/>
+        </w:rPr>
+        <w:t xml:space="preserve"> </w:t>
+      </w:r>
+      <w:r>
+        <w:rPr>
+          <w:rFonts w:ascii="Consolas" w:hAnsi="Consolas" w:eastAsia="맑은 고딕"/>
+          <w:sz w:val="21"/>
+        </w:rPr>
+        <w:t xml:space="preserve">ALTER SYSTEM SET log_archive_trace=0;</w:t>
+      </w:r>
+      <w:r>
+        <w:rPr>
+          <w:rFonts w:ascii="맑은 고딕" w:hAnsi="맑은 고딕" w:eastAsia="맑은 고딕"/>
+          <w:sz w:val="21"/>
+        </w:rPr>
+        <w:t xml:space="preserve"> 후 </w:t>
+      </w:r>
+      <w:r>
+        <w:rPr>
+          <w:rFonts w:ascii="Consolas" w:hAnsi="Consolas" w:eastAsia="맑은 고딕"/>
+          <w:sz w:val="21"/>
+        </w:rPr>
+        <w:t xml:space="preserve">V$PARAMETER</w:t>
+      </w:r>
+      <w:r>
+        <w:rPr>
+          <w:rFonts w:ascii="맑은 고딕" w:hAnsi="맑은 고딕" w:eastAsia="맑은 고딕"/>
+          <w:sz w:val="21"/>
+        </w:rPr>
+        <w:t xml:space="preserve">로 0을 확인한다.</w:t>
       </w:r>
     </w:p>
     <w:p>
       <w:r>
         <w:rPr>
           <w:rFonts w:ascii="맑은 고딕" w:hAnsi="맑은 고딕" w:eastAsia="맑은 고딕"/>
-          <w:sz w:val="21"/>
-        </w:rPr>
-        <w:t xml:space="preserve">**②** `adrci`의 `purge`로 오래된 트레이스를 정리한다.</w:t>
+          <w:b/>
+          <w:sz w:val="21"/>
+        </w:rPr>
+        <w:t xml:space="preserve">②</w:t>
+      </w:r>
+      <w:r>
+        <w:rPr>
+          <w:rFonts w:ascii="맑은 고딕" w:hAnsi="맑은 고딕" w:eastAsia="맑은 고딕"/>
+          <w:sz w:val="21"/>
+        </w:rPr>
+        <w:t xml:space="preserve"> </w:t>
+      </w:r>
+      <w:r>
+        <w:rPr>
+          <w:rFonts w:ascii="Consolas" w:hAnsi="Consolas" w:eastAsia="맑은 고딕"/>
+          <w:sz w:val="21"/>
+        </w:rPr>
+        <w:t xml:space="preserve">adrci</w:t>
+      </w:r>
+      <w:r>
+        <w:rPr>
+          <w:rFonts w:ascii="맑은 고딕" w:hAnsi="맑은 고딕" w:eastAsia="맑은 고딕"/>
+          <w:sz w:val="21"/>
+        </w:rPr>
+        <w:t xml:space="preserve">의 </w:t>
+      </w:r>
+      <w:r>
+        <w:rPr>
+          <w:rFonts w:ascii="Consolas" w:hAnsi="Consolas" w:eastAsia="맑은 고딕"/>
+          <w:sz w:val="21"/>
+        </w:rPr>
+        <w:t xml:space="preserve">purge</w:t>
+      </w:r>
+      <w:r>
+        <w:rPr>
+          <w:rFonts w:ascii="맑은 고딕" w:hAnsi="맑은 고딕" w:eastAsia="맑은 고딕"/>
+          <w:sz w:val="21"/>
+        </w:rPr>
+        <w:t xml:space="preserve">로 오래된 트레이스를 정리한다.</w:t>
       </w:r>
     </w:p>
     <w:p>
       <w:r>
         <w:rPr>
           <w:rFonts w:ascii="맑은 고딕" w:hAnsi="맑은 고딕" w:eastAsia="맑은 고딕"/>
-          <w:sz w:val="21"/>
-        </w:rPr>
-        <w:t xml:space="preserve">**③** 공간이 회복됐는지 확인한다.</w:t>
+          <w:b/>
+          <w:sz w:val="21"/>
+        </w:rPr>
+        <w:t xml:space="preserve">③</w:t>
+      </w:r>
+      <w:r>
+        <w:rPr>
+          <w:rFonts w:ascii="맑은 고딕" w:hAnsi="맑은 고딕" w:eastAsia="맑은 고딕"/>
+          <w:sz w:val="21"/>
+        </w:rPr>
+        <w:t xml:space="preserve"> 공간이 회복됐는지 확인한다.</w:t>
       </w:r>
     </w:p>
     <w:p>
       <w:r>
         <w:rPr>
           <w:rFonts w:ascii="맑은 고딕" w:hAnsi="맑은 고딕" w:eastAsia="맑은 고딕"/>
-          <w:sz w:val="21"/>
-        </w:rPr>
-        <w:t xml:space="preserve">**원칙** — 필요한 수준만 켠다, "30분간"처럼 시간을 정한다, 켜기 전에 공간을 확인한다, 끈 뒤 0을 확인한다, 정기적으로 purge한다. 가장 흔한 사고가 시간을 정하지 않고 끈 것을 확인하지 않는 것이다.</w:t>
+          <w:b/>
+          <w:sz w:val="21"/>
+        </w:rPr>
+        <w:t xml:space="preserve">원칙</w:t>
+      </w:r>
+      <w:r>
+        <w:rPr>
+          <w:rFonts w:ascii="맑은 고딕" w:hAnsi="맑은 고딕" w:eastAsia="맑은 고딕"/>
+          <w:sz w:val="21"/>
+        </w:rPr>
+        <w:t xml:space="preserve"> — 필요한 수준만 켠다, "30분간"처럼 시간을 정한다, 켜기 전에 공간을 확인한다, 끈 뒤 0을 확인한다, 정기적으로 purge한다. 가장 흔한 사고가 시간을 정하지 않고 끈 것을 확인하지 않는 것이다.</w:t>
       </w:r>
     </w:p>
     <w:p>
       <w:r>
         <w:rPr>
           <w:rFonts w:ascii="맑은 고딕" w:hAnsi="맑은 고딕" w:eastAsia="맑은 고딕"/>
-          <w:sz w:val="21"/>
-        </w:rPr>
-        <w:t xml:space="preserve">**잘못된 값 주의** — 음수나 문자열을 주면 `ORA-02017: integer value required`다. 끌 때는 0이다.</w:t>
+          <w:b/>
+          <w:sz w:val="21"/>
+        </w:rPr>
+        <w:t xml:space="preserve">잘못된 값 주의</w:t>
+      </w:r>
+      <w:r>
+        <w:rPr>
+          <w:rFonts w:ascii="맑은 고딕" w:hAnsi="맑은 고딕" w:eastAsia="맑은 고딕"/>
+          <w:sz w:val="21"/>
+        </w:rPr>
+        <w:t xml:space="preserve"> — 음수나 문자열을 주면 </w:t>
+      </w:r>
+      <w:r>
+        <w:rPr>
+          <w:rFonts w:ascii="Consolas" w:hAnsi="Consolas" w:eastAsia="맑은 고딕"/>
+          <w:sz w:val="21"/>
+        </w:rPr>
+        <w:t xml:space="preserve">ORA-02017: integer value required</w:t>
+      </w:r>
+      <w:r>
+        <w:rPr>
+          <w:rFonts w:ascii="맑은 고딕" w:hAnsi="맑은 고딕" w:eastAsia="맑은 고딕"/>
+          <w:sz w:val="21"/>
+        </w:rPr>
+        <w:t xml:space="preserve">다. 끌 때는 0이다.</w:t>
       </w:r>
     </w:p>
     <w:p>
@@ -1526,9 +5097,10 @@
       <w:r>
         <w:rPr>
           <w:rFonts w:ascii="맑은 고딕" w:hAnsi="맑은 고딕" w:eastAsia="맑은 고딕"/>
-          <w:sz w:val="21"/>
-        </w:rPr>
-        <w:t xml:space="preserve">**1단계 — 장애인가 설정인가 (Primary)**</w:t>
+          <w:b/>
+          <w:sz w:val="21"/>
+        </w:rPr>
+        <w:t xml:space="preserve">1단계 — 장애인가 설정인가 (Primary)</w:t>
       </w:r>
     </w:p>
     <w:tbl>
@@ -1582,16 +5154,73 @@
           <w:rFonts w:ascii="맑은 고딕" w:hAnsi="맑은 고딕" w:eastAsia="맑은 고딕"/>
           <w:sz w:val="21"/>
         </w:rPr>
-        <w:t xml:space="preserve">실측 `ERROR` / `INACTIVE` / `ORA-12541`, 파라미터 `ENABLE` → 장애.</w:t>
+        <w:t xml:space="preserve">실측 </w:t>
+      </w:r>
+      <w:r>
+        <w:rPr>
+          <w:rFonts w:ascii="Consolas" w:hAnsi="Consolas" w:eastAsia="맑은 고딕"/>
+          <w:sz w:val="21"/>
+        </w:rPr>
+        <w:t xml:space="preserve">ERROR</w:t>
+      </w:r>
+      <w:r>
+        <w:rPr>
+          <w:rFonts w:ascii="맑은 고딕" w:hAnsi="맑은 고딕" w:eastAsia="맑은 고딕"/>
+          <w:sz w:val="21"/>
+        </w:rPr>
+        <w:t xml:space="preserve"> / </w:t>
+      </w:r>
+      <w:r>
+        <w:rPr>
+          <w:rFonts w:ascii="Consolas" w:hAnsi="Consolas" w:eastAsia="맑은 고딕"/>
+          <w:sz w:val="21"/>
+        </w:rPr>
+        <w:t xml:space="preserve">INACTIVE</w:t>
+      </w:r>
+      <w:r>
+        <w:rPr>
+          <w:rFonts w:ascii="맑은 고딕" w:hAnsi="맑은 고딕" w:eastAsia="맑은 고딕"/>
+          <w:sz w:val="21"/>
+        </w:rPr>
+        <w:t xml:space="preserve"> / </w:t>
+      </w:r>
+      <w:r>
+        <w:rPr>
+          <w:rFonts w:ascii="Consolas" w:hAnsi="Consolas" w:eastAsia="맑은 고딕"/>
+          <w:sz w:val="21"/>
+        </w:rPr>
+        <w:t xml:space="preserve">ORA-12541</w:t>
+      </w:r>
+      <w:r>
+        <w:rPr>
+          <w:rFonts w:ascii="맑은 고딕" w:hAnsi="맑은 고딕" w:eastAsia="맑은 고딕"/>
+          <w:sz w:val="21"/>
+        </w:rPr>
+        <w:t xml:space="preserve">, 파라미터 </w:t>
+      </w:r>
+      <w:r>
+        <w:rPr>
+          <w:rFonts w:ascii="Consolas" w:hAnsi="Consolas" w:eastAsia="맑은 고딕"/>
+          <w:sz w:val="21"/>
+        </w:rPr>
+        <w:t xml:space="preserve">ENABLE</w:t>
+      </w:r>
+      <w:r>
+        <w:rPr>
+          <w:rFonts w:ascii="맑은 고딕" w:hAnsi="맑은 고딕" w:eastAsia="맑은 고딕"/>
+          <w:sz w:val="21"/>
+        </w:rPr>
+        <w:t xml:space="preserve"> → 장애.</w:t>
       </w:r>
     </w:p>
     <w:p>
       <w:r>
         <w:rPr>
           <w:rFonts w:ascii="맑은 고딕" w:hAnsi="맑은 고딕" w:eastAsia="맑은 고딕"/>
-          <w:sz w:val="21"/>
-        </w:rPr>
-        <w:t xml:space="preserve">**2단계 — 사건 기록 (Primary)**</w:t>
+          <w:b/>
+          <w:sz w:val="21"/>
+        </w:rPr>
+        <w:t xml:space="preserve">2단계 — 사건 기록 (Primary)</w:t>
       </w:r>
     </w:p>
     <w:tbl>
@@ -1645,34 +5274,226 @@
           <w:rFonts w:ascii="맑은 고딕" w:hAnsi="맑은 고딕" w:eastAsia="맑은 고딕"/>
           <w:sz w:val="21"/>
         </w:rPr>
-        <w:t xml:space="preserve">실측 Error·Warning 12541 세 행. `SEVERITY`가 아니라 `ERROR_CODE`로 본다.</w:t>
+        <w:t xml:space="preserve">실측 Error·Warning 12541 세 행. </w:t>
+      </w:r>
+      <w:r>
+        <w:rPr>
+          <w:rFonts w:ascii="Consolas" w:hAnsi="Consolas" w:eastAsia="맑은 고딕"/>
+          <w:sz w:val="21"/>
+        </w:rPr>
+        <w:t xml:space="preserve">SEVERITY</w:t>
+      </w:r>
+      <w:r>
+        <w:rPr>
+          <w:rFonts w:ascii="맑은 고딕" w:hAnsi="맑은 고딕" w:eastAsia="맑은 고딕"/>
+          <w:sz w:val="21"/>
+        </w:rPr>
+        <w:t xml:space="preserve">가 아니라 </w:t>
+      </w:r>
+      <w:r>
+        <w:rPr>
+          <w:rFonts w:ascii="Consolas" w:hAnsi="Consolas" w:eastAsia="맑은 고딕"/>
+          <w:sz w:val="21"/>
+        </w:rPr>
+        <w:t xml:space="preserve">ERROR_CODE</w:t>
+      </w:r>
+      <w:r>
+        <w:rPr>
+          <w:rFonts w:ascii="맑은 고딕" w:hAnsi="맑은 고딕" w:eastAsia="맑은 고딕"/>
+          <w:sz w:val="21"/>
+        </w:rPr>
+        <w:t xml:space="preserve">로 본다.</w:t>
       </w:r>
     </w:p>
     <w:p>
       <w:r>
         <w:rPr>
           <w:rFonts w:ascii="맑은 고딕" w:hAnsi="맑은 고딕" w:eastAsia="맑은 고딕"/>
-          <w:sz w:val="21"/>
-        </w:rPr>
-        <w:t xml:space="preserve">**3단계 — 알림 로그 (Primary)** — 접속 문자열의 HOST·PORT·SERVICE_NAME, 실패한 프로세스(`ARC1 (PID:2482)`), `archiver continuing`으로 Primary가 계속 도는지 확인.</w:t>
+          <w:b/>
+          <w:sz w:val="21"/>
+        </w:rPr>
+        <w:t xml:space="preserve">3단계 — 알림 로그 (Primary)</w:t>
+      </w:r>
+      <w:r>
+        <w:rPr>
+          <w:rFonts w:ascii="맑은 고딕" w:hAnsi="맑은 고딕" w:eastAsia="맑은 고딕"/>
+          <w:sz w:val="21"/>
+        </w:rPr>
+        <w:t xml:space="preserve"> — 접속 문자열의 HOST·PORT·SERVICE_NAME, 실패한 프로세스(</w:t>
+      </w:r>
+      <w:r>
+        <w:rPr>
+          <w:rFonts w:ascii="Consolas" w:hAnsi="Consolas" w:eastAsia="맑은 고딕"/>
+          <w:sz w:val="21"/>
+        </w:rPr>
+        <w:t xml:space="preserve">ARC1 (PID:2482)</w:t>
+      </w:r>
+      <w:r>
+        <w:rPr>
+          <w:rFonts w:ascii="맑은 고딕" w:hAnsi="맑은 고딕" w:eastAsia="맑은 고딕"/>
+          <w:sz w:val="21"/>
+        </w:rPr>
+        <w:t xml:space="preserve">), </w:t>
+      </w:r>
+      <w:r>
+        <w:rPr>
+          <w:rFonts w:ascii="Consolas" w:hAnsi="Consolas" w:eastAsia="맑은 고딕"/>
+          <w:sz w:val="21"/>
+        </w:rPr>
+        <w:t xml:space="preserve">archiver continuing</w:t>
+      </w:r>
+      <w:r>
+        <w:rPr>
+          <w:rFonts w:ascii="맑은 고딕" w:hAnsi="맑은 고딕" w:eastAsia="맑은 고딕"/>
+          <w:sz w:val="21"/>
+        </w:rPr>
+        <w:t xml:space="preserve">으로 Primary가 계속 도는지 확인.</w:t>
       </w:r>
     </w:p>
     <w:p>
       <w:r>
         <w:rPr>
           <w:rFonts w:ascii="맑은 고딕" w:hAnsi="맑은 고딕" w:eastAsia="맑은 고딕"/>
-          <w:sz w:val="21"/>
-        </w:rPr>
-        <w:t xml:space="preserve">**4단계 — Standby 상태** — MRP0 `WAIT_FOR_LOG`(뒤진 시퀀스), RFS(LGWR) 부재, `ACTIVE` SRL 0개. 두 지연은 0일 수 있으니 판정에 쓰지 않는다. `V$ARCHIVE_GAP`이 비어도 갭이 없다고 보지 않는다.</w:t>
+          <w:b/>
+          <w:sz w:val="21"/>
+        </w:rPr>
+        <w:t xml:space="preserve">4단계 — Standby 상태</w:t>
+      </w:r>
+      <w:r>
+        <w:rPr>
+          <w:rFonts w:ascii="맑은 고딕" w:hAnsi="맑은 고딕" w:eastAsia="맑은 고딕"/>
+          <w:sz w:val="21"/>
+        </w:rPr>
+        <w:t xml:space="preserve"> — MRP0 </w:t>
+      </w:r>
+      <w:r>
+        <w:rPr>
+          <w:rFonts w:ascii="Consolas" w:hAnsi="Consolas" w:eastAsia="맑은 고딕"/>
+          <w:sz w:val="21"/>
+        </w:rPr>
+        <w:t xml:space="preserve">WAIT_FOR_LOG</w:t>
+      </w:r>
+      <w:r>
+        <w:rPr>
+          <w:rFonts w:ascii="맑은 고딕" w:hAnsi="맑은 고딕" w:eastAsia="맑은 고딕"/>
+          <w:sz w:val="21"/>
+        </w:rPr>
+        <w:t xml:space="preserve">(뒤진 시퀀스), RFS(LGWR) 부재, </w:t>
+      </w:r>
+      <w:r>
+        <w:rPr>
+          <w:rFonts w:ascii="Consolas" w:hAnsi="Consolas" w:eastAsia="맑은 고딕"/>
+          <w:sz w:val="21"/>
+        </w:rPr>
+        <w:t xml:space="preserve">ACTIVE</w:t>
+      </w:r>
+      <w:r>
+        <w:rPr>
+          <w:rFonts w:ascii="맑은 고딕" w:hAnsi="맑은 고딕" w:eastAsia="맑은 고딕"/>
+          <w:sz w:val="21"/>
+        </w:rPr>
+        <w:t xml:space="preserve"> SRL 0개. 두 지연은 0일 수 있으니 판정에 쓰지 않는다. </w:t>
+      </w:r>
+      <w:r>
+        <w:rPr>
+          <w:rFonts w:ascii="Consolas" w:hAnsi="Consolas" w:eastAsia="맑은 고딕"/>
+          <w:sz w:val="21"/>
+        </w:rPr>
+        <w:t xml:space="preserve">V$ARCHIVE_GAP</w:t>
+      </w:r>
+      <w:r>
+        <w:rPr>
+          <w:rFonts w:ascii="맑은 고딕" w:hAnsi="맑은 고딕" w:eastAsia="맑은 고딕"/>
+          <w:sz w:val="21"/>
+        </w:rPr>
+        <w:t xml:space="preserve">이 비어도 갭이 없다고 보지 않는다.</w:t>
       </w:r>
     </w:p>
     <w:p>
       <w:r>
         <w:rPr>
           <w:rFonts w:ascii="맑은 고딕" w:hAnsi="맑은 고딕" w:eastAsia="맑은 고딕"/>
-          <w:sz w:val="21"/>
-        </w:rPr>
-        <w:t xml:space="preserve">**5단계 — 원인 제거와 재확인** — 리스너 기동 후 `ReopenSecs`(실측 약 4~5분)를 기다리거나 `LogShipping` OFF→ON으로 재촉한다. `VALID`, `ACTIVE` SRL 1개, 시퀀스 일치, 그리고 한 주기 뒤 `SUCCESS`를 확인한다.</w:t>
+          <w:b/>
+          <w:sz w:val="21"/>
+        </w:rPr>
+        <w:t xml:space="preserve">5단계 — 원인 제거와 재확인</w:t>
+      </w:r>
+      <w:r>
+        <w:rPr>
+          <w:rFonts w:ascii="맑은 고딕" w:hAnsi="맑은 고딕" w:eastAsia="맑은 고딕"/>
+          <w:sz w:val="21"/>
+        </w:rPr>
+        <w:t xml:space="preserve"> — 리스너 기동 후 </w:t>
+      </w:r>
+      <w:r>
+        <w:rPr>
+          <w:rFonts w:ascii="Consolas" w:hAnsi="Consolas" w:eastAsia="맑은 고딕"/>
+          <w:sz w:val="21"/>
+        </w:rPr>
+        <w:t xml:space="preserve">ReopenSecs</w:t>
+      </w:r>
+      <w:r>
+        <w:rPr>
+          <w:rFonts w:ascii="맑은 고딕" w:hAnsi="맑은 고딕" w:eastAsia="맑은 고딕"/>
+          <w:sz w:val="21"/>
+        </w:rPr>
+        <w:t xml:space="preserve">(실측 약 4~5분)를 기다리거나 </w:t>
+      </w:r>
+      <w:r>
+        <w:rPr>
+          <w:rFonts w:ascii="Consolas" w:hAnsi="Consolas" w:eastAsia="맑은 고딕"/>
+          <w:sz w:val="21"/>
+        </w:rPr>
+        <w:t xml:space="preserve">LogShipping</w:t>
+      </w:r>
+      <w:r>
+        <w:rPr>
+          <w:rFonts w:ascii="맑은 고딕" w:hAnsi="맑은 고딕" w:eastAsia="맑은 고딕"/>
+          <w:sz w:val="21"/>
+        </w:rPr>
+        <w:t xml:space="preserve"> OFF→ON으로 재촉한다. </w:t>
+      </w:r>
+      <w:r>
+        <w:rPr>
+          <w:rFonts w:ascii="Consolas" w:hAnsi="Consolas" w:eastAsia="맑은 고딕"/>
+          <w:sz w:val="21"/>
+        </w:rPr>
+        <w:t xml:space="preserve">VALID</w:t>
+      </w:r>
+      <w:r>
+        <w:rPr>
+          <w:rFonts w:ascii="맑은 고딕" w:hAnsi="맑은 고딕" w:eastAsia="맑은 고딕"/>
+          <w:sz w:val="21"/>
+        </w:rPr>
+        <w:t xml:space="preserve">, </w:t>
+      </w:r>
+      <w:r>
+        <w:rPr>
+          <w:rFonts w:ascii="Consolas" w:hAnsi="Consolas" w:eastAsia="맑은 고딕"/>
+          <w:sz w:val="21"/>
+        </w:rPr>
+        <w:t xml:space="preserve">ACTIVE</w:t>
+      </w:r>
+      <w:r>
+        <w:rPr>
+          <w:rFonts w:ascii="맑은 고딕" w:hAnsi="맑은 고딕" w:eastAsia="맑은 고딕"/>
+          <w:sz w:val="21"/>
+        </w:rPr>
+        <w:t xml:space="preserve"> SRL 1개, 시퀀스 일치, 그리고 한 주기 뒤 </w:t>
+      </w:r>
+      <w:r>
+        <w:rPr>
+          <w:rFonts w:ascii="Consolas" w:hAnsi="Consolas" w:eastAsia="맑은 고딕"/>
+          <w:sz w:val="21"/>
+        </w:rPr>
+        <w:t xml:space="preserve">SUCCESS</w:t>
+      </w:r>
+      <w:r>
+        <w:rPr>
+          <w:rFonts w:ascii="맑은 고딕" w:hAnsi="맑은 고딕" w:eastAsia="맑은 고딕"/>
+          <w:sz w:val="21"/>
+        </w:rPr>
+        <w:t xml:space="preserve">를 확인한다.</w:t>
       </w:r>
     </w:p>
     <w:p>
@@ -1707,9 +5528,10 @@
       <w:r>
         <w:rPr>
           <w:rFonts w:ascii="맑은 고딕" w:hAnsi="맑은 고딕" w:eastAsia="맑은 고딕"/>
-          <w:sz w:val="21"/>
-        </w:rPr>
-        <w:t xml:space="preserve">**1단계 — 적용 모드**</w:t>
+          <w:b/>
+          <w:sz w:val="21"/>
+        </w:rPr>
+        <w:t xml:space="preserve">1단계 — 적용 모드</w:t>
       </w:r>
     </w:p>
     <w:tbl>
@@ -1750,16 +5572,45 @@
           <w:rFonts w:ascii="맑은 고딕" w:hAnsi="맑은 고딕" w:eastAsia="맑은 고딕"/>
           <w:sz w:val="21"/>
         </w:rPr>
-        <w:t xml:space="preserve">기댓값 `VALID`, `MANAGED REAL TIME APPLY`(Standby에서).</w:t>
+        <w:t xml:space="preserve">기댓값 </w:t>
+      </w:r>
+      <w:r>
+        <w:rPr>
+          <w:rFonts w:ascii="Consolas" w:hAnsi="Consolas" w:eastAsia="맑은 고딕"/>
+          <w:sz w:val="21"/>
+        </w:rPr>
+        <w:t xml:space="preserve">VALID</w:t>
+      </w:r>
+      <w:r>
+        <w:rPr>
+          <w:rFonts w:ascii="맑은 고딕" w:hAnsi="맑은 고딕" w:eastAsia="맑은 고딕"/>
+          <w:sz w:val="21"/>
+        </w:rPr>
+        <w:t xml:space="preserve">, </w:t>
+      </w:r>
+      <w:r>
+        <w:rPr>
+          <w:rFonts w:ascii="Consolas" w:hAnsi="Consolas" w:eastAsia="맑은 고딕"/>
+          <w:sz w:val="21"/>
+        </w:rPr>
+        <w:t xml:space="preserve">MANAGED REAL TIME APPLY</w:t>
+      </w:r>
+      <w:r>
+        <w:rPr>
+          <w:rFonts w:ascii="맑은 고딕" w:hAnsi="맑은 고딕" w:eastAsia="맑은 고딕"/>
+          <w:sz w:val="21"/>
+        </w:rPr>
+        <w:t xml:space="preserve">(Standby에서).</w:t>
       </w:r>
     </w:p>
     <w:p>
       <w:r>
         <w:rPr>
           <w:rFonts w:ascii="맑은 고딕" w:hAnsi="맑은 고딕" w:eastAsia="맑은 고딕"/>
-          <w:sz w:val="21"/>
-        </w:rPr>
-        <w:t xml:space="preserve">**2단계 — 프로세스**</w:t>
+          <w:b/>
+          <w:sz w:val="21"/>
+        </w:rPr>
+        <w:t xml:space="preserve">2단계 — 프로세스</w:t>
       </w:r>
     </w:p>
     <w:tbl>
@@ -1813,43 +5664,257 @@
           <w:rFonts w:ascii="맑은 고딕" w:hAnsi="맑은 고딕" w:eastAsia="맑은 고딕"/>
           <w:sz w:val="21"/>
         </w:rPr>
-        <w:t xml:space="preserve">기댓값 MRP0 `APPLYING_LOG`, RFS(`LGWR`)와 MRP0의 `SEQUENCE#`·`BLOCK#` 일치(실측 74, 17964).</w:t>
+        <w:t xml:space="preserve">기댓값 MRP0 </w:t>
+      </w:r>
+      <w:r>
+        <w:rPr>
+          <w:rFonts w:ascii="Consolas" w:hAnsi="Consolas" w:eastAsia="맑은 고딕"/>
+          <w:sz w:val="21"/>
+        </w:rPr>
+        <w:t xml:space="preserve">APPLYING_LOG</w:t>
+      </w:r>
+      <w:r>
+        <w:rPr>
+          <w:rFonts w:ascii="맑은 고딕" w:hAnsi="맑은 고딕" w:eastAsia="맑은 고딕"/>
+          <w:sz w:val="21"/>
+        </w:rPr>
+        <w:t xml:space="preserve">, RFS(</w:t>
+      </w:r>
+      <w:r>
+        <w:rPr>
+          <w:rFonts w:ascii="Consolas" w:hAnsi="Consolas" w:eastAsia="맑은 고딕"/>
+          <w:sz w:val="21"/>
+        </w:rPr>
+        <w:t xml:space="preserve">LGWR</w:t>
+      </w:r>
+      <w:r>
+        <w:rPr>
+          <w:rFonts w:ascii="맑은 고딕" w:hAnsi="맑은 고딕" w:eastAsia="맑은 고딕"/>
+          <w:sz w:val="21"/>
+        </w:rPr>
+        <w:t xml:space="preserve">)와 MRP0의 </w:t>
+      </w:r>
+      <w:r>
+        <w:rPr>
+          <w:rFonts w:ascii="Consolas" w:hAnsi="Consolas" w:eastAsia="맑은 고딕"/>
+          <w:sz w:val="21"/>
+        </w:rPr>
+        <w:t xml:space="preserve">SEQUENCE#</w:t>
+      </w:r>
+      <w:r>
+        <w:rPr>
+          <w:rFonts w:ascii="맑은 고딕" w:hAnsi="맑은 고딕" w:eastAsia="맑은 고딕"/>
+          <w:sz w:val="21"/>
+        </w:rPr>
+        <w:t xml:space="preserve">·</w:t>
+      </w:r>
+      <w:r>
+        <w:rPr>
+          <w:rFonts w:ascii="Consolas" w:hAnsi="Consolas" w:eastAsia="맑은 고딕"/>
+          <w:sz w:val="21"/>
+        </w:rPr>
+        <w:t xml:space="preserve">BLOCK#</w:t>
+      </w:r>
+      <w:r>
+        <w:rPr>
+          <w:rFonts w:ascii="맑은 고딕" w:hAnsi="맑은 고딕" w:eastAsia="맑은 고딕"/>
+          <w:sz w:val="21"/>
+        </w:rPr>
+        <w:t xml:space="preserve"> 일치(실측 74, 17964).</w:t>
       </w:r>
     </w:p>
     <w:p>
       <w:r>
         <w:rPr>
           <w:rFonts w:ascii="맑은 고딕" w:hAnsi="맑은 고딕" w:eastAsia="맑은 고딕"/>
-          <w:sz w:val="21"/>
-        </w:rPr>
-        <w:t xml:space="preserve">**3단계 — SRL** — `V$STANDBY_LOG`의 `ACTIVE` 정확히 1개, 그 시퀀스 74.</w:t>
+          <w:b/>
+          <w:sz w:val="21"/>
+        </w:rPr>
+        <w:t xml:space="preserve">3단계 — SRL</w:t>
+      </w:r>
+      <w:r>
+        <w:rPr>
+          <w:rFonts w:ascii="맑은 고딕" w:hAnsi="맑은 고딕" w:eastAsia="맑은 고딕"/>
+          <w:sz w:val="21"/>
+        </w:rPr>
+        <w:t xml:space="preserve"> — </w:t>
+      </w:r>
+      <w:r>
+        <w:rPr>
+          <w:rFonts w:ascii="Consolas" w:hAnsi="Consolas" w:eastAsia="맑은 고딕"/>
+          <w:sz w:val="21"/>
+        </w:rPr>
+        <w:t xml:space="preserve">V$STANDBY_LOG</w:t>
+      </w:r>
+      <w:r>
+        <w:rPr>
+          <w:rFonts w:ascii="맑은 고딕" w:hAnsi="맑은 고딕" w:eastAsia="맑은 고딕"/>
+          <w:sz w:val="21"/>
+        </w:rPr>
+        <w:t xml:space="preserve">의 </w:t>
+      </w:r>
+      <w:r>
+        <w:rPr>
+          <w:rFonts w:ascii="Consolas" w:hAnsi="Consolas" w:eastAsia="맑은 고딕"/>
+          <w:sz w:val="21"/>
+        </w:rPr>
+        <w:t xml:space="preserve">ACTIVE</w:t>
+      </w:r>
+      <w:r>
+        <w:rPr>
+          <w:rFonts w:ascii="맑은 고딕" w:hAnsi="맑은 고딕" w:eastAsia="맑은 고딕"/>
+          <w:sz w:val="21"/>
+        </w:rPr>
+        <w:t xml:space="preserve"> 정확히 1개, 그 시퀀스 74.</w:t>
       </w:r>
     </w:p>
     <w:p>
       <w:r>
         <w:rPr>
           <w:rFonts w:ascii="맑은 고딕" w:hAnsi="맑은 고딕" w:eastAsia="맑은 고딕"/>
-          <w:sz w:val="21"/>
-        </w:rPr>
-        <w:t xml:space="preserve">**4단계 — Primary와 대조** — `V$LOG`의 `CURRENT` 시퀀스 74. 세 곳의 숫자가 같다.</w:t>
+          <w:b/>
+          <w:sz w:val="21"/>
+        </w:rPr>
+        <w:t xml:space="preserve">4단계 — Primary와 대조</w:t>
+      </w:r>
+      <w:r>
+        <w:rPr>
+          <w:rFonts w:ascii="맑은 고딕" w:hAnsi="맑은 고딕" w:eastAsia="맑은 고딕"/>
+          <w:sz w:val="21"/>
+        </w:rPr>
+        <w:t xml:space="preserve"> — </w:t>
+      </w:r>
+      <w:r>
+        <w:rPr>
+          <w:rFonts w:ascii="Consolas" w:hAnsi="Consolas" w:eastAsia="맑은 고딕"/>
+          <w:sz w:val="21"/>
+        </w:rPr>
+        <w:t xml:space="preserve">V$LOG</w:t>
+      </w:r>
+      <w:r>
+        <w:rPr>
+          <w:rFonts w:ascii="맑은 고딕" w:hAnsi="맑은 고딕" w:eastAsia="맑은 고딕"/>
+          <w:sz w:val="21"/>
+        </w:rPr>
+        <w:t xml:space="preserve">의 </w:t>
+      </w:r>
+      <w:r>
+        <w:rPr>
+          <w:rFonts w:ascii="Consolas" w:hAnsi="Consolas" w:eastAsia="맑은 고딕"/>
+          <w:sz w:val="21"/>
+        </w:rPr>
+        <w:t xml:space="preserve">CURRENT</w:t>
+      </w:r>
+      <w:r>
+        <w:rPr>
+          <w:rFonts w:ascii="맑은 고딕" w:hAnsi="맑은 고딕" w:eastAsia="맑은 고딕"/>
+          <w:sz w:val="21"/>
+        </w:rPr>
+        <w:t xml:space="preserve"> 시퀀스 74. 세 곳의 숫자가 같다.</w:t>
       </w:r>
     </w:p>
     <w:p>
       <w:r>
         <w:rPr>
           <w:rFonts w:ascii="맑은 고딕" w:hAnsi="맑은 고딕" w:eastAsia="맑은 고딕"/>
-          <w:sz w:val="21"/>
-        </w:rPr>
-        <w:t xml:space="preserve">**5단계 — 지연(보조)** — `V$DATAGUARD_STATS`의 두 지연 0. 단독으로는 증거가 아니다.</w:t>
+          <w:b/>
+          <w:sz w:val="21"/>
+        </w:rPr>
+        <w:t xml:space="preserve">5단계 — 지연(보조)</w:t>
+      </w:r>
+      <w:r>
+        <w:rPr>
+          <w:rFonts w:ascii="맑은 고딕" w:hAnsi="맑은 고딕" w:eastAsia="맑은 고딕"/>
+          <w:sz w:val="21"/>
+        </w:rPr>
+        <w:t xml:space="preserve"> — </w:t>
+      </w:r>
+      <w:r>
+        <w:rPr>
+          <w:rFonts w:ascii="Consolas" w:hAnsi="Consolas" w:eastAsia="맑은 고딕"/>
+          <w:sz w:val="21"/>
+        </w:rPr>
+        <w:t xml:space="preserve">V$DATAGUARD_STATS</w:t>
+      </w:r>
+      <w:r>
+        <w:rPr>
+          <w:rFonts w:ascii="맑은 고딕" w:hAnsi="맑은 고딕" w:eastAsia="맑은 고딕"/>
+          <w:sz w:val="21"/>
+        </w:rPr>
+        <w:t xml:space="preserve">의 두 지연 0. 단독으로는 증거가 아니다.</w:t>
       </w:r>
     </w:p>
     <w:p>
       <w:r>
         <w:rPr>
           <w:rFonts w:ascii="맑은 고딕" w:hAnsi="맑은 고딕" w:eastAsia="맑은 고딕"/>
-          <w:sz w:val="21"/>
-        </w:rPr>
-        <w:t xml:space="preserve">**증거로 쓰면 안 되는 값** — `APPLIED_SEQ#`(실시간 적용에서는 0), `V$ARCHIVED_LOG`의 `dest_id=1` 행(로컬이라 영원히 NO), 단독의 두 지연(끊겨도 0), 비어 있는 `V$ARCHIVE_GAP`(통신이 끊겨도 빈다).</w:t>
+          <w:b/>
+          <w:sz w:val="21"/>
+        </w:rPr>
+        <w:t xml:space="preserve">증거로 쓰면 안 되는 값</w:t>
+      </w:r>
+      <w:r>
+        <w:rPr>
+          <w:rFonts w:ascii="맑은 고딕" w:hAnsi="맑은 고딕" w:eastAsia="맑은 고딕"/>
+          <w:sz w:val="21"/>
+        </w:rPr>
+        <w:t xml:space="preserve"> — </w:t>
+      </w:r>
+      <w:r>
+        <w:rPr>
+          <w:rFonts w:ascii="Consolas" w:hAnsi="Consolas" w:eastAsia="맑은 고딕"/>
+          <w:sz w:val="21"/>
+        </w:rPr>
+        <w:t xml:space="preserve">APPLIED_SEQ#</w:t>
+      </w:r>
+      <w:r>
+        <w:rPr>
+          <w:rFonts w:ascii="맑은 고딕" w:hAnsi="맑은 고딕" w:eastAsia="맑은 고딕"/>
+          <w:sz w:val="21"/>
+        </w:rPr>
+        <w:t xml:space="preserve">(실시간 적용에서는 0), </w:t>
+      </w:r>
+      <w:r>
+        <w:rPr>
+          <w:rFonts w:ascii="Consolas" w:hAnsi="Consolas" w:eastAsia="맑은 고딕"/>
+          <w:sz w:val="21"/>
+        </w:rPr>
+        <w:t xml:space="preserve">V$ARCHIVED_LOG</w:t>
+      </w:r>
+      <w:r>
+        <w:rPr>
+          <w:rFonts w:ascii="맑은 고딕" w:hAnsi="맑은 고딕" w:eastAsia="맑은 고딕"/>
+          <w:sz w:val="21"/>
+        </w:rPr>
+        <w:t xml:space="preserve">의 </w:t>
+      </w:r>
+      <w:r>
+        <w:rPr>
+          <w:rFonts w:ascii="Consolas" w:hAnsi="Consolas" w:eastAsia="맑은 고딕"/>
+          <w:sz w:val="21"/>
+        </w:rPr>
+        <w:t xml:space="preserve">dest_id=1</w:t>
+      </w:r>
+      <w:r>
+        <w:rPr>
+          <w:rFonts w:ascii="맑은 고딕" w:hAnsi="맑은 고딕" w:eastAsia="맑은 고딕"/>
+          <w:sz w:val="21"/>
+        </w:rPr>
+        <w:t xml:space="preserve"> 행(로컬이라 영원히 NO), 단독의 두 지연(끊겨도 0), 비어 있는 </w:t>
+      </w:r>
+      <w:r>
+        <w:rPr>
+          <w:rFonts w:ascii="Consolas" w:hAnsi="Consolas" w:eastAsia="맑은 고딕"/>
+          <w:sz w:val="21"/>
+        </w:rPr>
+        <w:t xml:space="preserve">V$ARCHIVE_GAP</w:t>
+      </w:r>
+      <w:r>
+        <w:rPr>
+          <w:rFonts w:ascii="맑은 고딕" w:hAnsi="맑은 고딕" w:eastAsia="맑은 고딕"/>
+          <w:sz w:val="21"/>
+        </w:rPr>
+        <w:t xml:space="preserve">(통신이 끊겨도 빈다).</w:t>
       </w:r>
     </w:p>
     <w:p>
@@ -1884,45 +5949,113 @@
       <w:r>
         <w:rPr>
           <w:rFonts w:ascii="맑은 고딕" w:hAnsi="맑은 고딕" w:eastAsia="맑은 고딕"/>
-          <w:sz w:val="21"/>
-        </w:rPr>
-        <w:t xml:space="preserve">**준비**</w:t>
+          <w:b/>
+          <w:sz w:val="21"/>
+        </w:rPr>
+        <w:t xml:space="preserve">준비</w:t>
       </w:r>
     </w:p>
     <w:p>
       <w:r>
         <w:rPr>
           <w:rFonts w:ascii="맑은 고딕" w:hAnsi="맑은 고딕" w:eastAsia="맑은 고딕"/>
-          <w:sz w:val="21"/>
-        </w:rPr>
-        <w:t xml:space="preserve">**①** 위층에서 원인이 보이는지 먼저 확인한다 — 목적지 `ERROR`, `V$DATAGUARD_STATUS`의 `ERROR_CODE`, 알림 로그. 여기서 원인이 나오면 추적은 필요 없다.</w:t>
+          <w:b/>
+          <w:sz w:val="21"/>
+        </w:rPr>
+        <w:t xml:space="preserve">①</w:t>
+      </w:r>
+      <w:r>
+        <w:rPr>
+          <w:rFonts w:ascii="맑은 고딕" w:hAnsi="맑은 고딕" w:eastAsia="맑은 고딕"/>
+          <w:sz w:val="21"/>
+        </w:rPr>
+        <w:t xml:space="preserve"> 위층에서 원인이 보이는지 먼저 확인한다 — 목적지 </w:t>
+      </w:r>
+      <w:r>
+        <w:rPr>
+          <w:rFonts w:ascii="Consolas" w:hAnsi="Consolas" w:eastAsia="맑은 고딕"/>
+          <w:sz w:val="21"/>
+        </w:rPr>
+        <w:t xml:space="preserve">ERROR</w:t>
+      </w:r>
+      <w:r>
+        <w:rPr>
+          <w:rFonts w:ascii="맑은 고딕" w:hAnsi="맑은 고딕" w:eastAsia="맑은 고딕"/>
+          <w:sz w:val="21"/>
+        </w:rPr>
+        <w:t xml:space="preserve">, </w:t>
+      </w:r>
+      <w:r>
+        <w:rPr>
+          <w:rFonts w:ascii="Consolas" w:hAnsi="Consolas" w:eastAsia="맑은 고딕"/>
+          <w:sz w:val="21"/>
+        </w:rPr>
+        <w:t xml:space="preserve">V$DATAGUARD_STATUS</w:t>
+      </w:r>
+      <w:r>
+        <w:rPr>
+          <w:rFonts w:ascii="맑은 고딕" w:hAnsi="맑은 고딕" w:eastAsia="맑은 고딕"/>
+          <w:sz w:val="21"/>
+        </w:rPr>
+        <w:t xml:space="preserve">의 </w:t>
+      </w:r>
+      <w:r>
+        <w:rPr>
+          <w:rFonts w:ascii="Consolas" w:hAnsi="Consolas" w:eastAsia="맑은 고딕"/>
+          <w:sz w:val="21"/>
+        </w:rPr>
+        <w:t xml:space="preserve">ERROR_CODE</w:t>
+      </w:r>
+      <w:r>
+        <w:rPr>
+          <w:rFonts w:ascii="맑은 고딕" w:hAnsi="맑은 고딕" w:eastAsia="맑은 고딕"/>
+          <w:sz w:val="21"/>
+        </w:rPr>
+        <w:t xml:space="preserve">, 알림 로그. 여기서 원인이 나오면 추적은 필요 없다.</w:t>
       </w:r>
     </w:p>
     <w:p>
       <w:r>
         <w:rPr>
           <w:rFonts w:ascii="맑은 고딕" w:hAnsi="맑은 고딕" w:eastAsia="맑은 고딕"/>
-          <w:sz w:val="21"/>
-        </w:rPr>
-        <w:t xml:space="preserve">**②** 수준을 정한다. 목적지 상태와 활동을 보려면 12(=4+8)가 적당하다. 전부 켜지 않는다.</w:t>
+          <w:b/>
+          <w:sz w:val="21"/>
+        </w:rPr>
+        <w:t xml:space="preserve">②</w:t>
+      </w:r>
+      <w:r>
+        <w:rPr>
+          <w:rFonts w:ascii="맑은 고딕" w:hAnsi="맑은 고딕" w:eastAsia="맑은 고딕"/>
+          <w:sz w:val="21"/>
+        </w:rPr>
+        <w:t xml:space="preserve"> 수준을 정한다. 목적지 상태와 활동을 보려면 12(=4+8)가 적당하다. 전부 켜지 않는다.</w:t>
       </w:r>
     </w:p>
     <w:p>
       <w:r>
         <w:rPr>
           <w:rFonts w:ascii="맑은 고딕" w:hAnsi="맑은 고딕" w:eastAsia="맑은 고딕"/>
-          <w:sz w:val="21"/>
-        </w:rPr>
-        <w:t xml:space="preserve">**③** ADR 파일 시스템 공간을 확인하고 추적 시간을 정한다(예: 느려지는 시간대 30분).</w:t>
+          <w:b/>
+          <w:sz w:val="21"/>
+        </w:rPr>
+        <w:t xml:space="preserve">③</w:t>
+      </w:r>
+      <w:r>
+        <w:rPr>
+          <w:rFonts w:ascii="맑은 고딕" w:hAnsi="맑은 고딕" w:eastAsia="맑은 고딕"/>
+          <w:sz w:val="21"/>
+        </w:rPr>
+        <w:t xml:space="preserve"> ADR 파일 시스템 공간을 확인하고 추적 시간을 정한다(예: 느려지는 시간대 30분).</w:t>
       </w:r>
     </w:p>
     <w:p>
       <w:r>
         <w:rPr>
           <w:rFonts w:ascii="맑은 고딕" w:hAnsi="맑은 고딕" w:eastAsia="맑은 고딕"/>
-          <w:sz w:val="21"/>
-        </w:rPr>
-        <w:t xml:space="preserve">**수집**</w:t>
+          <w:b/>
+          <w:sz w:val="21"/>
+        </w:rPr>
+        <w:t xml:space="preserve">수집</w:t>
       </w:r>
     </w:p>
     <w:tbl>
@@ -1963,25 +6096,195 @@
           <w:rFonts w:ascii="맑은 고딕" w:hAnsi="맑은 고딕" w:eastAsia="맑은 고딕"/>
           <w:sz w:val="21"/>
         </w:rPr>
-        <w:t xml:space="preserve">알림 로그에 `SCOPE=BOTH`로 기록되는 것을 확인한다. 알림 로그의 `TT04 (PID:7487) ... LAD:2` 같은 줄로 실시간 전송 프로세스를 식별하고 `chicago_tt04_7487.trc`를 대상으로 삼는다.</w:t>
+        <w:t xml:space="preserve">알림 로그에 </w:t>
+      </w:r>
+      <w:r>
+        <w:rPr>
+          <w:rFonts w:ascii="Consolas" w:hAnsi="Consolas" w:eastAsia="맑은 고딕"/>
+          <w:sz w:val="21"/>
+        </w:rPr>
+        <w:t xml:space="preserve">SCOPE=BOTH</w:t>
+      </w:r>
+      <w:r>
+        <w:rPr>
+          <w:rFonts w:ascii="맑은 고딕" w:hAnsi="맑은 고딕" w:eastAsia="맑은 고딕"/>
+          <w:sz w:val="21"/>
+        </w:rPr>
+        <w:t xml:space="preserve">로 기록되는 것을 확인한다. 알림 로그의 </w:t>
+      </w:r>
+      <w:r>
+        <w:rPr>
+          <w:rFonts w:ascii="Consolas" w:hAnsi="Consolas" w:eastAsia="맑은 고딕"/>
+          <w:sz w:val="21"/>
+        </w:rPr>
+        <w:t xml:space="preserve">TT04 (PID:7487) ... LAD:2</w:t>
+      </w:r>
+      <w:r>
+        <w:rPr>
+          <w:rFonts w:ascii="맑은 고딕" w:hAnsi="맑은 고딕" w:eastAsia="맑은 고딕"/>
+          <w:sz w:val="21"/>
+        </w:rPr>
+        <w:t xml:space="preserve"> 같은 줄로 실시간 전송 프로세스를 식별하고 </w:t>
+      </w:r>
+      <w:r>
+        <w:rPr>
+          <w:rFonts w:ascii="Consolas" w:hAnsi="Consolas" w:eastAsia="맑은 고딕"/>
+          <w:sz w:val="21"/>
+        </w:rPr>
+        <w:t xml:space="preserve">chicago_tt04_7487.trc</w:t>
+      </w:r>
+      <w:r>
+        <w:rPr>
+          <w:rFonts w:ascii="맑은 고딕" w:hAnsi="맑은 고딕" w:eastAsia="맑은 고딕"/>
+          <w:sz w:val="21"/>
+        </w:rPr>
+        <w:t xml:space="preserve">를 대상으로 삼는다.</w:t>
       </w:r>
     </w:p>
     <w:p>
       <w:r>
         <w:rPr>
           <w:rFonts w:ascii="맑은 고딕" w:hAnsi="맑은 고딕" w:eastAsia="맑은 고딕"/>
-          <w:sz w:val="21"/>
-        </w:rPr>
-        <w:t xml:space="preserve">**분석** — 평소의 모습(`Acquiring LGWR NS Write latch`, `Sleeping for 100 centi-second(s)`, `No work found`)과 비교해 대기·재시도·오류가 나타나는 시점을 찾는다. 같은 시간대 알림 로그의 `Checkpoint not complete` 빈도도 본다. 잦으면 리두 크기나 그룹 수가 원인일 수 있다. 내부 소스 위치(`krsu.c:...`)는 해석하지 않는다.</w:t>
+          <w:b/>
+          <w:sz w:val="21"/>
+        </w:rPr>
+        <w:t xml:space="preserve">분석</w:t>
+      </w:r>
+      <w:r>
+        <w:rPr>
+          <w:rFonts w:ascii="맑은 고딕" w:hAnsi="맑은 고딕" w:eastAsia="맑은 고딕"/>
+          <w:sz w:val="21"/>
+        </w:rPr>
+        <w:t xml:space="preserve"> — 평소의 모습(</w:t>
+      </w:r>
+      <w:r>
+        <w:rPr>
+          <w:rFonts w:ascii="Consolas" w:hAnsi="Consolas" w:eastAsia="맑은 고딕"/>
+          <w:sz w:val="21"/>
+        </w:rPr>
+        <w:t xml:space="preserve">Acquiring LGWR NS Write latch</w:t>
+      </w:r>
+      <w:r>
+        <w:rPr>
+          <w:rFonts w:ascii="맑은 고딕" w:hAnsi="맑은 고딕" w:eastAsia="맑은 고딕"/>
+          <w:sz w:val="21"/>
+        </w:rPr>
+        <w:t xml:space="preserve">, </w:t>
+      </w:r>
+      <w:r>
+        <w:rPr>
+          <w:rFonts w:ascii="Consolas" w:hAnsi="Consolas" w:eastAsia="맑은 고딕"/>
+          <w:sz w:val="21"/>
+        </w:rPr>
+        <w:t xml:space="preserve">Sleeping for 100 centi-second(s)</w:t>
+      </w:r>
+      <w:r>
+        <w:rPr>
+          <w:rFonts w:ascii="맑은 고딕" w:hAnsi="맑은 고딕" w:eastAsia="맑은 고딕"/>
+          <w:sz w:val="21"/>
+        </w:rPr>
+        <w:t xml:space="preserve">, </w:t>
+      </w:r>
+      <w:r>
+        <w:rPr>
+          <w:rFonts w:ascii="Consolas" w:hAnsi="Consolas" w:eastAsia="맑은 고딕"/>
+          <w:sz w:val="21"/>
+        </w:rPr>
+        <w:t xml:space="preserve">No work found</w:t>
+      </w:r>
+      <w:r>
+        <w:rPr>
+          <w:rFonts w:ascii="맑은 고딕" w:hAnsi="맑은 고딕" w:eastAsia="맑은 고딕"/>
+          <w:sz w:val="21"/>
+        </w:rPr>
+        <w:t xml:space="preserve">)과 비교해 대기·재시도·오류가 나타나는 시점을 찾는다. 같은 시간대 알림 로그의 </w:t>
+      </w:r>
+      <w:r>
+        <w:rPr>
+          <w:rFonts w:ascii="Consolas" w:hAnsi="Consolas" w:eastAsia="맑은 고딕"/>
+          <w:sz w:val="21"/>
+        </w:rPr>
+        <w:t xml:space="preserve">Checkpoint not complete</w:t>
+      </w:r>
+      <w:r>
+        <w:rPr>
+          <w:rFonts w:ascii="맑은 고딕" w:hAnsi="맑은 고딕" w:eastAsia="맑은 고딕"/>
+          <w:sz w:val="21"/>
+        </w:rPr>
+        <w:t xml:space="preserve"> 빈도도 본다. 잦으면 리두 크기나 그룹 수가 원인일 수 있다. 내부 소스 위치(</w:t>
+      </w:r>
+      <w:r>
+        <w:rPr>
+          <w:rFonts w:ascii="Consolas" w:hAnsi="Consolas" w:eastAsia="맑은 고딕"/>
+          <w:sz w:val="21"/>
+        </w:rPr>
+        <w:t xml:space="preserve">krsu.c:...</w:t>
+      </w:r>
+      <w:r>
+        <w:rPr>
+          <w:rFonts w:ascii="맑은 고딕" w:hAnsi="맑은 고딕" w:eastAsia="맑은 고딕"/>
+          <w:sz w:val="21"/>
+        </w:rPr>
+        <w:t xml:space="preserve">)는 해석하지 않는다.</w:t>
       </w:r>
     </w:p>
     <w:p>
       <w:r>
         <w:rPr>
           <w:rFonts w:ascii="맑은 고딕" w:hAnsi="맑은 고딕" w:eastAsia="맑은 고딕"/>
-          <w:sz w:val="21"/>
-        </w:rPr>
-        <w:t xml:space="preserve">**원복** — `ALTER SYSTEM SET log_archive_trace=0;` 후 `V$PARAMETER`로 0 확인. 필요 없는 트레이스는 `adrci`로 정리한다.</w:t>
+          <w:b/>
+          <w:sz w:val="21"/>
+        </w:rPr>
+        <w:t xml:space="preserve">원복</w:t>
+      </w:r>
+      <w:r>
+        <w:rPr>
+          <w:rFonts w:ascii="맑은 고딕" w:hAnsi="맑은 고딕" w:eastAsia="맑은 고딕"/>
+          <w:sz w:val="21"/>
+        </w:rPr>
+        <w:t xml:space="preserve"> — </w:t>
+      </w:r>
+      <w:r>
+        <w:rPr>
+          <w:rFonts w:ascii="Consolas" w:hAnsi="Consolas" w:eastAsia="맑은 고딕"/>
+          <w:sz w:val="21"/>
+        </w:rPr>
+        <w:t xml:space="preserve">ALTER SYSTEM SET log_archive_trace=0;</w:t>
+      </w:r>
+      <w:r>
+        <w:rPr>
+          <w:rFonts w:ascii="맑은 고딕" w:hAnsi="맑은 고딕" w:eastAsia="맑은 고딕"/>
+          <w:sz w:val="21"/>
+        </w:rPr>
+        <w:t xml:space="preserve"> 후 </w:t>
+      </w:r>
+      <w:r>
+        <w:rPr>
+          <w:rFonts w:ascii="Consolas" w:hAnsi="Consolas" w:eastAsia="맑은 고딕"/>
+          <w:sz w:val="21"/>
+        </w:rPr>
+        <w:t xml:space="preserve">V$PARAMETER</w:t>
+      </w:r>
+      <w:r>
+        <w:rPr>
+          <w:rFonts w:ascii="맑은 고딕" w:hAnsi="맑은 고딕" w:eastAsia="맑은 고딕"/>
+          <w:sz w:val="21"/>
+        </w:rPr>
+        <w:t xml:space="preserve">로 0 확인. 필요 없는 트레이스는 </w:t>
+      </w:r>
+      <w:r>
+        <w:rPr>
+          <w:rFonts w:ascii="Consolas" w:hAnsi="Consolas" w:eastAsia="맑은 고딕"/>
+          <w:sz w:val="21"/>
+        </w:rPr>
+        <w:t xml:space="preserve">adrci</w:t>
+      </w:r>
+      <w:r>
+        <w:rPr>
+          <w:rFonts w:ascii="맑은 고딕" w:hAnsi="맑은 고딕" w:eastAsia="맑은 고딕"/>
+          <w:sz w:val="21"/>
+        </w:rPr>
+        <w:t xml:space="preserve">로 정리한다.</w:t>
       </w:r>
     </w:p>
     <w:p>
@@ -2016,45 +6319,253 @@
       <w:r>
         <w:rPr>
           <w:rFonts w:ascii="맑은 고딕" w:hAnsi="맑은 고딕" w:eastAsia="맑은 고딕"/>
-          <w:sz w:val="21"/>
-        </w:rPr>
-        <w:t xml:space="preserve">**판정 규칙** — 정상(모든 기댓값 일치), 주의(`SRL_ACTIVE`=1 상태에서 지연이 임계값 초과), 경고(`DG_ERR`&gt;0 또는 `SEQUENCE#` 차이 2 이상), 심각(`SRL_ACTIVE`=0, MRP0 없음, 목적지 `STATUS`='ERROR' 중 하나).</w:t>
+          <w:b/>
+          <w:sz w:val="21"/>
+        </w:rPr>
+        <w:t xml:space="preserve">판정 규칙</w:t>
+      </w:r>
+      <w:r>
+        <w:rPr>
+          <w:rFonts w:ascii="맑은 고딕" w:hAnsi="맑은 고딕" w:eastAsia="맑은 고딕"/>
+          <w:sz w:val="21"/>
+        </w:rPr>
+        <w:t xml:space="preserve"> — 정상(모든 기댓값 일치), 주의(</w:t>
+      </w:r>
+      <w:r>
+        <w:rPr>
+          <w:rFonts w:ascii="Consolas" w:hAnsi="Consolas" w:eastAsia="맑은 고딕"/>
+          <w:sz w:val="21"/>
+        </w:rPr>
+        <w:t xml:space="preserve">SRL_ACTIVE</w:t>
+      </w:r>
+      <w:r>
+        <w:rPr>
+          <w:rFonts w:ascii="맑은 고딕" w:hAnsi="맑은 고딕" w:eastAsia="맑은 고딕"/>
+          <w:sz w:val="21"/>
+        </w:rPr>
+        <w:t xml:space="preserve">=1 상태에서 지연이 임계값 초과), 경고(</w:t>
+      </w:r>
+      <w:r>
+        <w:rPr>
+          <w:rFonts w:ascii="Consolas" w:hAnsi="Consolas" w:eastAsia="맑은 고딕"/>
+          <w:sz w:val="21"/>
+        </w:rPr>
+        <w:t xml:space="preserve">DG_ERR</w:t>
+      </w:r>
+      <w:r>
+        <w:rPr>
+          <w:rFonts w:ascii="맑은 고딕" w:hAnsi="맑은 고딕" w:eastAsia="맑은 고딕"/>
+          <w:sz w:val="21"/>
+        </w:rPr>
+        <w:t xml:space="preserve">&gt;0 또는 </w:t>
+      </w:r>
+      <w:r>
+        <w:rPr>
+          <w:rFonts w:ascii="Consolas" w:hAnsi="Consolas" w:eastAsia="맑은 고딕"/>
+          <w:sz w:val="21"/>
+        </w:rPr>
+        <w:t xml:space="preserve">SEQUENCE#</w:t>
+      </w:r>
+      <w:r>
+        <w:rPr>
+          <w:rFonts w:ascii="맑은 고딕" w:hAnsi="맑은 고딕" w:eastAsia="맑은 고딕"/>
+          <w:sz w:val="21"/>
+        </w:rPr>
+        <w:t xml:space="preserve"> 차이 2 이상), 심각(</w:t>
+      </w:r>
+      <w:r>
+        <w:rPr>
+          <w:rFonts w:ascii="Consolas" w:hAnsi="Consolas" w:eastAsia="맑은 고딕"/>
+          <w:sz w:val="21"/>
+        </w:rPr>
+        <w:t xml:space="preserve">SRL_ACTIVE</w:t>
+      </w:r>
+      <w:r>
+        <w:rPr>
+          <w:rFonts w:ascii="맑은 고딕" w:hAnsi="맑은 고딕" w:eastAsia="맑은 고딕"/>
+          <w:sz w:val="21"/>
+        </w:rPr>
+        <w:t xml:space="preserve">=0, MRP0 없음, 목적지 </w:t>
+      </w:r>
+      <w:r>
+        <w:rPr>
+          <w:rFonts w:ascii="Consolas" w:hAnsi="Consolas" w:eastAsia="맑은 고딕"/>
+          <w:sz w:val="21"/>
+        </w:rPr>
+        <w:t xml:space="preserve">STATUS</w:t>
+      </w:r>
+      <w:r>
+        <w:rPr>
+          <w:rFonts w:ascii="맑은 고딕" w:hAnsi="맑은 고딕" w:eastAsia="맑은 고딕"/>
+          <w:sz w:val="21"/>
+        </w:rPr>
+        <w:t xml:space="preserve">='ERROR' 중 하나).</w:t>
       </w:r>
     </w:p>
     <w:p>
       <w:r>
         <w:rPr>
           <w:rFonts w:ascii="맑은 고딕" w:hAnsi="맑은 고딕" w:eastAsia="맑은 고딕"/>
-          <w:sz w:val="21"/>
-        </w:rPr>
-        <w:t xml:space="preserve">**(가) 주의** — 흐름(주 지표)은 정상이고 속도(보조 지표)만 나쁘다. 느린 것이지 끊긴 것이 아니다. 추세를 기록하고 반복되면 원인을 조사한다. `DelayMins`가 설정된 것은 아닌지도 본다(14장).</w:t>
+          <w:b/>
+          <w:sz w:val="21"/>
+        </w:rPr>
+        <w:t xml:space="preserve">(가) 주의</w:t>
+      </w:r>
+      <w:r>
+        <w:rPr>
+          <w:rFonts w:ascii="맑은 고딕" w:hAnsi="맑은 고딕" w:eastAsia="맑은 고딕"/>
+          <w:sz w:val="21"/>
+        </w:rPr>
+        <w:t xml:space="preserve"> — 흐름(주 지표)은 정상이고 속도(보조 지표)만 나쁘다. 느린 것이지 끊긴 것이 아니다. 추세를 기록하고 반복되면 원인을 조사한다. </w:t>
+      </w:r>
+      <w:r>
+        <w:rPr>
+          <w:rFonts w:ascii="Consolas" w:hAnsi="Consolas" w:eastAsia="맑은 고딕"/>
+          <w:sz w:val="21"/>
+        </w:rPr>
+        <w:t xml:space="preserve">DelayMins</w:t>
+      </w:r>
+      <w:r>
+        <w:rPr>
+          <w:rFonts w:ascii="맑은 고딕" w:hAnsi="맑은 고딕" w:eastAsia="맑은 고딕"/>
+          <w:sz w:val="21"/>
+        </w:rPr>
+        <w:t xml:space="preserve">가 설정된 것은 아닌지도 본다(14장).</w:t>
       </w:r>
     </w:p>
     <w:p>
       <w:r>
         <w:rPr>
           <w:rFonts w:ascii="맑은 고딕" w:hAnsi="맑은 고딕" w:eastAsia="맑은 고딕"/>
-          <w:sz w:val="21"/>
-        </w:rPr>
-        <w:t xml:space="preserve">**(나) 경고** — 최근 1시간 안에 오류가 있었다. 실측에서 15.4의 `ORA-12541` 세 건이 이 값이었다. 근무 시간에 `V$DATAGUARD_STATUS`의 상세를 확인한다. 이미 회복됐다면 한 시간 뒤 자동으로 0이 된다.</w:t>
+          <w:b/>
+          <w:sz w:val="21"/>
+        </w:rPr>
+        <w:t xml:space="preserve">(나) 경고</w:t>
+      </w:r>
+      <w:r>
+        <w:rPr>
+          <w:rFonts w:ascii="맑은 고딕" w:hAnsi="맑은 고딕" w:eastAsia="맑은 고딕"/>
+          <w:sz w:val="21"/>
+        </w:rPr>
+        <w:t xml:space="preserve"> — 최근 1시간 안에 오류가 있었다. 실측에서 15.4의 </w:t>
+      </w:r>
+      <w:r>
+        <w:rPr>
+          <w:rFonts w:ascii="Consolas" w:hAnsi="Consolas" w:eastAsia="맑은 고딕"/>
+          <w:sz w:val="21"/>
+        </w:rPr>
+        <w:t xml:space="preserve">ORA-12541</w:t>
+      </w:r>
+      <w:r>
+        <w:rPr>
+          <w:rFonts w:ascii="맑은 고딕" w:hAnsi="맑은 고딕" w:eastAsia="맑은 고딕"/>
+          <w:sz w:val="21"/>
+        </w:rPr>
+        <w:t xml:space="preserve"> 세 건이 이 값이었다. 근무 시간에 </w:t>
+      </w:r>
+      <w:r>
+        <w:rPr>
+          <w:rFonts w:ascii="Consolas" w:hAnsi="Consolas" w:eastAsia="맑은 고딕"/>
+          <w:sz w:val="21"/>
+        </w:rPr>
+        <w:t xml:space="preserve">V$DATAGUARD_STATUS</w:t>
+      </w:r>
+      <w:r>
+        <w:rPr>
+          <w:rFonts w:ascii="맑은 고딕" w:hAnsi="맑은 고딕" w:eastAsia="맑은 고딕"/>
+          <w:sz w:val="21"/>
+        </w:rPr>
+        <w:t xml:space="preserve">의 상세를 확인한다. 이미 회복됐다면 한 시간 뒤 자동으로 0이 된다.</w:t>
       </w:r>
     </w:p>
     <w:p>
       <w:r>
         <w:rPr>
           <w:rFonts w:ascii="맑은 고딕" w:hAnsi="맑은 고딕" w:eastAsia="맑은 고딕"/>
-          <w:sz w:val="21"/>
-        </w:rPr>
-        <w:t xml:space="preserve">**(다) 심각** — 리두가 오지 않는다. 두 지연이 0인 것은 안심할 근거가 아니다. 즉시 Primary 목적지의 `STATUS`·`ERROR`와 파라미터를 본다. 단, 이 결과가 Primary에서 수집된 것은 아닌지 먼저 확인한다.</w:t>
+          <w:b/>
+          <w:sz w:val="21"/>
+        </w:rPr>
+        <w:t xml:space="preserve">(다) 심각</w:t>
+      </w:r>
+      <w:r>
+        <w:rPr>
+          <w:rFonts w:ascii="맑은 고딕" w:hAnsi="맑은 고딕" w:eastAsia="맑은 고딕"/>
+          <w:sz w:val="21"/>
+        </w:rPr>
+        <w:t xml:space="preserve"> — 리두가 오지 않는다. 두 지연이 0인 것은 안심할 근거가 아니다. 즉시 Primary 목적지의 </w:t>
+      </w:r>
+      <w:r>
+        <w:rPr>
+          <w:rFonts w:ascii="Consolas" w:hAnsi="Consolas" w:eastAsia="맑은 고딕"/>
+          <w:sz w:val="21"/>
+        </w:rPr>
+        <w:t xml:space="preserve">STATUS</w:t>
+      </w:r>
+      <w:r>
+        <w:rPr>
+          <w:rFonts w:ascii="맑은 고딕" w:hAnsi="맑은 고딕" w:eastAsia="맑은 고딕"/>
+          <w:sz w:val="21"/>
+        </w:rPr>
+        <w:t xml:space="preserve">·</w:t>
+      </w:r>
+      <w:r>
+        <w:rPr>
+          <w:rFonts w:ascii="Consolas" w:hAnsi="Consolas" w:eastAsia="맑은 고딕"/>
+          <w:sz w:val="21"/>
+        </w:rPr>
+        <w:t xml:space="preserve">ERROR</w:t>
+      </w:r>
+      <w:r>
+        <w:rPr>
+          <w:rFonts w:ascii="맑은 고딕" w:hAnsi="맑은 고딕" w:eastAsia="맑은 고딕"/>
+          <w:sz w:val="21"/>
+        </w:rPr>
+        <w:t xml:space="preserve">와 파라미터를 본다. 단, 이 결과가 Primary에서 수집된 것은 아닌지 먼저 확인한다.</w:t>
       </w:r>
     </w:p>
     <w:p>
       <w:r>
         <w:rPr>
           <w:rFonts w:ascii="맑은 고딕" w:hAnsi="맑은 고딕" w:eastAsia="맑은 고딕"/>
-          <w:sz w:val="21"/>
-        </w:rPr>
-        <w:t xml:space="preserve">**(라) 심각** — 적용이 멈췄다. `SHOW DATABASE`에서 `Intended State`와 ORA-16766을 확인하고, Logical Standby로 바뀐 것은 아닌지(그렇다면 MRP0이 없는 것이 정상) 역할도 확인한다.</w:t>
+          <w:b/>
+          <w:sz w:val="21"/>
+        </w:rPr>
+        <w:t xml:space="preserve">(라) 심각</w:t>
+      </w:r>
+      <w:r>
+        <w:rPr>
+          <w:rFonts w:ascii="맑은 고딕" w:hAnsi="맑은 고딕" w:eastAsia="맑은 고딕"/>
+          <w:sz w:val="21"/>
+        </w:rPr>
+        <w:t xml:space="preserve"> — 적용이 멈췄다. </w:t>
+      </w:r>
+      <w:r>
+        <w:rPr>
+          <w:rFonts w:ascii="Consolas" w:hAnsi="Consolas" w:eastAsia="맑은 고딕"/>
+          <w:sz w:val="21"/>
+        </w:rPr>
+        <w:t xml:space="preserve">SHOW DATABASE</w:t>
+      </w:r>
+      <w:r>
+        <w:rPr>
+          <w:rFonts w:ascii="맑은 고딕" w:hAnsi="맑은 고딕" w:eastAsia="맑은 고딕"/>
+          <w:sz w:val="21"/>
+        </w:rPr>
+        <w:t xml:space="preserve">에서 </w:t>
+      </w:r>
+      <w:r>
+        <w:rPr>
+          <w:rFonts w:ascii="Consolas" w:hAnsi="Consolas" w:eastAsia="맑은 고딕"/>
+          <w:sz w:val="21"/>
+        </w:rPr>
+        <w:t xml:space="preserve">Intended State</w:t>
+      </w:r>
+      <w:r>
+        <w:rPr>
+          <w:rFonts w:ascii="맑은 고딕" w:hAnsi="맑은 고딕" w:eastAsia="맑은 고딕"/>
+          <w:sz w:val="21"/>
+        </w:rPr>
+        <w:t xml:space="preserve">와 ORA-16766을 확인하고, Logical Standby로 바뀐 것은 아닌지(그렇다면 MRP0이 없는 것이 정상) 역할도 확인한다.</w:t>
       </w:r>
     </w:p>
     <w:p>
@@ -2089,9 +6600,10 @@
       <w:r>
         <w:rPr>
           <w:rFonts w:ascii="맑은 고딕" w:hAnsi="맑은 고딕" w:eastAsia="맑은 고딕"/>
-          <w:sz w:val="21"/>
-        </w:rPr>
-        <w:t xml:space="preserve">**1단계 — 원인 오류**</w:t>
+          <w:b/>
+          <w:sz w:val="21"/>
+        </w:rPr>
+        <w:t xml:space="preserve">1단계 — 원인 오류</w:t>
       </w:r>
     </w:p>
     <w:tbl>
@@ -2158,34 +6670,149 @@
           <w:rFonts w:ascii="맑은 고딕" w:hAnsi="맑은 고딕" w:eastAsia="맑은 고딕"/>
           <w:sz w:val="21"/>
         </w:rPr>
-        <w:t xml:space="preserve">실측 `ORA-26787 ... (5) does not exist in table LG15.TX`와 자동 재시도 `ORA-16222`, `ORA-16111`. 이 뷰는 이력이라 복구 후에도 남는다.</w:t>
+        <w:t xml:space="preserve">실측 </w:t>
+      </w:r>
+      <w:r>
+        <w:rPr>
+          <w:rFonts w:ascii="Consolas" w:hAnsi="Consolas" w:eastAsia="맑은 고딕"/>
+          <w:sz w:val="21"/>
+        </w:rPr>
+        <w:t xml:space="preserve">ORA-26787 ... (5) does not exist in table LG15.TX</w:t>
+      </w:r>
+      <w:r>
+        <w:rPr>
+          <w:rFonts w:ascii="맑은 고딕" w:hAnsi="맑은 고딕" w:eastAsia="맑은 고딕"/>
+          <w:sz w:val="21"/>
+        </w:rPr>
+        <w:t xml:space="preserve">와 자동 재시도 </w:t>
+      </w:r>
+      <w:r>
+        <w:rPr>
+          <w:rFonts w:ascii="Consolas" w:hAnsi="Consolas" w:eastAsia="맑은 고딕"/>
+          <w:sz w:val="21"/>
+        </w:rPr>
+        <w:t xml:space="preserve">ORA-16222</w:t>
+      </w:r>
+      <w:r>
+        <w:rPr>
+          <w:rFonts w:ascii="맑은 고딕" w:hAnsi="맑은 고딕" w:eastAsia="맑은 고딕"/>
+          <w:sz w:val="21"/>
+        </w:rPr>
+        <w:t xml:space="preserve">, </w:t>
+      </w:r>
+      <w:r>
+        <w:rPr>
+          <w:rFonts w:ascii="Consolas" w:hAnsi="Consolas" w:eastAsia="맑은 고딕"/>
+          <w:sz w:val="21"/>
+        </w:rPr>
+        <w:t xml:space="preserve">ORA-16111</w:t>
+      </w:r>
+      <w:r>
+        <w:rPr>
+          <w:rFonts w:ascii="맑은 고딕" w:hAnsi="맑은 고딕" w:eastAsia="맑은 고딕"/>
+          <w:sz w:val="21"/>
+        </w:rPr>
+        <w:t xml:space="preserve">. 이 뷰는 이력이라 복구 후에도 남는다.</w:t>
       </w:r>
     </w:p>
     <w:p>
       <w:r>
         <w:rPr>
           <w:rFonts w:ascii="맑은 고딕" w:hAnsi="맑은 고딕" w:eastAsia="맑은 고딕"/>
-          <w:sz w:val="21"/>
-        </w:rPr>
-        <w:t xml:space="preserve">**2단계 — 트랜잭션 식별** — `V$LOGSTDBY_TRANSACTION`은 적용이 도는 동안에만 채워지므로 지금은 0행이다. `DBA_LOGSTDBY_EVENTS`에서 `XIDUSN, XIDSLT, XIDSQN`(실측 7.1.704)을 찾는다. 열 이름이 `PRIMARY_` 접두어가 아니다.</w:t>
+          <w:b/>
+          <w:sz w:val="21"/>
+        </w:rPr>
+        <w:t xml:space="preserve">2단계 — 트랜잭션 식별</w:t>
+      </w:r>
+      <w:r>
+        <w:rPr>
+          <w:rFonts w:ascii="맑은 고딕" w:hAnsi="맑은 고딕" w:eastAsia="맑은 고딕"/>
+          <w:sz w:val="21"/>
+        </w:rPr>
+        <w:t xml:space="preserve"> — </w:t>
+      </w:r>
+      <w:r>
+        <w:rPr>
+          <w:rFonts w:ascii="Consolas" w:hAnsi="Consolas" w:eastAsia="맑은 고딕"/>
+          <w:sz w:val="21"/>
+        </w:rPr>
+        <w:t xml:space="preserve">V$LOGSTDBY_TRANSACTION</w:t>
+      </w:r>
+      <w:r>
+        <w:rPr>
+          <w:rFonts w:ascii="맑은 고딕" w:hAnsi="맑은 고딕" w:eastAsia="맑은 고딕"/>
+          <w:sz w:val="21"/>
+        </w:rPr>
+        <w:t xml:space="preserve">은 적용이 도는 동안에만 채워지므로 지금은 0행이다. </w:t>
+      </w:r>
+      <w:r>
+        <w:rPr>
+          <w:rFonts w:ascii="Consolas" w:hAnsi="Consolas" w:eastAsia="맑은 고딕"/>
+          <w:sz w:val="21"/>
+        </w:rPr>
+        <w:t xml:space="preserve">DBA_LOGSTDBY_EVENTS</w:t>
+      </w:r>
+      <w:r>
+        <w:rPr>
+          <w:rFonts w:ascii="맑은 고딕" w:hAnsi="맑은 고딕" w:eastAsia="맑은 고딕"/>
+          <w:sz w:val="21"/>
+        </w:rPr>
+        <w:t xml:space="preserve">에서 </w:t>
+      </w:r>
+      <w:r>
+        <w:rPr>
+          <w:rFonts w:ascii="Consolas" w:hAnsi="Consolas" w:eastAsia="맑은 고딕"/>
+          <w:sz w:val="21"/>
+        </w:rPr>
+        <w:t xml:space="preserve">XIDUSN, XIDSLT, XIDSQN</w:t>
+      </w:r>
+      <w:r>
+        <w:rPr>
+          <w:rFonts w:ascii="맑은 고딕" w:hAnsi="맑은 고딕" w:eastAsia="맑은 고딕"/>
+          <w:sz w:val="21"/>
+        </w:rPr>
+        <w:t xml:space="preserve">(실측 7.1.704)을 찾는다. 열 이름이 </w:t>
+      </w:r>
+      <w:r>
+        <w:rPr>
+          <w:rFonts w:ascii="Consolas" w:hAnsi="Consolas" w:eastAsia="맑은 고딕"/>
+          <w:sz w:val="21"/>
+        </w:rPr>
+        <w:t xml:space="preserve">PRIMARY_</w:t>
+      </w:r>
+      <w:r>
+        <w:rPr>
+          <w:rFonts w:ascii="맑은 고딕" w:hAnsi="맑은 고딕" w:eastAsia="맑은 고딕"/>
+          <w:sz w:val="21"/>
+        </w:rPr>
+        <w:t xml:space="preserve"> 접두어가 아니다.</w:t>
       </w:r>
     </w:p>
     <w:p>
       <w:r>
         <w:rPr>
           <w:rFonts w:ascii="맑은 고딕" w:hAnsi="맑은 고딕" w:eastAsia="맑은 고딕"/>
-          <w:sz w:val="21"/>
-        </w:rPr>
-        <w:t xml:space="preserve">**3단계 — 조치 선택** — 원인이 분명하면 원인을 없앤다. 없어진 행을 PDB에 되돌려 넣는다. 건너뛰기를 택한다면 CDB$ROOT에서 호출해야 하며(PDB면 ORA-65040), 적용이 완전히 내려간 상태에서는 ORA-16104가 날 수 있다.</w:t>
+          <w:b/>
+          <w:sz w:val="21"/>
+        </w:rPr>
+        <w:t xml:space="preserve">3단계 — 조치 선택</w:t>
+      </w:r>
+      <w:r>
+        <w:rPr>
+          <w:rFonts w:ascii="맑은 고딕" w:hAnsi="맑은 고딕" w:eastAsia="맑은 고딕"/>
+          <w:sz w:val="21"/>
+        </w:rPr>
+        <w:t xml:space="preserve"> — 원인이 분명하면 원인을 없앤다. 없어진 행을 PDB에 되돌려 넣는다. 건너뛰기를 택한다면 CDB$ROOT에서 호출해야 하며(PDB면 ORA-65040), 적용이 완전히 내려간 상태에서는 ORA-16104가 날 수 있다.</w:t>
       </w:r>
     </w:p>
     <w:p>
       <w:r>
         <w:rPr>
           <w:rFonts w:ascii="맑은 고딕" w:hAnsi="맑은 고딕" w:eastAsia="맑은 고딕"/>
-          <w:sz w:val="21"/>
-        </w:rPr>
-        <w:t xml:space="preserve">**4단계 — 재개**</w:t>
+          <w:b/>
+          <w:sz w:val="21"/>
+        </w:rPr>
+        <w:t xml:space="preserve">4단계 — 재개</w:t>
       </w:r>
     </w:p>
     <w:tbl>
@@ -2237,9 +6864,101 @@
       <w:r>
         <w:rPr>
           <w:rFonts w:ascii="맑은 고딕" w:hAnsi="맑은 고딕" w:eastAsia="맑은 고딕"/>
-          <w:sz w:val="21"/>
-        </w:rPr>
-        <w:t xml:space="preserve">**5단계 — 확인** — `V$LOGSTDBY_STATE`가 `APPLYING`→`IDLE`, `DBA_LOGSTDBY_PROGRESS`의 세 SCN이 다시 붙는다(실측 2989291/2989294/2989296). 대상 행이 Primary와 같은지(실측 `tag='boom'`), 새 변경이 따라오는지(`999999 after-fix`) 확인한다. 판정은 STATE와 SCN으로 하고 EVENTS는 원인 조사에만 쓴다.</w:t>
+          <w:b/>
+          <w:sz w:val="21"/>
+        </w:rPr>
+        <w:t xml:space="preserve">5단계 — 확인</w:t>
+      </w:r>
+      <w:r>
+        <w:rPr>
+          <w:rFonts w:ascii="맑은 고딕" w:hAnsi="맑은 고딕" w:eastAsia="맑은 고딕"/>
+          <w:sz w:val="21"/>
+        </w:rPr>
+        <w:t xml:space="preserve"> — </w:t>
+      </w:r>
+      <w:r>
+        <w:rPr>
+          <w:rFonts w:ascii="Consolas" w:hAnsi="Consolas" w:eastAsia="맑은 고딕"/>
+          <w:sz w:val="21"/>
+        </w:rPr>
+        <w:t xml:space="preserve">V$LOGSTDBY_STATE</w:t>
+      </w:r>
+      <w:r>
+        <w:rPr>
+          <w:rFonts w:ascii="맑은 고딕" w:hAnsi="맑은 고딕" w:eastAsia="맑은 고딕"/>
+          <w:sz w:val="21"/>
+        </w:rPr>
+        <w:t xml:space="preserve">가 </w:t>
+      </w:r>
+      <w:r>
+        <w:rPr>
+          <w:rFonts w:ascii="Consolas" w:hAnsi="Consolas" w:eastAsia="맑은 고딕"/>
+          <w:sz w:val="21"/>
+        </w:rPr>
+        <w:t xml:space="preserve">APPLYING</w:t>
+      </w:r>
+      <w:r>
+        <w:rPr>
+          <w:rFonts w:ascii="맑은 고딕" w:hAnsi="맑은 고딕" w:eastAsia="맑은 고딕"/>
+          <w:sz w:val="21"/>
+        </w:rPr>
+        <w:t xml:space="preserve">→</w:t>
+      </w:r>
+      <w:r>
+        <w:rPr>
+          <w:rFonts w:ascii="Consolas" w:hAnsi="Consolas" w:eastAsia="맑은 고딕"/>
+          <w:sz w:val="21"/>
+        </w:rPr>
+        <w:t xml:space="preserve">IDLE</w:t>
+      </w:r>
+      <w:r>
+        <w:rPr>
+          <w:rFonts w:ascii="맑은 고딕" w:hAnsi="맑은 고딕" w:eastAsia="맑은 고딕"/>
+          <w:sz w:val="21"/>
+        </w:rPr>
+        <w:t xml:space="preserve">, </w:t>
+      </w:r>
+      <w:r>
+        <w:rPr>
+          <w:rFonts w:ascii="Consolas" w:hAnsi="Consolas" w:eastAsia="맑은 고딕"/>
+          <w:sz w:val="21"/>
+        </w:rPr>
+        <w:t xml:space="preserve">DBA_LOGSTDBY_PROGRESS</w:t>
+      </w:r>
+      <w:r>
+        <w:rPr>
+          <w:rFonts w:ascii="맑은 고딕" w:hAnsi="맑은 고딕" w:eastAsia="맑은 고딕"/>
+          <w:sz w:val="21"/>
+        </w:rPr>
+        <w:t xml:space="preserve">의 세 SCN이 다시 붙는다(실측 2989291/2989294/2989296). 대상 행이 Primary와 같은지(실측 </w:t>
+      </w:r>
+      <w:r>
+        <w:rPr>
+          <w:rFonts w:ascii="Consolas" w:hAnsi="Consolas" w:eastAsia="맑은 고딕"/>
+          <w:sz w:val="21"/>
+        </w:rPr>
+        <w:t xml:space="preserve">tag='boom'</w:t>
+      </w:r>
+      <w:r>
+        <w:rPr>
+          <w:rFonts w:ascii="맑은 고딕" w:hAnsi="맑은 고딕" w:eastAsia="맑은 고딕"/>
+          <w:sz w:val="21"/>
+        </w:rPr>
+        <w:t xml:space="preserve">), 새 변경이 따라오는지(</w:t>
+      </w:r>
+      <w:r>
+        <w:rPr>
+          <w:rFonts w:ascii="Consolas" w:hAnsi="Consolas" w:eastAsia="맑은 고딕"/>
+          <w:sz w:val="21"/>
+        </w:rPr>
+        <w:t xml:space="preserve">999999 after-fix</w:t>
+      </w:r>
+      <w:r>
+        <w:rPr>
+          <w:rFonts w:ascii="맑은 고딕" w:hAnsi="맑은 고딕" w:eastAsia="맑은 고딕"/>
+          <w:sz w:val="21"/>
+        </w:rPr>
+        <w:t xml:space="preserve">) 확인한다. 판정은 STATE와 SCN으로 하고 EVENTS는 원인 조사에만 쓴다.</w:t>
       </w:r>
     </w:p>
     <w:p>
@@ -2274,99 +6993,341 @@
       <w:r>
         <w:rPr>
           <w:rFonts w:ascii="맑은 고딕" w:hAnsi="맑은 고딕" w:eastAsia="맑은 고딕"/>
-          <w:sz w:val="21"/>
-        </w:rPr>
-        <w:t xml:space="preserve">**스냅샷을 뜰 때**</w:t>
+          <w:b/>
+          <w:sz w:val="21"/>
+        </w:rPr>
+        <w:t xml:space="preserve">스냅샷을 뜰 때</w:t>
       </w:r>
     </w:p>
     <w:p>
       <w:r>
         <w:rPr>
           <w:rFonts w:ascii="맑은 고딕" w:hAnsi="맑은 고딕" w:eastAsia="맑은 고딕"/>
-          <w:sz w:val="21"/>
-        </w:rPr>
-        <w:t xml:space="preserve">**①** 양쪽 DB를 `SHUTDOWN IMMEDIATE`, OS를 root로 `shutdown -h now`.</w:t>
+          <w:b/>
+          <w:sz w:val="21"/>
+        </w:rPr>
+        <w:t xml:space="preserve">①</w:t>
+      </w:r>
+      <w:r>
+        <w:rPr>
+          <w:rFonts w:ascii="맑은 고딕" w:hAnsi="맑은 고딕" w:eastAsia="맑은 고딕"/>
+          <w:sz w:val="21"/>
+        </w:rPr>
+        <w:t xml:space="preserve"> 양쪽 DB를 </w:t>
+      </w:r>
+      <w:r>
+        <w:rPr>
+          <w:rFonts w:ascii="Consolas" w:hAnsi="Consolas" w:eastAsia="맑은 고딕"/>
+          <w:sz w:val="21"/>
+        </w:rPr>
+        <w:t xml:space="preserve">SHUTDOWN IMMEDIATE</w:t>
+      </w:r>
+      <w:r>
+        <w:rPr>
+          <w:rFonts w:ascii="맑은 고딕" w:hAnsi="맑은 고딕" w:eastAsia="맑은 고딕"/>
+          <w:sz w:val="21"/>
+        </w:rPr>
+        <w:t xml:space="preserve">, OS를 root로 </w:t>
+      </w:r>
+      <w:r>
+        <w:rPr>
+          <w:rFonts w:ascii="Consolas" w:hAnsi="Consolas" w:eastAsia="맑은 고딕"/>
+          <w:sz w:val="21"/>
+        </w:rPr>
+        <w:t xml:space="preserve">shutdown -h now</w:t>
+      </w:r>
+      <w:r>
+        <w:rPr>
+          <w:rFonts w:ascii="맑은 고딕" w:hAnsi="맑은 고딕" w:eastAsia="맑은 고딕"/>
+          <w:sz w:val="21"/>
+        </w:rPr>
+        <w:t xml:space="preserve">.</w:t>
       </w:r>
     </w:p>
     <w:p>
       <w:r>
         <w:rPr>
           <w:rFonts w:ascii="맑은 고딕" w:hAnsi="맑은 고딕" w:eastAsia="맑은 고딕"/>
-          <w:sz w:val="21"/>
-        </w:rPr>
-        <w:t xml:space="preserve">**②** `vmrun list`로 확인한다. 실측에서 게스트는 halt됐는데 가상 머신은 running으로 남았다. ACPI 전원 끄기가 동작하지 않는 구성에서 흔하다.</w:t>
+          <w:b/>
+          <w:sz w:val="21"/>
+        </w:rPr>
+        <w:t xml:space="preserve">②</w:t>
+      </w:r>
+      <w:r>
+        <w:rPr>
+          <w:rFonts w:ascii="맑은 고딕" w:hAnsi="맑은 고딕" w:eastAsia="맑은 고딕"/>
+          <w:sz w:val="21"/>
+        </w:rPr>
+        <w:t xml:space="preserve"> </w:t>
+      </w:r>
+      <w:r>
+        <w:rPr>
+          <w:rFonts w:ascii="Consolas" w:hAnsi="Consolas" w:eastAsia="맑은 고딕"/>
+          <w:sz w:val="21"/>
+        </w:rPr>
+        <w:t xml:space="preserve">vmrun list</w:t>
+      </w:r>
+      <w:r>
+        <w:rPr>
+          <w:rFonts w:ascii="맑은 고딕" w:hAnsi="맑은 고딕" w:eastAsia="맑은 고딕"/>
+          <w:sz w:val="21"/>
+        </w:rPr>
+        <w:t xml:space="preserve">로 확인한다. 실측에서 게스트는 halt됐는데 가상 머신은 running으로 남았다. ACPI 전원 끄기가 동작하지 않는 구성에서 흔하다.</w:t>
       </w:r>
     </w:p>
     <w:p>
       <w:r>
         <w:rPr>
           <w:rFonts w:ascii="맑은 고딕" w:hAnsi="맑은 고딕" w:eastAsia="맑은 고딕"/>
-          <w:sz w:val="21"/>
-        </w:rPr>
-        <w:t xml:space="preserve">**③** OS가 이미 halt된 뒤이므로 `vmrun stop ... hard`가 안전하다. 그다음 스냅샷을 뜬다. 전원이 꺼진 스냅샷은 메모리를 담지 않아 작다(실측 28KB대 대 실행 중 5.7MB). 12장에서 실행 중 스냅샷으로 되돌린 뒤 적용이 이상했던 일이 있었다.</w:t>
+          <w:b/>
+          <w:sz w:val="21"/>
+        </w:rPr>
+        <w:t xml:space="preserve">③</w:t>
+      </w:r>
+      <w:r>
+        <w:rPr>
+          <w:rFonts w:ascii="맑은 고딕" w:hAnsi="맑은 고딕" w:eastAsia="맑은 고딕"/>
+          <w:sz w:val="21"/>
+        </w:rPr>
+        <w:t xml:space="preserve"> OS가 이미 halt된 뒤이므로 </w:t>
+      </w:r>
+      <w:r>
+        <w:rPr>
+          <w:rFonts w:ascii="Consolas" w:hAnsi="Consolas" w:eastAsia="맑은 고딕"/>
+          <w:sz w:val="21"/>
+        </w:rPr>
+        <w:t xml:space="preserve">vmrun stop ... hard</w:t>
+      </w:r>
+      <w:r>
+        <w:rPr>
+          <w:rFonts w:ascii="맑은 고딕" w:hAnsi="맑은 고딕" w:eastAsia="맑은 고딕"/>
+          <w:sz w:val="21"/>
+        </w:rPr>
+        <w:t xml:space="preserve">가 안전하다. 그다음 스냅샷을 뜬다. 전원이 꺼진 스냅샷은 메모리를 담지 않아 작다(실측 28KB대 대 실행 중 5.7MB). 12장에서 실행 중 스냅샷으로 되돌린 뒤 적용이 이상했던 일이 있었다.</w:t>
       </w:r>
     </w:p>
     <w:p>
       <w:r>
         <w:rPr>
           <w:rFonts w:ascii="맑은 고딕" w:hAnsi="맑은 고딕" w:eastAsia="맑은 고딕"/>
-          <w:sz w:val="21"/>
-        </w:rPr>
-        <w:t xml:space="preserve">**원복 후 확인 — 역할만 보고 끝내지 않는다**</w:t>
+          <w:b/>
+          <w:sz w:val="21"/>
+        </w:rPr>
+        <w:t xml:space="preserve">원복 후 확인 — 역할만 보고 끝내지 않는다</w:t>
       </w:r>
     </w:p>
     <w:p>
       <w:r>
         <w:rPr>
           <w:rFonts w:ascii="맑은 고딕" w:hAnsi="맑은 고딕" w:eastAsia="맑은 고딕"/>
-          <w:sz w:val="21"/>
-        </w:rPr>
-        <w:t xml:space="preserve">**①** chicago `PRIMARY / READ WRITE`, boston `PHYSICAL STANDBY / READ ONLY WITH APPLY`.</w:t>
+          <w:b/>
+          <w:sz w:val="21"/>
+        </w:rPr>
+        <w:t xml:space="preserve">①</w:t>
+      </w:r>
+      <w:r>
+        <w:rPr>
+          <w:rFonts w:ascii="맑은 고딕" w:hAnsi="맑은 고딕" w:eastAsia="맑은 고딕"/>
+          <w:sz w:val="21"/>
+        </w:rPr>
+        <w:t xml:space="preserve"> chicago </w:t>
+      </w:r>
+      <w:r>
+        <w:rPr>
+          <w:rFonts w:ascii="Consolas" w:hAnsi="Consolas" w:eastAsia="맑은 고딕"/>
+          <w:sz w:val="21"/>
+        </w:rPr>
+        <w:t xml:space="preserve">PRIMARY / READ WRITE</w:t>
+      </w:r>
+      <w:r>
+        <w:rPr>
+          <w:rFonts w:ascii="맑은 고딕" w:hAnsi="맑은 고딕" w:eastAsia="맑은 고딕"/>
+          <w:sz w:val="21"/>
+        </w:rPr>
+        <w:t xml:space="preserve">, boston </w:t>
+      </w:r>
+      <w:r>
+        <w:rPr>
+          <w:rFonts w:ascii="Consolas" w:hAnsi="Consolas" w:eastAsia="맑은 고딕"/>
+          <w:sz w:val="21"/>
+        </w:rPr>
+        <w:t xml:space="preserve">PHYSICAL STANDBY / READ ONLY WITH APPLY</w:t>
+      </w:r>
+      <w:r>
+        <w:rPr>
+          <w:rFonts w:ascii="맑은 고딕" w:hAnsi="맑은 고딕" w:eastAsia="맑은 고딕"/>
+          <w:sz w:val="21"/>
+        </w:rPr>
+        <w:t xml:space="preserve">.</w:t>
       </w:r>
     </w:p>
     <w:p>
       <w:r>
         <w:rPr>
           <w:rFonts w:ascii="맑은 고딕" w:hAnsi="맑은 고딕" w:eastAsia="맑은 고딕"/>
-          <w:sz w:val="21"/>
-        </w:rPr>
-        <w:t xml:space="preserve">**②** boston MRP0 `APPLYING_LOG`.</w:t>
+          <w:b/>
+          <w:sz w:val="21"/>
+        </w:rPr>
+        <w:t xml:space="preserve">②</w:t>
+      </w:r>
+      <w:r>
+        <w:rPr>
+          <w:rFonts w:ascii="맑은 고딕" w:hAnsi="맑은 고딕" w:eastAsia="맑은 고딕"/>
+          <w:sz w:val="21"/>
+        </w:rPr>
+        <w:t xml:space="preserve"> boston MRP0 </w:t>
+      </w:r>
+      <w:r>
+        <w:rPr>
+          <w:rFonts w:ascii="Consolas" w:hAnsi="Consolas" w:eastAsia="맑은 고딕"/>
+          <w:sz w:val="21"/>
+        </w:rPr>
+        <w:t xml:space="preserve">APPLYING_LOG</w:t>
+      </w:r>
+      <w:r>
+        <w:rPr>
+          <w:rFonts w:ascii="맑은 고딕" w:hAnsi="맑은 고딕" w:eastAsia="맑은 고딕"/>
+          <w:sz w:val="21"/>
+        </w:rPr>
+        <w:t xml:space="preserve">.</w:t>
       </w:r>
     </w:p>
     <w:p>
       <w:r>
         <w:rPr>
           <w:rFonts w:ascii="맑은 고딕" w:hAnsi="맑은 고딕" w:eastAsia="맑은 고딕"/>
-          <w:sz w:val="21"/>
-        </w:rPr>
-        <w:t xml:space="preserve">**③** `SHOW CONFIGURATION`이 `SUCCESS`(판정 시차가 있으면 한 주기 뒤).</w:t>
+          <w:b/>
+          <w:sz w:val="21"/>
+        </w:rPr>
+        <w:t xml:space="preserve">③</w:t>
+      </w:r>
+      <w:r>
+        <w:rPr>
+          <w:rFonts w:ascii="맑은 고딕" w:hAnsi="맑은 고딕" w:eastAsia="맑은 고딕"/>
+          <w:sz w:val="21"/>
+        </w:rPr>
+        <w:t xml:space="preserve"> </w:t>
+      </w:r>
+      <w:r>
+        <w:rPr>
+          <w:rFonts w:ascii="Consolas" w:hAnsi="Consolas" w:eastAsia="맑은 고딕"/>
+          <w:sz w:val="21"/>
+        </w:rPr>
+        <w:t xml:space="preserve">SHOW CONFIGURATION</w:t>
+      </w:r>
+      <w:r>
+        <w:rPr>
+          <w:rFonts w:ascii="맑은 고딕" w:hAnsi="맑은 고딕" w:eastAsia="맑은 고딕"/>
+          <w:sz w:val="21"/>
+        </w:rPr>
+        <w:t xml:space="preserve">이 </w:t>
+      </w:r>
+      <w:r>
+        <w:rPr>
+          <w:rFonts w:ascii="Consolas" w:hAnsi="Consolas" w:eastAsia="맑은 고딕"/>
+          <w:sz w:val="21"/>
+        </w:rPr>
+        <w:t xml:space="preserve">SUCCESS</w:t>
+      </w:r>
+      <w:r>
+        <w:rPr>
+          <w:rFonts w:ascii="맑은 고딕" w:hAnsi="맑은 고딕" w:eastAsia="맑은 고딕"/>
+          <w:sz w:val="21"/>
+        </w:rPr>
+        <w:t xml:space="preserve">(판정 시차가 있으면 한 주기 뒤).</w:t>
       </w:r>
     </w:p>
     <w:p>
       <w:r>
         <w:rPr>
           <w:rFonts w:ascii="맑은 고딕" w:hAnsi="맑은 고딕" w:eastAsia="맑은 고딕"/>
-          <w:sz w:val="21"/>
-        </w:rPr>
-        <w:t xml:space="preserve">**④** Primary에서 `ARCHIVE LOG CURRENT` 후 Standby의 두 지연 0.</w:t>
+          <w:b/>
+          <w:sz w:val="21"/>
+        </w:rPr>
+        <w:t xml:space="preserve">④</w:t>
+      </w:r>
+      <w:r>
+        <w:rPr>
+          <w:rFonts w:ascii="맑은 고딕" w:hAnsi="맑은 고딕" w:eastAsia="맑은 고딕"/>
+          <w:sz w:val="21"/>
+        </w:rPr>
+        <w:t xml:space="preserve"> Primary에서 </w:t>
+      </w:r>
+      <w:r>
+        <w:rPr>
+          <w:rFonts w:ascii="Consolas" w:hAnsi="Consolas" w:eastAsia="맑은 고딕"/>
+          <w:sz w:val="21"/>
+        </w:rPr>
+        <w:t xml:space="preserve">ARCHIVE LOG CURRENT</w:t>
+      </w:r>
+      <w:r>
+        <w:rPr>
+          <w:rFonts w:ascii="맑은 고딕" w:hAnsi="맑은 고딕" w:eastAsia="맑은 고딕"/>
+          <w:sz w:val="21"/>
+        </w:rPr>
+        <w:t xml:space="preserve"> 후 Standby의 두 지연 0.</w:t>
       </w:r>
     </w:p>
     <w:p>
       <w:r>
         <w:rPr>
           <w:rFonts w:ascii="맑은 고딕" w:hAnsi="맑은 고딕" w:eastAsia="맑은 고딕"/>
-          <w:sz w:val="21"/>
-        </w:rPr>
-        <w:t xml:space="preserve">**⑤** 15장의 주 지표 — `ACTIVE` SRL 1개, Primary `CURRENT`와 MRP0 시퀀스 일치.</w:t>
+          <w:b/>
+          <w:sz w:val="21"/>
+        </w:rPr>
+        <w:t xml:space="preserve">⑤</w:t>
+      </w:r>
+      <w:r>
+        <w:rPr>
+          <w:rFonts w:ascii="맑은 고딕" w:hAnsi="맑은 고딕" w:eastAsia="맑은 고딕"/>
+          <w:sz w:val="21"/>
+        </w:rPr>
+        <w:t xml:space="preserve"> 15장의 주 지표 — </w:t>
+      </w:r>
+      <w:r>
+        <w:rPr>
+          <w:rFonts w:ascii="Consolas" w:hAnsi="Consolas" w:eastAsia="맑은 고딕"/>
+          <w:sz w:val="21"/>
+        </w:rPr>
+        <w:t xml:space="preserve">ACTIVE</w:t>
+      </w:r>
+      <w:r>
+        <w:rPr>
+          <w:rFonts w:ascii="맑은 고딕" w:hAnsi="맑은 고딕" w:eastAsia="맑은 고딕"/>
+          <w:sz w:val="21"/>
+        </w:rPr>
+        <w:t xml:space="preserve"> SRL 1개, Primary </w:t>
+      </w:r>
+      <w:r>
+        <w:rPr>
+          <w:rFonts w:ascii="Consolas" w:hAnsi="Consolas" w:eastAsia="맑은 고딕"/>
+          <w:sz w:val="21"/>
+        </w:rPr>
+        <w:t xml:space="preserve">CURRENT</w:t>
+      </w:r>
+      <w:r>
+        <w:rPr>
+          <w:rFonts w:ascii="맑은 고딕" w:hAnsi="맑은 고딕" w:eastAsia="맑은 고딕"/>
+          <w:sz w:val="21"/>
+        </w:rPr>
+        <w:t xml:space="preserve">와 MRP0 시퀀스 일치.</w:t>
       </w:r>
     </w:p>
     <w:p>
       <w:r>
         <w:rPr>
           <w:rFonts w:ascii="맑은 고딕" w:hAnsi="맑은 고딕" w:eastAsia="맑은 고딕"/>
-          <w:sz w:val="21"/>
-        </w:rPr>
-        <w:t xml:space="preserve">**이유** — 역할 표시는 정적인 값이지만 정상은 리두가 실제로 흐르는 상태다. 이 장 내내 확인했듯이 요약이 아니라 흐름을 본다.</w:t>
+          <w:b/>
+          <w:sz w:val="21"/>
+        </w:rPr>
+        <w:t xml:space="preserve">이유</w:t>
+      </w:r>
+      <w:r>
+        <w:rPr>
+          <w:rFonts w:ascii="맑은 고딕" w:hAnsi="맑은 고딕" w:eastAsia="맑은 고딕"/>
+          <w:sz w:val="21"/>
+        </w:rPr>
+        <w:t xml:space="preserve"> — 역할 표시는 정적인 값이지만 정상은 리두가 실제로 흐르는 상태다. 이 장 내내 확인했듯이 요약이 아니라 흐름을 본다.</w:t>
       </w:r>
     </w:p>
     <w:p>
@@ -2379,6 +7340,8 @@
       </w:r>
     </w:p>
     <w:sectPr>
+      <w:headerReference w:type="default" r:id="rId9"/>
+      <w:footerReference w:type="default" r:id="rId10"/>
       <w:pgSz w:w="12240" w:h="15840"/>
       <w:pgMar w:top="1440" w:right="1800" w:bottom="1440" w:left="1800" w:header="720" w:footer="720" w:gutter="0"/>
       <w:cols w:space="720"/>
@@ -2386,6 +7349,26 @@
     </w:sectPr>
   </w:body>
 </w:document>
+</file>
+
+<file path=word/footer1.xml><?xml version="1.0" encoding="utf-8"?>
+<w:ftr xmlns:m="http://schemas.openxmlformats.org/officeDocument/2006/math" xmlns:mc="http://schemas.openxmlformats.org/markup-compatibility/2006" xmlns:mo="http://schemas.microsoft.com/office/mac/office/2008/main" xmlns:mv="urn:schemas-microsoft-com:mac:vml" xmlns:o="urn:schemas-microsoft-com:office:office" xmlns:r="http://schemas.openxmlformats.org/officeDocument/2006/relationships" xmlns:v="urn:schemas-microsoft-com:vml" xmlns:w10="urn:schemas-microsoft-com:office:word" xmlns:w14="http://schemas.microsoft.com/office/word/2010/wordml" xmlns:w="http://schemas.openxmlformats.org/wordprocessingml/2006/main" xmlns:wne="http://schemas.microsoft.com/office/word/2006/wordml" xmlns:wp14="http://schemas.microsoft.com/office/word/2010/wordprocessingDrawing" xmlns:wp="http://schemas.openxmlformats.org/drawingml/2006/wordprocessingDrawing" xmlns:wpc="http://schemas.microsoft.com/office/word/2010/wordprocessingCanvas" xmlns:wpg="http://schemas.microsoft.com/office/word/2010/wordprocessingGroup" xmlns:wpi="http://schemas.microsoft.com/office/word/2010/wordprocessingInk" xmlns:wps="http://schemas.microsoft.com/office/word/2010/wordprocessingShape" mc:Ignorable="w14 wp14">
+  <w:p>
+    <w:pPr>
+      <w:pStyle w:val="Footer"/>
+    </w:pPr>
+  </w:p>
+</w:ftr>
+</file>
+
+<file path=word/header1.xml><?xml version="1.0" encoding="utf-8"?>
+<w:hdr xmlns:m="http://schemas.openxmlformats.org/officeDocument/2006/math" xmlns:mc="http://schemas.openxmlformats.org/markup-compatibility/2006" xmlns:mo="http://schemas.microsoft.com/office/mac/office/2008/main" xmlns:mv="urn:schemas-microsoft-com:mac:vml" xmlns:o="urn:schemas-microsoft-com:office:office" xmlns:r="http://schemas.openxmlformats.org/officeDocument/2006/relationships" xmlns:v="urn:schemas-microsoft-com:vml" xmlns:w10="urn:schemas-microsoft-com:office:word" xmlns:w14="http://schemas.microsoft.com/office/word/2010/wordml" xmlns:w="http://schemas.openxmlformats.org/wordprocessingml/2006/main" xmlns:wne="http://schemas.microsoft.com/office/word/2006/wordml" xmlns:wp14="http://schemas.microsoft.com/office/word/2010/wordprocessingDrawing" xmlns:wp="http://schemas.openxmlformats.org/drawingml/2006/wordprocessingDrawing" xmlns:wpc="http://schemas.microsoft.com/office/word/2010/wordprocessingCanvas" xmlns:wpg="http://schemas.microsoft.com/office/word/2010/wordprocessingGroup" xmlns:wpi="http://schemas.microsoft.com/office/word/2010/wordprocessingInk" xmlns:wps="http://schemas.microsoft.com/office/word/2010/wordprocessingShape" mc:Ignorable="w14 wp14">
+  <w:p>
+    <w:pPr>
+      <w:pStyle w:val="Header"/>
+    </w:pPr>
+  </w:p>
+</w:hdr>
 </file>
 
 <file path=word/numbering.xml><?xml version="1.0" encoding="utf-8"?>

--- a/ADG/15장/15장_실습문제_추가서술형_정답.docx
+++ b/ADG/15장/15장_실습문제_추가서술형_정답.docx
@@ -7,7 +7,7 @@
         <w:pStyle w:val="Heading1"/>
       </w:pPr>
       <w:r>
-        <w:t>제9장  Active Data Guard ① — 추가 실습문제 정답(모범답안 및 채점포인트)</w:t>
+        <w:t>제15장  V$ 뷰 기반 모니터링과 문제 해결 — 추가 실습문제 정답 및 해설</w:t>
       </w:r>
     </w:p>
     <w:p>
@@ -16,7 +16,7 @@
           <w:rFonts w:ascii="맑은 고딕" w:hAnsi="맑은 고딕" w:eastAsia="맑은 고딕"/>
           <w:sz w:val="21"/>
         </w:rPr>
-        <w:t>총 20문항 (서술형 8 · 문제해결형 6 · 진단절차형 6)의 모범답안과 채점 포인트다. 인용한 수치와 오류 번호는 모두 실습 환경에서 캡처한 실측이다.</w:t>
+        <w:t>서술형·문제해결형·진단절차형 20문항의 모범 답안이다. 모든 수치와 오류 번호는 실습 환경의 실측값이다.</w:t>
       </w:r>
     </w:p>
     <w:p>
@@ -24,7 +24,7 @@
         <w:pStyle w:val="Heading2"/>
       </w:pPr>
       <w:r>
-        <w:t>[유형] 서술형 — 모범답안</w:t>
+        <w:t>[유형] 서술형 — 모범 답안</w:t>
       </w:r>
     </w:p>
     <w:p>
@@ -34,7 +34,7 @@
           <w:b/>
           <w:sz w:val="21"/>
         </w:rPr>
-        <w:t>[추가-01] 두 표식과 라이선스</w:t>
+        <w:t>[추가-01] 왜 V$ 뷰를 직접 읽는가</w:t>
       </w:r>
     </w:p>
     <w:p>
@@ -52,7 +52,7 @@
           <w:rFonts w:ascii="맑은 고딕" w:hAnsi="맑은 고딕" w:eastAsia="맑은 고딕"/>
           <w:sz w:val="21"/>
         </w:rPr>
-        <w:t>표식은 둘이다. **`V$DATABASE.OPEN_MODE`가 `READ ONLY WITH APPLY`**이고 **`V$ARCHIVE_DEST_STATUS.RECOVERY_MODE`가 `MANAGED REAL TIME APPLY`**인 것이다. 앞의 것은 "조회할 수 있고 동시에 적용 중"이라는 뜻이고, 뒤의 것은 그 적용이 실시간이라는 뜻이다. 7장에서 확인했듯 두 번째 값은 목적지 `STATUS`가 `VALID`일 때만 의미가 있으므로 두 열을 함께 조회한다.</w:t>
+        <w:t>**① Broker를 쓸 수 없는 환경이 있다.** 감시 도구가 JDBC로만 붙거나 운영 정책상 Broker를 쓰지 않는 곳이 있다. 1~12장에서 손으로 구성했던 방식이 그런 환경이며, 그때도 감시는 필요하다.</w:t>
       </w:r>
     </w:p>
     <w:p>
@@ -61,7 +61,7 @@
           <w:rFonts w:ascii="맑은 고딕" w:hAnsi="맑은 고딕" w:eastAsia="맑은 고딕"/>
           <w:sz w:val="21"/>
         </w:rPr>
-        <w:t>기능 사용 통계는 `CDB_FEATURE_USAGE_STATISTICS`의 CON_ID 3에서 "Active Data Guard - Real-Time Query on Physical Standby"와 "Data Guard" 두 항목으로 나타난다. `DBA_` 뷰에서는 `no rows selected`인데, CDB$ROOT에서 조회하면 현재 컨테이너만 보기 때문이다.</w:t>
+        <w:t>**② 요약은 왜 그런 값이 나왔는지 말해 주지 않는다.** 14장에서 `LogShipping=OFF`로 전송을 끊었을 때 `SHOW CONFIGURATION`이 `SUCCESS`였고 두 지연도 0이었다. `Transport Lag: 0`이 정상이어서 0인지 아무것도 흐르지 않아서 0인지는 원자료를 봐야 안다. 15장에서 리스너를 내렸을 때도 지연은 0이었다.</w:t>
       </w:r>
     </w:p>
     <w:p>
@@ -70,7 +70,7 @@
           <w:rFonts w:ascii="맑은 고딕" w:hAnsi="맑은 고딕" w:eastAsia="맑은 고딕"/>
           <w:sz w:val="21"/>
         </w:rPr>
-        <w:t>**라이선스 판단 근거로 삼기 어려운 이유**는 실측값이 말해 준다. ADG로 조회하고 있는 중에도 `DETECTED_USAGES`가 0이었다. 이 통계는 주기적으로 수집되며 Standby에서는 갱신 자체가 제한적이다. 값이 0이라고 해서 쓰지 않은 것이 아니다.</w:t>
+        <w:t>**③ 장애의 상세는 아래층에 있다.** 리스너를 내렸을 때 Broker는 `Warning: ORA-16857: member disconnected...`까지만 말했다. 같은 시점에 `V$ARCHIVE_DEST`의 `ERROR` 열에는 `ORA-12541: TNS:no listener`가 그대로 들어 있었다. **원인은 아래층에 있다.**</w:t>
       </w:r>
     </w:p>
     <w:p>
@@ -79,7 +79,7 @@
           <w:rFonts w:ascii="맑은 고딕" w:hAnsi="맑은 고딕" w:eastAsia="맑은 고딕"/>
           <w:sz w:val="21"/>
         </w:rPr>
-        <w:t>실제 사용 여부는 `OPEN_MODE`로 판단하는 편이 정확하다. **Standby를 MOUNTED로만 두면 ADG 옵션이 필요 없고, `READ ONLY`로 열어 적용을 계속하는 순간 옵션의 영역이 된다.** 라이선스가 없는 환경에서는 Standby를 열지 않도록 절차서에 명시해야 한다.</w:t>
+        <w:t>**④ 판정에 시차가 있다.** 조치를 마친 직후 `SHOW CONFIGURATION`은 `ERROR`였는데 SQL 뷰는 이미 `VALID`였다. 아래층이 먼저 회복되고 요약이 나중에 따라온다.</w:t>
       </w:r>
     </w:p>
     <w:p>
@@ -88,7 +88,16 @@
           <w:rFonts w:ascii="맑은 고딕" w:hAnsi="맑은 고딕" w:eastAsia="맑은 고딕"/>
           <w:sz w:val="21"/>
         </w:rPr>
-        <w:t>채점 포인트: ① 두 표식 / ② RECOVERY_MODE는 STATUS와 함께 / ③ CDB_ 뷰 CON_ID 3 / ④ DETECTED_USAGES 0이 근거가 못 되는 이유 / ⑤ MOUNTED와 READ ONLY의 라이선스 경계</w:t>
+        <w:t>**정리** — Broker는 "문제가 있는가"에 빠르게 답하고, V$ 뷰는 "무엇이 문제인가"에 답한다. 둘은 대체 관계가 아니라 층 관계다.</w:t>
+      </w:r>
+    </w:p>
+    <w:p>
+      <w:r>
+        <w:rPr>
+          <w:rFonts w:ascii="맑은 고딕" w:hAnsi="맑은 고딕" w:eastAsia="맑은 고딕"/>
+          <w:sz w:val="21"/>
+        </w:rPr>
+        <w:t>채점 포인트: ① 세 가지 이상 제시 / ② 각각 실측으로 뒷받침 / ③ 14장 사례와 15장 사례를 모두 인용 / ④ ORA-16857과 ORA-12541의 대비 / ⑤ 층 관계라는 결론</w:t>
       </w:r>
     </w:p>
     <w:p>
@@ -98,7 +107,7 @@
           <w:b/>
           <w:sz w:val="21"/>
         </w:rPr>
-        <w:t>[추가-02] 읽기 일관성의 근거와 검증</w:t>
+        <w:t>[추가-02] 쓰이지 않는 로그들</w:t>
       </w:r>
     </w:p>
     <w:p>
@@ -116,7 +125,7 @@
           <w:rFonts w:ascii="맑은 고딕" w:hAnsi="맑은 고딕" w:eastAsia="맑은 고딕"/>
           <w:sz w:val="21"/>
         </w:rPr>
-        <w:t>리두는 **커밋 전에도 전송되고 적용된다.** 그러므로 Standby의 데이터 블록에는 커밋되지 않은 변경이 이미 반영되어 있을 수 있다. 그럼에도 조회 결과가 깨끗한 것은 **UNDO 정보 역시 함께 적용되기 때문**이다. 조회 시점의 SCN을 기준으로 커밋되지 않은 변경은 UNDO로 되돌려 읽는다. Primary에서와 같은 읽기 일관성 규칙이다.</w:t>
+        <w:t>**Standby의 `V$LOG`가 `SEQUENCE#=0`인 이유** — 리두는 Primary가 만들고 Standby는 받기만 한다. Standby는 자기 온라인 리두에 아무것도 쓰지 않는다. 그 그룹들은 **역할이 바뀐 뒤에 쓰기 위해** 존재하며, 14장 `VALIDATE ... VERBOSE`의 `Future Log File Groups Configuration`이 계산한 대상이 정확히 이것이다. `boston Online Redo Log Files: Not Cleared`도 같은 맥락으로, 쓰이지 않았으니 정리할 것도 없다.</w:t>
       </w:r>
     </w:p>
     <w:p>
@@ -125,7 +134,7 @@
           <w:rFonts w:ascii="맑은 고딕" w:hAnsi="맑은 고딕" w:eastAsia="맑은 고딕"/>
           <w:sz w:val="21"/>
         </w:rPr>
-        <w:t>**올바른 검증 방법**은 미커밋 상태를 실제로 유지하는 것이다. 세션이 끝나면 커밋되거나 롤백되므로, 하나의 세션 안에서 `INSERT` → 대기 → (다른 곳에서 확인) → 종료를 처리해야 한다.</w:t>
+        <w:t>**Primary의 `V$STANDBY_LOG`가 `UNASSIGNED`인 이유** — Primary는 SRL을 쓰지 않는다. 4장에서 배운 대로 전환 후를 대비해 만들어 둔 것이며, 실측에서 네 그룹 모두 `SEQUENCE# 0`, `UNASSIGNED`였다.</w:t>
       </w:r>
     </w:p>
     <w:p>
@@ -134,7 +143,7 @@
           <w:rFonts w:ascii="맑은 고딕" w:hAnsi="맑은 고딕" w:eastAsia="맑은 고딕"/>
           <w:sz w:val="21"/>
         </w:rPr>
-        <w:t>실측 절차는 이렇다. Primary에서 백그라운드 세션이 `INSERT` 후 `DBMS_SESSION.SLEEP(40)`으로 40초를 기다리고 `ROLLBACK`으로 끝나게 했다. 그 사이 Standby에서 조회하니 커밋된 1건만 보였고, 백그라운드 세션이 롤백으로 끝난 뒤에도 결과가 같았다.</w:t>
+        <w:t>**감시 설계의 함의 ①** — **뷰가 조회된다는 것과 값이 있다는 것은 다르다.** 두 조회 모두 오류 없이 성공한다. 스크립트가 `SRL_ACTIVE=0`을 받고 "심각"으로 판정하면 Primary에서 상시 오경보가 난다.</w:t>
       </w:r>
     </w:p>
     <w:p>
@@ -143,7 +152,7 @@
           <w:rFonts w:ascii="맑은 고딕" w:hAnsi="맑은 고딕" w:eastAsia="맑은 고딕"/>
           <w:sz w:val="21"/>
         </w:rPr>
-        <w:t>Primary의 다른 세션에서 조회해도 같은 결과였다는 점도 확인해 두면 좋다. **Standby가 특별한 것이 아니라 원래 그런 규칙**이라는 것을 보여 주기 때문이다.</w:t>
+        <w:t>**함의 ②** — 그러므로 스크립트는 `V$DATABASE`의 `DATABASE_ROLE`로 **역할을 먼저 판정하고 분기**해야 한다. 같은 SQL 묶음을 양쪽에 돌리는 설계는 틀렸다.</w:t>
       </w:r>
     </w:p>
     <w:p>
@@ -152,7 +161,16 @@
           <w:rFonts w:ascii="맑은 고딕" w:hAnsi="맑은 고딕" w:eastAsia="맑은 고딕"/>
           <w:sz w:val="21"/>
         </w:rPr>
-        <w:t>채점 포인트: ① 리두는 커밋 전에도 적용된다 / ② UNDO가 함께 적용되어 일관성 유지 / ③ 세션을 살려 두어야 한다는 설계 / ④ DBMS_SESSION.SLEEP 활용 / ⑤ Primary 다른 세션과 결과가 같다는 확인</w:t>
+        <w:t>**함의 ③** — 빈 결과와 오류를 구별해 처리해야 한다. `V$DATAGUARD_STATS`를 Primary에서 조회하면 `no rows selected`인데, 이것을 조회 실패로 처리하면 역시 오경보가 된다.</w:t>
+      </w:r>
+    </w:p>
+    <w:p>
+      <w:r>
+        <w:rPr>
+          <w:rFonts w:ascii="맑은 고딕" w:hAnsi="맑은 고딕" w:eastAsia="맑은 고딕"/>
+          <w:sz w:val="21"/>
+        </w:rPr>
+        <w:t>채점 포인트: ① 두 현상의 이유를 각각 설명 / ② 전환 후를 위한 것이라는 공통점 / ③ 14장 `Future` 구성과 연결 / ④ 오류가 나지 않는다는 위험 / ⑤ 역할 판정 후 분기라는 설계 원칙</w:t>
       </w:r>
     </w:p>
     <w:p>
@@ -162,7 +180,7 @@
           <w:b/>
           <w:sz w:val="21"/>
         </w:rPr>
-        <w:t>[추가-03] 측정의 함정</w:t>
+        <w:t>[추가-03] 두 뷰의 관점</w:t>
       </w:r>
     </w:p>
     <w:p>
@@ -180,7 +198,7 @@
           <w:rFonts w:ascii="맑은 고딕" w:hAnsi="맑은 고딕" w:eastAsia="맑은 고딕"/>
           <w:sz w:val="21"/>
         </w:rPr>
-        <w:t>처음 측정은 `INSERT` 후 커밋하지 않고 세션을 끝냈다. 그리고 Standby에서 조회하니 그 행이 보였다. 이 결과만 보면 "Standby는 미커밋 데이터도 보여 준다"는 결론에 이른다.</w:t>
+        <w:t>**정의** — `V$ARCHIVE_DEST`는 **설정이 어떻게 되어 있는가**를 본다. `V$ARCHIVE_DEST_STATUS`는 **지금 어떤 상태인가**를 본다.</w:t>
       </w:r>
     </w:p>
     <w:p>
@@ -189,7 +207,7 @@
           <w:rFonts w:ascii="맑은 고딕" w:hAnsi="맑은 고딕" w:eastAsia="맑은 고딕"/>
           <w:sz w:val="21"/>
         </w:rPr>
-        <w:t>원인은 Data Guard가 아니라 **SQL*Plus**였다. **SQL*Plus는 정상 종료(`EXIT`) 시 암묵적으로 커밋한다.** 스크립트가 `INSERT` 후 `EXIT`로 끝나면 그 시점에 커밋된 것이다. 비정상 종료에서는 롤백한다.</w:t>
+        <w:t>**구별 방법** — 둘 다 `STATUS` 열을 가지고 있어 혼동하기 쉽다. 실용적인 구별법은 다른 열을 보는 것이다. `RECOVERY_MODE`가 있으면 `_STATUS`이고, `VALID_NOW`가 있으면 `V$ARCHIVE_DEST`다.</w:t>
       </w:r>
     </w:p>
     <w:p>
@@ -198,7 +216,7 @@
           <w:rFonts w:ascii="맑은 고딕" w:hAnsi="맑은 고딕" w:eastAsia="맑은 고딕"/>
           <w:sz w:val="21"/>
         </w:rPr>
-        <w:t>즉 "커밋하지 않았다"고 생각했지만 실제로는 커밋되어 있었다. 측정이 잘못됐지 제품이 이상한 것이 아니었다.</w:t>
+        <w:t>**주요 열**</w:t>
       </w:r>
     </w:p>
     <w:p>
@@ -207,7 +225,7 @@
           <w:rFonts w:ascii="맑은 고딕" w:hAnsi="맑은 고딕" w:eastAsia="맑은 고딕"/>
           <w:sz w:val="21"/>
         </w:rPr>
-        <w:t>**일반 원칙 세 가지를 끌어낼 수 있다.**</w:t>
+        <w:t>`V$ARCHIVE_DEST` — `TARGET`(로컬/원격), `VALID_TYPE`·`VALID_ROLE`(7장의 `VALID_FOR`가 두 열로 분해), `VALID_NOW`, `BINDING`, `AFFIRM`, `TRANSMIT_MODE`.</w:t>
       </w:r>
     </w:p>
     <w:p>
@@ -216,7 +234,7 @@
           <w:rFonts w:ascii="맑은 고딕" w:hAnsi="맑은 고딕" w:eastAsia="맑은 고딕"/>
           <w:sz w:val="21"/>
         </w:rPr>
-        <w:t>첫째, **도구가 세션을 닫으면서 무엇을 하는지 알아야 한다.** 커밋·롤백·잠금 해제 같은 동작이 조용히 일어난다.</w:t>
+        <w:t>`V$ARCHIVE_DEST_STATUS` — `STATUS`, `ERROR`, `TYPE`(LOCAL/PHYSICAL), `RECOVERY_MODE`, `DATABASE_MODE`, `ARCHIVED_SEQ#`, `APPLIED_SEQ#`.</w:t>
       </w:r>
     </w:p>
     <w:p>
@@ -225,7 +243,7 @@
           <w:rFonts w:ascii="맑은 고딕" w:hAnsi="맑은 고딕" w:eastAsia="맑은 고딕"/>
           <w:sz w:val="21"/>
         </w:rPr>
-        <w:t>둘째, **상태를 유지해야 하는 시험은 그 상태를 만든 세션 안에서 처리한다.** 세션 경계를 넘으면 통제할 수 없는 일이 생긴다.</w:t>
+        <w:t>**언제 보는가** — 설정이 의도대로인지, 어떤 로그 종류에 유효한지는 `V$ARCHIVE_DEST`. 지금 오류가 있는지, 실시간 적용 중인지는 `_STATUS`. `ERROR` 열은 두 뷰 모두에 있고 같은 값이 들어가므로 어느 쪽으로 봐도 된다.</w:t>
       </w:r>
     </w:p>
     <w:p>
@@ -234,7 +252,7 @@
           <w:rFonts w:ascii="맑은 고딕" w:hAnsi="맑은 고딕" w:eastAsia="맑은 고딕"/>
           <w:sz w:val="21"/>
         </w:rPr>
-        <w:t>셋째, **예상과 다른 결과가 나오면 "제품이 이상하다"보다 "내 측정이 이상하다"를 먼저 의심한다.** 실무에서 "운영에서는 되는데 테스트에서는 안 된다"는 보고의 상당수가 테스트 방법의 차이에서 나온다.</w:t>
+        <w:t>**실측에서 읽은 것** — `dest_id=1`의 `RECOVERY_MODE`가 `IDLE`이었다. **로컬 목적지에는 적용이라는 개념이 없다.** `TYPE`도 `LOCAL`이며 원격인 2번만 `PHYSICAL`·`MANAGED REAL TIME APPLY`다. 또 `_STATUS`에서는 1번의 `DESTINATION`이 비어 있는데 `V$ARCHIVE_DEST`에서는 `USE_DB_RECOVERY_FILE_DEST`로 나온다. **같은 목적지를 두 뷰가 다르게 표현한다.**</w:t>
       </w:r>
     </w:p>
     <w:p>
@@ -243,7 +261,7 @@
           <w:rFonts w:ascii="맑은 고딕" w:hAnsi="맑은 고딕" w:eastAsia="맑은 고딕"/>
           <w:sz w:val="21"/>
         </w:rPr>
-        <w:t>채점 포인트: ① 잘못된 결과와 그 해석 / ② SQL*Plus의 암묵적 커밋 / ③ 비정상 종료는 롤백 / ④ 세션 안에서 처리해야 한다는 설계 원칙 / ⑤ 측정을 먼저 의심하라는 태도</w:t>
+        <w:t>채점 포인트: ① 두 관점의 정의 / ② `RECOVERY_MODE`/`VALID_NOW`로 구별하는 방법 / ③ 주요 열의 분류 / ④ 상황별 선택 / ⑤ `IDLE`·`LOCAL` 등 실측 인용</w:t>
       </w:r>
     </w:p>
     <w:p>
@@ -253,7 +271,7 @@
           <w:b/>
           <w:sz w:val="21"/>
         </w:rPr>
-        <w:t>[추가-04] 경계를 가르는 기준</w:t>
+        <w:t>[추가-04] VALID_NOW 읽기</w:t>
       </w:r>
     </w:p>
     <w:p>
@@ -271,7 +289,7 @@
           <w:rFonts w:ascii="맑은 고딕" w:hAnsi="맑은 고딕" w:eastAsia="맑은 고딕"/>
           <w:sz w:val="21"/>
         </w:rPr>
-        <w:t>기준은 하나다. **영구 데이터 파일이나 딕셔너리를 바꾸는가.**</w:t>
+        <w:t>**값의 종류** — `YES`(지금 유효하다), `WRONG VALID_TYPE`(로그 종류가 맞지 않는다, 10장에서 확인), `WRONG VALID_ROLE`(지금 역할에서는 쓰이지 않는다), `INACTIVE`(유효하지만 지금 동작하지 않는다), `UNKNOWN`(판정할 수 없다).</w:t>
       </w:r>
     </w:p>
     <w:p>
@@ -280,7 +298,7 @@
           <w:rFonts w:ascii="맑은 고딕" w:hAnsi="맑은 고딕" w:eastAsia="맑은 고딕"/>
           <w:sz w:val="21"/>
         </w:rPr>
-        <w:t>**되는 것.** ① 정렬·해시 조인 — 임시 세그먼트에서 끝난다. 실측에서 7만 행 정렬에 TEMP 3MB씩 쓰였다. ② GTT에 대한 `INSERT` — 데이터가 임시 테이블스페이스에 있다. ③ `EXPLAIN PLAN` — `PLAN_TABLE`이 GTT다. 실측에서 33행이 들어갔다. ④ 시퀀스 `NEXTVAL` — 메모리의 별도 범위를 쓴다(값이 뛴다). ⑤ `V$` 뷰 조회 — 메모리 구조를 읽을 뿐이다.</w:t>
+        <w:t>**실측에서 `UNKNOWN`이 29개였던 이유** — 이 뷰는 목적지 31개(19c 기준)를 전부 보여 준다. 그중 우리가 쓰는 것은 1번과 2번뿐이고, 나머지 29개는 설정이 비어 있어 판정할 대상 자체가 없다. `YES`는 2개였다.</w:t>
       </w:r>
     </w:p>
     <w:p>
@@ -289,7 +307,7 @@
           <w:rFonts w:ascii="맑은 고딕" w:hAnsi="맑은 고딕" w:eastAsia="맑은 고딕"/>
           <w:sz w:val="21"/>
         </w:rPr>
-        <w:t>**안 되는 것.** ⑥ 일반 테이블 DML — 데이터 블록·UNDO·리두를 모두 만든다. ORA-16000. ⑦ DDL — 위에 딕셔너리 변경까지 더해진다. ORA-16000. ⑧ 통계 수집 — 딕셔너리를 바꾼다. 스택 안쪽에 ORA-16000이 있다. ⑨ AWR 스냅샷 — AWR 테이블을 쓴다. 전용 오류 ORA-13516.</w:t>
+        <w:t>**함께 확인해야 할 것** — `DESTINATION` 열이다. 10장에서 Far Sync 목적지를 막 설정한 직후에도 `VALID_NOW`가 `UNKNOWN`이었다. **막 바꾼 직후와 아예 쓰지 않는 목적지가 같은 값으로 보인다.** 그러므로 `UNKNOWN`을 보면 `DESTINATION`이 비어 있는지 먼저 본다. 비어 있으면 쓰지 않는 목적지이고, 값이 있는데 `UNKNOWN`이면 아직 계산되지 않은 것이므로 잠시 뒤 다시 조회한다.</w:t>
       </w:r>
     </w:p>
     <w:p>
@@ -298,7 +316,7 @@
           <w:rFonts w:ascii="맑은 고딕" w:hAnsi="맑은 고딕" w:eastAsia="맑은 고딕"/>
           <w:sz w:val="21"/>
         </w:rPr>
-        <w:t>이 기준의 가치는 **새로운 상황도 판단할 수 있다**는 것이다. 표를 외우는 대신 "이 작업이 영구 파일이나 딕셔너리를 바꾸는가"를 물으면 된다.</w:t>
+        <w:t>**`INACTIVE`의 실제 사례** — 15장에서 리스너를 내리자 `dest_id=2`의 `VALID_NOW`가 `YES`에서 `INACTIVE`로 바뀌었다. 설정은 그대로 유효한데 지금 동작하지 않는다는 뜻이며, 같은 시점에 `STATUS`는 `ERROR`, `ERROR` 열에는 `ORA-12541`이 들어왔다.</w:t>
       </w:r>
     </w:p>
     <w:p>
@@ -307,7 +325,7 @@
           <w:rFonts w:ascii="맑은 고딕" w:hAnsi="맑은 고딕" w:eastAsia="맑은 고딕"/>
           <w:sz w:val="21"/>
         </w:rPr>
-        <w:t>한 문장으로 요약하면 **"보는 것은 되고 남기는 것은 안 된다."** 진단은 할 수 있지만 그 결과를 데이터베이스에 저장할 수는 없다.</w:t>
+        <w:t>**감시에서의 활용** — `WHERE destination IS NOT NULL AND valid_now &lt;&gt; 'YES'`가 실용적인 조건이다. 쓰는 목적지 중 유효하지 않은 것만 걸러진다.</w:t>
       </w:r>
     </w:p>
     <w:p>
@@ -316,7 +334,7 @@
           <w:rFonts w:ascii="맑은 고딕" w:hAnsi="맑은 고딕" w:eastAsia="맑은 고딕"/>
           <w:sz w:val="21"/>
         </w:rPr>
-        <w:t>채점 포인트: ① 기준 진술 / ② 되는 것 다섯 가지 이상 / ③ 안 되는 것과 오류 번호 / ④ 기준의 확장 가능성 / ⑤ 한 문장 요약</w:t>
+        <w:t>채점 포인트: ① 다섯 값의 뜻 / ② 29개의 이유 / ③ `DESTINATION`을 함께 봐야 하는 이유 / ④ 10장 Far Sync 사례 인용 / ⑤ `INACTIVE`의 실측 사례</w:t>
       </w:r>
     </w:p>
     <w:p>
@@ -326,7 +344,7 @@
           <w:b/>
           <w:sz w:val="21"/>
         </w:rPr>
-        <w:t>[추가-05] 시퀀스의 동작</w:t>
+        <w:t>[추가-05] 두 개의 함정 열</w:t>
       </w:r>
     </w:p>
     <w:p>
@@ -344,7 +362,7 @@
           <w:rFonts w:ascii="맑은 고딕" w:hAnsi="맑은 고딕" w:eastAsia="맑은 고딕"/>
           <w:sz w:val="21"/>
         </w:rPr>
-        <w:t>실측에서 Primary가 `NEXTVAL`로 1을 받은 시퀀스를 Standby에서 조회하니 **21**이 나왔다.</w:t>
+        <w:t>**`APPLIED`의 함정** — Primary에서 `V$ARCHIVED_LOG`를 조회하면 같은 시퀀스가 두 줄씩 나오고 `APPLIED`가 서로 다르다. 실측에서 73번은 `dest_id=1`이 `NO`, `dest_id=2`가 `YES`였다. `dest_id=1`은 **Primary 자신의 로컬 아카이브**이므로 자기가 적용할 일이 없어 영원히 `NO`다. 이것을 보고 "절반이 적용되지 않았다"고 읽는 것이 흔한 오해다. **`WHERE dest_id=2` 조건이 필수**이며, 그 조건을 넣으면 실측에서 70~73번 모두 `YES`였다.</w:t>
       </w:r>
     </w:p>
     <w:p>
@@ -353,7 +371,7 @@
           <w:rFonts w:ascii="맑은 고딕" w:hAnsi="맑은 고딕" w:eastAsia="맑은 고딕"/>
           <w:sz w:val="21"/>
         </w:rPr>
-        <w:t>이유는 딕셔너리를 쓸 수 없다는 제약에서 나온다. 시퀀스는 값을 주려면 어딘가에 "여기까지 썼다"를 기록해야 하는데, Standby는 딕셔너리를 갱신할 수 없다. 그래서 오라클은 **Primary가 쓰지 않을 범위를 통째로 떼어 메모리에서만 관리하는** 방식을 쓴다. 값이 크게 건너뛴 것이 그 결과다.</w:t>
+        <w:t>**`APPLIED_SEQ#`의 함정** — Standby의 `V$ARCHIVE_DEST_STATUS`에서 `ARCHIVED_SEQ#`가 73인데 `APPLIED_SEQ#`가 0이었다. 적용이 멈춘 것이 아니다. **실시간 적용은 아카이브 파일이 아니라 SRL에서 직접 읽으므로** "몇 번 아카이브까지 적용했는가"라는 이 열이 채워지지 않는다. 근거는 같은 행의 `RECOVERY_MODE`가 `MANAGED REAL TIME APPLY`라는 것이다. 실시간이 아닌 `MANAGED` 모드였다면 이 값이 채워진다.</w:t>
       </w:r>
     </w:p>
     <w:p>
@@ -362,7 +380,7 @@
           <w:rFonts w:ascii="맑은 고딕" w:hAnsi="맑은 고딕" w:eastAsia="맑은 고딕"/>
           <w:sz w:val="21"/>
         </w:rPr>
-        <w:t>**실무적 함의는 분명하다. Standby에서 얻은 시퀀스 값은 Primary와 연속되지 않는다.** 채번을 두 노드에서 나눠 하면 값에 큰 구멍이 생긴다.</w:t>
+        <w:t>**대신 쓸 지표** — ① `V$DATAGUARD_STATS`의 `apply lag`. ② `V$MANAGED_STANDBY`에서 `MRP0`의 `SEQUENCE#`를 Primary의 `V$LOG` `CURRENT` 시퀀스와 비교. ③ `V$STANDBY_LOG`에서 `ACTIVE`인 그룹의 존재와 그 `SEQUENCE#`.</w:t>
       </w:r>
     </w:p>
     <w:p>
@@ -371,7 +389,7 @@
           <w:rFonts w:ascii="맑은 고딕" w:hAnsi="맑은 고딕" w:eastAsia="맑은 고딕"/>
           <w:sz w:val="21"/>
         </w:rPr>
-        <w:t>그러므로 순번의 연속성이 업무 요건이라면 Standby에서 시퀀스를 쓰지 않도록 해야 한다. 예를 들어 전표 번호나 영수증 번호처럼 연속성이 감사 요건인 경우다.</w:t>
+        <w:t>**가장 정밀한 지표** — `RFS(LGWR)`와 `MRP0`의 `SEQUENCE#`·`BLOCK#`을 비교하는 것이다. 실측에서 둘 다 시퀀스 74의 블록 17,964였다. **지연을 블록 단위로** 볼 수 있어 `apply lag`보다 정밀하다.</w:t>
       </w:r>
     </w:p>
     <w:p>
@@ -380,25 +398,7 @@
           <w:rFonts w:ascii="맑은 고딕" w:hAnsi="맑은 고딕" w:eastAsia="맑은 고딕"/>
           <w:sz w:val="21"/>
         </w:rPr>
-        <w:t>반대로 단순히 유일한 값이 필요할 뿐이라면 문제가 없다. 값이 뛰어도 중복되지는 않기 때문이다. **연속성이 요건인가 유일성이 요건인가**를 구분하는 것이 판단의 출발점이다.</w:t>
-      </w:r>
-    </w:p>
-    <w:p>
-      <w:r>
-        <w:rPr>
-          <w:rFonts w:ascii="맑은 고딕" w:hAnsi="맑은 고딕" w:eastAsia="맑은 고딕"/>
-          <w:sz w:val="21"/>
-        </w:rPr>
-        <w:t>읽기 분산을 설계할 때 이 항목을 별도로 점검해야 한다. 조회처럼 보이는 코드 안에 시퀀스 호출이 숨어 있는 경우가 흔하기 때문이다.</w:t>
-      </w:r>
-    </w:p>
-    <w:p>
-      <w:r>
-        <w:rPr>
-          <w:rFonts w:ascii="맑은 고딕" w:hAnsi="맑은 고딕" w:eastAsia="맑은 고딕"/>
-          <w:sz w:val="21"/>
-        </w:rPr>
-        <w:t>채점 포인트: ① 실측값 1 → 21 / ② 딕셔너리를 못 쓰는 제약 / ③ 별도 범위를 메모리에서 관리 / ④ 연속성 요건일 때의 결론 / ⑤ 연속성과 유일성의 구분</w:t>
+        <w:t>채점 포인트: ① 두 함정을 각각 설명 / ② `dest_id=1`이 영원히 `NO`인 이유 / ③ 실시간 적용이 SRL에서 읽는다는 근거 / ④ 대체 지표 세 가지 이상 / ⑤ 블록 단위 비교 언급</w:t>
       </w:r>
     </w:p>
     <w:p>
@@ -408,7 +408,7 @@
           <w:b/>
           <w:sz w:val="21"/>
         </w:rPr>
-        <w:t>[추가-06] DML 리다이렉션</w:t>
+        <w:t>[추가-06] 지연이 0이었던 두 사례</w:t>
       </w:r>
     </w:p>
     <w:p>
@@ -426,7 +426,7 @@
           <w:rFonts w:ascii="맑은 고딕" w:hAnsi="맑은 고딕" w:eastAsia="맑은 고딕"/>
           <w:sz w:val="21"/>
         </w:rPr>
-        <w:t>**동작 방식.** Standby 세션에서 실행한 DML을 Standby가 Primary로 넘겨 실행시키고 결과를 받아 돌려준다. Standby는 **Primary로 새 연결을 만들어** 현재 세션의 사용자로 인증한 뒤 문장을 실행한다. 커밋 후 그 변경은 리두를 통해 Standby로 돌아온다.</w:t>
+        <w:t>**사례 ① (14장)** — `EDIT DATABASE 'boston' SET PROPERTY 'LogShipping'='OFF'`로 전송을 끊었다. `SHOW CONFIGURATION`은 `SUCCESS`, `transport lag`과 `apply lag` 모두 `+00 00:00:00`이었다.</w:t>
       </w:r>
     </w:p>
     <w:p>
@@ -435,7 +435,7 @@
           <w:rFonts w:ascii="맑은 고딕" w:hAnsi="맑은 고딕" w:eastAsia="맑은 고딕"/>
           <w:sz w:val="21"/>
         </w:rPr>
-        <w:t>실측에서 일반 PDB 사용자로 `INSERT`·`UPDATE`·`DELETE`가 모두 성공했고, 같은 행이 Primary에서도 조회되었다. 영향받은 행 수도 정확히 돌려주었다.</w:t>
+        <w:t>**사례 ② (15장)** — Standby 리스너를 내렸다. Broker는 `ORA-16857`로 경보했지만 두 지연은 여전히 0이었다. `Average Apply Rate`가 `0 Byte/s`인 것이 유일한 숫자 신호였다.</w:t>
       </w:r>
     </w:p>
     <w:p>
@@ -444,7 +444,7 @@
           <w:rFonts w:ascii="맑은 고딕" w:hAnsi="맑은 고딕" w:eastAsia="맑은 고딕"/>
           <w:sz w:val="21"/>
         </w:rPr>
-        <w:t>**적합한 용도**는 조회 위주 세션에서 발생하는 **간헐적이고 작은 갱신**이다. 마지막 접속 시각 기록, 조회 이력 한 줄 남기기, 사용자 설정 저장 같은 것이다. 이런 한두 문장 때문에 접속을 나누는 것이 번거롭기 때문에 리다이렉션이 그 간격을 메운다.</w:t>
+        <w:t>**왜 0인가** — 두 지연은 "어디까지 처리했는가"라는 기준점과 현재 시각의 차이로 계산된다. 새로 도착하는 리두가 없으면 그 기준점이 갱신되지 않고, 그 지점 기준으로는 밀린 것이 없다. **보내지 않으니(오지 않으니) 늦지도 않는다.** SQL로 직접 조회해도 같았으므로 Broker의 계산 착오가 아니다.</w:t>
       </w:r>
     </w:p>
     <w:p>
@@ -453,7 +453,7 @@
           <w:rFonts w:ascii="맑은 고딕" w:hAnsi="맑은 고딕" w:eastAsia="맑은 고딕"/>
           <w:sz w:val="21"/>
         </w:rPr>
-        <w:t>**피해야 할 용도**는 두 가지다. 첫째, **대량 DML**이다. 문장 하나가 두 번의 네트워크 왕복을 만들므로 수십만 행을 갱신하는 배치를 리다이렉션으로 돌리면 Standby가 중계기 노릇을 하며 지연만 늘어난다. 그런 작업은 처음부터 Primary에 접속해 실행한다. 둘째, **긴 트랜잭션**이다. 리다이렉트된 DML의 트랜잭션은 Primary에 존재하므로, Standby 세션이 문제를 겪는 동안 Primary에 잠금이 남을 수 있다.</w:t>
+        <w:t>**도출되는 분류 원칙** — 지표를 두 종류로 나눈다.</w:t>
       </w:r>
     </w:p>
     <w:p>
@@ -462,7 +462,7 @@
           <w:rFonts w:ascii="맑은 고딕" w:hAnsi="맑은 고딕" w:eastAsia="맑은 고딕"/>
           <w:sz w:val="21"/>
         </w:rPr>
-        <w:t>켜는 방법은 시스템 수준과 세션 수준이 있는데 **세션 수준을 권한다.** 시스템 수준으로 켜면 의도하지 않은 DML까지 Primary로 넘어가므로 통제가 어렵다.</w:t>
+        <w:t>**주 지표(흐름이 있는가)** — `V$STANDBY_LOG`의 `ACTIVE`가 1인가, `MRP0` 행이 있는가, `MRP0`의 `SEQUENCE#`가 Primary의 `CURRENT`와 같은가, 목적지 `STATUS`가 `VALID`인가, `RFS(LGWR)`가 있는가.</w:t>
       </w:r>
     </w:p>
     <w:p>
@@ -471,7 +471,25 @@
           <w:rFonts w:ascii="맑은 고딕" w:hAnsi="맑은 고딕" w:eastAsia="맑은 고딕"/>
           <w:sz w:val="21"/>
         </w:rPr>
-        <w:t>채점 포인트: ① 동작 방식(새 연결·재인증) / ② 실측 결과 / ③ 적합한 용도 / ④ 대량 DML과 긴 트랜잭션을 피하는 이유 / ⑤ 세션 수준 권장</w:t>
+        <w:t>**보조 지표(느린가)** — `transport lag`, `apply lag`.</w:t>
+      </w:r>
+    </w:p>
+    <w:p>
+      <w:r>
+        <w:rPr>
+          <w:rFonts w:ascii="맑은 고딕" w:hAnsi="맑은 고딕" w:eastAsia="맑은 고딕"/>
+          <w:sz w:val="21"/>
+        </w:rPr>
+        <w:t>**두 종류를 함께 두는 이유** — 주 지표가 정상인데 보조 지표가 나쁘면 "느린" 것이고, 주 지표가 무너지면 "끊긴" 것이다. 지연만 보는 감시는 끊김을 절대 잡지 못한다. 실측에서 두 상황 모두 `SRL_ACTIVE`가 0이 됐으므로 이 값 하나가 두 사례를 모두 잡는다.</w:t>
+      </w:r>
+    </w:p>
+    <w:p>
+      <w:r>
+        <w:rPr>
+          <w:rFonts w:ascii="맑은 고딕" w:hAnsi="맑은 고딕" w:eastAsia="맑은 고딕"/>
+          <w:sz w:val="21"/>
+        </w:rPr>
+        <w:t>채점 포인트: ① 두 사례를 실측으로 제시 / ② 기준점이 갱신되지 않는 메커니즘 / ③ 주 지표와 보조 지표의 분류 / ④ 각 분류에 속하는 지표 열거 / ⑤ `SRL_ACTIVE`가 두 사례를 모두 잡는다는 결론</w:t>
       </w:r>
     </w:p>
     <w:p>
@@ -481,7 +499,7 @@
           <w:b/>
           <w:sz w:val="21"/>
         </w:rPr>
-        <w:t>[추가-07] 두 장치의 성격 차이</w:t>
+        <w:t>[추가-07] 진단의 층</w:t>
       </w:r>
     </w:p>
     <w:p>
@@ -499,7 +517,7 @@
           <w:rFonts w:ascii="맑은 고딕" w:hAnsi="맑은 고딕" w:eastAsia="맑은 고딕"/>
           <w:sz w:val="21"/>
         </w:rPr>
-        <w:t>**`STANDBY_MAX_DATA_DELAY`는 거부한다.** 세션이 허용할 지연을 초 단위로 정하고, 초과하면 `ORA-03172`로 조회를 실패시킨다. 빠르게 실패하므로 애플리케이션이 다른 길을 갈 수 있다.</w:t>
+        <w:t>**층 구성과 ORA-12541 사례에서 각 층이 낸 답**</w:t>
       </w:r>
     </w:p>
     <w:p>
@@ -508,7 +526,7 @@
           <w:rFonts w:ascii="맑은 고딕" w:hAnsi="맑은 고딕" w:eastAsia="맑은 고딕"/>
           <w:sz w:val="21"/>
         </w:rPr>
-        <w:t>**`ALTER SESSION SYNC WITH PRIMARY`는 기다린다.** 조회 전에 Standby가 Primary를 따라잡을 때까지 대기한다. 조금 느려도 최신 데이터를 주려 한다.</w:t>
+        <w:t>**1층 요약(`SHOW CONFIGURATION`)** — `WARNING` + `ORA-16857: member disconnected from redo source...`. 알려 주는 것은 **문제가 있다**는 사실뿐이다. `VALIDATE DATABASE`는 `Ready for Switchover: No`로 **전환할 수 없다**를 덧붙인다.</w:t>
       </w:r>
     </w:p>
     <w:p>
@@ -517,7 +535,7 @@
           <w:rFonts w:ascii="맑은 고딕" w:hAnsi="맑은 고딕" w:eastAsia="맑은 고딕"/>
           <w:sz w:val="21"/>
         </w:rPr>
-        <w:t>**적합한 상황이 다르다.** 전자는 실패를 감지해 Primary로 재시도할 수 있는 애플리케이션에 맞고, 후자는 지연을 감수하고서라도 최신 데이터가 필요한 조회에 맞는다. 한도를 두지 않는 기본 상태는 신선도가 중요하지 않은 보고서·집계에 맞는다.</w:t>
+        <w:t>**2층 V$ 뷰(`V$ARCHIVE_DEST`)** — `STATUS=ERROR`, `VALID_NOW=INACTIVE`, `ERROR=ORA-12541: TNS:no listener`. **왜 그런지**를 알려 준다. 여기에 `LOG_ARCHIVE_DEST_STATE_2=ENABLE`을 더하면 "설정이 아니라 장애"라는 판정까지 나온다.</w:t>
       </w:r>
     </w:p>
     <w:p>
@@ -526,7 +544,7 @@
           <w:rFonts w:ascii="맑은 고딕" w:hAnsi="맑은 고딕" w:eastAsia="맑은 고딕"/>
           <w:sz w:val="21"/>
         </w:rPr>
-        <w:t>실습 환경에서는 **후자를 쓸 수 없다.** `ORA-03173`으로 거부되는데, 이 명령은 동기 전송 구성에서만 성립하기 때문이다. MAXIMUM PERFORMANCE(ASYNC)에서는 리두가 모두 도착했다는 보장이 없어 오라클이 시도 자체를 거부한다.</w:t>
+        <w:t>**3층 알림 로그** — 접속 문자열 전체(`HOST=boston-srv.localdomain`, `PORT=1521`, `SERVICE_NAME=boston`), 어느 프로세스인지(`ARC1 (PID:2482)`), 트레이스 파일 이름(`chicago_arc1_2482.trc`), 그리고 `ORA-16055: FAL request rejected`와 `archiver continuing`. **어디를 고칠지**를 알려 준다.</w:t>
       </w:r>
     </w:p>
     <w:p>
@@ -535,7 +553,7 @@
           <w:rFonts w:ascii="맑은 고딕" w:hAnsi="맑은 고딕" w:eastAsia="맑은 고딕"/>
           <w:sz w:val="21"/>
         </w:rPr>
-        <w:t>실무적으로는 전자가 다루기 쉽다. 오류가 나면 재시도하면 되기 때문이다. `try { standby } catch (ORA-03172) { primary }` 구조가 되며, **Standby가 정상일 때는 부하를 나누고 뒤처졌을 때만 Primary로 간다**는 이점이 있다.</w:t>
+        <w:t>**4층 트레이스 파일** — 전송 과정 자체. 이 사례에서는 필요하지 않았다.</w:t>
       </w:r>
     </w:p>
     <w:p>
@@ -544,7 +562,7 @@
           <w:rFonts w:ascii="맑은 고딕" w:hAnsi="맑은 고딕" w:eastAsia="맑은 고딕"/>
           <w:sz w:val="21"/>
         </w:rPr>
-        <w:t>값은 정상 상태의 지연을 관찰해 정한다. 실측에서 정상 상태의 `apply lag`은 0초였고 히스토그램의 대부분이 0초 구간이었으므로, 5초나 10초로 잡으면 평상시에는 거의 걸리지 않는다.</w:t>
+        <w:t>**각 층이 알려 주지 못하는 것** — 1층은 원인을 모른다. 2층은 어느 프로세스가 어디로 접속하려 했는지 모른다. 3층은 정상일 때의 세부 동작을 보여 주지 않는다. 4층은 사람이 해석하기 어렵다.</w:t>
       </w:r>
     </w:p>
     <w:p>
@@ -553,7 +571,16 @@
           <w:rFonts w:ascii="맑은 고딕" w:hAnsi="맑은 고딕" w:eastAsia="맑은 고딕"/>
           <w:sz w:val="21"/>
         </w:rPr>
-        <w:t>채점 포인트: ① 거부 대 대기 / ② 각각의 적합한 상황 / ③ ORA-03173과 그 이유 / ④ 재시도 구조 / ⑤ 값을 정하는 근거</w:t>
+        <w:t>**실무적 결론** — **층을 내려갈수록 구체적이 된다.** 이 사례는 2층에서 끝났다. 원인이 분명했기 때문이다. 4층까지 내려가는 것은 "오류는 없는데 느리다" 같은 경우다. 위에서부터 내려가되 답이 나오면 멈춘다.</w:t>
+      </w:r>
+    </w:p>
+    <w:p>
+      <w:r>
+        <w:rPr>
+          <w:rFonts w:ascii="맑은 고딕" w:hAnsi="맑은 고딕" w:eastAsia="맑은 고딕"/>
+          <w:sz w:val="21"/>
+        </w:rPr>
+        <w:t>채점 포인트: ① 네 층을 정의 / ② 각 층이 낸 실제 답을 인용 / ③ 각 층의 한계 / ④ 2층에서 끝났다는 판단 / ⑤ 4층이 필요한 경우</w:t>
       </w:r>
     </w:p>
     <w:p>
@@ -563,7 +590,7 @@
           <w:b/>
           <w:sz w:val="21"/>
         </w:rPr>
-        <w:t>[추가-08] 보호 모드가 결정한 것</w:t>
+        <w:t>[추가-08] LOG_ARCHIVE_TRACE의 원칙</w:t>
       </w:r>
     </w:p>
     <w:p>
@@ -581,7 +608,7 @@
           <w:rFonts w:ascii="맑은 고딕" w:hAnsi="맑은 고딕" w:eastAsia="맑은 고딕"/>
           <w:sz w:val="21"/>
         </w:rPr>
-        <w:t>이 장에서 보호 모드가 결정한 것은 둘이다. **`ALTER SESSION SYNC WITH PRIMARY`의 사용 가능 여부**와 **`STANDBY_MAX_DATA_DELAY=0`의 사용 가능 여부**다. 둘 다 동기 전송을 전제하며, ASYNC 구성에서는 각각 `ORA-03173`과 `ORA-03172`로 막힌다.</w:t>
+        <w:t>**성격** — 전송 과정을 추적하는 파라미터다. **비트마스크**이므로 값을 더해 조합한다(1: 목적지 활동, 2: 아카이브 파일 이름, 4: 목적지별 상태, 8: 목적지 활동, 16: 상세 디버깅, 128: FAL, 4096: 실시간 적용). 실습에서 쓴 12는 `4 + 8`이다. **동적 파라미터**여서 재기동은 필요 없지만 알림 로그에 `ALTER SYSTEM SET log_archive_trace=12 SCOPE=BOTH;`로 남는다. **`SCOPE=BOTH`가 자동으로 붙는다.**</w:t>
       </w:r>
     </w:p>
     <w:p>
@@ -590,7 +617,7 @@
           <w:rFonts w:ascii="맑은 고딕" w:hAnsi="맑은 고딕" w:eastAsia="맑은 고딕"/>
           <w:sz w:val="21"/>
         </w:rPr>
-        <w:t>8장의 사고에서는 다른 것을 결정했다. CURRENT 리두 파일이 삭제된 뒤 Standby의 SRL을 가져와 적용했을 때 필요 SCN이 2513532에서 2513652로 전진했지만 완전 복구에는 이르지 못했다. **ASYNC라 Primary가 쓰고 아직 보내지 못한 리두 꼬리가 있었기 때문**이다. 즉 보호 모드가 **복구 가능성**을 결정했다.</w:t>
+        <w:t>**원칙 ① 필요한 수준만 켠다.** 전부 켜는 `4095`는 파일이 폭발한다. 실측에서 수준 12만으로도 `chicago_tt04_7487.trc`가 664KB였다. 같은 시간의 아카이버 파일은 30KB였으므로 20배 차이다.</w:t>
       </w:r>
     </w:p>
     <w:p>
@@ -599,7 +626,7 @@
           <w:rFonts w:ascii="맑은 고딕" w:hAnsi="맑은 고딕" w:eastAsia="맑은 고딕"/>
           <w:sz w:val="21"/>
         </w:rPr>
-        <w:t>두 사례를 합치면 보호 모드의 의미가 분명해진다. 2장에서는 "성능과 보호의 교환"으로 설명했고, 주로 평상시 성능과 Primary 정지 위험의 교환으로 다뤘다. 그러나 실제로는 **여러 기능의 전제 조건**이다.</w:t>
+        <w:t>**원칙 ② 시간을 정해 둔다.** "재현될 때까지"가 아니라 "30분간"처럼 정한다. `SCOPE=BOTH`로 저장되므로 재기동해도 살아남는다.</w:t>
       </w:r>
     </w:p>
     <w:p>
@@ -608,7 +635,7 @@
           <w:rFonts w:ascii="맑은 고딕" w:hAnsi="맑은 고딕" w:eastAsia="맑은 고딕"/>
           <w:sz w:val="21"/>
         </w:rPr>
-        <w:t>정리하면 보호 모드는 다음을 함께 결정한다. ① 평상시 커밋 응답 시간, ② Standby 장애 시 Primary가 멈추는지, ③ 사고 시 복구 가능성(8장), ④ 조회 신선도 보장 장치의 사용 가능 여부(9장).</w:t>
+        <w:t>**원칙 ③ 켜기 전에 공간을 확인한다.** ADR이 있는 파일 시스템이 차면 인스턴스에 영향을 준다.</w:t>
       </w:r>
     </w:p>
     <w:p>
@@ -617,7 +644,7 @@
           <w:rFonts w:ascii="맑은 고딕" w:hAnsi="맑은 고딕" w:eastAsia="맑은 고딕"/>
           <w:sz w:val="21"/>
         </w:rPr>
-        <w:t>그러므로 보호 모드 선택은 성능 문제가 아니라 **얼마만큼의 손실과 제약을 감수할 것인가**의 문제다. RPO를 정하는 결정이며, 그 결정이 예상보다 넓은 범위에 영향을 미친다.</w:t>
+        <w:t>**원칙 ④ 끈 뒤 `V$PARAMETER`로 0인지 확인한다.** 알림 로그에도 변경 기록이 남으므로 나중에 추적할 수 있다.</w:t>
       </w:r>
     </w:p>
     <w:p>
@@ -626,7 +653,34 @@
           <w:rFonts w:ascii="맑은 고딕" w:hAnsi="맑은 고딕" w:eastAsia="맑은 고딕"/>
           <w:sz w:val="21"/>
         </w:rPr>
-        <w:t>채점 포인트: ① 9장에서 결정한 두 가지 / ② 8장의 복구 가능성 / ③ 2장 설명과의 연결 / ④ 네 가지 영향 정리 / ⑤ RPO 결정이라는 관점</w:t>
+        <w:t>**원칙 ⑤ 오래된 트레이스는 정리한다.** `adrci`의 `purge`를 쓰거나 보존 정책을 설정한다.</w:t>
+      </w:r>
+    </w:p>
+    <w:p>
+      <w:r>
+        <w:rPr>
+          <w:rFonts w:ascii="맑은 고딕" w:hAnsi="맑은 고딕" w:eastAsia="맑은 고딕"/>
+          <w:sz w:val="21"/>
+        </w:rPr>
+        <w:t>**실무에서 가장 흔한 사고** — ②와 ④를 빠뜨리는 것이다. 장애가 끝난 뒤 켜 둔 것을 잊고 몇 달 뒤 디스크가 찬다. `SCOPE=BOTH`라는 성질 때문에 재기동으로도 꺼지지 않는다.</w:t>
+      </w:r>
+    </w:p>
+    <w:p>
+      <w:r>
+        <w:rPr>
+          <w:rFonts w:ascii="맑은 고딕" w:hAnsi="맑은 고딕" w:eastAsia="맑은 고딕"/>
+          <w:sz w:val="21"/>
+        </w:rPr>
+        <w:t>**부수 사항** — 잘못된 값을 주면 음수든 문자열이든 `ORA-02017: integer value required`다. 음수가 "정수가 아니다"라는 것은 어색하지만 이 파라미터가 부호 없는 정수를 받기 때문이며, **오류 메시지가 원인을 정확히 설명하지 않는 예**다.</w:t>
+      </w:r>
+    </w:p>
+    <w:p>
+      <w:r>
+        <w:rPr>
+          <w:rFonts w:ascii="맑은 고딕" w:hAnsi="맑은 고딕" w:eastAsia="맑은 고딕"/>
+          <w:sz w:val="21"/>
+        </w:rPr>
+        <w:t>채점 포인트: ① 비트마스크라는 성격 / ② 다섯 원칙 / ③ 664KB 실측 인용 / ④ `SCOPE=BOTH`의 위험 / ⑤ ORA-02017 언급</w:t>
       </w:r>
     </w:p>
     <w:p>
@@ -634,7 +688,7 @@
         <w:pStyle w:val="Heading2"/>
       </w:pPr>
       <w:r>
-        <w:t>[유형] 문제해결형 — 모범답안</w:t>
+        <w:t>[유형] 문제해결형 — 모범 답안</w:t>
       </w:r>
     </w:p>
     <w:p>
@@ -644,7 +698,7 @@
           <w:b/>
           <w:sz w:val="21"/>
         </w:rPr>
-        <w:t>[추가-09] no rows selected</w:t>
+        <w:t>[추가-09] Primary에서 뜨는 SRL 경보</w:t>
       </w:r>
     </w:p>
     <w:p>
@@ -662,7 +716,7 @@
           <w:rFonts w:ascii="맑은 고딕" w:hAnsi="맑은 고딕" w:eastAsia="맑은 고딕"/>
           <w:sz w:val="21"/>
         </w:rPr>
-        <w:t>**원인.** `DBA_FEATURE_USAGE_STATISTICS`는 현재 컨테이너만 보여 준다. `SYS`로 접속하면 CDB$ROOT이므로 루트 컨테이너의 통계만 조회된다. ADG 관련 항목은 다른 컨테이너에 있다.</w:t>
+        <w:t>**진단** — Primary의 SRL은 전환 후를 대비해 만들어 둔 것이므로 실측에서 네 그룹 모두 `UNASSIGNED`였다. `WHERE status='ACTIVE'`로 세면 당연히 0이다. **정상인데 "심각"으로 판정하고 있다.**</w:t>
       </w:r>
     </w:p>
     <w:p>
@@ -671,7 +725,7 @@
           <w:rFonts w:ascii="맑은 고딕" w:hAnsi="맑은 고딕" w:eastAsia="맑은 고딕"/>
           <w:sz w:val="21"/>
         </w:rPr>
-        <w:t>**조치.** `CDB_FEATURE_USAGE_STATISTICS`로 조회한다.</w:t>
+        <w:t>**왜 알아채기 어려운가** — 조회가 오류 없이 성공한다. 뷰도 있고 권한도 있으며 행도 나온다. `ORA-00942`처럼 눈에 띄는 실패가 없으므로 스크립트도 사람도 그냥 넘어간다. **오류가 나지 않는 잘못이 더 위험하다.**</w:t>
       </w:r>
     </w:p>
     <w:p>
@@ -680,7 +734,7 @@
           <w:rFonts w:ascii="맑은 고딕" w:hAnsi="맑은 고딕" w:eastAsia="맑은 고딕"/>
           <w:sz w:val="21"/>
         </w:rPr>
-        <w:t>`SELECT con_id, name, detected_usages FROM cdb_feature_usage_statistics WHERE lower(name) LIKE '%guard%' ORDER BY con_id, name;`</w:t>
+        <w:t>**같은 종류의 함정** — `V$DATAGUARD_STATS`를 Primary에서 조회하면 `no rows selected`다. 이것을 조회 실패로 처리하면 역시 오경보가 된다.</w:t>
       </w:r>
     </w:p>
     <w:p>
@@ -689,7 +743,191 @@
           <w:rFonts w:ascii="맑은 고딕" w:hAnsi="맑은 고딕" w:eastAsia="맑은 고딕"/>
           <w:sz w:val="21"/>
         </w:rPr>
-        <w:t>**재확인.** 실측에서 CON_ID 3에 두 항목이 나왔다. "Active Data Guard - Real-Time Query on Physical Standby"와 "Data Guard"다. 1장에서 확인한 것과 같은 결과다.</w:t>
+        <w:t>**고친 스크립트의 구조**</w:t>
+      </w:r>
+    </w:p>
+    <w:tbl>
+      <w:tblPr>
+        <w:tblStyle w:val="TableGrid"/>
+        <w:tblW w:type="auto" w:w="0"/>
+        <w:tblLook w:firstColumn="1" w:firstRow="1" w:lastColumn="0" w:lastRow="0" w:noHBand="0" w:noVBand="1" w:val="04A0"/>
+      </w:tblPr>
+      <w:tblGrid>
+        <w:gridCol w:w="8640"/>
+      </w:tblGrid>
+      <w:tr>
+        <w:tc>
+          <w:tcPr>
+            <w:tcW w:type="dxa" w:w="8640"/>
+            <w:shd w:val="clear" w:color="auto" w:fill="1E1E1E"/>
+          </w:tcPr>
+          <w:p>
+            <w:pPr>
+              <w:spacing w:after="0" w:before="0"/>
+            </w:pPr>
+            <w:r>
+              <w:rPr>
+                <w:rFonts w:ascii="Consolas" w:hAnsi="Consolas" w:eastAsia="Consolas"/>
+                <w:color w:val="F2F2F2"/>
+                <w:sz w:val="19"/>
+              </w:rPr>
+              <w:t>role=$(sqlplus -s / as sysdba &lt;&lt;'EOS'</w:t>
+            </w:r>
+          </w:p>
+          <w:p>
+            <w:pPr>
+              <w:spacing w:after="0" w:before="0"/>
+            </w:pPr>
+            <w:r>
+              <w:rPr>
+                <w:rFonts w:ascii="Consolas" w:hAnsi="Consolas" w:eastAsia="Consolas"/>
+                <w:color w:val="F2F2F2"/>
+                <w:sz w:val="19"/>
+              </w:rPr>
+              <w:t>set heading off feedback off pages 0</w:t>
+            </w:r>
+          </w:p>
+          <w:p>
+            <w:pPr>
+              <w:spacing w:after="0" w:before="0"/>
+            </w:pPr>
+            <w:r>
+              <w:rPr>
+                <w:rFonts w:ascii="Consolas" w:hAnsi="Consolas" w:eastAsia="Consolas"/>
+                <w:color w:val="F2F2F2"/>
+                <w:sz w:val="19"/>
+              </w:rPr>
+              <w:t>select database_role from v$database;</w:t>
+            </w:r>
+          </w:p>
+          <w:p>
+            <w:pPr>
+              <w:spacing w:after="0" w:before="0"/>
+            </w:pPr>
+            <w:r>
+              <w:rPr>
+                <w:rFonts w:ascii="Consolas" w:hAnsi="Consolas" w:eastAsia="Consolas"/>
+                <w:color w:val="F2F2F2"/>
+                <w:sz w:val="19"/>
+              </w:rPr>
+              <w:t>exit</w:t>
+            </w:r>
+          </w:p>
+          <w:p>
+            <w:pPr>
+              <w:spacing w:after="0" w:before="0"/>
+            </w:pPr>
+            <w:r>
+              <w:rPr>
+                <w:rFonts w:ascii="Consolas" w:hAnsi="Consolas" w:eastAsia="Consolas"/>
+                <w:color w:val="F2F2F2"/>
+                <w:sz w:val="19"/>
+              </w:rPr>
+              <w:t>EOS</w:t>
+            </w:r>
+          </w:p>
+          <w:p>
+            <w:pPr>
+              <w:spacing w:after="0" w:before="0"/>
+            </w:pPr>
+            <w:r>
+              <w:rPr>
+                <w:rFonts w:ascii="Consolas" w:hAnsi="Consolas" w:eastAsia="Consolas"/>
+                <w:color w:val="F2F2F2"/>
+                <w:sz w:val="19"/>
+              </w:rPr>
+              <w:t>)</w:t>
+            </w:r>
+          </w:p>
+          <w:p>
+            <w:pPr>
+              <w:spacing w:after="0" w:before="0"/>
+            </w:pPr>
+            <w:r>
+              <w:rPr>
+                <w:rFonts w:ascii="Consolas" w:hAnsi="Consolas" w:eastAsia="Consolas"/>
+                <w:color w:val="F2F2F2"/>
+                <w:sz w:val="19"/>
+              </w:rPr>
+              <w:t xml:space="preserve"> </w:t>
+            </w:r>
+          </w:p>
+          <w:p>
+            <w:pPr>
+              <w:spacing w:after="0" w:before="0"/>
+            </w:pPr>
+            <w:r>
+              <w:rPr>
+                <w:rFonts w:ascii="Consolas" w:hAnsi="Consolas" w:eastAsia="Consolas"/>
+                <w:color w:val="F2F2F2"/>
+                <w:sz w:val="19"/>
+              </w:rPr>
+              <w:t>case "$role" in</w:t>
+            </w:r>
+          </w:p>
+          <w:p>
+            <w:pPr>
+              <w:spacing w:after="0" w:before="0"/>
+            </w:pPr>
+            <w:r>
+              <w:rPr>
+                <w:rFonts w:ascii="Consolas" w:hAnsi="Consolas" w:eastAsia="Consolas"/>
+                <w:color w:val="F2F2F2"/>
+                <w:sz w:val="19"/>
+              </w:rPr>
+              <w:t xml:space="preserve">  *PRIMARY*)  run_primary_checks ;;   # 목적지 STATUS, LOG_ABNORMAL, DG_ERR, CUR_SEQ</w:t>
+            </w:r>
+          </w:p>
+          <w:p>
+            <w:pPr>
+              <w:spacing w:after="0" w:before="0"/>
+            </w:pPr>
+            <w:r>
+              <w:rPr>
+                <w:rFonts w:ascii="Consolas" w:hAnsi="Consolas" w:eastAsia="Consolas"/>
+                <w:color w:val="F2F2F2"/>
+                <w:sz w:val="19"/>
+              </w:rPr>
+              <w:t xml:space="preserve">  *STANDBY*)  run_standby_checks ;;   # MRP0, SRL_ACTIVE, GAP_CNT, DG_ERR, 지연</w:t>
+            </w:r>
+          </w:p>
+          <w:p>
+            <w:pPr>
+              <w:spacing w:after="0" w:before="0"/>
+            </w:pPr>
+            <w:r>
+              <w:rPr>
+                <w:rFonts w:ascii="Consolas" w:hAnsi="Consolas" w:eastAsia="Consolas"/>
+                <w:color w:val="F2F2F2"/>
+                <w:sz w:val="19"/>
+              </w:rPr>
+              <w:t xml:space="preserve">  *)          alert "역할 판정 실패" ;;</w:t>
+            </w:r>
+          </w:p>
+          <w:p>
+            <w:pPr>
+              <w:spacing w:after="0" w:before="0"/>
+            </w:pPr>
+            <w:r>
+              <w:rPr>
+                <w:rFonts w:ascii="Consolas" w:hAnsi="Consolas" w:eastAsia="Consolas"/>
+                <w:color w:val="F2F2F2"/>
+                <w:sz w:val="19"/>
+              </w:rPr>
+              <w:t>esac</w:t>
+            </w:r>
+          </w:p>
+        </w:tc>
+      </w:tr>
+    </w:tbl>
+    <w:p/>
+    <w:p>
+      <w:r>
+        <w:rPr>
+          <w:rFonts w:ascii="맑은 고딕" w:hAnsi="맑은 고딕" w:eastAsia="맑은 고딕"/>
+          <w:sz w:val="21"/>
+        </w:rPr>
+        <w:t>**세 단계 원칙** — ① `V$DATABASE`로 역할을 먼저 판정한다. ② 역할별 조회 묶음을 실행한다. ③ 빈 결과와 오류를 구별해 처리한다.</w:t>
       </w:r>
     </w:p>
     <w:p>
@@ -698,7 +936,7 @@
           <w:rFonts w:ascii="맑은 고딕" w:hAnsi="맑은 고딕" w:eastAsia="맑은 고딕"/>
           <w:sz w:val="21"/>
         </w:rPr>
-        <w:t>**결과값의 해석이 더 중요하다.** 두 항목 모두 `DETECTED_USAGES`가 0이었다. 지금 이 순간 ADG로 조회하고 있는데도 0이다. 이 통계는 주기적으로 수집되며 Standby에서는 갱신이 제한적이기 때문이다.</w:t>
+        <w:t>**부수 조치** — 이미 오경보가 쌓였다면 담당자들이 무시하는 습관이 들었을 것이다. 고친 뒤에는 그 사실을 공지하고, 한동안 경보 발생 건수를 함께 기록해 신뢰를 회복한다.</w:t>
       </w:r>
     </w:p>
     <w:p>
@@ -707,16 +945,7 @@
           <w:rFonts w:ascii="맑은 고딕" w:hAnsi="맑은 고딕" w:eastAsia="맑은 고딕"/>
           <w:sz w:val="21"/>
         </w:rPr>
-        <w:t>따라서 **이 값을 라이선스 판단 근거로 삼으면 안 된다.** 0이라고 해서 쓰지 않은 것이 아니다. 실제 사용 여부는 `V$DATABASE.OPEN_MODE`가 `READ ONLY WITH APPLY`인지로 판단한다.</w:t>
-      </w:r>
-    </w:p>
-    <w:p>
-      <w:r>
-        <w:rPr>
-          <w:rFonts w:ascii="맑은 고딕" w:hAnsi="맑은 고딕" w:eastAsia="맑은 고딕"/>
-          <w:sz w:val="21"/>
-        </w:rPr>
-        <w:t>채점 포인트: ① DBA_ 뷰의 컨테이너 범위 / ② CDB_ 뷰 조치 / ③ CON_ID 3 실측 / ④ DETECTED_USAGES 0의 해석 / ⑤ OPEN_MODE로 판단</w:t>
+        <w:t>채점 포인트: ① Primary SRL이 `UNASSIGNED`라는 원인 규명 / ② 오류가 나지 않아 놓친다는 지적 / ③ `no rows selected` 함정도 언급 / ④ 역할 판정 후 분기하는 구조 제시 / ⑤ 오경보 이후의 신뢰 회복</w:t>
       </w:r>
     </w:p>
     <w:p>
@@ -726,7 +955,7 @@
           <w:b/>
           <w:sz w:val="21"/>
         </w:rPr>
-        <w:t>[추가-10] ORA-16000 분류</w:t>
+        <w:t>[추가-10] STATUS가 ERROR일 때</w:t>
       </w:r>
     </w:p>
     <w:p>
@@ -744,7 +973,7 @@
           <w:rFonts w:ascii="맑은 고딕" w:hAnsi="맑은 고딕" w:eastAsia="맑은 고딕"/>
           <w:sz w:val="21"/>
         </w:rPr>
-        <w:t>**원인 분류.** ORA-16000은 "읽기 전용이라 못 한다"는 뜻이며, 이 장에서 세 가지 경우에 나왔다.</w:t>
+        <w:t>**절차 ①** `ERROR` 열을 읽는다. 실측에서 `ORA-12541: TNS:no listener`가 그대로 들어 있었다. **여기서 대부분 끝난다.**</w:t>
       </w:r>
     </w:p>
     <w:p>
@@ -753,7 +982,255 @@
           <w:rFonts w:ascii="맑은 고딕" w:hAnsi="맑은 고딕" w:eastAsia="맑은 고딕"/>
           <w:sz w:val="21"/>
         </w:rPr>
-        <w:t>① **일반 DML을 리다이렉션 없이 실행** — 가장 흔하다. ② **DDL 실행** — 리다이렉션을 켜도 대상이 아니라 같은 오류가 난다. ③ **딕셔너리를 바꾸는 패키지 호출** — `DBMS_STATS` 등. 이 경우 긴 스택 안쪽에 ORA-16000이 들어 있다.</w:t>
+        <w:t>**절차 ②** `LOG_ARCHIVE_DEST_STATE_2`를 함께 조회한다. 두 열의 조합이 판단의 핵심이다.</w:t>
+      </w:r>
+    </w:p>
+    <w:tbl>
+      <w:tblPr>
+        <w:tblStyle w:val="TableGrid"/>
+        <w:tblW w:type="auto" w:w="0"/>
+        <w:tblLook w:firstColumn="1" w:firstRow="1" w:lastColumn="0" w:lastRow="0" w:noHBand="0" w:noVBand="1" w:val="04A0"/>
+      </w:tblPr>
+      <w:tblGrid>
+        <w:gridCol w:w="2880"/>
+        <w:gridCol w:w="2880"/>
+        <w:gridCol w:w="2880"/>
+      </w:tblGrid>
+      <w:tr>
+        <w:tc>
+          <w:tcPr>
+            <w:tcW w:type="dxa" w:w="2880"/>
+            <w:shd w:val="clear" w:color="auto" w:fill="D9E1F2"/>
+          </w:tcPr>
+          <w:p>
+            <w:r>
+              <w:rPr>
+                <w:rFonts w:ascii="맑은 고딕" w:hAnsi="맑은 고딕" w:eastAsia="맑은 고딕"/>
+                <w:b/>
+                <w:sz w:val="19"/>
+              </w:rPr>
+              <w:t>`STATE_2`</w:t>
+            </w:r>
+          </w:p>
+        </w:tc>
+        <w:tc>
+          <w:tcPr>
+            <w:tcW w:type="dxa" w:w="2880"/>
+            <w:shd w:val="clear" w:color="auto" w:fill="D9E1F2"/>
+          </w:tcPr>
+          <w:p>
+            <w:r>
+              <w:rPr>
+                <w:rFonts w:ascii="맑은 고딕" w:hAnsi="맑은 고딕" w:eastAsia="맑은 고딕"/>
+                <w:b/>
+                <w:sz w:val="19"/>
+              </w:rPr>
+              <w:t>`V$ARCHIVE_DEST.STATUS`</w:t>
+            </w:r>
+          </w:p>
+        </w:tc>
+        <w:tc>
+          <w:tcPr>
+            <w:tcW w:type="dxa" w:w="2880"/>
+            <w:shd w:val="clear" w:color="auto" w:fill="D9E1F2"/>
+          </w:tcPr>
+          <w:p>
+            <w:r>
+              <w:rPr>
+                <w:rFonts w:ascii="맑은 고딕" w:hAnsi="맑은 고딕" w:eastAsia="맑은 고딕"/>
+                <w:b/>
+                <w:sz w:val="19"/>
+              </w:rPr>
+              <w:t>해석</w:t>
+            </w:r>
+          </w:p>
+        </w:tc>
+      </w:tr>
+      <w:tr>
+        <w:tc>
+          <w:tcPr>
+            <w:tcW w:type="dxa" w:w="2880"/>
+          </w:tcPr>
+          <w:p>
+            <w:r>
+              <w:rPr>
+                <w:rFonts w:ascii="맑은 고딕" w:hAnsi="맑은 고딕" w:eastAsia="맑은 고딕"/>
+                <w:sz w:val="19"/>
+              </w:rPr>
+              <w:t>`ENABLE`</w:t>
+            </w:r>
+          </w:p>
+        </w:tc>
+        <w:tc>
+          <w:tcPr>
+            <w:tcW w:type="dxa" w:w="2880"/>
+          </w:tcPr>
+          <w:p>
+            <w:r>
+              <w:rPr>
+                <w:rFonts w:ascii="맑은 고딕" w:hAnsi="맑은 고딕" w:eastAsia="맑은 고딕"/>
+                <w:sz w:val="19"/>
+              </w:rPr>
+              <w:t>`VALID`</w:t>
+            </w:r>
+          </w:p>
+        </w:tc>
+        <w:tc>
+          <w:tcPr>
+            <w:tcW w:type="dxa" w:w="2880"/>
+          </w:tcPr>
+          <w:p>
+            <w:r>
+              <w:rPr>
+                <w:rFonts w:ascii="맑은 고딕" w:hAnsi="맑은 고딕" w:eastAsia="맑은 고딕"/>
+                <w:sz w:val="19"/>
+              </w:rPr>
+              <w:t>정상</w:t>
+            </w:r>
+          </w:p>
+        </w:tc>
+      </w:tr>
+      <w:tr>
+        <w:tc>
+          <w:tcPr>
+            <w:tcW w:type="dxa" w:w="2880"/>
+          </w:tcPr>
+          <w:p>
+            <w:r>
+              <w:rPr>
+                <w:rFonts w:ascii="맑은 고딕" w:hAnsi="맑은 고딕" w:eastAsia="맑은 고딕"/>
+                <w:sz w:val="19"/>
+              </w:rPr>
+              <w:t>`ENABLE`</w:t>
+            </w:r>
+          </w:p>
+        </w:tc>
+        <w:tc>
+          <w:tcPr>
+            <w:tcW w:type="dxa" w:w="2880"/>
+          </w:tcPr>
+          <w:p>
+            <w:r>
+              <w:rPr>
+                <w:rFonts w:ascii="맑은 고딕" w:hAnsi="맑은 고딕" w:eastAsia="맑은 고딕"/>
+                <w:sz w:val="19"/>
+              </w:rPr>
+              <w:t>**`ERROR`**</w:t>
+            </w:r>
+          </w:p>
+        </w:tc>
+        <w:tc>
+          <w:tcPr>
+            <w:tcW w:type="dxa" w:w="2880"/>
+          </w:tcPr>
+          <w:p>
+            <w:r>
+              <w:rPr>
+                <w:rFonts w:ascii="맑은 고딕" w:hAnsi="맑은 고딕" w:eastAsia="맑은 고딕"/>
+                <w:sz w:val="19"/>
+              </w:rPr>
+              <w:t>**장애다. `ERROR` 열을 읽는다**</w:t>
+            </w:r>
+          </w:p>
+        </w:tc>
+      </w:tr>
+      <w:tr>
+        <w:tc>
+          <w:tcPr>
+            <w:tcW w:type="dxa" w:w="2880"/>
+          </w:tcPr>
+          <w:p>
+            <w:r>
+              <w:rPr>
+                <w:rFonts w:ascii="맑은 고딕" w:hAnsi="맑은 고딕" w:eastAsia="맑은 고딕"/>
+                <w:sz w:val="19"/>
+              </w:rPr>
+              <w:t>`RESET`</w:t>
+            </w:r>
+          </w:p>
+        </w:tc>
+        <w:tc>
+          <w:tcPr>
+            <w:tcW w:type="dxa" w:w="2880"/>
+          </w:tcPr>
+          <w:p>
+            <w:r>
+              <w:rPr>
+                <w:rFonts w:ascii="맑은 고딕" w:hAnsi="맑은 고딕" w:eastAsia="맑은 고딕"/>
+                <w:sz w:val="19"/>
+              </w:rPr>
+              <w:t>`DEFERRED`</w:t>
+            </w:r>
+          </w:p>
+        </w:tc>
+        <w:tc>
+          <w:tcPr>
+            <w:tcW w:type="dxa" w:w="2880"/>
+          </w:tcPr>
+          <w:p>
+            <w:r>
+              <w:rPr>
+                <w:rFonts w:ascii="맑은 고딕" w:hAnsi="맑은 고딕" w:eastAsia="맑은 고딕"/>
+                <w:sz w:val="19"/>
+              </w:rPr>
+              <w:t>Broker가 껐다</w:t>
+            </w:r>
+          </w:p>
+        </w:tc>
+      </w:tr>
+      <w:tr>
+        <w:tc>
+          <w:tcPr>
+            <w:tcW w:type="dxa" w:w="2880"/>
+          </w:tcPr>
+          <w:p>
+            <w:r>
+              <w:rPr>
+                <w:rFonts w:ascii="맑은 고딕" w:hAnsi="맑은 고딕" w:eastAsia="맑은 고딕"/>
+                <w:sz w:val="19"/>
+              </w:rPr>
+              <w:t>`DEFER`</w:t>
+            </w:r>
+          </w:p>
+        </w:tc>
+        <w:tc>
+          <w:tcPr>
+            <w:tcW w:type="dxa" w:w="2880"/>
+          </w:tcPr>
+          <w:p>
+            <w:r>
+              <w:rPr>
+                <w:rFonts w:ascii="맑은 고딕" w:hAnsi="맑은 고딕" w:eastAsia="맑은 고딕"/>
+                <w:sz w:val="19"/>
+              </w:rPr>
+              <w:t>`DEFERRED`</w:t>
+            </w:r>
+          </w:p>
+        </w:tc>
+        <w:tc>
+          <w:tcPr>
+            <w:tcW w:type="dxa" w:w="2880"/>
+          </w:tcPr>
+          <w:p>
+            <w:r>
+              <w:rPr>
+                <w:rFonts w:ascii="맑은 고딕" w:hAnsi="맑은 고딕" w:eastAsia="맑은 고딕"/>
+                <w:sz w:val="19"/>
+              </w:rPr>
+              <w:t>사람이 SQL로 껐다</w:t>
+            </w:r>
+          </w:p>
+        </w:tc>
+      </w:tr>
+    </w:tbl>
+    <w:p/>
+    <w:p>
+      <w:r>
+        <w:rPr>
+          <w:rFonts w:ascii="맑은 고딕" w:hAnsi="맑은 고딕" w:eastAsia="맑은 고딕"/>
+          <w:sz w:val="21"/>
+        </w:rPr>
+        <w:t>실측에서 리스너를 내렸을 때 `ENABLE` + `ERROR`였다. 14장에서 Broker 속성으로 껐을 때는 `RESET` + `DEFERRED`였다. **파라미터 값만으로 "장애인가 설정인가"가 갈린다.**</w:t>
       </w:r>
     </w:p>
     <w:p>
@@ -762,7 +1239,7 @@
           <w:rFonts w:ascii="맑은 고딕" w:hAnsi="맑은 고딕" w:eastAsia="맑은 고딕"/>
           <w:sz w:val="21"/>
         </w:rPr>
-        <w:t>구분하는 방법은 문장의 종류를 보는 것이다. DML인지 DDL인지, 아니면 패키지 호출인지에 따라 해결 경로가 달라진다.</w:t>
+        <w:t>**절차 ③** 오류 번호에 따라 확인 대상을 정한다. `ORA-12541`이면 Standby 리스너, `ORA-12514`면 서비스 등록, `ORA-01031`이면 비밀번호 파일, `ORA-16055`면 FAL 관련이다.</w:t>
       </w:r>
     </w:p>
     <w:p>
@@ -771,7 +1248,7 @@
           <w:rFonts w:ascii="맑은 고딕" w:hAnsi="맑은 고딕" w:eastAsia="맑은 고딕"/>
           <w:sz w:val="21"/>
         </w:rPr>
-        <w:t>**해결 경로 세 가지.**</w:t>
+        <w:t>**절차 ④** 알림 로그를 본다. 접속 문자열이 그대로 나오므로 tnsnames 설정 오류라면 여기서 드러난다. 프로세스 이름과 트레이스 파일 이름도 함께 나온다.</w:t>
       </w:r>
     </w:p>
     <w:p>
@@ -780,7 +1257,7 @@
           <w:rFonts w:ascii="맑은 고딕" w:hAnsi="맑은 고딕" w:eastAsia="맑은 고딕"/>
           <w:sz w:val="21"/>
         </w:rPr>
-        <w:t>**㉠ Primary에 접속해 실행한다.** 가장 확실하며 DDL과 관리 작업은 이 길밖에 없다.</w:t>
+        <w:t>**절차 ⑤** Standby 쪽에서 교차 확인한다. `MRP0`가 `WAIT_FOR_LOG`인지, `CLIENT_PROCESS='LGWR'`인 RFS가 사라졌는지 본다. **지연은 보지 않는다.** 실측에서 0이었다.</w:t>
       </w:r>
     </w:p>
     <w:p>
@@ -789,7 +1266,7 @@
           <w:rFonts w:ascii="맑은 고딕" w:hAnsi="맑은 고딕" w:eastAsia="맑은 고딕"/>
           <w:sz w:val="21"/>
         </w:rPr>
-        <w:t>**㉡ DML 리다이렉션을 쓴다.** DML에만 해당한다. `ALTER SESSION ENABLE ADG_REDIRECT_DML`을 켜고 일반 사용자로 실행한다. 간헐적이고 작은 갱신에 적합하다.</w:t>
+        <w:t>**절차 ⑥** 조치 후 확인은 `V$ARCHIVE_DEST`로 한다. Broker의 `SHOW`는 판정 시차 때문에 늦게 따라온다.</w:t>
       </w:r>
     </w:p>
     <w:p>
@@ -798,25 +1275,7 @@
           <w:rFonts w:ascii="맑은 고딕" w:hAnsi="맑은 고딕" w:eastAsia="맑은 고딕"/>
           <w:sz w:val="21"/>
         </w:rPr>
-        <w:t>**㉢ 작업 자체를 바꾼다.** 일반 테이블을 임시 저장소로 쓰고 있다면 GTT로 바꾼다. GTT DML은 Standby에서 허용되므로 조회를 그대로 옮길 수 있다.</w:t>
-      </w:r>
-    </w:p>
-    <w:p>
-      <w:r>
-        <w:rPr>
-          <w:rFonts w:ascii="맑은 고딕" w:hAnsi="맑은 고딕" w:eastAsia="맑은 고딕"/>
-          <w:sz w:val="21"/>
-        </w:rPr>
-        <w:t>**재확인.** ㉡을 택했다면 리다이렉트한 행이 Primary에서도 조회되는지 확인한다. ㉢을 택했다면 Standby에서 GTT `INSERT`가 성공하는지 확인한다.</w:t>
-      </w:r>
-    </w:p>
-    <w:p>
-      <w:r>
-        <w:rPr>
-          <w:rFonts w:ascii="맑은 고딕" w:hAnsi="맑은 고딕" w:eastAsia="맑은 고딕"/>
-          <w:sz w:val="21"/>
-        </w:rPr>
-        <w:t>채점 포인트: ① 세 가지 발생 경우 / ② 문장 종류로 구분 / ③ 세 해결 경로 / ④ 각 경로의 적용 범위 / ⑤ 재확인 방법</w:t>
+        <w:t>채점 포인트: ① `ERROR` 열을 먼저 읽는다 / ② 네 조합 표 / ③ 오류 번호별 확인 대상 / ④ 알림 로그의 추가 정보 / ⑤ Standby 교차 확인 시 지연을 보지 않는다</w:t>
       </w:r>
     </w:p>
     <w:p>
@@ -826,7 +1285,7 @@
           <w:b/>
           <w:sz w:val="21"/>
         </w:rPr>
-        <w:t>[추가-11] ORA-16397</w:t>
+        <w:t>[추가-11] 복구했는데 오류가 그대로다</w:t>
       </w:r>
     </w:p>
     <w:p>
@@ -844,7 +1303,7 @@
           <w:rFonts w:ascii="맑은 고딕" w:hAnsi="맑은 고딕" w:eastAsia="맑은 고딕"/>
           <w:sz w:val="21"/>
         </w:rPr>
-        <w:t>**점검 순서.**</w:t>
+        <w:t>**먼저 확인할 것** — 얼마나 지났는지다. 실측에서 리스너를 올린 뒤 70·120·170·220초 확인에서 계속 `ORA-12541`이었고 **270초에 `VALID`**가 됐다.</w:t>
       </w:r>
     </w:p>
     <w:p>
@@ -853,7 +1312,7 @@
           <w:rFonts w:ascii="맑은 고딕" w:hAnsi="맑은 고딕" w:eastAsia="맑은 고딕"/>
           <w:sz w:val="21"/>
         </w:rPr>
-        <w:t>① **문장이 DML인가.** DDL이면 대상이 아니다. 다만 이 경우 오류는 ORA-16000이므로 ORA-16397을 만났다면 이미 통과한 단계다.</w:t>
+        <w:t>**원인** — `ReopenSecs`다. 13장의 속성 목록에서 실측값이 **300**이었다. 실패한 목적지를 즉시 다시 시도하지 않고 그만큼 기다린다. 죽은 목적지에 계속 접속을 시도하면 아카이버가 그 일에 붙잡히기 때문이다.</w:t>
       </w:r>
     </w:p>
     <w:p>
@@ -862,7 +1321,7 @@
           <w:rFonts w:ascii="맑은 고딕" w:hAnsi="맑은 고딕" w:eastAsia="맑은 고딕"/>
           <w:sz w:val="21"/>
         </w:rPr>
-        <w:t>② **리다이렉션이 켜져 있는가.** 켜지지 않았다면 ORA-16000이다. 역시 통과한 단계다.</w:t>
+        <w:t>**그러므로 5분이 지나지 않았다면 기다린다.** 여기서 오판하기 쉽다. 오류가 그대로이면 다른 문제가 있다고 생각하게 되지만 실제로는 기다리면 된다.</w:t>
       </w:r>
     </w:p>
     <w:p>
@@ -871,7 +1330,7 @@
           <w:rFonts w:ascii="맑은 고딕" w:hAnsi="맑은 고딕" w:eastAsia="맑은 고딕"/>
           <w:sz w:val="21"/>
         </w:rPr>
-        <w:t>③ **접속 계정이 `SYS`가 아닌가.** `SHOW USER`로 확인한다. **가장 흔한 원인이다.**</w:t>
+        <w:t>**5분이 지나도 그대로라면** — 리스너가 실제로 서비스를 등록했는지 확인한다. `lsnrctl status`에서 `boston`과 `boston_DGMGRL` 두 서비스가 보여야 한다. 그다음 Primary에서 `tnsping boston`으로 실제 접속을 시험한다.</w:t>
       </w:r>
     </w:p>
     <w:p>
@@ -880,7 +1339,61 @@
           <w:rFonts w:ascii="맑은 고딕" w:hAnsi="맑은 고딕" w:eastAsia="맑은 고딕"/>
           <w:sz w:val="21"/>
         </w:rPr>
-        <w:t>④ **Standby가 Primary에 닿는가.** Standby에서 `tnsping &lt;primary&gt;`로 확인한다. 리다이렉션은 Standby가 Primary로 새 연결을 만드는 것이므로 그 경로가 막혀 있으면 실패한다.</w:t>
+        <w:t>**재촉하는 방법 — Broker 환경**</w:t>
+      </w:r>
+    </w:p>
+    <w:tbl>
+      <w:tblPr>
+        <w:tblStyle w:val="TableGrid"/>
+        <w:tblW w:type="auto" w:w="0"/>
+        <w:tblLook w:firstColumn="1" w:firstRow="1" w:lastColumn="0" w:lastRow="0" w:noHBand="0" w:noVBand="1" w:val="04A0"/>
+      </w:tblPr>
+      <w:tblGrid>
+        <w:gridCol w:w="8640"/>
+      </w:tblGrid>
+      <w:tr>
+        <w:tc>
+          <w:tcPr>
+            <w:tcW w:type="dxa" w:w="8640"/>
+            <w:shd w:val="clear" w:color="auto" w:fill="1E1E1E"/>
+          </w:tcPr>
+          <w:p>
+            <w:pPr>
+              <w:spacing w:after="0" w:before="0"/>
+            </w:pPr>
+            <w:r>
+              <w:rPr>
+                <w:rFonts w:ascii="Consolas" w:hAnsi="Consolas" w:eastAsia="Consolas"/>
+                <w:color w:val="F2F2F2"/>
+                <w:sz w:val="19"/>
+              </w:rPr>
+              <w:t>DGMGRL&gt; edit database 'boston' set property 'LogShipping'='OFF';</w:t>
+            </w:r>
+          </w:p>
+          <w:p>
+            <w:pPr>
+              <w:spacing w:after="0" w:before="0"/>
+            </w:pPr>
+            <w:r>
+              <w:rPr>
+                <w:rFonts w:ascii="Consolas" w:hAnsi="Consolas" w:eastAsia="Consolas"/>
+                <w:color w:val="F2F2F2"/>
+                <w:sz w:val="19"/>
+              </w:rPr>
+              <w:t>DGMGRL&gt; edit database 'boston' set property 'LogShipping'='ON';</w:t>
+            </w:r>
+          </w:p>
+        </w:tc>
+      </w:tr>
+    </w:tbl>
+    <w:p/>
+    <w:p>
+      <w:r>
+        <w:rPr>
+          <w:rFonts w:ascii="맑은 고딕" w:hAnsi="맑은 고딕" w:eastAsia="맑은 고딕"/>
+          <w:sz w:val="21"/>
+        </w:rPr>
+        <w:t>목적지 상태가 초기화되면서 즉시 재시도한다.</w:t>
       </w:r>
     </w:p>
     <w:p>
@@ -889,7 +1402,61 @@
           <w:rFonts w:ascii="맑은 고딕" w:hAnsi="맑은 고딕" w:eastAsia="맑은 고딕"/>
           <w:sz w:val="21"/>
         </w:rPr>
-        <w:t>⑤ **대상 객체가 Primary에 있는가.** 실행은 Primary에서 일어나므로 그쪽 기준으로 객체가 존재해야 한다.</w:t>
+        <w:t>**재촉하는 방법 — Broker가 없는 환경**</w:t>
+      </w:r>
+    </w:p>
+    <w:tbl>
+      <w:tblPr>
+        <w:tblStyle w:val="TableGrid"/>
+        <w:tblW w:type="auto" w:w="0"/>
+        <w:tblLook w:firstColumn="1" w:firstRow="1" w:lastColumn="0" w:lastRow="0" w:noHBand="0" w:noVBand="1" w:val="04A0"/>
+      </w:tblPr>
+      <w:tblGrid>
+        <w:gridCol w:w="8640"/>
+      </w:tblGrid>
+      <w:tr>
+        <w:tc>
+          <w:tcPr>
+            <w:tcW w:type="dxa" w:w="8640"/>
+            <w:shd w:val="clear" w:color="auto" w:fill="1E1E1E"/>
+          </w:tcPr>
+          <w:p>
+            <w:pPr>
+              <w:spacing w:after="0" w:before="0"/>
+            </w:pPr>
+            <w:r>
+              <w:rPr>
+                <w:rFonts w:ascii="Consolas" w:hAnsi="Consolas" w:eastAsia="Consolas"/>
+                <w:color w:val="F2F2F2"/>
+                <w:sz w:val="19"/>
+              </w:rPr>
+              <w:t>SQL&gt; alter system set log_archive_dest_state_2=defer;</w:t>
+            </w:r>
+          </w:p>
+          <w:p>
+            <w:pPr>
+              <w:spacing w:after="0" w:before="0"/>
+            </w:pPr>
+            <w:r>
+              <w:rPr>
+                <w:rFonts w:ascii="Consolas" w:hAnsi="Consolas" w:eastAsia="Consolas"/>
+                <w:color w:val="F2F2F2"/>
+                <w:sz w:val="19"/>
+              </w:rPr>
+              <w:t>SQL&gt; alter system set log_archive_dest_state_2=enable;</w:t>
+            </w:r>
+          </w:p>
+        </w:tc>
+      </w:tr>
+    </w:tbl>
+    <w:p/>
+    <w:p>
+      <w:r>
+        <w:rPr>
+          <w:rFonts w:ascii="맑은 고딕" w:hAnsi="맑은 고딕" w:eastAsia="맑은 고딕"/>
+          <w:sz w:val="21"/>
+        </w:rPr>
+        <w:t>**Broker 환경에서 이 SQL을 쓰면 안 된다.** 13장에서 확인한 대로 Broker가 관리하는 파라미터를 SQL로 바꾸는 것이며, 구성과 실제가 어긋나게 된다.</w:t>
       </w:r>
     </w:p>
     <w:p>
@@ -898,7 +1465,7 @@
           <w:rFonts w:ascii="맑은 고딕" w:hAnsi="맑은 고딕" w:eastAsia="맑은 고딕"/>
           <w:sz w:val="21"/>
         </w:rPr>
-        <w:t>**가장 흔한 원인은 ③, `SYS`로 시험한 경우다.** 리다이렉션은 현재 세션의 사용자로 Primary에 재인증하는데 SYSDBA 접속은 이 경로로 인증되지 않는다.</w:t>
+        <w:t>**근본 대책** — `ReopenSecs`를 줄일 수도 있다. 다만 너무 짧으면 죽은 목적지에 계속 접속을 시도해 자원을 쓴다. 기본 300초는 그 균형점이며, 바꾼다면 그 이유를 문서에 남긴다.</w:t>
       </w:r>
     </w:p>
     <w:p>
@@ -907,25 +1474,7 @@
           <w:rFonts w:ascii="맑은 고딕" w:hAnsi="맑은 고딕" w:eastAsia="맑은 고딕"/>
           <w:sz w:val="21"/>
         </w:rPr>
-        <w:t>**놓치기 쉬운 이유가 두 가지다.** 첫째, 관리자가 기능을 시험할 때 자연스럽게 `SYS`를 쓴다. 둘째, **오류 메시지가 원인을 알려 주지 않는다.** "리다이렉션이 실패했다"고만 말할 뿐 왜인지는 말하지 않는다.</w:t>
-      </w:r>
-    </w:p>
-    <w:p>
-      <w:r>
-        <w:rPr>
-          <w:rFonts w:ascii="맑은 고딕" w:hAnsi="맑은 고딕" w:eastAsia="맑은 고딕"/>
-          <w:sz w:val="21"/>
-        </w:rPr>
-        <w:t>실습에서도 처음에 `SYS`로 시도해 이 오류를 만났고, 일반 사용자로 바꾸자 바로 동작했다. **기능 검증은 실제 애플리케이션이 쓰는 계정과 같은 종류로 해야 한다.**</w:t>
-      </w:r>
-    </w:p>
-    <w:p>
-      <w:r>
-        <w:rPr>
-          <w:rFonts w:ascii="맑은 고딕" w:hAnsi="맑은 고딕" w:eastAsia="맑은 고딕"/>
-          <w:sz w:val="21"/>
-        </w:rPr>
-        <w:t>채점 포인트: ① 다섯 단계 점검 / ② ORA-16000과의 경계 / ③ SYS가 가장 흔한 원인 / ④ 놓치기 쉬운 두 이유 / ⑤ 검증 계정에 대한 교훈</w:t>
+        <w:t>채점 포인트: ① 경과 시간을 먼저 확인 / ② `ReopenSecs` 300 실측 인용 / ③ 5분이 지난 경우의 추가 확인 / ④ 두 환경의 재촉 방법을 구별 / ⑤ Broker 환경에서 SQL 사용 금지</w:t>
       </w:r>
     </w:p>
     <w:p>
@@ -935,7 +1484,7 @@
           <w:b/>
           <w:sz w:val="21"/>
         </w:rPr>
-        <w:t>[추가-12] ORA-03174</w:t>
+        <w:t>[추가-12] 절반이 적용되지 않았다는 보고</w:t>
       </w:r>
     </w:p>
     <w:p>
@@ -953,7 +1502,7 @@
           <w:rFonts w:ascii="맑은 고딕" w:hAnsi="맑은 고딕" w:eastAsia="맑은 고딕"/>
           <w:sz w:val="21"/>
         </w:rPr>
-        <w:t>**원인.** `STANDBY_MAX_DATA_DELAY`는 `SYS` 세션에 적용되지 않는다. 메시지 자체가 `does not apply to SYS users`로 명확하다.</w:t>
+        <w:t>**오해의 내용** — `V$ARCHIVED_LOG`를 조건 없이 조회하면 같은 시퀀스가 두 줄씩 나온다. `dest_id=1`은 `NO`, `dest_id=2`는 `YES`다. 이것을 보고 "절반이 `NO`"라고 읽은 것이다.</w:t>
       </w:r>
     </w:p>
     <w:p>
@@ -962,7 +1511,7 @@
           <w:rFonts w:ascii="맑은 고딕" w:hAnsi="맑은 고딕" w:eastAsia="맑은 고딕"/>
           <w:sz w:val="21"/>
         </w:rPr>
-        <w:t>이유는 관리 편의로 보인다. 관리자가 진단 조회를 하는데 지연 한도 때문에 막히면 곤란하다. **Standby가 뒤처져 있을 때야말로 관리자가 조회해야 하는 상황**이므로 예외로 둔 것이다.</w:t>
+        <w:t>**왜 그런가** — `dest_id=1`은 **Primary 자신의 로컬 아카이브**다. 자기가 만든 아카이브를 자기가 적용할 일이 없으므로 이 행의 `APPLIED`는 영원히 `NO`다. 실제 적용 여부는 `dest_id=2` 행에 있다.</w:t>
       </w:r>
     </w:p>
     <w:p>
@@ -971,7 +1520,152 @@
           <w:rFonts w:ascii="맑은 고딕" w:hAnsi="맑은 고딕" w:eastAsia="맑은 고딕"/>
           <w:sz w:val="21"/>
         </w:rPr>
-        <w:t>주목할 점은 **오류가 났지만 그 뒤의 조회는 정상 수행된다**는 것이다. 설정만 거부되고 세션은 그대로 쓸 수 있다. 그래서 "오류가 났으니 세션이 못 쓰게 됐다"고 오해하지 않아야 한다.</w:t>
+        <w:t>**올바른 조회와 결과**</w:t>
+      </w:r>
+    </w:p>
+    <w:tbl>
+      <w:tblPr>
+        <w:tblStyle w:val="TableGrid"/>
+        <w:tblW w:type="auto" w:w="0"/>
+        <w:tblLook w:firstColumn="1" w:firstRow="1" w:lastColumn="0" w:lastRow="0" w:noHBand="0" w:noVBand="1" w:val="04A0"/>
+      </w:tblPr>
+      <w:tblGrid>
+        <w:gridCol w:w="8640"/>
+      </w:tblGrid>
+      <w:tr>
+        <w:tc>
+          <w:tcPr>
+            <w:tcW w:type="dxa" w:w="8640"/>
+            <w:shd w:val="clear" w:color="auto" w:fill="1E1E1E"/>
+          </w:tcPr>
+          <w:p>
+            <w:pPr>
+              <w:spacing w:after="0" w:before="0"/>
+            </w:pPr>
+            <w:r>
+              <w:rPr>
+                <w:rFonts w:ascii="Consolas" w:hAnsi="Consolas" w:eastAsia="Consolas"/>
+                <w:color w:val="F2F2F2"/>
+                <w:sz w:val="19"/>
+              </w:rPr>
+              <w:t>SQL&gt; select sequence#, applied from v$archived_log</w:t>
+            </w:r>
+          </w:p>
+          <w:p>
+            <w:pPr>
+              <w:spacing w:after="0" w:before="0"/>
+            </w:pPr>
+            <w:r>
+              <w:rPr>
+                <w:rFonts w:ascii="Consolas" w:hAnsi="Consolas" w:eastAsia="Consolas"/>
+                <w:color w:val="F2F2F2"/>
+                <w:sz w:val="19"/>
+              </w:rPr>
+              <w:t xml:space="preserve">  2   where dest_id=2 order by sequence# desc fetch first 4 rows only;</w:t>
+            </w:r>
+          </w:p>
+          <w:p>
+            <w:pPr>
+              <w:spacing w:after="0" w:before="0"/>
+            </w:pPr>
+            <w:r>
+              <w:rPr>
+                <w:rFonts w:ascii="Consolas" w:hAnsi="Consolas" w:eastAsia="Consolas"/>
+                <w:color w:val="F2F2F2"/>
+                <w:sz w:val="19"/>
+              </w:rPr>
+              <w:t xml:space="preserve"> </w:t>
+            </w:r>
+          </w:p>
+          <w:p>
+            <w:pPr>
+              <w:spacing w:after="0" w:before="0"/>
+            </w:pPr>
+            <w:r>
+              <w:rPr>
+                <w:rFonts w:ascii="Consolas" w:hAnsi="Consolas" w:eastAsia="Consolas"/>
+                <w:color w:val="F2F2F2"/>
+                <w:sz w:val="19"/>
+              </w:rPr>
+              <w:t xml:space="preserve"> SEQUENCE# APPLIED</w:t>
+            </w:r>
+          </w:p>
+          <w:p>
+            <w:pPr>
+              <w:spacing w:after="0" w:before="0"/>
+            </w:pPr>
+            <w:r>
+              <w:rPr>
+                <w:rFonts w:ascii="Consolas" w:hAnsi="Consolas" w:eastAsia="Consolas"/>
+                <w:color w:val="F2F2F2"/>
+                <w:sz w:val="19"/>
+              </w:rPr>
+              <w:t>---------- ---------</w:t>
+            </w:r>
+          </w:p>
+          <w:p>
+            <w:pPr>
+              <w:spacing w:after="0" w:before="0"/>
+            </w:pPr>
+            <w:r>
+              <w:rPr>
+                <w:rFonts w:ascii="Consolas" w:hAnsi="Consolas" w:eastAsia="Consolas"/>
+                <w:color w:val="F2F2F2"/>
+                <w:sz w:val="19"/>
+              </w:rPr>
+              <w:t xml:space="preserve">        73 YES</w:t>
+            </w:r>
+          </w:p>
+          <w:p>
+            <w:pPr>
+              <w:spacing w:after="0" w:before="0"/>
+            </w:pPr>
+            <w:r>
+              <w:rPr>
+                <w:rFonts w:ascii="Consolas" w:hAnsi="Consolas" w:eastAsia="Consolas"/>
+                <w:color w:val="F2F2F2"/>
+                <w:sz w:val="19"/>
+              </w:rPr>
+              <w:t xml:space="preserve">        72 YES</w:t>
+            </w:r>
+          </w:p>
+          <w:p>
+            <w:pPr>
+              <w:spacing w:after="0" w:before="0"/>
+            </w:pPr>
+            <w:r>
+              <w:rPr>
+                <w:rFonts w:ascii="Consolas" w:hAnsi="Consolas" w:eastAsia="Consolas"/>
+                <w:color w:val="F2F2F2"/>
+                <w:sz w:val="19"/>
+              </w:rPr>
+              <w:t xml:space="preserve">        71 YES</w:t>
+            </w:r>
+          </w:p>
+          <w:p>
+            <w:pPr>
+              <w:spacing w:after="0" w:before="0"/>
+            </w:pPr>
+            <w:r>
+              <w:rPr>
+                <w:rFonts w:ascii="Consolas" w:hAnsi="Consolas" w:eastAsia="Consolas"/>
+                <w:color w:val="F2F2F2"/>
+                <w:sz w:val="19"/>
+              </w:rPr>
+              <w:t xml:space="preserve">        70 YES</w:t>
+            </w:r>
+          </w:p>
+        </w:tc>
+      </w:tr>
+    </w:tbl>
+    <w:p/>
+    <w:p>
+      <w:r>
+        <w:rPr>
+          <w:rFonts w:ascii="맑은 고딕" w:hAnsi="맑은 고딕" w:eastAsia="맑은 고딕"/>
+          <w:sz w:val="21"/>
+        </w:rPr>
+        <w:t>전부 `YES`다. **조건 하나로 판정이 달라진다.**</w:t>
       </w:r>
     </w:p>
     <w:p>
@@ -980,7 +1674,7 @@
           <w:rFonts w:ascii="맑은 고딕" w:hAnsi="맑은 고딕" w:eastAsia="맑은 고딕"/>
           <w:sz w:val="21"/>
         </w:rPr>
-        <w:t>**조치.** 일반 사용자로 접속해 시험한다. 실측에서 PDB 사용자로 접속하자 `Session altered.`가 나오고 한도가 정상 적용됐다.</w:t>
+        <w:t>**부수 관찰** — 같은 시퀀스의 `COMPLETION_TIME`이 목적지마다 다르다. 70번은 로컬 19:55:38, 원격 19:56:30으로 **약 52초 차이**였고 그것이 전송에 걸린 시간이다. 평소 이 차이를 기록해 두면 느려졌을 때 알아볼 수 있다.</w:t>
       </w:r>
     </w:p>
     <w:p>
@@ -989,7 +1683,7 @@
           <w:rFonts w:ascii="맑은 고딕" w:hAnsi="맑은 고딕" w:eastAsia="맑은 고딕"/>
           <w:sz w:val="21"/>
         </w:rPr>
-        <w:t>**같은 성격의 문제가 이 장에 또 있다.** DML 리다이렉션이 `SYS`로 `ORA-16397`을 낸 경우다. 둘 다 일반 사용자로 바꾸자 바로 동작했다.</w:t>
+        <w:t>**주의** — 조건을 넣어도 완전하지 않다. 실습 03에서 확인한 대로 전송이 끊기면 74번은 `dest_id=2` 행이 있어도 `NO`이고, 75번은 행 자체가 없다. **행이 없는 것을 조회로는 볼 수 없으므로** Primary의 최대 시퀀스와 비교해야 한다.</w:t>
       </w:r>
     </w:p>
     <w:p>
@@ -998,16 +1692,7 @@
           <w:rFonts w:ascii="맑은 고딕" w:hAnsi="맑은 고딕" w:eastAsia="맑은 고딕"/>
           <w:sz w:val="21"/>
         </w:rPr>
-        <w:t>여기서 일반화할 수 있다. **ADG의 세션 기능들은 대체로 일반 사용자를 전제로 설계되어 있다.** 관리자 계정으로 기능을 시험하고 "동작하지 않는다"고 결론짓는 실수가 이 장에서만 두 번 나왔다. 기능 검증은 실제 애플리케이션 계정과 같은 종류로 한다.</w:t>
-      </w:r>
-    </w:p>
-    <w:p>
-      <w:r>
-        <w:rPr>
-          <w:rFonts w:ascii="맑은 고딕" w:hAnsi="맑은 고딕" w:eastAsia="맑은 고딕"/>
-          <w:sz w:val="21"/>
-        </w:rPr>
-        <w:t>채점 포인트: ① 메시지 해석 / ② 예외를 둔 이유 추론 / ③ 조회는 계속 가능하다는 관찰 / ④ 일반 사용자로 조치 / ⑤ ORA-16397과의 공통점과 일반화</w:t>
+        <w:t>채점 포인트: ① `dest_id=1`이 로컬이라는 원인 규명 / ② 올바른 조회와 결과 제시 / ③ 52초 차이의 의미 / ④ 행이 없는 경우까지 고려 / ⑤ Primary 최대 시퀀스와의 비교 제안</w:t>
       </w:r>
     </w:p>
     <w:p>
@@ -1017,7 +1702,7 @@
           <w:b/>
           <w:sz w:val="21"/>
         </w:rPr>
-        <w:t>[추가-13] ORA-03172가 잦을 때</w:t>
+        <w:t>[추가-13] APPLIED_SEQ#가 0이라는 근거</w:t>
       </w:r>
     </w:p>
     <w:p>
@@ -1035,7 +1720,7 @@
           <w:rFonts w:ascii="맑은 고딕" w:hAnsi="맑은 고딕" w:eastAsia="맑은 고딕"/>
           <w:sz w:val="21"/>
         </w:rPr>
-        <w:t>**원인을 셋으로 나눈다.**</w:t>
+        <w:t>**왜 부적절한가** — 실시간 적용은 아카이브 파일이 아니라 **SRL에서 직접 읽는다.** 그래서 "몇 번 아카이브까지 적용했는가"라는 이 열이 채워지지 않는다. 실측에서 `ARCHIVED_SEQ#`는 73인데 `APPLIED_SEQ#`는 0이었고, 같은 행의 `RECOVERY_MODE`가 `MANAGED REAL TIME APPLY`였다.</w:t>
       </w:r>
     </w:p>
     <w:p>
@@ -1044,7 +1729,7 @@
           <w:rFonts w:ascii="맑은 고딕" w:hAnsi="맑은 고딕" w:eastAsia="맑은 고딕"/>
           <w:sz w:val="21"/>
         </w:rPr>
-        <w:t>① **설정값이 비현실적이다.** 특히 0인 경우다. ASYNC 구성에서 0은 사실상 항상 위반된다. 실측에서 `STANDBY_MAX_DATA_DELAY of 0 seconds exceeded`를 확인했다.</w:t>
+        <w:t>**9장 이후로 계속 0이었을 것이다.** 실시간 적용을 켠 순간부터 이 값은 갱신되지 않는다. 즉 이것을 지표로 삼은 감시는 처음부터 상시 경보 상태였다는 뜻이며, 이번에 우연히 문제가 된 것이 아니다.</w:t>
       </w:r>
     </w:p>
     <w:p>
@@ -1053,7 +1738,7 @@
           <w:rFonts w:ascii="맑은 고딕" w:hAnsi="맑은 고딕" w:eastAsia="맑은 고딕"/>
           <w:sz w:val="21"/>
         </w:rPr>
-        <w:t>② **Standby가 실제로 뒤처져 있다.** 적용이 멈췄거나 따라가지 못하는 상황이다. `V$MANAGED_STANDBY`로 MRP0 존재를, `V$DATAGUARD_STATS`로 지연을 확인한다. 실측에서 적용을 멈추자 `apply lag`이 1분 22초까지 벌어졌고 `STANDBY_MAX_DATA_DELAY of 1 seconds exceeded`가 났다.</w:t>
+        <w:t>**실제 적용 여부를 확인하는 절차**</w:t>
       </w:r>
     </w:p>
     <w:p>
@@ -1062,7 +1747,7 @@
           <w:rFonts w:ascii="맑은 고딕" w:hAnsi="맑은 고딕" w:eastAsia="맑은 고딕"/>
           <w:sz w:val="21"/>
         </w:rPr>
-        <w:t>③ **간헐적으로 지연이 튄다.** 평상시에는 괜찮은데 특정 시간대에만 걸리는 경우다. `V$STANDBY_EVENT_HISTOGRAM`으로 분포를 본다.</w:t>
+        <w:t>**①** `V$MANAGED_STANDBY`에서 `MRP0` 행의 존재와 `STATUS`를 본다. 실측은 `APPLYING_LOG`, 시퀀스 74였다.</w:t>
       </w:r>
     </w:p>
     <w:p>
@@ -1071,7 +1756,7 @@
           <w:rFonts w:ascii="맑은 고딕" w:hAnsi="맑은 고딕" w:eastAsia="맑은 고딕"/>
           <w:sz w:val="21"/>
         </w:rPr>
-        <w:t>**설정값을 정하는 방법.** 정상 상태의 지연을 먼저 관찰한다. 실측에서 정상 상태의 `apply lag`은 0초였고 히스토그램의 대부분이 0초 구간이었다. 여기에 여유를 두어 5초나 10초로 잡으면 평상시에는 거의 걸리지 않고 실제 문제가 있을 때만 걸린다. 히스토그램에서 어느 구간까지가 정상 범위인지 확인해 정하는 것이 근거 있는 방법이다.</w:t>
+        <w:t>**②** 그 `SEQUENCE#`를 Primary의 `V$LOG`에서 `STATUS='CURRENT'`인 시퀀스와 비교한다. 같으면 따라잡고 있는 것이다.</w:t>
       </w:r>
     </w:p>
     <w:p>
@@ -1080,7 +1765,7 @@
           <w:rFonts w:ascii="맑은 고딕" w:hAnsi="맑은 고딕" w:eastAsia="맑은 고딕"/>
           <w:sz w:val="21"/>
         </w:rPr>
-        <w:t>**애플리케이션 쪽 대응.** `ORA-03172`를 잡아 Primary로 재시도하는 구조를 만든다. 이 오류는 "지금 이 Standby로는 요건을 못 맞춘다"는 뜻이지 장애가 아니므로, 재시도가 자연스러운 처리다. 재시도 횟수와 대상(다른 Standby가 있다면 그쪽)을 함께 설계한다.</w:t>
+        <w:t>**③** `V$STANDBY_LOG`에서 `ACTIVE`인 그룹이 하나 있고 그 `SEQUENCE#`가 같은지 본다.</w:t>
       </w:r>
     </w:p>
     <w:p>
@@ -1089,7 +1774,34 @@
           <w:rFonts w:ascii="맑은 고딕" w:hAnsi="맑은 고딕" w:eastAsia="맑은 고딕"/>
           <w:sz w:val="21"/>
         </w:rPr>
-        <w:t>채점 포인트: ① 세 가지 원인 분류 / ② 각각의 확인 조회 / ③ 히스토그램 기반으로 값 정하기 / ④ 재시도 구조 / ⑤ 오류의 성격 규정</w:t>
+        <w:t>**④** 더 정밀하게는 `RFS(LGWR)`와 `MRP0`의 `SEQUENCE#`·`BLOCK#`을 비교한다. 실측에서 둘 다 74번의 17,964번 블록이었다. **받는 즉시 적용하고 있다**는 뜻이다.</w:t>
+      </w:r>
+    </w:p>
+    <w:p>
+      <w:r>
+        <w:rPr>
+          <w:rFonts w:ascii="맑은 고딕" w:hAnsi="맑은 고딕" w:eastAsia="맑은 고딕"/>
+          <w:sz w:val="21"/>
+        </w:rPr>
+        <w:t>**⑤** `V$DATAGUARD_STATS`의 `apply lag`으로 보조 확인한다. 다만 이 값은 전송이 끊기면 0으로 보이므로 단독으로 쓰지 않는다.</w:t>
+      </w:r>
+    </w:p>
+    <w:p>
+      <w:r>
+        <w:rPr>
+          <w:rFonts w:ascii="맑은 고딕" w:hAnsi="맑은 고딕" w:eastAsia="맑은 고딕"/>
+          <w:sz w:val="21"/>
+        </w:rPr>
+        <w:t>**역설적인 확인** — 실측에서 `MRP0`가 74번을 적용 중인데 `ARCHIVED_SEQ#`는 73이었다. **아카이브되기 전의 리두를 이미 적용하고 있다**는 뜻이며, 이것이 실시간 적용이 정상 동작한다는 가장 분명한 증거다.</w:t>
+      </w:r>
+    </w:p>
+    <w:p>
+      <w:r>
+        <w:rPr>
+          <w:rFonts w:ascii="맑은 고딕" w:hAnsi="맑은 고딕" w:eastAsia="맑은 고딕"/>
+          <w:sz w:val="21"/>
+        </w:rPr>
+        <w:t>채점 포인트: ① SRL에서 읽는다는 원인 / ② `RECOVERY_MODE`를 근거로 제시 / ③ 처음부터 0이었다는 지적 / ④ 확인 절차 네 가지 이상 / ⑤ `MRP0` 시퀀스가 `ARCHIVED_SEQ#`보다 앞선다는 관찰</w:t>
       </w:r>
     </w:p>
     <w:p>
@@ -1099,7 +1811,7 @@
           <w:b/>
           <w:sz w:val="21"/>
         </w:rPr>
-        <w:t>[추가-14] 긴 오류 스택 읽기</w:t>
+        <w:t>[추가-14] 조치 후 오히려 나빠진 화면</w:t>
       </w:r>
     </w:p>
     <w:p>
@@ -1117,7 +1829,7 @@
           <w:rFonts w:ascii="맑은 고딕" w:hAnsi="맑은 고딕" w:eastAsia="맑은 고딕"/>
           <w:sz w:val="21"/>
         </w:rPr>
-        <w:t>**읽는 요령.** `ORA-06512`는 PL/SQL 호출 스택으로 "어디를 지났는가"만 알려 준다. 진단에는 쓸모가 적다. 따라서 **`ORA-06512`를 건너뛰고 그것이 아닌 번호를 찾는다.**</w:t>
+        <w:t>**무슨 일이 일어났는가** — 판정의 시차다. Broker의 상태는 주기적으로 다시 계산되며, 그 시점의 출력은 문제가 있던 구간을 반영한 것이다. 실측에서 `Configuration Status: ERROR (status updated 58 seconds ago)`였고, `chicago`에 `ORA-16778: redo transport error for one or more members`가, `boston`에 `ORA-16857`이 붙어 있었다.</w:t>
       </w:r>
     </w:p>
     <w:p>
@@ -1126,7 +1838,7 @@
           <w:rFonts w:ascii="맑은 고딕" w:hAnsi="맑은 고딕" w:eastAsia="맑은 고딕"/>
           <w:sz w:val="21"/>
         </w:rPr>
-        <w:t>실측 스택에서 그것이 아닌 번호는 둘이었다. 맨 위의 `ORA-00604`(재귀 SQL에서 오류 발생)와 중간의 `ORA-16000`이다. **앞의 것은 형식이고 뒤의 것이 내용이다.** `ORA-00604`는 "패키지 내부의 SQL에서 뭔가 났다"는 포장일 뿐이다.</w:t>
+        <w:t>**같은 시점의 SQL 뷰** — `V$ARCHIVE_DEST`의 `dest_id=2`는 이미 `VALID`·`YES`였고 `ERROR` 열은 비어 있었다. **아래층이 먼저 회복되고 요약이 나중에 따라온다.**</w:t>
       </w:r>
     </w:p>
     <w:p>
@@ -1135,7 +1847,7 @@
           <w:rFonts w:ascii="맑은 고딕" w:hAnsi="맑은 고딕" w:eastAsia="맑은 고딕"/>
           <w:sz w:val="21"/>
         </w:rPr>
-        <w:t>**실제 원인.** `ORA-16000: database or pluggable database open for read-only access`. 통계 수집은 딕셔너리를 바꾸므로 읽기 전용 데이터베이스에서 할 수 없다. `DBMS_STATS.SET_GLOBAL_PREFS`도 같은 결과였다.</w:t>
+        <w:t>**실제로 확인** — 잠시 뒤 다시 조회하면 `SUCCESS (status updated 32 seconds ago)`로 돌아왔다.</w:t>
       </w:r>
     </w:p>
     <w:p>
@@ -1144,7 +1856,7 @@
           <w:rFonts w:ascii="맑은 고딕" w:hAnsi="맑은 고딕" w:eastAsia="맑은 고딕"/>
           <w:sz w:val="21"/>
         </w:rPr>
-        <w:t>**대안.** ① 통계는 **Primary에서 수집한다.** 딕셔너리가 리두로 복제되므로 Standby도 같은 통계를 쓴다. ② Standby 고유의 조회 특성 때문에 다른 통계가 필요하다면 Primary에서 그에 맞게 수집하거나, 세션 수준 힌트·SQL 프로파일로 대응한다. ③ AWR처럼 Standby 성능을 기록해야 한다면 조회 결과를 외부로 내보내는 방식을 쓴다.</w:t>
+        <w:t>**조치 완료를 판정하는 절차**</w:t>
       </w:r>
     </w:p>
     <w:p>
@@ -1153,7 +1865,7 @@
           <w:rFonts w:ascii="맑은 고딕" w:hAnsi="맑은 고딕" w:eastAsia="맑은 고딕"/>
           <w:sz w:val="21"/>
         </w:rPr>
-        <w:t>참고로 AWR은 같은 상황에서 **전용 오류 `ORA-13516`**을 낸다. 스택도 짧다. `ORA-16000`까지 내려가기 전에 패키지가 먼저 상태를 확인하고 거부했기 때문이다. **오류 번호와 스택 길이가 그 기능이 상태를 얼마나 일찍 점검하는지를 보여 준다.**</w:t>
+        <w:t>**①** SQL 뷰를 먼저 본다. `V$ARCHIVE_DEST`의 `STATUS`가 `VALID`이고 `ERROR`가 비었는가.</w:t>
       </w:r>
     </w:p>
     <w:p>
@@ -1162,7 +1874,52 @@
           <w:rFonts w:ascii="맑은 고딕" w:hAnsi="맑은 고딕" w:eastAsia="맑은 고딕"/>
           <w:sz w:val="21"/>
         </w:rPr>
-        <w:t>채점 포인트: ① ORA-06512를 건너뛴다 / ② ORA-00604는 형식, ORA-16000이 내용 / ③ 실제 원인 / ④ 대안 세 가지 / ⑤ ORA-13516과의 대비</w:t>
+        <w:t>**②** 데이터가 실제로 따라왔는지 확인한다. 끊긴 동안 Primary에 넣은 행이 Standby에서 조회되는가. 실측에서 `id=92`가 조회됐다.</w:t>
+      </w:r>
+    </w:p>
+    <w:p>
+      <w:r>
+        <w:rPr>
+          <w:rFonts w:ascii="맑은 고딕" w:hAnsi="맑은 고딕" w:eastAsia="맑은 고딕"/>
+          <w:sz w:val="21"/>
+        </w:rPr>
+        <w:t>**③** Standby의 프로세스를 본다. `MRP0`가 `APPLYING_LOG`이고 `RFS(LGWR)`가 돌아왔는가. `V$STANDBY_LOG`에 `ACTIVE`가 하나 있는가.</w:t>
+      </w:r>
+    </w:p>
+    <w:p>
+      <w:r>
+        <w:rPr>
+          <w:rFonts w:ascii="맑은 고딕" w:hAnsi="맑은 고딕" w:eastAsia="맑은 고딕"/>
+          <w:sz w:val="21"/>
+        </w:rPr>
+        <w:t>**④** 그다음에 Broker를 본다. 한 주기(약 1분)를 기다리고 `SHOW CONFIGURATION`을 다시 조회한다. `status updated NN seconds ago`의 초를 함께 읽는다.</w:t>
+      </w:r>
+    </w:p>
+    <w:p>
+      <w:r>
+        <w:rPr>
+          <w:rFonts w:ascii="맑은 고딕" w:hAnsi="맑은 고딕" w:eastAsia="맑은 고딕"/>
+          <w:sz w:val="21"/>
+        </w:rPr>
+        <w:t>**⑤** 마지막으로 `VALIDATE DATABASE`로 전환 가능 여부까지 확인한다.</w:t>
+      </w:r>
+    </w:p>
+    <w:p>
+      <w:r>
+        <w:rPr>
+          <w:rFonts w:ascii="맑은 고딕" w:hAnsi="맑은 고딕" w:eastAsia="맑은 고딕"/>
+          <w:sz w:val="21"/>
+        </w:rPr>
+        <w:t>**원칙** — **고친 직후의 화면을 결론으로 삼지 않는다.** 이것은 14장에서 FSFO를 껐을 때도 확인한 성질이며, Broker 화면을 읽을 때 항상 적용된다.</w:t>
+      </w:r>
+    </w:p>
+    <w:p>
+      <w:r>
+        <w:rPr>
+          <w:rFonts w:ascii="맑은 고딕" w:hAnsi="맑은 고딕" w:eastAsia="맑은 고딕"/>
+          <w:sz w:val="21"/>
+        </w:rPr>
+        <w:t>채점 포인트: ① 판정 시차라는 원인 / ② `status updated` 초를 근거로 제시 / ③ SQL 뷰가 이미 정상이었다는 대비 / ④ 확인 절차를 아래층부터 위로 / ⑤ 14장 FSFO 사례와의 연결</w:t>
       </w:r>
     </w:p>
     <w:p>
@@ -1170,7 +1927,7 @@
         <w:pStyle w:val="Heading2"/>
       </w:pPr>
       <w:r>
-        <w:t>[유형] 진단절차형 — 모범답안</w:t>
+        <w:t>[유형] 진단절차형 — 모범 답안</w:t>
       </w:r>
     </w:p>
     <w:p>
@@ -1180,7 +1937,7 @@
           <w:b/>
           <w:sz w:val="21"/>
         </w:rPr>
-        <w:t>[추가-15] Standby로 옮기기 전 점검</w:t>
+        <w:t>[추가-15] 리두가 흐르고 있는가</w:t>
       </w:r>
     </w:p>
     <w:p>
@@ -1198,7 +1955,7 @@
           <w:rFonts w:ascii="맑은 고딕" w:hAnsi="맑은 고딕" w:eastAsia="맑은 고딕"/>
           <w:sz w:val="21"/>
         </w:rPr>
-        <w:t>**① 대상 조회를 분류한다.** 순수 조회인가, DML을 포함하는가, 일반 테이블을 임시 저장소로 쓰는가, 시퀀스를 쓰는가. 9.4절의 기준(영구 파일·딕셔너리를 바꾸는가)을 적용한다. **이것이 가장 중요한 단계이며 대부분의 문제가 여기서 걸러진다.**</w:t>
+        <w:t>**① [Primary] `V$LOG`에서 `CURRENT`가 정확히 하나인가.** 기댓값 1. 둘 이상이면 뷰를 잘못 읽은 것이다. 이때의 `SEQUENCE#`를 기억한다(실측 74).</w:t>
       </w:r>
     </w:p>
     <w:p>
@@ -1207,7 +1964,7 @@
           <w:rFonts w:ascii="맑은 고딕" w:hAnsi="맑은 고딕" w:eastAsia="맑은 고딕"/>
           <w:sz w:val="21"/>
         </w:rPr>
-        <w:t>**② 계정을 확인한다.** 관리자 계정이 아니라 애플리케이션 계정으로 시험한다. `SYS`로는 리다이렉션(ORA-16397)도 지연 한도(ORA-03174)도 동작하지 않는다.</w:t>
+        <w:t>**② [Primary] `ACTIVE`이면서 `ARCHIVED=NO`인 그룹이 쌓이지 않았는가.** 기댓값 0개. 쌓이면 아카이버가 밀리고 있고, 그대로 두면 쓸 그룹이 없어 로그 전환이 멈춘다.</w:t>
       </w:r>
     </w:p>
     <w:p>
@@ -1216,7 +1973,7 @@
           <w:rFonts w:ascii="맑은 고딕" w:hAnsi="맑은 고딕" w:eastAsia="맑은 고딕"/>
           <w:sz w:val="21"/>
         </w:rPr>
-        <w:t>**③ 접속 경로를 확인한다.** Standby의 PDB 서비스가 리스너에 등록되어 있는지 본다. `lsnrctl status | grep &lt;pdb&gt;`로 `status READY`를 확인한다. PDB가 열려 있지 않으면 서비스가 없다.</w:t>
+        <w:t>**③ [Standby] `V$STANDBY_LOG`에서 `ACTIVE`가 정확히 하나인가.** 기댓값 1. 0개면 리두가 오지 않는 것이고, 둘 이상이면 앞 그룹이 아직 아카이브되지 않은 채 다음을 받고 있다.</w:t>
       </w:r>
     </w:p>
     <w:p>
@@ -1225,7 +1982,7 @@
           <w:rFonts w:ascii="맑은 고딕" w:hAnsi="맑은 고딕" w:eastAsia="맑은 고딕"/>
           <w:sz w:val="21"/>
         </w:rPr>
-        <w:t>**④ 신선도 요건을 정한다.** 몇 초까지 오래된 데이터를 받아들일 수 있는가. 정상 상태의 지연을 `V$DATAGUARD_STATS`와 히스토그램으로 관찰한 뒤 여유를 두어 정한다.</w:t>
+        <w:t>**④ [Standby] 그 그룹의 `SEQUENCE#`가 ①의 값과 같은가.** 기댓값 일치(실측 74). 뒤지면 밀린 것이다. 더 정밀하게는 `RFS(LGWR)`와 `MRP0`의 `BLOCK#`까지 비교한다(실측 17,964).</w:t>
       </w:r>
     </w:p>
     <w:p>
@@ -1234,7 +1991,7 @@
           <w:rFonts w:ascii="맑은 고딕" w:hAnsi="맑은 고딕" w:eastAsia="맑은 고딕"/>
           <w:sz w:val="21"/>
         </w:rPr>
-        <w:t>**⑤ 실패 경로를 만든다.** Standby가 뒤처지거나 내려갔을 때 Primary로 가는 길을 준비한다. `ORA-03172` 처리를 애플리케이션에 넣고, 세션이 `SYS_CONTEXT`로 자신이 어디에 붙었는지 확인할 수 있게 한다.</w:t>
+        <w:t>**⑤ [양쪽] `V$LOGFILE`에서 `STATUS`가 비어 있지 않은 행이 있는가.** 기댓값 0개. `INVALID`·`STALE`·`DELETED` 중 하나가 나오면 확인 대상이다.</w:t>
       </w:r>
     </w:p>
     <w:p>
@@ -1243,7 +2000,7 @@
           <w:rFonts w:ascii="맑은 고딕" w:hAnsi="맑은 고딕" w:eastAsia="맑은 고딕"/>
           <w:sz w:val="21"/>
         </w:rPr>
-        <w:t>**⑥ 감시 항목을 정한다.** MRP0 존재, 두 지연, 히스토그램 기반 비율을 정기적으로 수집한다.</w:t>
+        <w:t>**다섯 가지 모두 SQL 한 줄씩**이며 이것만으로 "리두가 흐르고 있는가"에 답할 수 있다.</w:t>
       </w:r>
     </w:p>
     <w:p>
@@ -1252,7 +2009,25 @@
           <w:rFonts w:ascii="맑은 고딕" w:hAnsi="맑은 고딕" w:eastAsia="맑은 고딕"/>
           <w:sz w:val="21"/>
         </w:rPr>
-        <w:t>채점 포인트: ① 분류가 첫 단계 / ② 계정 확인 / ③ 서비스 등록 확인 / ④ 신선도 요건과 근거 / ⑤ 실패 경로와 감시</w:t>
+        <w:t>**주의** — ③과 ④는 Standby에서 실행해야 한다. Primary에서 `V$STANDBY_LOG`를 조회하면 오류 없이 전부 `UNASSIGNED`가 나와 "리두가 오지 않는다"로 오판하게 된다.</w:t>
+      </w:r>
+    </w:p>
+    <w:p>
+      <w:r>
+        <w:rPr>
+          <w:rFonts w:ascii="맑은 고딕" w:hAnsi="맑은 고딕" w:eastAsia="맑은 고딕"/>
+          <w:sz w:val="21"/>
+        </w:rPr>
+        <w:t>**Broker와의 대비** — `SHOW CONFIGURATION` 한 줄보다 손이 많이 간다. 그러나 각 항목이 무엇을 뜻하는지 알고 보므로 문제가 생겼을 때 어디를 볼지 바로 안다.</w:t>
+      </w:r>
+    </w:p>
+    <w:p>
+      <w:r>
+        <w:rPr>
+          <w:rFonts w:ascii="맑은 고딕" w:hAnsi="맑은 고딕" w:eastAsia="맑은 고딕"/>
+          <w:sz w:val="21"/>
+        </w:rPr>
+        <w:t>채점 포인트: ① 다섯 단계 제시 / ② 각 단계의 기댓값 명시 / ③ 어긋났을 때의 해석 / ④ 어느 쪽에서 실행하는지 표시 / ⑤ Primary 오조회 함정 경고</w:t>
       </w:r>
     </w:p>
     <w:p>
@@ -1262,7 +2037,7 @@
           <w:b/>
           <w:sz w:val="21"/>
         </w:rPr>
-        <w:t>[추가-16] 어디에 붙었는지 모를 때</w:t>
+        <w:t>[추가-16] 양쪽에서 진단하기</w:t>
       </w:r>
     </w:p>
     <w:p>
@@ -1280,7 +2055,7 @@
           <w:rFonts w:ascii="맑은 고딕" w:hAnsi="맑은 고딕" w:eastAsia="맑은 고딕"/>
           <w:sz w:val="21"/>
         </w:rPr>
-        <w:t>**확인 절차.**</w:t>
+        <w:t>**Primary 쪽 절차**</w:t>
       </w:r>
     </w:p>
     <w:p>
@@ -1289,7 +2064,7 @@
           <w:rFonts w:ascii="맑은 고딕" w:hAnsi="맑은 고딕" w:eastAsia="맑은 고딕"/>
           <w:sz w:val="21"/>
         </w:rPr>
-        <w:t>① 세션에서 `SELECT sys_context('userenv','db_unique_name'), sys_context('userenv','database_role') FROM dual;`을 실행한다. 실측에서 `boston` / `PHYSICAL STANDBY`가 나왔다.</w:t>
+        <w:t>**①** `V$ARCHIVE_DEST`의 `dest_id=2`에서 `STATUS`·`VALID_NOW`·`ERROR`를 본다. 실측 `ERROR`·`INACTIVE`·`ORA-12541`.</w:t>
       </w:r>
     </w:p>
     <w:p>
@@ -1298,7 +2073,7 @@
           <w:rFonts w:ascii="맑은 고딕" w:hAnsi="맑은 고딕" w:eastAsia="맑은 고딕"/>
           <w:sz w:val="21"/>
         </w:rPr>
-        <w:t>② 두 값을 함께 본다. `DB_UNIQUE_NAME`은 어느 데이터베이스인지, `DATABASE_ROLE`은 그것이 Primary인지 Standby인지 알려 준다.</w:t>
+        <w:t>**②** `LOG_ARCHIVE_DEST_STATE_2`를 함께 본다. 실측 `ENABLE` — 설정이 아니라 장애다.</w:t>
       </w:r>
     </w:p>
     <w:p>
@@ -1307,7 +2082,7 @@
           <w:rFonts w:ascii="맑은 고딕" w:hAnsi="맑은 고딕" w:eastAsia="맑은 고딕"/>
           <w:sz w:val="21"/>
         </w:rPr>
-        <w:t>③ 보조로 `V$DATABASE.OPEN_MODE`를 본다. `READ ONLY WITH APPLY`이면 ADG Standby다.</w:t>
+        <w:t>**③** `V$DATAGUARD_STATUS`에서 `ERROR_CODE&lt;&gt;0`인 행을 본다. 실측 12541 세 건.</w:t>
       </w:r>
     </w:p>
     <w:p>
@@ -1316,7 +2091,7 @@
           <w:rFonts w:ascii="맑은 고딕" w:hAnsi="맑은 고딕" w:eastAsia="맑은 고딕"/>
           <w:sz w:val="21"/>
         </w:rPr>
-        <w:t>**설계 단계에서 방지하는 방법.**</w:t>
+        <w:t>**④** 알림 로그에서 접속 문자열과 프로세스, 트레이스 파일 이름을 확인한다.</w:t>
       </w:r>
     </w:p>
     <w:p>
@@ -1325,7 +2100,7 @@
           <w:rFonts w:ascii="맑은 고딕" w:hAnsi="맑은 고딕" w:eastAsia="맑은 고딕"/>
           <w:sz w:val="21"/>
         </w:rPr>
-        <w:t>첫째, **역할로 판단하게 만든다.** 이름이나 접속 문자열이 아니라 `DATABASE_ROLE`을 기준으로 삼는다. 역할 전환이 있는 환경에서는 접속 대상은 그대로인데 역할이 바뀔 수 있기 때문이다.</w:t>
+        <w:t>**⑤** `V$ARCHIVED_LOG`의 `dest_id=2`에서 어디까지 보냈는지 본다. 실측 73번까지 `YES`, 74번 `NO`, 75번 행 없음.</w:t>
       </w:r>
     </w:p>
     <w:p>
@@ -1334,7 +2109,7 @@
           <w:rFonts w:ascii="맑은 고딕" w:hAnsi="맑은 고딕" w:eastAsia="맑은 고딕"/>
           <w:sz w:val="21"/>
         </w:rPr>
-        <w:t>둘째, **접속 직후 확인하는 코드를 둔다.** 애플리케이션이 연결 풀에서 세션을 꺼낼 때 한 번 확인하고, 기대와 다르면 그 세션을 쓰지 않는다.</w:t>
+        <w:t>**Standby 쪽 절차**</w:t>
       </w:r>
     </w:p>
     <w:p>
@@ -1343,7 +2118,7 @@
           <w:rFonts w:ascii="맑은 고딕" w:hAnsi="맑은 고딕" w:eastAsia="맑은 고딕"/>
           <w:sz w:val="21"/>
         </w:rPr>
-        <w:t>셋째, **서비스를 역할별로 나눈다.** 읽기 전용 서비스와 읽기 쓰기 서비스를 따로 만들고 역할에 따라 시작·정지되게 하면, 애플리케이션이 서비스 이름만으로 올바른 노드에 붙는다. 이 방식이 가장 견고하다.</w:t>
+        <w:t>**①** `V$MANAGED_STANDBY`에서 `MRP0`의 `STATUS`와 `SEQUENCE#`를 본다. 실측 `WAIT_FOR_LOG`, 75.</w:t>
       </w:r>
     </w:p>
     <w:p>
@@ -1352,7 +2127,344 @@
           <w:rFonts w:ascii="맑은 고딕" w:hAnsi="맑은 고딕" w:eastAsia="맑은 고딕"/>
           <w:sz w:val="21"/>
         </w:rPr>
-        <w:t>채점 포인트: ① SYS_CONTEXT 두 항목 / ② OPEN_MODE 보조 확인 / ③ 이름이 아니라 역할로 판단 / ④ 접속 직후 확인 코드 / ⑤ 역할별 서비스 분리</w:t>
+        <w:t>**②** `CLIENT_PROCESS='LGWR'`인 RFS가 있는지 본다. 실측 사라졌다.</w:t>
+      </w:r>
+    </w:p>
+    <w:p>
+      <w:r>
+        <w:rPr>
+          <w:rFonts w:ascii="맑은 고딕" w:hAnsi="맑은 고딕" w:eastAsia="맑은 고딕"/>
+          <w:sz w:val="21"/>
+        </w:rPr>
+        <w:t>**③** `V$STANDBY_LOG`에서 `ACTIVE`가 있는지 본다.</w:t>
+      </w:r>
+    </w:p>
+    <w:p>
+      <w:r>
+        <w:rPr>
+          <w:rFonts w:ascii="맑은 고딕" w:hAnsi="맑은 고딕" w:eastAsia="맑은 고딕"/>
+          <w:sz w:val="21"/>
+        </w:rPr>
+        <w:t>**④** `V$DATAGUARD_STATUS`를 본다. 실측 `Media Recovery Waiting for T-1.S-75`.</w:t>
+      </w:r>
+    </w:p>
+    <w:p>
+      <w:r>
+        <w:rPr>
+          <w:rFonts w:ascii="맑은 고딕" w:hAnsi="맑은 고딕" w:eastAsia="맑은 고딕"/>
+          <w:sz w:val="21"/>
+        </w:rPr>
+        <w:t>**⑤ 지연은 보지 않는다.** 실측에서 두 값 모두 0이었다.</w:t>
+      </w:r>
+    </w:p>
+    <w:p>
+      <w:r>
+        <w:rPr>
+          <w:rFonts w:ascii="맑은 고딕" w:hAnsi="맑은 고딕" w:eastAsia="맑은 고딕"/>
+          <w:sz w:val="21"/>
+        </w:rPr>
+        <w:t>**어느 쪽에서만 보이는 것**</w:t>
+      </w:r>
+    </w:p>
+    <w:tbl>
+      <w:tblPr>
+        <w:tblStyle w:val="TableGrid"/>
+        <w:tblW w:type="auto" w:w="0"/>
+        <w:tblLook w:firstColumn="1" w:firstRow="1" w:lastColumn="0" w:lastRow="0" w:noHBand="0" w:noVBand="1" w:val="04A0"/>
+      </w:tblPr>
+      <w:tblGrid>
+        <w:gridCol w:w="2880"/>
+        <w:gridCol w:w="2880"/>
+        <w:gridCol w:w="2880"/>
+      </w:tblGrid>
+      <w:tr>
+        <w:tc>
+          <w:tcPr>
+            <w:tcW w:type="dxa" w:w="2880"/>
+            <w:shd w:val="clear" w:color="auto" w:fill="D9E1F2"/>
+          </w:tcPr>
+          <w:p>
+            <w:r>
+              <w:rPr>
+                <w:rFonts w:ascii="맑은 고딕" w:hAnsi="맑은 고딕" w:eastAsia="맑은 고딕"/>
+                <w:b/>
+                <w:sz w:val="19"/>
+              </w:rPr>
+              <w:t>정보</w:t>
+            </w:r>
+          </w:p>
+        </w:tc>
+        <w:tc>
+          <w:tcPr>
+            <w:tcW w:type="dxa" w:w="2880"/>
+            <w:shd w:val="clear" w:color="auto" w:fill="D9E1F2"/>
+          </w:tcPr>
+          <w:p>
+            <w:r>
+              <w:rPr>
+                <w:rFonts w:ascii="맑은 고딕" w:hAnsi="맑은 고딕" w:eastAsia="맑은 고딕"/>
+                <w:b/>
+                <w:sz w:val="19"/>
+              </w:rPr>
+              <w:t>Primary</w:t>
+            </w:r>
+          </w:p>
+        </w:tc>
+        <w:tc>
+          <w:tcPr>
+            <w:tcW w:type="dxa" w:w="2880"/>
+            <w:shd w:val="clear" w:color="auto" w:fill="D9E1F2"/>
+          </w:tcPr>
+          <w:p>
+            <w:r>
+              <w:rPr>
+                <w:rFonts w:ascii="맑은 고딕" w:hAnsi="맑은 고딕" w:eastAsia="맑은 고딕"/>
+                <w:b/>
+                <w:sz w:val="19"/>
+              </w:rPr>
+              <w:t>Standby</w:t>
+            </w:r>
+          </w:p>
+        </w:tc>
+      </w:tr>
+      <w:tr>
+        <w:tc>
+          <w:tcPr>
+            <w:tcW w:type="dxa" w:w="2880"/>
+          </w:tcPr>
+          <w:p>
+            <w:r>
+              <w:rPr>
+                <w:rFonts w:ascii="맑은 고딕" w:hAnsi="맑은 고딕" w:eastAsia="맑은 고딕"/>
+                <w:sz w:val="19"/>
+              </w:rPr>
+              <w:t>`ORA-12541` 같은 접속 오류</w:t>
+            </w:r>
+          </w:p>
+        </w:tc>
+        <w:tc>
+          <w:tcPr>
+            <w:tcW w:type="dxa" w:w="2880"/>
+          </w:tcPr>
+          <w:p>
+            <w:r>
+              <w:rPr>
+                <w:rFonts w:ascii="맑은 고딕" w:hAnsi="맑은 고딕" w:eastAsia="맑은 고딕"/>
+                <w:sz w:val="19"/>
+              </w:rPr>
+              <w:t>**보인다**</w:t>
+            </w:r>
+          </w:p>
+        </w:tc>
+        <w:tc>
+          <w:tcPr>
+            <w:tcW w:type="dxa" w:w="2880"/>
+          </w:tcPr>
+          <w:p>
+            <w:r>
+              <w:rPr>
+                <w:rFonts w:ascii="맑은 고딕" w:hAnsi="맑은 고딕" w:eastAsia="맑은 고딕"/>
+                <w:sz w:val="19"/>
+              </w:rPr>
+              <w:t>보이지 않는다</w:t>
+            </w:r>
+          </w:p>
+        </w:tc>
+      </w:tr>
+      <w:tr>
+        <w:tc>
+          <w:tcPr>
+            <w:tcW w:type="dxa" w:w="2880"/>
+          </w:tcPr>
+          <w:p>
+            <w:r>
+              <w:rPr>
+                <w:rFonts w:ascii="맑은 고딕" w:hAnsi="맑은 고딕" w:eastAsia="맑은 고딕"/>
+                <w:sz w:val="19"/>
+              </w:rPr>
+              <w:t>접속 문자열·프로세스</w:t>
+            </w:r>
+          </w:p>
+        </w:tc>
+        <w:tc>
+          <w:tcPr>
+            <w:tcW w:type="dxa" w:w="2880"/>
+          </w:tcPr>
+          <w:p>
+            <w:r>
+              <w:rPr>
+                <w:rFonts w:ascii="맑은 고딕" w:hAnsi="맑은 고딕" w:eastAsia="맑은 고딕"/>
+                <w:sz w:val="19"/>
+              </w:rPr>
+              <w:t>**보인다**(알림 로그)</w:t>
+            </w:r>
+          </w:p>
+        </w:tc>
+        <w:tc>
+          <w:tcPr>
+            <w:tcW w:type="dxa" w:w="2880"/>
+          </w:tcPr>
+          <w:p>
+            <w:r>
+              <w:rPr>
+                <w:rFonts w:ascii="맑은 고딕" w:hAnsi="맑은 고딕" w:eastAsia="맑은 고딕"/>
+                <w:sz w:val="19"/>
+              </w:rPr>
+              <w:t>보이지 않는다</w:t>
+            </w:r>
+          </w:p>
+        </w:tc>
+      </w:tr>
+      <w:tr>
+        <w:tc>
+          <w:tcPr>
+            <w:tcW w:type="dxa" w:w="2880"/>
+          </w:tcPr>
+          <w:p>
+            <w:r>
+              <w:rPr>
+                <w:rFonts w:ascii="맑은 고딕" w:hAnsi="맑은 고딕" w:eastAsia="맑은 고딕"/>
+                <w:sz w:val="19"/>
+              </w:rPr>
+              <w:t>어디까지 보냈는가</w:t>
+            </w:r>
+          </w:p>
+        </w:tc>
+        <w:tc>
+          <w:tcPr>
+            <w:tcW w:type="dxa" w:w="2880"/>
+          </w:tcPr>
+          <w:p>
+            <w:r>
+              <w:rPr>
+                <w:rFonts w:ascii="맑은 고딕" w:hAnsi="맑은 고딕" w:eastAsia="맑은 고딕"/>
+                <w:sz w:val="19"/>
+              </w:rPr>
+              <w:t>**보인다**</w:t>
+            </w:r>
+          </w:p>
+        </w:tc>
+        <w:tc>
+          <w:tcPr>
+            <w:tcW w:type="dxa" w:w="2880"/>
+          </w:tcPr>
+          <w:p>
+            <w:r>
+              <w:rPr>
+                <w:rFonts w:ascii="맑은 고딕" w:hAnsi="맑은 고딕" w:eastAsia="맑은 고딕"/>
+                <w:sz w:val="19"/>
+              </w:rPr>
+              <w:t>부분적</w:t>
+            </w:r>
+          </w:p>
+        </w:tc>
+      </w:tr>
+      <w:tr>
+        <w:tc>
+          <w:tcPr>
+            <w:tcW w:type="dxa" w:w="2880"/>
+          </w:tcPr>
+          <w:p>
+            <w:r>
+              <w:rPr>
+                <w:rFonts w:ascii="맑은 고딕" w:hAnsi="맑은 고딕" w:eastAsia="맑은 고딕"/>
+                <w:sz w:val="19"/>
+              </w:rPr>
+              <w:t>`MRP0` 상태·`RFS(LGWR)`</w:t>
+            </w:r>
+          </w:p>
+        </w:tc>
+        <w:tc>
+          <w:tcPr>
+            <w:tcW w:type="dxa" w:w="2880"/>
+          </w:tcPr>
+          <w:p>
+            <w:r>
+              <w:rPr>
+                <w:rFonts w:ascii="맑은 고딕" w:hAnsi="맑은 고딕" w:eastAsia="맑은 고딕"/>
+                <w:sz w:val="19"/>
+              </w:rPr>
+              <w:t>보이지 않는다</w:t>
+            </w:r>
+          </w:p>
+        </w:tc>
+        <w:tc>
+          <w:tcPr>
+            <w:tcW w:type="dxa" w:w="2880"/>
+          </w:tcPr>
+          <w:p>
+            <w:r>
+              <w:rPr>
+                <w:rFonts w:ascii="맑은 고딕" w:hAnsi="맑은 고딕" w:eastAsia="맑은 고딕"/>
+                <w:sz w:val="19"/>
+              </w:rPr>
+              <w:t>**보인다**</w:t>
+            </w:r>
+          </w:p>
+        </w:tc>
+      </w:tr>
+      <w:tr>
+        <w:tc>
+          <w:tcPr>
+            <w:tcW w:type="dxa" w:w="2880"/>
+          </w:tcPr>
+          <w:p>
+            <w:r>
+              <w:rPr>
+                <w:rFonts w:ascii="맑은 고딕" w:hAnsi="맑은 고딕" w:eastAsia="맑은 고딕"/>
+                <w:sz w:val="19"/>
+              </w:rPr>
+              <w:t>"다음 리두를 기다린다"</w:t>
+            </w:r>
+          </w:p>
+        </w:tc>
+        <w:tc>
+          <w:tcPr>
+            <w:tcW w:type="dxa" w:w="2880"/>
+          </w:tcPr>
+          <w:p>
+            <w:r>
+              <w:rPr>
+                <w:rFonts w:ascii="맑은 고딕" w:hAnsi="맑은 고딕" w:eastAsia="맑은 고딕"/>
+                <w:sz w:val="19"/>
+              </w:rPr>
+              <w:t>보이지 않는다</w:t>
+            </w:r>
+          </w:p>
+        </w:tc>
+        <w:tc>
+          <w:tcPr>
+            <w:tcW w:type="dxa" w:w="2880"/>
+          </w:tcPr>
+          <w:p>
+            <w:r>
+              <w:rPr>
+                <w:rFonts w:ascii="맑은 고딕" w:hAnsi="맑은 고딕" w:eastAsia="맑은 고딕"/>
+                <w:sz w:val="19"/>
+              </w:rPr>
+              <w:t>**보인다**</w:t>
+            </w:r>
+          </w:p>
+        </w:tc>
+      </w:tr>
+    </w:tbl>
+    <w:p/>
+    <w:p>
+      <w:r>
+        <w:rPr>
+          <w:rFonts w:ascii="맑은 고딕" w:hAnsi="맑은 고딕" w:eastAsia="맑은 고딕"/>
+          <w:sz w:val="21"/>
+        </w:rPr>
+        <w:t>**핵심** — **보내는 쪽이 실패를 알고 받는 쪽은 모른다.** 실측에서 Standby의 `DG_ERR`는 0이었다. Standby 쪽만 보면 "안 온다"와 "안 보낸다"를 구별할 수 없으며, 이것은 14장에서도 확인한 성질이다. **양쪽을 다 봐야 한다.**</w:t>
+      </w:r>
+    </w:p>
+    <w:p>
+      <w:r>
+        <w:rPr>
+          <w:rFonts w:ascii="맑은 고딕" w:hAnsi="맑은 고딕" w:eastAsia="맑은 고딕"/>
+          <w:sz w:val="21"/>
+        </w:rPr>
+        <w:t>채점 포인트: ① 양쪽 절차를 각각 제시 / ② 실측값 인용 / ③ 어느 쪽에서만 보이는 정보 정리 / ④ Standby의 `DG_ERR`가 0이었다는 관찰 / ⑤ 지연을 보지 않는다는 원칙</w:t>
       </w:r>
     </w:p>
     <w:p>
@@ -1362,7 +2474,7 @@
           <w:b/>
           <w:sz w:val="21"/>
         </w:rPr>
-        <w:t>[추가-17] 리다이렉션 도입 판단</w:t>
+        <w:t>[추가-17] Logical 로 바뀐 뒤의 감시</w:t>
       </w:r>
     </w:p>
     <w:p>
@@ -1380,7 +2492,7 @@
           <w:rFonts w:ascii="맑은 고딕" w:hAnsi="맑은 고딕" w:eastAsia="맑은 고딕"/>
           <w:sz w:val="21"/>
         </w:rPr>
-        <w:t>**① 대상 DML의 성격을 본다.** 간헐적이고 작은가. 문장 하나가 두 번의 네트워크 왕복을 만들므로, 빈도가 높거나 행 수가 많으면 적합하지 않다.</w:t>
+        <w:t>**왜 비는가** — 감시 스크립트가 Physical Standby 를 전제로 짜였기 때문이다. Logical Standby 는 MRP 가 아니라 SQL Apply 로 적용한다. 실측에서 `V$MANAGED_STANDBY`에는 `ARCH` 4개와 `DGRD` 2개만 남고 `MRP0`이 없었으며, `V$DATAGUARD_STATS`는 **`no rows selected`**였다. 뷰가 없어진 것이 아니라 **행이 없다.** `ORA-00942`가 아니므로 뷰 이름 문제와 구별된다.</w:t>
       </w:r>
     </w:p>
     <w:p>
@@ -1389,7 +2501,211 @@
           <w:rFonts w:ascii="맑은 고딕" w:hAnsi="맑은 고딕" w:eastAsia="맑은 고딕"/>
           <w:sz w:val="21"/>
         </w:rPr>
-        <w:t>**② 트랜잭션의 길이를 본다.** 리다이렉트된 DML의 트랜잭션은 Primary에 존재한다. 긴 트랜잭션을 열어 두면 Primary에 잠금이 남을 수 있다.</w:t>
+        <w:t>**대체 지표**</w:t>
+      </w:r>
+    </w:p>
+    <w:tbl>
+      <w:tblPr>
+        <w:tblStyle w:val="TableGrid"/>
+        <w:tblW w:type="auto" w:w="0"/>
+        <w:tblLook w:firstColumn="1" w:firstRow="1" w:lastColumn="0" w:lastRow="0" w:noHBand="0" w:noVBand="1" w:val="04A0"/>
+      </w:tblPr>
+      <w:tblGrid>
+        <w:gridCol w:w="2880"/>
+        <w:gridCol w:w="2880"/>
+        <w:gridCol w:w="2880"/>
+      </w:tblGrid>
+      <w:tr>
+        <w:tc>
+          <w:tcPr>
+            <w:tcW w:type="dxa" w:w="2880"/>
+            <w:shd w:val="clear" w:color="auto" w:fill="D9E1F2"/>
+          </w:tcPr>
+          <w:p>
+            <w:r>
+              <w:rPr>
+                <w:rFonts w:ascii="맑은 고딕" w:hAnsi="맑은 고딕" w:eastAsia="맑은 고딕"/>
+                <w:b/>
+                <w:sz w:val="19"/>
+              </w:rPr>
+              <w:t>확인할 것</w:t>
+            </w:r>
+          </w:p>
+        </w:tc>
+        <w:tc>
+          <w:tcPr>
+            <w:tcW w:type="dxa" w:w="2880"/>
+            <w:shd w:val="clear" w:color="auto" w:fill="D9E1F2"/>
+          </w:tcPr>
+          <w:p>
+            <w:r>
+              <w:rPr>
+                <w:rFonts w:ascii="맑은 고딕" w:hAnsi="맑은 고딕" w:eastAsia="맑은 고딕"/>
+                <w:b/>
+                <w:sz w:val="19"/>
+              </w:rPr>
+              <w:t>Physical</w:t>
+            </w:r>
+          </w:p>
+        </w:tc>
+        <w:tc>
+          <w:tcPr>
+            <w:tcW w:type="dxa" w:w="2880"/>
+            <w:shd w:val="clear" w:color="auto" w:fill="D9E1F2"/>
+          </w:tcPr>
+          <w:p>
+            <w:r>
+              <w:rPr>
+                <w:rFonts w:ascii="맑은 고딕" w:hAnsi="맑은 고딕" w:eastAsia="맑은 고딕"/>
+                <w:b/>
+                <w:sz w:val="19"/>
+              </w:rPr>
+              <w:t>Logical</w:t>
+            </w:r>
+          </w:p>
+        </w:tc>
+      </w:tr>
+      <w:tr>
+        <w:tc>
+          <w:tcPr>
+            <w:tcW w:type="dxa" w:w="2880"/>
+          </w:tcPr>
+          <w:p>
+            <w:r>
+              <w:rPr>
+                <w:rFonts w:ascii="맑은 고딕" w:hAnsi="맑은 고딕" w:eastAsia="맑은 고딕"/>
+                <w:sz w:val="19"/>
+              </w:rPr>
+              <w:t>적용 프로세스·상태</w:t>
+            </w:r>
+          </w:p>
+        </w:tc>
+        <w:tc>
+          <w:tcPr>
+            <w:tcW w:type="dxa" w:w="2880"/>
+          </w:tcPr>
+          <w:p>
+            <w:r>
+              <w:rPr>
+                <w:rFonts w:ascii="맑은 고딕" w:hAnsi="맑은 고딕" w:eastAsia="맑은 고딕"/>
+                <w:sz w:val="19"/>
+              </w:rPr>
+              <w:t>`V$MANAGED_STANDBY`의 `MRP0`</w:t>
+            </w:r>
+          </w:p>
+        </w:tc>
+        <w:tc>
+          <w:tcPr>
+            <w:tcW w:type="dxa" w:w="2880"/>
+          </w:tcPr>
+          <w:p>
+            <w:r>
+              <w:rPr>
+                <w:rFonts w:ascii="맑은 고딕" w:hAnsi="맑은 고딕" w:eastAsia="맑은 고딕"/>
+                <w:sz w:val="19"/>
+              </w:rPr>
+              <w:t>`V$LOGSTDBY_PROCESS`·`V$LOGSTDBY_STATE`</w:t>
+            </w:r>
+          </w:p>
+        </w:tc>
+      </w:tr>
+      <w:tr>
+        <w:tc>
+          <w:tcPr>
+            <w:tcW w:type="dxa" w:w="2880"/>
+          </w:tcPr>
+          <w:p>
+            <w:r>
+              <w:rPr>
+                <w:rFonts w:ascii="맑은 고딕" w:hAnsi="맑은 고딕" w:eastAsia="맑은 고딕"/>
+                <w:sz w:val="19"/>
+              </w:rPr>
+              <w:t>지연</w:t>
+            </w:r>
+          </w:p>
+        </w:tc>
+        <w:tc>
+          <w:tcPr>
+            <w:tcW w:type="dxa" w:w="2880"/>
+          </w:tcPr>
+          <w:p>
+            <w:r>
+              <w:rPr>
+                <w:rFonts w:ascii="맑은 고딕" w:hAnsi="맑은 고딕" w:eastAsia="맑은 고딕"/>
+                <w:sz w:val="19"/>
+              </w:rPr>
+              <w:t>`V$DATAGUARD_STATS` 두 값</w:t>
+            </w:r>
+          </w:p>
+        </w:tc>
+        <w:tc>
+          <w:tcPr>
+            <w:tcW w:type="dxa" w:w="2880"/>
+          </w:tcPr>
+          <w:p>
+            <w:r>
+              <w:rPr>
+                <w:rFonts w:ascii="맑은 고딕" w:hAnsi="맑은 고딕" w:eastAsia="맑은 고딕"/>
+                <w:sz w:val="19"/>
+              </w:rPr>
+              <w:t>`DBA_LOGSTDBY_PROGRESS`의 세 SCN</w:t>
+            </w:r>
+          </w:p>
+        </w:tc>
+      </w:tr>
+      <w:tr>
+        <w:tc>
+          <w:tcPr>
+            <w:tcW w:type="dxa" w:w="2880"/>
+          </w:tcPr>
+          <w:p>
+            <w:r>
+              <w:rPr>
+                <w:rFonts w:ascii="맑은 고딕" w:hAnsi="맑은 고딕" w:eastAsia="맑은 고딕"/>
+                <w:sz w:val="19"/>
+              </w:rPr>
+              <w:t>트랜잭션</w:t>
+            </w:r>
+          </w:p>
+        </w:tc>
+        <w:tc>
+          <w:tcPr>
+            <w:tcW w:type="dxa" w:w="2880"/>
+          </w:tcPr>
+          <w:p>
+            <w:r>
+              <w:rPr>
+                <w:rFonts w:ascii="맑은 고딕" w:hAnsi="맑은 고딕" w:eastAsia="맑은 고딕"/>
+                <w:sz w:val="19"/>
+              </w:rPr>
+              <w:t>(없음)</w:t>
+            </w:r>
+          </w:p>
+        </w:tc>
+        <w:tc>
+          <w:tcPr>
+            <w:tcW w:type="dxa" w:w="2880"/>
+          </w:tcPr>
+          <w:p>
+            <w:r>
+              <w:rPr>
+                <w:rFonts w:ascii="맑은 고딕" w:hAnsi="맑은 고딕" w:eastAsia="맑은 고딕"/>
+                <w:sz w:val="19"/>
+              </w:rPr>
+              <w:t>`V$LOGSTDBY_TRANSACTION`</w:t>
+            </w:r>
+          </w:p>
+        </w:tc>
+      </w:tr>
+    </w:tbl>
+    <w:p/>
+    <w:p>
+      <w:r>
+        <w:rPr>
+          <w:rFonts w:ascii="맑은 고딕" w:hAnsi="맑은 고딕" w:eastAsia="맑은 고딕"/>
+          <w:sz w:val="21"/>
+        </w:rPr>
+        <w:t>**판정 규칙** — `STATE`가 `IDLE`이면 정상, `APPLYING`이면 적용 중, **`SQL APPLY NOT ON`이면 심각**이다. 진행은 `NEWEST_SCN - APPLIED_SCN`으로 본다. 실측 정상값은 `APPLIED` 2,988,122 / `READ` 2,988,125 / `NEWEST` 2,988,129로 세 값이 거의 붙어 있었다. 차이가 계속 벌어지면 밀리는 것이다.</w:t>
       </w:r>
     </w:p>
     <w:p>
@@ -1398,7 +2714,7 @@
           <w:rFonts w:ascii="맑은 고딕" w:hAnsi="맑은 고딕" w:eastAsia="맑은 고딕"/>
           <w:sz w:val="21"/>
         </w:rPr>
-        <w:t>**③ 계정을 확인한다.** `SYS`로는 동작하지 않는다. 애플리케이션 계정이 Primary에도 같은 권한으로 존재해야 한다.</w:t>
+        <w:t>**적용 중인 트랜잭션** — `V$LOGSTDBY_TRANSACTION`을 본다. 열 이름이 문서와 달라 `XIDUSN`으로 조회하면 **`ORA-00904`**이며 실제로는 전부 `PRIMARY_` 접두어가 붙는다. `PRIMARY_START_TIME`과 지금 시각의 차이가 그 트랜잭션이 붙잡고 있는 시간이다(실측 52초).</w:t>
       </w:r>
     </w:p>
     <w:p>
@@ -1407,7 +2723,7 @@
           <w:rFonts w:ascii="맑은 고딕" w:hAnsi="맑은 고딕" w:eastAsia="맑은 고딕"/>
           <w:sz w:val="21"/>
         </w:rPr>
-        <w:t>**④ 경로를 확인한다.** Standby에서 Primary로 `tnsping`이 되는지 본다. Oracle Net이 양방향으로 살아 있어야 한다.</w:t>
+        <w:t>**멈췄을 때의 절차**</w:t>
       </w:r>
     </w:p>
     <w:p>
@@ -1416,7 +2732,7 @@
           <w:rFonts w:ascii="맑은 고딕" w:hAnsi="맑은 고딕" w:eastAsia="맑은 고딕"/>
           <w:sz w:val="21"/>
         </w:rPr>
-        <w:t>**⑤ 켜는 범위를 정한다.** 시스템 수준이 아니라 **세션 수준**을 기본으로 한다. 어떤 경로로 Primary에 쓰기가 발생하는지 통제할 수 있어야 한다.</w:t>
+        <w:t>**①** `V$LOGSTDBY_STATE`로 멈춤을 확인한다(`SQL APPLY NOT ON`).</w:t>
       </w:r>
     </w:p>
     <w:p>
@@ -1425,7 +2741,7 @@
           <w:rFonts w:ascii="맑은 고딕" w:hAnsi="맑은 고딕" w:eastAsia="맑은 고딕"/>
           <w:sz w:val="21"/>
         </w:rPr>
-        <w:t>**도입하지 않는 경우.** 대량 배치 갱신, 긴 트랜잭션, DDL이 필요한 작업, 그리고 **Primary 부하가 이미 높은 경우**다. 마지막 항목이 중요한데, 리다이렉션은 부하를 줄이는 것이 아니라 옮기는 것이다. 실행은 결국 Primary에서 일어나므로 Primary의 부담은 줄지 않는다.</w:t>
+        <w:t>**②** `DBA_LOGSTDBY_EVENTS`에서 `STATUS_CODE &lt;&gt; 0`인 행을 본다. 실측은 **`ORA-26787`**(그 키의 행이 표에 없다)이었고 표 이름과 키 값까지 나왔다. `ORA-16222`는 자동 재시도이므로 원인이 아니다.</w:t>
       </w:r>
     </w:p>
     <w:p>
@@ -1434,7 +2750,7 @@
           <w:rFonts w:ascii="맑은 고딕" w:hAnsi="맑은 고딕" w:eastAsia="맑은 고딕"/>
           <w:sz w:val="21"/>
         </w:rPr>
-        <w:t>즉 리다이렉션의 가치는 **부하 분산이 아니라 접속 단순화**에 있다. 이 점을 오해하면 기대한 효과를 얻지 못한다.</w:t>
+        <w:t>**③** XID 는 여기서 얻는다. **`V$LOGSTDBY_TRANSACTION`은 멈추면 비므로** 그쪽에서 찾을 수 없다. 두 뷰의 열 이름도 다르다 — 동적 뷰는 `PRIMARY_XIDUSN`, 정적 뷰는 `XIDUSN`이다.</w:t>
       </w:r>
     </w:p>
     <w:p>
@@ -1443,7 +2759,25 @@
           <w:rFonts w:ascii="맑은 고딕" w:hAnsi="맑은 고딕" w:eastAsia="맑은 고딕"/>
           <w:sz w:val="21"/>
         </w:rPr>
-        <w:t>채점 포인트: ① DML 성격 / ② 트랜잭션 길이 / ③ 계정 / ④ 경로 / ⑤ 부하 분산이 아니라 접속 단순화라는 성격 규정</w:t>
+        <w:t>**④** 조치. `DBMS_LOGSTDBY.SKIP_TRANSACTION`은 PDB 에서 부르면 **`ORA-65040`**, 적용이 완전히 내려간 상태에서는 **`ORA-16104`**로 거부됐다. 원인이 분명하면 원인을 없애는 편이 낫다. 없어진 행을 되돌려 놓고 적용을 다시 시작하면 밀려 있던 변경이 정상 적용된다.</w:t>
+      </w:r>
+    </w:p>
+    <w:p>
+      <w:r>
+        <w:rPr>
+          <w:rFonts w:ascii="맑은 고딕" w:hAnsi="맑은 고딕" w:eastAsia="맑은 고딕"/>
+          <w:sz w:val="21"/>
+        </w:rPr>
+        <w:t>**⑤** 재확인. `STATE`가 `IDLE`로 돌아오고 세 SCN 이 다시 붙는지, 새 변경이 복제되는지 본다. 실측에서 되살린 행의 값이 `seed`에서 `boom`으로 바뀌어 Primary 와 같아졌다. **건너뛰었다면 그 변경은 영원히 반영되지 않았을 것이다.**</w:t>
+      </w:r>
+    </w:p>
+    <w:p>
+      <w:r>
+        <w:rPr>
+          <w:rFonts w:ascii="맑은 고딕" w:hAnsi="맑은 고딕" w:eastAsia="맑은 고딕"/>
+          <w:sz w:val="21"/>
+        </w:rPr>
+        <w:t>채점 포인트: ① 비는 뷰를 `no rows`와 `ORA-00942`로 구별 / ② 역할별 대체 지표 표 / ③ 세 SCN 판정 / ④ 멈춘 뒤 XID 는 `DBA_LOGSTDBY_EVENTS`에서 찾는다는 점 / ⑤ 건너뛰기와 원인 제거의 차이</w:t>
       </w:r>
     </w:p>
     <w:p>
@@ -1453,7 +2787,7 @@
           <w:b/>
           <w:sz w:val="21"/>
         </w:rPr>
-        <w:t>[추가-18] 신선도 요건 구현</w:t>
+        <w:t>[추가-18] 상시 점검 스크립트 설계</w:t>
       </w:r>
     </w:p>
     <w:p>
@@ -1471,7 +2805,883 @@
           <w:rFonts w:ascii="맑은 고딕" w:hAnsi="맑은 고딕" w:eastAsia="맑은 고딕"/>
           <w:sz w:val="21"/>
         </w:rPr>
-        <w:t>**① 요건을 숫자로 정한다.** "얼마나 오래된 데이터까지 허용하는가"를 초 단위로 정한다. 업무가 답해야 할 질문이며, 기술적 판단이 아니다.</w:t>
+        <w:t>**Primary용 수집 항목과 기댓값**</w:t>
+      </w:r>
+    </w:p>
+    <w:tbl>
+      <w:tblPr>
+        <w:tblStyle w:val="TableGrid"/>
+        <w:tblW w:type="auto" w:w="0"/>
+        <w:tblLook w:firstColumn="1" w:firstRow="1" w:lastColumn="0" w:lastRow="0" w:noHBand="0" w:noVBand="1" w:val="04A0"/>
+      </w:tblPr>
+      <w:tblGrid>
+        <w:gridCol w:w="2880"/>
+        <w:gridCol w:w="2880"/>
+        <w:gridCol w:w="2880"/>
+      </w:tblGrid>
+      <w:tr>
+        <w:tc>
+          <w:tcPr>
+            <w:tcW w:type="dxa" w:w="2880"/>
+            <w:shd w:val="clear" w:color="auto" w:fill="D9E1F2"/>
+          </w:tcPr>
+          <w:p>
+            <w:r>
+              <w:rPr>
+                <w:rFonts w:ascii="맑은 고딕" w:hAnsi="맑은 고딕" w:eastAsia="맑은 고딕"/>
+                <w:b/>
+                <w:sz w:val="19"/>
+              </w:rPr>
+              <w:t>항목</w:t>
+            </w:r>
+          </w:p>
+        </w:tc>
+        <w:tc>
+          <w:tcPr>
+            <w:tcW w:type="dxa" w:w="2880"/>
+            <w:shd w:val="clear" w:color="auto" w:fill="D9E1F2"/>
+          </w:tcPr>
+          <w:p>
+            <w:r>
+              <w:rPr>
+                <w:rFonts w:ascii="맑은 고딕" w:hAnsi="맑은 고딕" w:eastAsia="맑은 고딕"/>
+                <w:b/>
+                <w:sz w:val="19"/>
+              </w:rPr>
+              <w:t>수집 SQL</w:t>
+            </w:r>
+          </w:p>
+        </w:tc>
+        <w:tc>
+          <w:tcPr>
+            <w:tcW w:type="dxa" w:w="2880"/>
+            <w:shd w:val="clear" w:color="auto" w:fill="D9E1F2"/>
+          </w:tcPr>
+          <w:p>
+            <w:r>
+              <w:rPr>
+                <w:rFonts w:ascii="맑은 고딕" w:hAnsi="맑은 고딕" w:eastAsia="맑은 고딕"/>
+                <w:b/>
+                <w:sz w:val="19"/>
+              </w:rPr>
+              <w:t>기댓값</w:t>
+            </w:r>
+          </w:p>
+        </w:tc>
+      </w:tr>
+      <w:tr>
+        <w:tc>
+          <w:tcPr>
+            <w:tcW w:type="dxa" w:w="2880"/>
+          </w:tcPr>
+          <w:p>
+            <w:r>
+              <w:rPr>
+                <w:rFonts w:ascii="맑은 고딕" w:hAnsi="맑은 고딕" w:eastAsia="맑은 고딕"/>
+                <w:sz w:val="19"/>
+              </w:rPr>
+              <w:t>역할·모드</w:t>
+            </w:r>
+          </w:p>
+        </w:tc>
+        <w:tc>
+          <w:tcPr>
+            <w:tcW w:type="dxa" w:w="2880"/>
+          </w:tcPr>
+          <w:p>
+            <w:r>
+              <w:rPr>
+                <w:rFonts w:ascii="맑은 고딕" w:hAnsi="맑은 고딕" w:eastAsia="맑은 고딕"/>
+                <w:sz w:val="19"/>
+              </w:rPr>
+              <w:t>`V$DATABASE`의 `database_role`·`open_mode`·`protection_mode`</w:t>
+            </w:r>
+          </w:p>
+        </w:tc>
+        <w:tc>
+          <w:tcPr>
+            <w:tcW w:type="dxa" w:w="2880"/>
+          </w:tcPr>
+          <w:p>
+            <w:r>
+              <w:rPr>
+                <w:rFonts w:ascii="맑은 고딕" w:hAnsi="맑은 고딕" w:eastAsia="맑은 고딕"/>
+                <w:sz w:val="19"/>
+              </w:rPr>
+              <w:t>`PRIMARY / READ WRITE`</w:t>
+            </w:r>
+          </w:p>
+        </w:tc>
+      </w:tr>
+      <w:tr>
+        <w:tc>
+          <w:tcPr>
+            <w:tcW w:type="dxa" w:w="2880"/>
+          </w:tcPr>
+          <w:p>
+            <w:r>
+              <w:rPr>
+                <w:rFonts w:ascii="맑은 고딕" w:hAnsi="맑은 고딕" w:eastAsia="맑은 고딕"/>
+                <w:sz w:val="19"/>
+              </w:rPr>
+              <w:t>목적지</w:t>
+            </w:r>
+          </w:p>
+        </w:tc>
+        <w:tc>
+          <w:tcPr>
+            <w:tcW w:type="dxa" w:w="2880"/>
+          </w:tcPr>
+          <w:p>
+            <w:r>
+              <w:rPr>
+                <w:rFonts w:ascii="맑은 고딕" w:hAnsi="맑은 고딕" w:eastAsia="맑은 고딕"/>
+                <w:sz w:val="19"/>
+              </w:rPr>
+              <w:t>`V$ARCHIVE_DEST_STATUS`의 `status`·`error` (`dest_id in (1,2)`)</w:t>
+            </w:r>
+          </w:p>
+        </w:tc>
+        <w:tc>
+          <w:tcPr>
+            <w:tcW w:type="dxa" w:w="2880"/>
+          </w:tcPr>
+          <w:p>
+            <w:r>
+              <w:rPr>
+                <w:rFonts w:ascii="맑은 고딕" w:hAnsi="맑은 고딕" w:eastAsia="맑은 고딕"/>
+                <w:sz w:val="19"/>
+              </w:rPr>
+              <w:t>둘 다 `VALID`</w:t>
+            </w:r>
+          </w:p>
+        </w:tc>
+      </w:tr>
+      <w:tr>
+        <w:tc>
+          <w:tcPr>
+            <w:tcW w:type="dxa" w:w="2880"/>
+          </w:tcPr>
+          <w:p>
+            <w:r>
+              <w:rPr>
+                <w:rFonts w:ascii="맑은 고딕" w:hAnsi="맑은 고딕" w:eastAsia="맑은 고딕"/>
+                <w:sz w:val="19"/>
+              </w:rPr>
+              <w:t>`LOG_ABNORMAL`</w:t>
+            </w:r>
+          </w:p>
+        </w:tc>
+        <w:tc>
+          <w:tcPr>
+            <w:tcW w:type="dxa" w:w="2880"/>
+          </w:tcPr>
+          <w:p>
+            <w:r>
+              <w:rPr>
+                <w:rFonts w:ascii="맑은 고딕" w:hAnsi="맑은 고딕" w:eastAsia="맑은 고딕"/>
+                <w:sz w:val="19"/>
+              </w:rPr>
+              <w:t>`count(*) from v$logfile where status is not null`</w:t>
+            </w:r>
+          </w:p>
+        </w:tc>
+        <w:tc>
+          <w:tcPr>
+            <w:tcW w:type="dxa" w:w="2880"/>
+          </w:tcPr>
+          <w:p>
+            <w:r>
+              <w:rPr>
+                <w:rFonts w:ascii="맑은 고딕" w:hAnsi="맑은 고딕" w:eastAsia="맑은 고딕"/>
+                <w:sz w:val="19"/>
+              </w:rPr>
+              <w:t>**0**</w:t>
+            </w:r>
+          </w:p>
+        </w:tc>
+      </w:tr>
+      <w:tr>
+        <w:tc>
+          <w:tcPr>
+            <w:tcW w:type="dxa" w:w="2880"/>
+          </w:tcPr>
+          <w:p>
+            <w:r>
+              <w:rPr>
+                <w:rFonts w:ascii="맑은 고딕" w:hAnsi="맑은 고딕" w:eastAsia="맑은 고딕"/>
+                <w:sz w:val="19"/>
+              </w:rPr>
+              <w:t>`DG_ERR`</w:t>
+            </w:r>
+          </w:p>
+        </w:tc>
+        <w:tc>
+          <w:tcPr>
+            <w:tcW w:type="dxa" w:w="2880"/>
+          </w:tcPr>
+          <w:p>
+            <w:r>
+              <w:rPr>
+                <w:rFonts w:ascii="맑은 고딕" w:hAnsi="맑은 고딕" w:eastAsia="맑은 고딕"/>
+                <w:sz w:val="19"/>
+              </w:rPr>
+              <w:t>`count(*) ... error_code&lt;&gt;0 and timestamp&gt;sysdate-1/24`</w:t>
+            </w:r>
+          </w:p>
+        </w:tc>
+        <w:tc>
+          <w:tcPr>
+            <w:tcW w:type="dxa" w:w="2880"/>
+          </w:tcPr>
+          <w:p>
+            <w:r>
+              <w:rPr>
+                <w:rFonts w:ascii="맑은 고딕" w:hAnsi="맑은 고딕" w:eastAsia="맑은 고딕"/>
+                <w:sz w:val="19"/>
+              </w:rPr>
+              <w:t>**0**</w:t>
+            </w:r>
+          </w:p>
+        </w:tc>
+      </w:tr>
+      <w:tr>
+        <w:tc>
+          <w:tcPr>
+            <w:tcW w:type="dxa" w:w="2880"/>
+          </w:tcPr>
+          <w:p>
+            <w:r>
+              <w:rPr>
+                <w:rFonts w:ascii="맑은 고딕" w:hAnsi="맑은 고딕" w:eastAsia="맑은 고딕"/>
+                <w:sz w:val="19"/>
+              </w:rPr>
+              <w:t>`CUR_SEQ`</w:t>
+            </w:r>
+          </w:p>
+        </w:tc>
+        <w:tc>
+          <w:tcPr>
+            <w:tcW w:type="dxa" w:w="2880"/>
+          </w:tcPr>
+          <w:p>
+            <w:r>
+              <w:rPr>
+                <w:rFonts w:ascii="맑은 고딕" w:hAnsi="맑은 고딕" w:eastAsia="맑은 고딕"/>
+                <w:sz w:val="19"/>
+              </w:rPr>
+              <w:t>`max(sequence#) from v$log where status='CURRENT'`</w:t>
+            </w:r>
+          </w:p>
+        </w:tc>
+        <w:tc>
+          <w:tcPr>
+            <w:tcW w:type="dxa" w:w="2880"/>
+          </w:tcPr>
+          <w:p>
+            <w:r>
+              <w:rPr>
+                <w:rFonts w:ascii="맑은 고딕" w:hAnsi="맑은 고딕" w:eastAsia="맑은 고딕"/>
+                <w:sz w:val="19"/>
+              </w:rPr>
+              <w:t>(Standby와 비교)</w:t>
+            </w:r>
+          </w:p>
+        </w:tc>
+      </w:tr>
+    </w:tbl>
+    <w:p/>
+    <w:p>
+      <w:r>
+        <w:rPr>
+          <w:rFonts w:ascii="맑은 고딕" w:hAnsi="맑은 고딕" w:eastAsia="맑은 고딕"/>
+          <w:sz w:val="21"/>
+        </w:rPr>
+        <w:t>**Standby용 수집 항목과 기댓값**</w:t>
+      </w:r>
+    </w:p>
+    <w:tbl>
+      <w:tblPr>
+        <w:tblStyle w:val="TableGrid"/>
+        <w:tblW w:type="auto" w:w="0"/>
+        <w:tblLook w:firstColumn="1" w:firstRow="1" w:lastColumn="0" w:lastRow="0" w:noHBand="0" w:noVBand="1" w:val="04A0"/>
+      </w:tblPr>
+      <w:tblGrid>
+        <w:gridCol w:w="2880"/>
+        <w:gridCol w:w="2880"/>
+        <w:gridCol w:w="2880"/>
+      </w:tblGrid>
+      <w:tr>
+        <w:tc>
+          <w:tcPr>
+            <w:tcW w:type="dxa" w:w="2880"/>
+            <w:shd w:val="clear" w:color="auto" w:fill="D9E1F2"/>
+          </w:tcPr>
+          <w:p>
+            <w:r>
+              <w:rPr>
+                <w:rFonts w:ascii="맑은 고딕" w:hAnsi="맑은 고딕" w:eastAsia="맑은 고딕"/>
+                <w:b/>
+                <w:sz w:val="19"/>
+              </w:rPr>
+              <w:t>항목</w:t>
+            </w:r>
+          </w:p>
+        </w:tc>
+        <w:tc>
+          <w:tcPr>
+            <w:tcW w:type="dxa" w:w="2880"/>
+            <w:shd w:val="clear" w:color="auto" w:fill="D9E1F2"/>
+          </w:tcPr>
+          <w:p>
+            <w:r>
+              <w:rPr>
+                <w:rFonts w:ascii="맑은 고딕" w:hAnsi="맑은 고딕" w:eastAsia="맑은 고딕"/>
+                <w:b/>
+                <w:sz w:val="19"/>
+              </w:rPr>
+              <w:t>수집 SQL</w:t>
+            </w:r>
+          </w:p>
+        </w:tc>
+        <w:tc>
+          <w:tcPr>
+            <w:tcW w:type="dxa" w:w="2880"/>
+            <w:shd w:val="clear" w:color="auto" w:fill="D9E1F2"/>
+          </w:tcPr>
+          <w:p>
+            <w:r>
+              <w:rPr>
+                <w:rFonts w:ascii="맑은 고딕" w:hAnsi="맑은 고딕" w:eastAsia="맑은 고딕"/>
+                <w:b/>
+                <w:sz w:val="19"/>
+              </w:rPr>
+              <w:t>기댓값</w:t>
+            </w:r>
+          </w:p>
+        </w:tc>
+      </w:tr>
+      <w:tr>
+        <w:tc>
+          <w:tcPr>
+            <w:tcW w:type="dxa" w:w="2880"/>
+          </w:tcPr>
+          <w:p>
+            <w:r>
+              <w:rPr>
+                <w:rFonts w:ascii="맑은 고딕" w:hAnsi="맑은 고딕" w:eastAsia="맑은 고딕"/>
+                <w:sz w:val="19"/>
+              </w:rPr>
+              <w:t>역할·모드</w:t>
+            </w:r>
+          </w:p>
+        </w:tc>
+        <w:tc>
+          <w:tcPr>
+            <w:tcW w:type="dxa" w:w="2880"/>
+          </w:tcPr>
+          <w:p>
+            <w:r>
+              <w:rPr>
+                <w:rFonts w:ascii="맑은 고딕" w:hAnsi="맑은 고딕" w:eastAsia="맑은 고딕"/>
+                <w:sz w:val="19"/>
+              </w:rPr>
+              <w:t>`V$DATABASE`</w:t>
+            </w:r>
+          </w:p>
+        </w:tc>
+        <w:tc>
+          <w:tcPr>
+            <w:tcW w:type="dxa" w:w="2880"/>
+          </w:tcPr>
+          <w:p>
+            <w:r>
+              <w:rPr>
+                <w:rFonts w:ascii="맑은 고딕" w:hAnsi="맑은 고딕" w:eastAsia="맑은 고딕"/>
+                <w:sz w:val="19"/>
+              </w:rPr>
+              <w:t>`PHYSICAL STANDBY / READ ONLY WITH APPLY`</w:t>
+            </w:r>
+          </w:p>
+        </w:tc>
+      </w:tr>
+      <w:tr>
+        <w:tc>
+          <w:tcPr>
+            <w:tcW w:type="dxa" w:w="2880"/>
+          </w:tcPr>
+          <w:p>
+            <w:r>
+              <w:rPr>
+                <w:rFonts w:ascii="맑은 고딕" w:hAnsi="맑은 고딕" w:eastAsia="맑은 고딕"/>
+                <w:sz w:val="19"/>
+              </w:rPr>
+              <w:t>`MRP0`</w:t>
+            </w:r>
+          </w:p>
+        </w:tc>
+        <w:tc>
+          <w:tcPr>
+            <w:tcW w:type="dxa" w:w="2880"/>
+          </w:tcPr>
+          <w:p>
+            <w:r>
+              <w:rPr>
+                <w:rFonts w:ascii="맑은 고딕" w:hAnsi="맑은 고딕" w:eastAsia="맑은 고딕"/>
+                <w:sz w:val="19"/>
+              </w:rPr>
+              <w:t>`V$MANAGED_STANDBY where process='MRP0'`</w:t>
+            </w:r>
+          </w:p>
+        </w:tc>
+        <w:tc>
+          <w:tcPr>
+            <w:tcW w:type="dxa" w:w="2880"/>
+          </w:tcPr>
+          <w:p>
+            <w:r>
+              <w:rPr>
+                <w:rFonts w:ascii="맑은 고딕" w:hAnsi="맑은 고딕" w:eastAsia="맑은 고딕"/>
+                <w:sz w:val="19"/>
+              </w:rPr>
+              <w:t>행이 있고 `APPLYING_LOG`</w:t>
+            </w:r>
+          </w:p>
+        </w:tc>
+      </w:tr>
+      <w:tr>
+        <w:tc>
+          <w:tcPr>
+            <w:tcW w:type="dxa" w:w="2880"/>
+          </w:tcPr>
+          <w:p>
+            <w:r>
+              <w:rPr>
+                <w:rFonts w:ascii="맑은 고딕" w:hAnsi="맑은 고딕" w:eastAsia="맑은 고딕"/>
+                <w:sz w:val="19"/>
+              </w:rPr>
+              <w:t>`SEQUENCE#`</w:t>
+            </w:r>
+          </w:p>
+        </w:tc>
+        <w:tc>
+          <w:tcPr>
+            <w:tcW w:type="dxa" w:w="2880"/>
+          </w:tcPr>
+          <w:p>
+            <w:r>
+              <w:rPr>
+                <w:rFonts w:ascii="맑은 고딕" w:hAnsi="맑은 고딕" w:eastAsia="맑은 고딕"/>
+                <w:sz w:val="19"/>
+              </w:rPr>
+              <w:t>위 행의 `sequence#`</w:t>
+            </w:r>
+          </w:p>
+        </w:tc>
+        <w:tc>
+          <w:tcPr>
+            <w:tcW w:type="dxa" w:w="2880"/>
+          </w:tcPr>
+          <w:p>
+            <w:r>
+              <w:rPr>
+                <w:rFonts w:ascii="맑은 고딕" w:hAnsi="맑은 고딕" w:eastAsia="맑은 고딕"/>
+                <w:sz w:val="19"/>
+              </w:rPr>
+              <w:t>Primary의 `CUR_SEQ`와 같음</w:t>
+            </w:r>
+          </w:p>
+        </w:tc>
+      </w:tr>
+      <w:tr>
+        <w:tc>
+          <w:tcPr>
+            <w:tcW w:type="dxa" w:w="2880"/>
+          </w:tcPr>
+          <w:p>
+            <w:r>
+              <w:rPr>
+                <w:rFonts w:ascii="맑은 고딕" w:hAnsi="맑은 고딕" w:eastAsia="맑은 고딕"/>
+                <w:sz w:val="19"/>
+              </w:rPr>
+              <w:t>`RECOVERY_MODE`</w:t>
+            </w:r>
+          </w:p>
+        </w:tc>
+        <w:tc>
+          <w:tcPr>
+            <w:tcW w:type="dxa" w:w="2880"/>
+          </w:tcPr>
+          <w:p>
+            <w:r>
+              <w:rPr>
+                <w:rFonts w:ascii="맑은 고딕" w:hAnsi="맑은 고딕" w:eastAsia="맑은 고딕"/>
+                <w:sz w:val="19"/>
+              </w:rPr>
+              <w:t>`V$ARCHIVE_DEST_STATUS` `dest_id=1`</w:t>
+            </w:r>
+          </w:p>
+        </w:tc>
+        <w:tc>
+          <w:tcPr>
+            <w:tcW w:type="dxa" w:w="2880"/>
+          </w:tcPr>
+          <w:p>
+            <w:r>
+              <w:rPr>
+                <w:rFonts w:ascii="맑은 고딕" w:hAnsi="맑은 고딕" w:eastAsia="맑은 고딕"/>
+                <w:sz w:val="19"/>
+              </w:rPr>
+              <w:t>`MANAGED REAL TIME APPLY`</w:t>
+            </w:r>
+          </w:p>
+        </w:tc>
+      </w:tr>
+      <w:tr>
+        <w:tc>
+          <w:tcPr>
+            <w:tcW w:type="dxa" w:w="2880"/>
+          </w:tcPr>
+          <w:p>
+            <w:r>
+              <w:rPr>
+                <w:rFonts w:ascii="맑은 고딕" w:hAnsi="맑은 고딕" w:eastAsia="맑은 고딕"/>
+                <w:sz w:val="19"/>
+              </w:rPr>
+              <w:t>`SRL_ACTIVE`</w:t>
+            </w:r>
+          </w:p>
+        </w:tc>
+        <w:tc>
+          <w:tcPr>
+            <w:tcW w:type="dxa" w:w="2880"/>
+          </w:tcPr>
+          <w:p>
+            <w:r>
+              <w:rPr>
+                <w:rFonts w:ascii="맑은 고딕" w:hAnsi="맑은 고딕" w:eastAsia="맑은 고딕"/>
+                <w:sz w:val="19"/>
+              </w:rPr>
+              <w:t>`count(*) from v$standby_log where status='ACTIVE'`</w:t>
+            </w:r>
+          </w:p>
+        </w:tc>
+        <w:tc>
+          <w:tcPr>
+            <w:tcW w:type="dxa" w:w="2880"/>
+          </w:tcPr>
+          <w:p>
+            <w:r>
+              <w:rPr>
+                <w:rFonts w:ascii="맑은 고딕" w:hAnsi="맑은 고딕" w:eastAsia="맑은 고딕"/>
+                <w:sz w:val="19"/>
+              </w:rPr>
+              <w:t>**1**</w:t>
+            </w:r>
+          </w:p>
+        </w:tc>
+      </w:tr>
+      <w:tr>
+        <w:tc>
+          <w:tcPr>
+            <w:tcW w:type="dxa" w:w="2880"/>
+          </w:tcPr>
+          <w:p>
+            <w:r>
+              <w:rPr>
+                <w:rFonts w:ascii="맑은 고딕" w:hAnsi="맑은 고딕" w:eastAsia="맑은 고딕"/>
+                <w:sz w:val="19"/>
+              </w:rPr>
+              <w:t>`GAP_CNT`·`DG_ERR`</w:t>
+            </w:r>
+          </w:p>
+        </w:tc>
+        <w:tc>
+          <w:tcPr>
+            <w:tcW w:type="dxa" w:w="2880"/>
+          </w:tcPr>
+          <w:p>
+            <w:r>
+              <w:rPr>
+                <w:rFonts w:ascii="맑은 고딕" w:hAnsi="맑은 고딕" w:eastAsia="맑은 고딕"/>
+                <w:sz w:val="19"/>
+              </w:rPr>
+              <w:t>`V$ARCHIVE_GAP`, `V$DATAGUARD_STATUS`</w:t>
+            </w:r>
+          </w:p>
+        </w:tc>
+        <w:tc>
+          <w:tcPr>
+            <w:tcW w:type="dxa" w:w="2880"/>
+          </w:tcPr>
+          <w:p>
+            <w:r>
+              <w:rPr>
+                <w:rFonts w:ascii="맑은 고딕" w:hAnsi="맑은 고딕" w:eastAsia="맑은 고딕"/>
+                <w:sz w:val="19"/>
+              </w:rPr>
+              <w:t>**0**</w:t>
+            </w:r>
+          </w:p>
+        </w:tc>
+      </w:tr>
+    </w:tbl>
+    <w:p/>
+    <w:p>
+      <w:r>
+        <w:rPr>
+          <w:rFonts w:ascii="맑은 고딕" w:hAnsi="맑은 고딕" w:eastAsia="맑은 고딕"/>
+          <w:sz w:val="21"/>
+        </w:rPr>
+        <w:t>**판정 규칙**</w:t>
+      </w:r>
+    </w:p>
+    <w:tbl>
+      <w:tblPr>
+        <w:tblStyle w:val="TableGrid"/>
+        <w:tblW w:type="auto" w:w="0"/>
+        <w:tblLook w:firstColumn="1" w:firstRow="1" w:lastColumn="0" w:lastRow="0" w:noHBand="0" w:noVBand="1" w:val="04A0"/>
+      </w:tblPr>
+      <w:tblGrid>
+        <w:gridCol w:w="2880"/>
+        <w:gridCol w:w="2880"/>
+        <w:gridCol w:w="2880"/>
+      </w:tblGrid>
+      <w:tr>
+        <w:tc>
+          <w:tcPr>
+            <w:tcW w:type="dxa" w:w="2880"/>
+            <w:shd w:val="clear" w:color="auto" w:fill="D9E1F2"/>
+          </w:tcPr>
+          <w:p>
+            <w:r>
+              <w:rPr>
+                <w:rFonts w:ascii="맑은 고딕" w:hAnsi="맑은 고딕" w:eastAsia="맑은 고딕"/>
+                <w:b/>
+                <w:sz w:val="19"/>
+              </w:rPr>
+              <w:t>판정</w:t>
+            </w:r>
+          </w:p>
+        </w:tc>
+        <w:tc>
+          <w:tcPr>
+            <w:tcW w:type="dxa" w:w="2880"/>
+            <w:shd w:val="clear" w:color="auto" w:fill="D9E1F2"/>
+          </w:tcPr>
+          <w:p>
+            <w:r>
+              <w:rPr>
+                <w:rFonts w:ascii="맑은 고딕" w:hAnsi="맑은 고딕" w:eastAsia="맑은 고딕"/>
+                <w:b/>
+                <w:sz w:val="19"/>
+              </w:rPr>
+              <w:t>조건</w:t>
+            </w:r>
+          </w:p>
+        </w:tc>
+        <w:tc>
+          <w:tcPr>
+            <w:tcW w:type="dxa" w:w="2880"/>
+            <w:shd w:val="clear" w:color="auto" w:fill="D9E1F2"/>
+          </w:tcPr>
+          <w:p>
+            <w:r>
+              <w:rPr>
+                <w:rFonts w:ascii="맑은 고딕" w:hAnsi="맑은 고딕" w:eastAsia="맑은 고딕"/>
+                <w:b/>
+                <w:sz w:val="19"/>
+              </w:rPr>
+              <w:t>대응</w:t>
+            </w:r>
+          </w:p>
+        </w:tc>
+      </w:tr>
+      <w:tr>
+        <w:tc>
+          <w:tcPr>
+            <w:tcW w:type="dxa" w:w="2880"/>
+          </w:tcPr>
+          <w:p>
+            <w:r>
+              <w:rPr>
+                <w:rFonts w:ascii="맑은 고딕" w:hAnsi="맑은 고딕" w:eastAsia="맑은 고딕"/>
+                <w:sz w:val="19"/>
+              </w:rPr>
+              <w:t>정상</w:t>
+            </w:r>
+          </w:p>
+        </w:tc>
+        <w:tc>
+          <w:tcPr>
+            <w:tcW w:type="dxa" w:w="2880"/>
+          </w:tcPr>
+          <w:p>
+            <w:r>
+              <w:rPr>
+                <w:rFonts w:ascii="맑은 고딕" w:hAnsi="맑은 고딕" w:eastAsia="맑은 고딕"/>
+                <w:sz w:val="19"/>
+              </w:rPr>
+              <w:t>모든 기댓값과 일치</w:t>
+            </w:r>
+          </w:p>
+        </w:tc>
+        <w:tc>
+          <w:tcPr>
+            <w:tcW w:type="dxa" w:w="2880"/>
+          </w:tcPr>
+          <w:p>
+            <w:r>
+              <w:rPr>
+                <w:rFonts w:ascii="맑은 고딕" w:hAnsi="맑은 고딕" w:eastAsia="맑은 고딕"/>
+                <w:sz w:val="19"/>
+              </w:rPr>
+              <w:t>기록만</w:t>
+            </w:r>
+          </w:p>
+        </w:tc>
+      </w:tr>
+      <w:tr>
+        <w:tc>
+          <w:tcPr>
+            <w:tcW w:type="dxa" w:w="2880"/>
+          </w:tcPr>
+          <w:p>
+            <w:r>
+              <w:rPr>
+                <w:rFonts w:ascii="맑은 고딕" w:hAnsi="맑은 고딕" w:eastAsia="맑은 고딕"/>
+                <w:sz w:val="19"/>
+              </w:rPr>
+              <w:t>주의</w:t>
+            </w:r>
+          </w:p>
+        </w:tc>
+        <w:tc>
+          <w:tcPr>
+            <w:tcW w:type="dxa" w:w="2880"/>
+          </w:tcPr>
+          <w:p>
+            <w:r>
+              <w:rPr>
+                <w:rFonts w:ascii="맑은 고딕" w:hAnsi="맑은 고딕" w:eastAsia="맑은 고딕"/>
+                <w:sz w:val="19"/>
+              </w:rPr>
+              <w:t>지연이 임계값 초과 (`SRL_ACTIVE=1`인 상태)</w:t>
+            </w:r>
+          </w:p>
+        </w:tc>
+        <w:tc>
+          <w:tcPr>
+            <w:tcW w:type="dxa" w:w="2880"/>
+          </w:tcPr>
+          <w:p>
+            <w:r>
+              <w:rPr>
+                <w:rFonts w:ascii="맑은 고딕" w:hAnsi="맑은 고딕" w:eastAsia="맑은 고딕"/>
+                <w:sz w:val="19"/>
+              </w:rPr>
+              <w:t>추세 기록</w:t>
+            </w:r>
+          </w:p>
+        </w:tc>
+      </w:tr>
+      <w:tr>
+        <w:tc>
+          <w:tcPr>
+            <w:tcW w:type="dxa" w:w="2880"/>
+          </w:tcPr>
+          <w:p>
+            <w:r>
+              <w:rPr>
+                <w:rFonts w:ascii="맑은 고딕" w:hAnsi="맑은 고딕" w:eastAsia="맑은 고딕"/>
+                <w:sz w:val="19"/>
+              </w:rPr>
+              <w:t>경고</w:t>
+            </w:r>
+          </w:p>
+        </w:tc>
+        <w:tc>
+          <w:tcPr>
+            <w:tcW w:type="dxa" w:w="2880"/>
+          </w:tcPr>
+          <w:p>
+            <w:r>
+              <w:rPr>
+                <w:rFonts w:ascii="맑은 고딕" w:hAnsi="맑은 고딕" w:eastAsia="맑은 고딕"/>
+                <w:sz w:val="19"/>
+              </w:rPr>
+              <w:t>`DG_ERR &gt; 0` 또는 `SEQUENCE#` 차이 2 이상</w:t>
+            </w:r>
+          </w:p>
+        </w:tc>
+        <w:tc>
+          <w:tcPr>
+            <w:tcW w:type="dxa" w:w="2880"/>
+          </w:tcPr>
+          <w:p>
+            <w:r>
+              <w:rPr>
+                <w:rFonts w:ascii="맑은 고딕" w:hAnsi="맑은 고딕" w:eastAsia="맑은 고딕"/>
+                <w:sz w:val="19"/>
+              </w:rPr>
+              <w:t>근무 시간에 확인</w:t>
+            </w:r>
+          </w:p>
+        </w:tc>
+      </w:tr>
+      <w:tr>
+        <w:tc>
+          <w:tcPr>
+            <w:tcW w:type="dxa" w:w="2880"/>
+          </w:tcPr>
+          <w:p>
+            <w:r>
+              <w:rPr>
+                <w:rFonts w:ascii="맑은 고딕" w:hAnsi="맑은 고딕" w:eastAsia="맑은 고딕"/>
+                <w:sz w:val="19"/>
+              </w:rPr>
+              <w:t>심각</w:t>
+            </w:r>
+          </w:p>
+        </w:tc>
+        <w:tc>
+          <w:tcPr>
+            <w:tcW w:type="dxa" w:w="2880"/>
+          </w:tcPr>
+          <w:p>
+            <w:r>
+              <w:rPr>
+                <w:rFonts w:ascii="맑은 고딕" w:hAnsi="맑은 고딕" w:eastAsia="맑은 고딕"/>
+                <w:sz w:val="19"/>
+              </w:rPr>
+              <w:t>`SRL_ACTIVE=0` 또는 `MRP0` 없음 또는 `STATUS='ERROR'`</w:t>
+            </w:r>
+          </w:p>
+        </w:tc>
+        <w:tc>
+          <w:tcPr>
+            <w:tcW w:type="dxa" w:w="2880"/>
+          </w:tcPr>
+          <w:p>
+            <w:r>
+              <w:rPr>
+                <w:rFonts w:ascii="맑은 고딕" w:hAnsi="맑은 고딕" w:eastAsia="맑은 고딕"/>
+                <w:sz w:val="19"/>
+              </w:rPr>
+              <w:t>즉시 호출</w:t>
+            </w:r>
+          </w:p>
+        </w:tc>
+      </w:tr>
+    </w:tbl>
+    <w:p/>
+    <w:p>
+      <w:r>
+        <w:rPr>
+          <w:rFonts w:ascii="맑은 고딕" w:hAnsi="맑은 고딕" w:eastAsia="맑은 고딕"/>
+          <w:sz w:val="21"/>
+        </w:rPr>
+        <w:t>**층을 나누는 이유** — 모든 이상을 같은 무게로 알리면 아무도 보지 않는다. 14장에서 임계값을 다루며 확인한 것과 같은 원칙이다.</w:t>
       </w:r>
     </w:p>
     <w:p>
@@ -1480,7 +3690,7 @@
           <w:rFonts w:ascii="맑은 고딕" w:hAnsi="맑은 고딕" w:eastAsia="맑은 고딕"/>
           <w:sz w:val="21"/>
         </w:rPr>
-        <w:t>**② 정상 상태를 관찰한다.** `V$DATAGUARD_STATS`의 `apply lag`을 여러 번 조회하고, `V$STANDBY_EVENT_HISTOGRAM`으로 분포를 본다. 실측에서 정상 상태는 0초였고 히스토그램 대부분이 0초 구간이었다.</w:t>
+        <w:t>**주 지표와 보조 지표** — `SRL_ACTIVE`·`MRP0`·`SEQUENCE#` 비교·목적지 `STATUS`가 주 지표이고, 두 지연은 보조 지표다. 두 종류를 함께 두어야 "끊겼다"와 "느리다"를 구별할 수 있다.</w:t>
       </w:r>
     </w:p>
     <w:p>
@@ -1489,7 +3699,7 @@
           <w:rFonts w:ascii="맑은 고딕" w:hAnsi="맑은 고딕" w:eastAsia="맑은 고딕"/>
           <w:sz w:val="21"/>
         </w:rPr>
-        <w:t>**③ 여유를 두어 값을 정한다.** 정상 범위보다 넉넉하게 잡는다. 5초나 10초면 평상시에는 거의 걸리지 않고 실제 문제가 있을 때만 걸린다. **0은 ASYNC 구성에서 쓸 수 없다** — 항상 `ORA-03172`가 난다.</w:t>
+        <w:t>**권한** — 개별 `V_$` 뷰 권한으로 충분하다. SYSDBA 상시 접속은 위험하다.</w:t>
       </w:r>
     </w:p>
     <w:p>
@@ -1498,43 +3708,7 @@
           <w:rFonts w:ascii="맑은 고딕" w:hAnsi="맑은 고딕" w:eastAsia="맑은 고딕"/>
           <w:sz w:val="21"/>
         </w:rPr>
-        <w:t>**④ 세션에 적용한다.** `ALTER SESSION SET standby_max_data_delay=&lt;값&gt;;` 애플리케이션 계정으로 해야 한다. `SYS`는 `ORA-03174`로 거부된다.</w:t>
-      </w:r>
-    </w:p>
-    <w:p>
-      <w:r>
-        <w:rPr>
-          <w:rFonts w:ascii="맑은 고딕" w:hAnsi="맑은 고딕" w:eastAsia="맑은 고딕"/>
-          <w:sz w:val="21"/>
-        </w:rPr>
-        <w:t>**⑤ 실패를 처리한다.** `ORA-03172`를 잡아 Primary로 재시도한다. 이 오류는 장애가 아니라 "요건을 못 맞춘다"는 통보이므로 재시도가 자연스럽다.</w:t>
-      </w:r>
-    </w:p>
-    <w:p>
-      <w:r>
-        <w:rPr>
-          <w:rFonts w:ascii="맑은 고딕" w:hAnsi="맑은 고딕" w:eastAsia="맑은 고딕"/>
-          <w:sz w:val="21"/>
-        </w:rPr>
-        <w:t>**⑥ 검증한다.** 적용을 일시 중지해 지연을 만든 뒤 실제로 `ORA-03172`가 나고 재시도가 동작하는지 확인한다. 실측에서 적용을 멈추자 `apply lag`이 1분 22초가 되었고 한도 1초 조회가 정확히 거부되었다.</w:t>
-      </w:r>
-    </w:p>
-    <w:p>
-      <w:r>
-        <w:rPr>
-          <w:rFonts w:ascii="맑은 고딕" w:hAnsi="맑은 고딕" w:eastAsia="맑은 고딕"/>
-          <w:sz w:val="21"/>
-        </w:rPr>
-        <w:t>⑥을 빠뜨리면 안 된다. **실패 경로는 실제로 실패시켜 봐야 검증된다.**</w:t>
-      </w:r>
-    </w:p>
-    <w:p>
-      <w:r>
-        <w:rPr>
-          <w:rFonts w:ascii="맑은 고딕" w:hAnsi="맑은 고딕" w:eastAsia="맑은 고딕"/>
-          <w:sz w:val="21"/>
-        </w:rPr>
-        <w:t>채점 포인트: ① 업무가 정하는 숫자 / ② 정상 상태 관찰 / ③ 0을 쓸 수 없는 이유 / ④ 계정 주의 / ⑤ 실패 경로를 실제로 검증</w:t>
+        <w:t>채점 포인트: ① 역할별로 나눈 수집 항목 / ② 각 항목의 기댓값 명시 / ③ 네 단계 판정 규칙 / ④ 주 지표·보조 지표 구분 / ⑤ 권한 설계 언급</w:t>
       </w:r>
     </w:p>
     <w:p>
@@ -1544,7 +3718,7 @@
           <w:b/>
           <w:sz w:val="21"/>
         </w:rPr>
-        <w:t>[추가-19] 세 뷰의 조합</w:t>
+        <w:t>[추가-19] 오류는 없는데 느리다</w:t>
       </w:r>
     </w:p>
     <w:p>
@@ -1562,7 +3736,7 @@
           <w:rFonts w:ascii="맑은 고딕" w:hAnsi="맑은 고딕" w:eastAsia="맑은 고딕"/>
           <w:sz w:val="21"/>
         </w:rPr>
-        <w:t>**역할과 한계.**</w:t>
+        <w:t>**1층 — 요약으로 범위를 좁힌다.** `SHOW DATABASE 'boston'`에서 `Transport Lag`과 `Apply Lag`을 본다. 어느 쪽이 큰지에 따라 전송 문제와 적용 문제가 갈린다. `Average Apply Rate`도 함께 본다.</w:t>
       </w:r>
     </w:p>
     <w:p>
@@ -1571,7 +3745,7 @@
           <w:rFonts w:ascii="맑은 고딕" w:hAnsi="맑은 고딕" w:eastAsia="맑은 고딕"/>
           <w:sz w:val="21"/>
         </w:rPr>
-        <w:t>`V$MANAGED_STANDBY` — **적용이 돌고 있는가**를 알려 준다. MRP0 행의 존재가 답이다. 한계는 지연을 알려 주지 않는다는 것이다.</w:t>
+        <w:t>**2층 — V$ 뷰로 확인한다.** `V$ARCHIVE_DEST_STATUS`의 `STATUS`가 `VALID`이고 `ERROR`가 비었는지 본다. 비었다면 장애가 아니라 성능 문제다. `V$ARCHIVED_LOG`에서 같은 시퀀스의 로컬·원격 `COMPLETION_TIME` 차이를 본다. 실측 평상시 값이 **약 52초**였으므로 이보다 크게 벌어졌는지 비교한다. `V$MANAGED_STANDBY`에서 `RFS(LGWR)`와 `MRP0`의 `BLOCK#` 차이도 본다.</w:t>
       </w:r>
     </w:p>
     <w:p>
@@ -1580,7 +3754,7 @@
           <w:rFonts w:ascii="맑은 고딕" w:hAnsi="맑은 고딕" w:eastAsia="맑은 고딕"/>
           <w:sz w:val="21"/>
         </w:rPr>
-        <w:t>`V$DATAGUARD_STATS` — **지금 얼마나 뒤처졌는가**를 알려 준다. 한계는 그 값이 십수 초 전 정보라는 것이다(7장, `TIME_COMPUTED`와 `DATUM_TIME`이 12초 차이).</w:t>
+        <w:t>**3층 — 알림 로그.** `Checkpoint not complete`가 자주 나오는지 본다. 실측에서 이 메시지를 봤으며, 자주 나오면 온라인 리두의 크기나 수를 검토해야 한다. `Thread 1 advanced to log sequence`의 간격으로 로그 전환 빈도도 알 수 있다.</w:t>
       </w:r>
     </w:p>
     <w:p>
@@ -1589,7 +3763,7 @@
           <w:rFonts w:ascii="맑은 고딕" w:hAnsi="맑은 고딕" w:eastAsia="맑은 고딕"/>
           <w:sz w:val="21"/>
         </w:rPr>
-        <w:t>`V$STANDBY_EVENT_HISTOGRAM` — **그동안 안정적이었는가**를 알려 준다. 한계는 언제 문제가 있었는지 모른다는 것과, 기록 항목이 `apply lag` 하나뿐이라는 것이다.</w:t>
+        <w:t>**4층 — 트레이스를 켠다.** 여기까지 와서도 원인이 분명하지 않을 때다.</w:t>
       </w:r>
     </w:p>
     <w:p>
@@ -1598,7 +3772,48 @@
           <w:rFonts w:ascii="맑은 고딕" w:hAnsi="맑은 고딕" w:eastAsia="맑은 고딕"/>
           <w:sz w:val="21"/>
         </w:rPr>
-        <w:t>**조합 순서.**</w:t>
+        <w:t>**켜는 시점** — 재현 가능한 시간대를 먼저 파악한 뒤 켠다. 무작정 켜 두지 않는다.</w:t>
+      </w:r>
+    </w:p>
+    <w:tbl>
+      <w:tblPr>
+        <w:tblStyle w:val="TableGrid"/>
+        <w:tblW w:type="auto" w:w="0"/>
+        <w:tblLook w:firstColumn="1" w:firstRow="1" w:lastColumn="0" w:lastRow="0" w:noHBand="0" w:noVBand="1" w:val="04A0"/>
+      </w:tblPr>
+      <w:tblGrid>
+        <w:gridCol w:w="8640"/>
+      </w:tblGrid>
+      <w:tr>
+        <w:tc>
+          <w:tcPr>
+            <w:tcW w:type="dxa" w:w="8640"/>
+            <w:shd w:val="clear" w:color="auto" w:fill="1E1E1E"/>
+          </w:tcPr>
+          <w:p>
+            <w:pPr>
+              <w:spacing w:after="0" w:before="0"/>
+            </w:pPr>
+            <w:r>
+              <w:rPr>
+                <w:rFonts w:ascii="Consolas" w:hAnsi="Consolas" w:eastAsia="Consolas"/>
+                <w:color w:val="F2F2F2"/>
+                <w:sz w:val="19"/>
+              </w:rPr>
+              <w:t>SQL&gt; alter system set log_archive_trace=12;   -- 4 + 8</w:t>
+            </w:r>
+          </w:p>
+        </w:tc>
+      </w:tr>
+    </w:tbl>
+    <w:p/>
+    <w:p>
+      <w:r>
+        <w:rPr>
+          <w:rFonts w:ascii="맑은 고딕" w:hAnsi="맑은 고딕" w:eastAsia="맑은 고딕"/>
+          <w:sz w:val="21"/>
+        </w:rPr>
+        <w:t>**읽는 법** — 실시간 전송이므로 `chicago_tt*.trc`를 본다. 정상일 때는 `Acquiring LGWR NS Write latch` → `Successfully acquired` → `Freeing` → `Sleeping for 100 centi-second(s)`가 반복된다. **정상일 때의 모습을 알아 두는 것**이 이 파일을 쓰는 방법이며, 문제가 있으면 같은 자리에 재시도나 오류가 나타난다.</w:t>
       </w:r>
     </w:p>
     <w:p>
@@ -1607,7 +3822,7 @@
           <w:rFonts w:ascii="맑은 고딕" w:hAnsi="맑은 고딕" w:eastAsia="맑은 고딕"/>
           <w:sz w:val="21"/>
         </w:rPr>
-        <w:t>① `V$MANAGED_STANDBY`로 MRP0이 있는지 먼저 본다. **없으면 나머지는 무의미하다.** 적용이 멈추면 두 지연이 0으로 보이는 함정이 있기 때문이다(7장).</w:t>
+        <w:t>**끄는 절차** — ① `alter system set log_archive_trace=0;` ② `V$PARAMETER`로 0인지 확인 ③ 트레이스 파일 정리(`adrci`의 `purge`). `SCOPE=BOTH`로 저장되므로 ②를 반드시 한다.</w:t>
       </w:r>
     </w:p>
     <w:p>
@@ -1616,7 +3831,7 @@
           <w:rFonts w:ascii="맑은 고딕" w:hAnsi="맑은 고딕" w:eastAsia="맑은 고딕"/>
           <w:sz w:val="21"/>
         </w:rPr>
-        <w:t>② `V$DATAGUARD_STATS`로 현재 지연을 본다. 한 번이 아니라 몇 초 간격으로 두세 번 조회해 추세를 본다.</w:t>
+        <w:t>**하지 말 것** — `4095`로 전부 켜는 것. 수준 12만으로도 `tt04` 파일이 664KB였다.</w:t>
       </w:r>
     </w:p>
     <w:p>
@@ -1625,52 +3840,7 @@
           <w:rFonts w:ascii="맑은 고딕" w:hAnsi="맑은 고딕" w:eastAsia="맑은 고딕"/>
           <w:sz w:val="21"/>
         </w:rPr>
-        <w:t>③ `V$STANDBY_EVENT_HISTOGRAM`으로 과거를 본다. 지금 정상이어도 최근에 문제가 있었는지 판단할 수 있다.</w:t>
-      </w:r>
-    </w:p>
-    <w:p>
-      <w:r>
-        <w:rPr>
-          <w:rFonts w:ascii="맑은 고딕" w:hAnsi="맑은 고딕" w:eastAsia="맑은 고딕"/>
-          <w:sz w:val="21"/>
-        </w:rPr>
-        <w:t>세 뷰가 서로의 한계를 메운다. 하나만으로는 "적용이 도는데 뒤처져 있고 최근에도 그랬다" 같은 판단을 할 수 없다.</w:t>
-      </w:r>
-    </w:p>
-    <w:p>
-      <w:r>
-        <w:rPr>
-          <w:rFonts w:ascii="맑은 고딕" w:hAnsi="맑은 고딕" w:eastAsia="맑은 고딕"/>
-          <w:sz w:val="21"/>
-        </w:rPr>
-        <w:t>**MOUNTED 로 두면.** 세 뷰 모두 **그대로 조회된다.** `ORA-01219`의 메시지가 근거다 — "queries allowed on fixed tables or views only"이므로 고정 뷰는 살아 있다. 실측에서 닫은 상태의 boston 이 두 지연 모두 0을 돌려주었고 `MRP0`도 `APPLYING_LOG`였다. **막히는 것은 사용자 표 조회뿐이며 진단 능력은 그대로다.**</w:t>
-      </w:r>
-    </w:p>
-    <w:p>
-      <w:r>
-        <w:rPr>
-          <w:rFonts w:ascii="맑은 고딕" w:hAnsi="맑은 고딕" w:eastAsia="맑은 고딕"/>
-          <w:sz w:val="21"/>
-        </w:rPr>
-        <w:t>**Standby 에 접속할 수 없다면.** Primary 의 `V$ARCHIVE_DEST_STATUS` 한 뷰로 대신한다. `DATABASE_MODE`가 `OPEN_READ-ONLY`인지 `MOUNTED-STANDBY`인지, `RECOVERY_MODE`에 `WITH QUERY`가 붙는지가 상태를 알려 주고, `ARCHIVED_SEQ#`와 `APPLIED_SEQ#`의 차이가 밀린 양을 알려 준다(실측 11 대 10).</w:t>
-      </w:r>
-    </w:p>
-    <w:p>
-      <w:r>
-        <w:rPr>
-          <w:rFonts w:ascii="맑은 고딕" w:hAnsi="맑은 고딕" w:eastAsia="맑은 고딕"/>
-          <w:sz w:val="21"/>
-        </w:rPr>
-        <w:t>**주의 두 가지.** ① `V$DATAGUARD_STATS`는 **Primary에서 0행**이므로 Primary 쪽 감시에 넣으면 안 된다. ② `V$ARCHIVED_LOG`의 `max(sequence#)`는 `RESETLOGS` 이전 인큐네이션의 번호를 집는다(실측 94, 그때 현재 시퀀스는 12). `resetlogs_change#`로 걸러야 한다.</w:t>
-      </w:r>
-    </w:p>
-    <w:p>
-      <w:r>
-        <w:rPr>
-          <w:rFonts w:ascii="맑은 고딕" w:hAnsi="맑은 고딕" w:eastAsia="맑은 고딕"/>
-          <w:sz w:val="21"/>
-        </w:rPr>
-        <w:t>채점 포인트: ① 세 뷰의 역할과 한계 / ② MRP0을 먼저 보는 이유 / ③ MOUNTED 에서도 고정 뷰가 살아 있다는 점과 그 근거 / ④ Standby 에 못 붙을 때 `V$ARCHIVE_DEST_STATUS` 로 대신 / ⑤ Primary 의 0행과 인큐네이션 함정</w:t>
+        <w:t>채점 포인트: ① 층별 절차 / ② 52초라는 평상시 기준선 활용 / ③ `Checkpoint not complete`의 해석 / ④ 트레이스를 켜는 시점과 읽는 법 / ⑤ 끄는 절차 세 단계</w:t>
       </w:r>
     </w:p>
     <w:p>
@@ -1680,7 +3850,7 @@
           <w:b/>
           <w:sz w:val="21"/>
         </w:rPr>
-        <w:t>[추가-20] 정기 점검 항목 설계</w:t>
+        <w:t>[추가-20] 통합 운영 점검 체계</w:t>
       </w:r>
     </w:p>
     <w:p>
@@ -1698,25 +3868,7 @@
           <w:rFonts w:ascii="맑은 고딕" w:hAnsi="맑은 고딕" w:eastAsia="맑은 고딕"/>
           <w:sz w:val="21"/>
         </w:rPr>
-        <w:t>7장의 통합 점검 조회에 이 장의 항목을 더한다. Standby에서 실행한다.</w:t>
-      </w:r>
-    </w:p>
-    <w:p>
-      <w:r>
-        <w:rPr>
-          <w:rFonts w:ascii="맑은 고딕" w:hAnsi="맑은 고딕" w:eastAsia="맑은 고딕"/>
-          <w:sz w:val="21"/>
-        </w:rPr>
-        <w:t>`SELECT 'role/open', database_role||' / '||open_mode FROM v$database UNION ALL SELECT 'protection', protection_mode||' / '||protection_level FROM v$database UNION ALL SELECT 'recovery_mode', MAX(recovery_mode) FROM v$archive_dest_status WHERE dest_id=1 UNION ALL SELECT 'mrp', NVL(MAX(status||' seq='||sequence#),'*** NOT RUNNING ***') FROM v$managed_standby WHERE process='MRP0' UNION ALL SELECT name, value FROM v$dataguard_stats WHERE name LIKE '%lag' UNION ALL SELECT 'redirect_dml', value FROM v$parameter WHERE name='adg_redirect_dml' UNION ALL SELECT 'lagged samples %', TO_CHAR(ROUND(100*SUM(CASE WHEN time&gt;0 THEN count ELSE 0 END)/NULLIF(SUM(count),0),2)) FROM v$standby_event_histogram WHERE name='apply lag';`</w:t>
-      </w:r>
-    </w:p>
-    <w:p>
-      <w:r>
-        <w:rPr>
-          <w:rFonts w:ascii="맑은 고딕" w:hAnsi="맑은 고딕" w:eastAsia="맑은 고딕"/>
-          <w:sz w:val="21"/>
-        </w:rPr>
-        <w:t>**기대값.**</w:t>
+        <w:t>**수단과 층**</w:t>
       </w:r>
     </w:p>
     <w:tbl>
@@ -1726,13 +3878,16 @@
         <w:tblLook w:firstColumn="1" w:firstRow="1" w:lastColumn="0" w:lastRow="0" w:noHBand="0" w:noVBand="1" w:val="04A0"/>
       </w:tblPr>
       <w:tblGrid>
-        <w:gridCol w:w="4320"/>
-        <w:gridCol w:w="4320"/>
+        <w:gridCol w:w="1728"/>
+        <w:gridCol w:w="1728"/>
+        <w:gridCol w:w="1728"/>
+        <w:gridCol w:w="1728"/>
+        <w:gridCol w:w="1728"/>
       </w:tblGrid>
       <w:tr>
         <w:tc>
           <w:tcPr>
-            <w:tcW w:type="dxa" w:w="4320"/>
+            <w:tcW w:type="dxa" w:w="1728"/>
             <w:shd w:val="clear" w:color="auto" w:fill="D9E1F2"/>
           </w:tcPr>
           <w:p>
@@ -1742,13 +3897,13 @@
                 <w:b/>
                 <w:sz w:val="19"/>
               </w:rPr>
-              <w:t>항목</w:t>
+              <w:t>층</w:t>
             </w:r>
           </w:p>
         </w:tc>
         <w:tc>
           <w:tcPr>
-            <w:tcW w:type="dxa" w:w="4320"/>
+            <w:tcW w:type="dxa" w:w="1728"/>
             <w:shd w:val="clear" w:color="auto" w:fill="D9E1F2"/>
           </w:tcPr>
           <w:p>
@@ -1758,7 +3913,55 @@
                 <w:b/>
                 <w:sz w:val="19"/>
               </w:rPr>
-              <w:t>기대값</w:t>
+              <w:t>수단</w:t>
+            </w:r>
+          </w:p>
+        </w:tc>
+        <w:tc>
+          <w:tcPr>
+            <w:tcW w:type="dxa" w:w="1728"/>
+            <w:shd w:val="clear" w:color="auto" w:fill="D9E1F2"/>
+          </w:tcPr>
+          <w:p>
+            <w:r>
+              <w:rPr>
+                <w:rFonts w:ascii="맑은 고딕" w:hAnsi="맑은 고딕" w:eastAsia="맑은 고딕"/>
+                <w:b/>
+                <w:sz w:val="19"/>
+              </w:rPr>
+              <w:t>주기</w:t>
+            </w:r>
+          </w:p>
+        </w:tc>
+        <w:tc>
+          <w:tcPr>
+            <w:tcW w:type="dxa" w:w="1728"/>
+            <w:shd w:val="clear" w:color="auto" w:fill="D9E1F2"/>
+          </w:tcPr>
+          <w:p>
+            <w:r>
+              <w:rPr>
+                <w:rFonts w:ascii="맑은 고딕" w:hAnsi="맑은 고딕" w:eastAsia="맑은 고딕"/>
+                <w:b/>
+                <w:sz w:val="19"/>
+              </w:rPr>
+              <w:t>잡는 것</w:t>
+            </w:r>
+          </w:p>
+        </w:tc>
+        <w:tc>
+          <w:tcPr>
+            <w:tcW w:type="dxa" w:w="1728"/>
+            <w:shd w:val="clear" w:color="auto" w:fill="D9E1F2"/>
+          </w:tcPr>
+          <w:p>
+            <w:r>
+              <w:rPr>
+                <w:rFonts w:ascii="맑은 고딕" w:hAnsi="맑은 고딕" w:eastAsia="맑은 고딕"/>
+                <w:b/>
+                <w:sz w:val="19"/>
+              </w:rPr>
+              <w:t>담당</w:t>
             </w:r>
           </w:p>
         </w:tc>
@@ -1766,7 +3969,7 @@
       <w:tr>
         <w:tc>
           <w:tcPr>
-            <w:tcW w:type="dxa" w:w="4320"/>
+            <w:tcW w:type="dxa" w:w="1728"/>
           </w:tcPr>
           <w:p>
             <w:r>
@@ -1774,13 +3977,13 @@
                 <w:rFonts w:ascii="맑은 고딕" w:hAnsi="맑은 고딕" w:eastAsia="맑은 고딕"/>
                 <w:sz w:val="19"/>
               </w:rPr>
-              <w:t>`role/open`</w:t>
+              <w:t>1</w:t>
             </w:r>
           </w:p>
         </w:tc>
         <w:tc>
           <w:tcPr>
-            <w:tcW w:type="dxa" w:w="4320"/>
+            <w:tcW w:type="dxa" w:w="1728"/>
           </w:tcPr>
           <w:p>
             <w:r>
@@ -1788,7 +3991,49 @@
                 <w:rFonts w:ascii="맑은 고딕" w:hAnsi="맑은 고딕" w:eastAsia="맑은 고딕"/>
                 <w:sz w:val="19"/>
               </w:rPr>
-              <w:t>PHYSICAL STANDBY / READ ONLY WITH APPLY</w:t>
+              <w:t>점검 SQL(15장)</w:t>
+            </w:r>
+          </w:p>
+        </w:tc>
+        <w:tc>
+          <w:tcPr>
+            <w:tcW w:type="dxa" w:w="1728"/>
+          </w:tcPr>
+          <w:p>
+            <w:r>
+              <w:rPr>
+                <w:rFonts w:ascii="맑은 고딕" w:hAnsi="맑은 고딕" w:eastAsia="맑은 고딕"/>
+                <w:sz w:val="19"/>
+              </w:rPr>
+              <w:t>5분</w:t>
+            </w:r>
+          </w:p>
+        </w:tc>
+        <w:tc>
+          <w:tcPr>
+            <w:tcW w:type="dxa" w:w="1728"/>
+          </w:tcPr>
+          <w:p>
+            <w:r>
+              <w:rPr>
+                <w:rFonts w:ascii="맑은 고딕" w:hAnsi="맑은 고딕" w:eastAsia="맑은 고딕"/>
+                <w:sz w:val="19"/>
+              </w:rPr>
+              <w:t>흐름이 끊겼는가</w:t>
+            </w:r>
+          </w:p>
+        </w:tc>
+        <w:tc>
+          <w:tcPr>
+            <w:tcW w:type="dxa" w:w="1728"/>
+          </w:tcPr>
+          <w:p>
+            <w:r>
+              <w:rPr>
+                <w:rFonts w:ascii="맑은 고딕" w:hAnsi="맑은 고딕" w:eastAsia="맑은 고딕"/>
+                <w:sz w:val="19"/>
+              </w:rPr>
+              <w:t>자동</w:t>
             </w:r>
           </w:p>
         </w:tc>
@@ -1796,7 +4041,7 @@
       <w:tr>
         <w:tc>
           <w:tcPr>
-            <w:tcW w:type="dxa" w:w="4320"/>
+            <w:tcW w:type="dxa" w:w="1728"/>
           </w:tcPr>
           <w:p>
             <w:r>
@@ -1804,13 +4049,13 @@
                 <w:rFonts w:ascii="맑은 고딕" w:hAnsi="맑은 고딕" w:eastAsia="맑은 고딕"/>
                 <w:sz w:val="19"/>
               </w:rPr>
-              <w:t>`protection`</w:t>
+              <w:t>2</w:t>
             </w:r>
           </w:p>
         </w:tc>
         <w:tc>
           <w:tcPr>
-            <w:tcW w:type="dxa" w:w="4320"/>
+            <w:tcW w:type="dxa" w:w="1728"/>
           </w:tcPr>
           <w:p>
             <w:r>
@@ -1818,7 +4063,49 @@
                 <w:rFonts w:ascii="맑은 고딕" w:hAnsi="맑은 고딕" w:eastAsia="맑은 고딕"/>
                 <w:sz w:val="19"/>
               </w:rPr>
-              <w:t>두 값이 일치</w:t>
+              <w:t>`SHOW CONFIGURATION`</w:t>
+            </w:r>
+          </w:p>
+        </w:tc>
+        <w:tc>
+          <w:tcPr>
+            <w:tcW w:type="dxa" w:w="1728"/>
+          </w:tcPr>
+          <w:p>
+            <w:r>
+              <w:rPr>
+                <w:rFonts w:ascii="맑은 고딕" w:hAnsi="맑은 고딕" w:eastAsia="맑은 고딕"/>
+                <w:sz w:val="19"/>
+              </w:rPr>
+              <w:t>5분</w:t>
+            </w:r>
+          </w:p>
+        </w:tc>
+        <w:tc>
+          <w:tcPr>
+            <w:tcW w:type="dxa" w:w="1728"/>
+          </w:tcPr>
+          <w:p>
+            <w:r>
+              <w:rPr>
+                <w:rFonts w:ascii="맑은 고딕" w:hAnsi="맑은 고딕" w:eastAsia="맑은 고딕"/>
+                <w:sz w:val="19"/>
+              </w:rPr>
+              <w:t>설정과 다른 상태</w:t>
+            </w:r>
+          </w:p>
+        </w:tc>
+        <w:tc>
+          <w:tcPr>
+            <w:tcW w:type="dxa" w:w="1728"/>
+          </w:tcPr>
+          <w:p>
+            <w:r>
+              <w:rPr>
+                <w:rFonts w:ascii="맑은 고딕" w:hAnsi="맑은 고딕" w:eastAsia="맑은 고딕"/>
+                <w:sz w:val="19"/>
+              </w:rPr>
+              <w:t>자동</w:t>
             </w:r>
           </w:p>
         </w:tc>
@@ -1826,7 +4113,7 @@
       <w:tr>
         <w:tc>
           <w:tcPr>
-            <w:tcW w:type="dxa" w:w="4320"/>
+            <w:tcW w:type="dxa" w:w="1728"/>
           </w:tcPr>
           <w:p>
             <w:r>
@@ -1834,13 +4121,13 @@
                 <w:rFonts w:ascii="맑은 고딕" w:hAnsi="맑은 고딕" w:eastAsia="맑은 고딕"/>
                 <w:sz w:val="19"/>
               </w:rPr>
-              <w:t>`recovery_mode`</w:t>
+              <w:t>3</w:t>
             </w:r>
           </w:p>
         </w:tc>
         <w:tc>
           <w:tcPr>
-            <w:tcW w:type="dxa" w:w="4320"/>
+            <w:tcW w:type="dxa" w:w="1728"/>
           </w:tcPr>
           <w:p>
             <w:r>
@@ -1848,7 +4135,49 @@
                 <w:rFonts w:ascii="맑은 고딕" w:hAnsi="맑은 고딕" w:eastAsia="맑은 고딕"/>
                 <w:sz w:val="19"/>
               </w:rPr>
-              <w:t>MANAGED REAL TIME APPLY</w:t>
+              <w:t>`V$DATAGUARD_STATUS` (`ERROR_CODE&lt;&gt;0`, 1시간)</w:t>
+            </w:r>
+          </w:p>
+        </w:tc>
+        <w:tc>
+          <w:tcPr>
+            <w:tcW w:type="dxa" w:w="1728"/>
+          </w:tcPr>
+          <w:p>
+            <w:r>
+              <w:rPr>
+                <w:rFonts w:ascii="맑은 고딕" w:hAnsi="맑은 고딕" w:eastAsia="맑은 고딕"/>
+                <w:sz w:val="19"/>
+              </w:rPr>
+              <w:t>5분</w:t>
+            </w:r>
+          </w:p>
+        </w:tc>
+        <w:tc>
+          <w:tcPr>
+            <w:tcW w:type="dxa" w:w="1728"/>
+          </w:tcPr>
+          <w:p>
+            <w:r>
+              <w:rPr>
+                <w:rFonts w:ascii="맑은 고딕" w:hAnsi="맑은 고딕" w:eastAsia="맑은 고딕"/>
+                <w:sz w:val="19"/>
+              </w:rPr>
+              <w:t>최근 사건</w:t>
+            </w:r>
+          </w:p>
+        </w:tc>
+        <w:tc>
+          <w:tcPr>
+            <w:tcW w:type="dxa" w:w="1728"/>
+          </w:tcPr>
+          <w:p>
+            <w:r>
+              <w:rPr>
+                <w:rFonts w:ascii="맑은 고딕" w:hAnsi="맑은 고딕" w:eastAsia="맑은 고딕"/>
+                <w:sz w:val="19"/>
+              </w:rPr>
+              <w:t>자동</w:t>
             </w:r>
           </w:p>
         </w:tc>
@@ -1856,7 +4185,7 @@
       <w:tr>
         <w:tc>
           <w:tcPr>
-            <w:tcW w:type="dxa" w:w="4320"/>
+            <w:tcW w:type="dxa" w:w="1728"/>
           </w:tcPr>
           <w:p>
             <w:r>
@@ -1864,13 +4193,13 @@
                 <w:rFonts w:ascii="맑은 고딕" w:hAnsi="맑은 고딕" w:eastAsia="맑은 고딕"/>
                 <w:sz w:val="19"/>
               </w:rPr>
-              <w:t>`mrp`</w:t>
+              <w:t>4</w:t>
             </w:r>
           </w:p>
         </w:tc>
         <w:tc>
           <w:tcPr>
-            <w:tcW w:type="dxa" w:w="4320"/>
+            <w:tcW w:type="dxa" w:w="1728"/>
           </w:tcPr>
           <w:p>
             <w:r>
@@ -1878,7 +4207,49 @@
                 <w:rFonts w:ascii="맑은 고딕" w:hAnsi="맑은 고딕" w:eastAsia="맑은 고딕"/>
                 <w:sz w:val="19"/>
               </w:rPr>
-              <w:t>APPLYING_LOG 또는 WAIT_FOR_LOG</w:t>
+              <w:t>`VALIDATE DATABASE`</w:t>
+            </w:r>
+          </w:p>
+        </w:tc>
+        <w:tc>
+          <w:tcPr>
+            <w:tcW w:type="dxa" w:w="1728"/>
+          </w:tcPr>
+          <w:p>
+            <w:r>
+              <w:rPr>
+                <w:rFonts w:ascii="맑은 고딕" w:hAnsi="맑은 고딕" w:eastAsia="맑은 고딕"/>
+                <w:sz w:val="19"/>
+              </w:rPr>
+              <w:t>1일</w:t>
+            </w:r>
+          </w:p>
+        </w:tc>
+        <w:tc>
+          <w:tcPr>
+            <w:tcW w:type="dxa" w:w="1728"/>
+          </w:tcPr>
+          <w:p>
+            <w:r>
+              <w:rPr>
+                <w:rFonts w:ascii="맑은 고딕" w:hAnsi="맑은 고딕" w:eastAsia="맑은 고딕"/>
+                <w:sz w:val="19"/>
+              </w:rPr>
+              <w:t>**전환 가능 여부**</w:t>
+            </w:r>
+          </w:p>
+        </w:tc>
+        <w:tc>
+          <w:tcPr>
+            <w:tcW w:type="dxa" w:w="1728"/>
+          </w:tcPr>
+          <w:p>
+            <w:r>
+              <w:rPr>
+                <w:rFonts w:ascii="맑은 고딕" w:hAnsi="맑은 고딕" w:eastAsia="맑은 고딕"/>
+                <w:sz w:val="19"/>
+              </w:rPr>
+              <w:t>자동(부분)</w:t>
             </w:r>
           </w:p>
         </w:tc>
@@ -1886,7 +4257,7 @@
       <w:tr>
         <w:tc>
           <w:tcPr>
-            <w:tcW w:type="dxa" w:w="4320"/>
+            <w:tcW w:type="dxa" w:w="1728"/>
           </w:tcPr>
           <w:p>
             <w:r>
@@ -1894,13 +4265,13 @@
                 <w:rFonts w:ascii="맑은 고딕" w:hAnsi="맑은 고딕" w:eastAsia="맑은 고딕"/>
                 <w:sz w:val="19"/>
               </w:rPr>
-              <w:t>`transport lag` / `apply lag`</w:t>
+              <w:t>5</w:t>
             </w:r>
           </w:p>
         </w:tc>
         <w:tc>
           <w:tcPr>
-            <w:tcW w:type="dxa" w:w="4320"/>
+            <w:tcW w:type="dxa" w:w="1728"/>
           </w:tcPr>
           <w:p>
             <w:r>
@@ -1908,7 +4279,49 @@
                 <w:rFonts w:ascii="맑은 고딕" w:hAnsi="맑은 고딕" w:eastAsia="맑은 고딕"/>
                 <w:sz w:val="19"/>
               </w:rPr>
-              <w:t>+00 00:00:00 에 근접</w:t>
+              <w:t>알림 로그·트레이스</w:t>
+            </w:r>
+          </w:p>
+        </w:tc>
+        <w:tc>
+          <w:tcPr>
+            <w:tcW w:type="dxa" w:w="1728"/>
+          </w:tcPr>
+          <w:p>
+            <w:r>
+              <w:rPr>
+                <w:rFonts w:ascii="맑은 고딕" w:hAnsi="맑은 고딕" w:eastAsia="맑은 고딕"/>
+                <w:sz w:val="19"/>
+              </w:rPr>
+              <w:t>사건 발생 시</w:t>
+            </w:r>
+          </w:p>
+        </w:tc>
+        <w:tc>
+          <w:tcPr>
+            <w:tcW w:type="dxa" w:w="1728"/>
+          </w:tcPr>
+          <w:p>
+            <w:r>
+              <w:rPr>
+                <w:rFonts w:ascii="맑은 고딕" w:hAnsi="맑은 고딕" w:eastAsia="맑은 고딕"/>
+                <w:sz w:val="19"/>
+              </w:rPr>
+              <w:t>근본 원인</w:t>
+            </w:r>
+          </w:p>
+        </w:tc>
+        <w:tc>
+          <w:tcPr>
+            <w:tcW w:type="dxa" w:w="1728"/>
+          </w:tcPr>
+          <w:p>
+            <w:r>
+              <w:rPr>
+                <w:rFonts w:ascii="맑은 고딕" w:hAnsi="맑은 고딕" w:eastAsia="맑은 고딕"/>
+                <w:sz w:val="19"/>
+              </w:rPr>
+              <w:t>사람</w:t>
             </w:r>
           </w:p>
         </w:tc>
@@ -1916,7 +4329,7 @@
       <w:tr>
         <w:tc>
           <w:tcPr>
-            <w:tcW w:type="dxa" w:w="4320"/>
+            <w:tcW w:type="dxa" w:w="1728"/>
           </w:tcPr>
           <w:p>
             <w:r>
@@ -1924,13 +4337,13 @@
                 <w:rFonts w:ascii="맑은 고딕" w:hAnsi="맑은 고딕" w:eastAsia="맑은 고딕"/>
                 <w:sz w:val="19"/>
               </w:rPr>
-              <w:t>`redirect_dml`</w:t>
+              <w:t>6</w:t>
             </w:r>
           </w:p>
         </w:tc>
         <w:tc>
           <w:tcPr>
-            <w:tcW w:type="dxa" w:w="4320"/>
+            <w:tcW w:type="dxa" w:w="1728"/>
           </w:tcPr>
           <w:p>
             <w:r>
@@ -1938,15 +4351,13 @@
                 <w:rFonts w:ascii="맑은 고딕" w:hAnsi="맑은 고딕" w:eastAsia="맑은 고딕"/>
                 <w:sz w:val="19"/>
               </w:rPr>
-              <w:t>정책에 맞는 값 (기본 FALSE)</w:t>
+              <w:t>구성 `EXPORT` + `diff`</w:t>
             </w:r>
           </w:p>
         </w:tc>
-      </w:tr>
-      <w:tr>
         <w:tc>
           <w:tcPr>
-            <w:tcW w:type="dxa" w:w="4320"/>
+            <w:tcW w:type="dxa" w:w="1728"/>
           </w:tcPr>
           <w:p>
             <w:r>
@@ -1954,13 +4365,13 @@
                 <w:rFonts w:ascii="맑은 고딕" w:hAnsi="맑은 고딕" w:eastAsia="맑은 고딕"/>
                 <w:sz w:val="19"/>
               </w:rPr>
-              <w:t>`lagged samples %`</w:t>
+              <w:t>변경 시·주 1회</w:t>
             </w:r>
           </w:p>
         </w:tc>
         <w:tc>
           <w:tcPr>
-            <w:tcW w:type="dxa" w:w="4320"/>
+            <w:tcW w:type="dxa" w:w="1728"/>
           </w:tcPr>
           <w:p>
             <w:r>
@@ -1968,7 +4379,21 @@
                 <w:rFonts w:ascii="맑은 고딕" w:hAnsi="맑은 고딕" w:eastAsia="맑은 고딕"/>
                 <w:sz w:val="19"/>
               </w:rPr>
-              <w:t>낮을수록 좋다. 추세로 본다</w:t>
+              <w:t>무엇이 바뀌었나</w:t>
+            </w:r>
+          </w:p>
+        </w:tc>
+        <w:tc>
+          <w:tcPr>
+            <w:tcW w:type="dxa" w:w="1728"/>
+          </w:tcPr>
+          <w:p>
+            <w:r>
+              <w:rPr>
+                <w:rFonts w:ascii="맑은 고딕" w:hAnsi="맑은 고딕" w:eastAsia="맑은 고딕"/>
+                <w:sz w:val="19"/>
+              </w:rPr>
+              <w:t>사람</w:t>
             </w:r>
           </w:p>
         </w:tc>
@@ -1981,7 +4406,7 @@
           <w:rFonts w:ascii="맑은 고딕" w:hAnsi="맑은 고딕" w:eastAsia="맑은 고딕"/>
           <w:sz w:val="21"/>
         </w:rPr>
-        <w:t>**읽을 때의 주의.**</w:t>
+        <w:t>**1~3층 자동화** — 값이 숫자나 짧은 문자열이므로 판정 규칙을 적용하기 쉽다. 14장의 임계값(`ApplyLagThreshold` 등)과 15장의 점검 항목을 함께 쓴다.</w:t>
       </w:r>
     </w:p>
     <w:p>
@@ -1990,7 +4415,7 @@
           <w:rFonts w:ascii="맑은 고딕" w:hAnsi="맑은 고딕" w:eastAsia="맑은 고딕"/>
           <w:sz w:val="21"/>
         </w:rPr>
-        <w:t>`mrp`에 `NVL`을 쓴 이유는 MRP0이 없을 때 빈 칸으로 보여 놓치는 것을 막기 위해서다. `recovery_mode`는 목적지 `STATUS`가 `VALID`일 때만 의미가 있으므로 7장의 `dest status` 항목을 함께 두는 것이 좋다. `lagged samples %`는 **누적값이므로 두 시점의 차이**를 본다.</w:t>
+        <w:t>**4층의 타협안** — `VALIDATE`는 출력이 문장과 표라 파싱이 번거로워 자주 빠진다. **최소한 `Ready for Switchover` 한 줄만이라도 뽑는다.** `dgmgrl ... | grep 'Ready for Switchover'`로 충분하며, 이것만으로 14장에서 실측한 함정(전송이 꺼져 있는데 `SUCCESS`)을 잡을 수 있다.</w:t>
       </w:r>
     </w:p>
     <w:p>
@@ -1999,7 +4424,7 @@
           <w:rFonts w:ascii="맑은 고딕" w:hAnsi="맑은 고딕" w:eastAsia="맑은 고딕"/>
           <w:sz w:val="21"/>
         </w:rPr>
-        <w:t>여기에 Primary 쪽 점검(역할·목적지 상태)을 더하면 한 화면에서 구성 전체를 판단할 수 있다.</w:t>
+        <w:t>**6층의 근거** — 14장에서 구성 파일이 8,192에서 12,288바이트로 커졌다. 기본값에서 벗어난 설정이 누적된다는 뜻이며, 정기적으로 `EXPORT`해 XML을 `diff`로 비교하면 무엇이 언제 바뀌었는지 추적할 수 있다.</w:t>
       </w:r>
     </w:p>
     <w:p>
@@ -2008,7 +4433,43 @@
           <w:rFonts w:ascii="맑은 고딕" w:hAnsi="맑은 고딕" w:eastAsia="맑은 고딕"/>
           <w:sz w:val="21"/>
         </w:rPr>
-        <w:t>채점 포인트: ① 7장 조회 확장 / ② 항목별 기대값 / ③ NVL의 이유 / ④ recovery_mode와 STATUS의 관계 / ⑤ 누적값 주의와 Primary 쪽 점검</w:t>
+        <w:t>**판정과 대응** — 15장의 네 단계(정상·주의·경고·심각)를 그대로 쓴다. `심각`은 즉시 호출, `경고`는 근무 시간, `주의`는 추세 기록.</w:t>
+      </w:r>
+    </w:p>
+    <w:p>
+      <w:r>
+        <w:rPr>
+          <w:rFonts w:ascii="맑은 고딕" w:hAnsi="맑은 고딕" w:eastAsia="맑은 고딕"/>
+          <w:sz w:val="21"/>
+        </w:rPr>
+        <w:t>**기록의 설계** — 매 점검의 값을 남긴다. `apply finish time`의 30일 최댓값을 알면 RTO를 "지난 30일 최댓값 기준 N초"로 말할 수 있고, `TopWaitEvents`의 평소 순서를 알면 이상을 알아볼 수 있으며, 로컬·원격 `COMPLETION_TIME` 차이(실측 52초)의 기준선도 생긴다. **점검의 목적은 이상을 잡는 것만이 아니라 정상을 아는 것이다.**</w:t>
+      </w:r>
+    </w:p>
+    <w:p>
+      <w:r>
+        <w:rPr>
+          <w:rFonts w:ascii="맑은 고딕" w:hAnsi="맑은 고딕" w:eastAsia="맑은 고딕"/>
+          <w:sz w:val="21"/>
+        </w:rPr>
+        <w:t>**가장 흔한 실패** — 4층을 빠뜨리는 것이다. 1~3층만 갖춘 조직은 평소 초록불만 보다가 정작 장애가 나서 전환하려 할 때 처음으로 안 되는 것을 발견한다.</w:t>
+      </w:r>
+    </w:p>
+    <w:p>
+      <w:r>
+        <w:rPr>
+          <w:rFonts w:ascii="맑은 고딕" w:hAnsi="맑은 고딕" w:eastAsia="맑은 고딕"/>
+          <w:sz w:val="21"/>
+        </w:rPr>
+        <w:t>**권한과 계정** — 점검 계정은 개별 `V_$` 뷰 권한으로 충분하다. SYSDBA 상시 접속은 위험하며, DGMGRL 접속도 전용 계정과 최소 권한을 쓴다.</w:t>
+      </w:r>
+    </w:p>
+    <w:p>
+      <w:r>
+        <w:rPr>
+          <w:rFonts w:ascii="맑은 고딕" w:hAnsi="맑은 고딕" w:eastAsia="맑은 고딕"/>
+          <w:sz w:val="21"/>
+        </w:rPr>
+        <w:t>채점 포인트: ① 수단을 층·주기·담당으로 정리 / ② 자동화 가능 여부 구분 / ③ 4층 타협안 제시 / ④ 기록과 기준선의 가치 / ⑤ 4층 누락이 가장 흔한 실패라는 결론</w:t>
       </w:r>
     </w:p>
     <w:sectPr>
